--- a/4.质量管理/2.运行记录类文件/JXTX-04-15-运维服务质量管理管理评审计划.docx
+++ b/4.质量管理/2.运行记录类文件/JXTX-04-15-运维服务质量管理管理评审计划.docx
@@ -132,7 +132,67 @@
           <w:rFonts w:hint="eastAsia"/>
           <w:lang w:val="en-US" w:eastAsia="zh-CN"/>
         </w:rPr>
-        <w:t>江西通信产业服务有限公司</w:t>
+        <w:t>江西通信产</w:t>
+      </w:r>
+      <w:bookmarkStart w:id="3" w:name="_GoBack"/>
+      <w:r>
+        <w:drawing>
+          <wp:anchor distT="0" distB="0" distL="114300" distR="114300" simplePos="0" relativeHeight="251661312" behindDoc="1" locked="0" layoutInCell="1" allowOverlap="1">
+            <wp:simplePos x="0" y="0"/>
+            <wp:positionH relativeFrom="column">
+              <wp:posOffset>-19050</wp:posOffset>
+            </wp:positionH>
+            <wp:positionV relativeFrom="paragraph">
+              <wp:posOffset>-22225</wp:posOffset>
+            </wp:positionV>
+            <wp:extent cx="5304790" cy="8893810"/>
+            <wp:effectExtent l="0" t="0" r="13970" b="6350"/>
+            <wp:wrapNone/>
+            <wp:docPr id="1" name="图片 1"/>
+            <wp:cNvGraphicFramePr>
+              <a:graphicFrameLocks xmlns:a="http://schemas.openxmlformats.org/drawingml/2006/main" noChangeAspect="1"/>
+            </wp:cNvGraphicFramePr>
+            <a:graphic xmlns:a="http://schemas.openxmlformats.org/drawingml/2006/main">
+              <a:graphicData uri="http://schemas.openxmlformats.org/drawingml/2006/picture">
+                <pic:pic xmlns:pic="http://schemas.openxmlformats.org/drawingml/2006/picture">
+                  <pic:nvPicPr>
+                    <pic:cNvPr id="1" name="图片 1"/>
+                    <pic:cNvPicPr>
+                      <a:picLocks noChangeAspect="1"/>
+                    </pic:cNvPicPr>
+                  </pic:nvPicPr>
+                  <pic:blipFill>
+                    <a:blip r:embed="rId9"/>
+                    <a:stretch>
+                      <a:fillRect/>
+                    </a:stretch>
+                  </pic:blipFill>
+                  <pic:spPr>
+                    <a:xfrm>
+                      <a:off x="0" y="0"/>
+                      <a:ext cx="5304790" cy="8893810"/>
+                    </a:xfrm>
+                    <a:prstGeom prst="rect">
+                      <a:avLst/>
+                    </a:prstGeom>
+                    <a:noFill/>
+                    <a:ln>
+                      <a:noFill/>
+                    </a:ln>
+                  </pic:spPr>
+                </pic:pic>
+              </a:graphicData>
+            </a:graphic>
+          </wp:anchor>
+        </w:drawing>
+      </w:r>
+      <w:bookmarkEnd w:id="3"/>
+      <w:r>
+        <w:rPr>
+          <w:rFonts w:hint="eastAsia"/>
+          <w:lang w:val="en-US" w:eastAsia="zh-CN"/>
+        </w:rPr>
+        <w:t>业服务有限公司</w:t>
       </w:r>
       <w:bookmarkEnd w:id="0"/>
     </w:p>
@@ -1177,8 +1237,6 @@
               </w:rPr>
               <w:t>13</w:t>
             </w:r>
-            <w:bookmarkStart w:id="3" w:name="_GoBack"/>
-            <w:bookmarkEnd w:id="3"/>
           </w:p>
         </w:tc>
         <w:tc>

--- a/4.质量管理/2.运行记录类文件/JXTX-04-15-运维服务质量管理管理评审计划.docx
+++ b/4.质量管理/2.运行记录类文件/JXTX-04-15-运维服务质量管理管理评审计划.docx
@@ -21,7 +21,7 @@
         <w:spacing w:before="3120" w:beforeLines="1000"/>
         <w:textAlignment w:val="baseline"/>
       </w:pPr>
-      <w:bookmarkStart w:id="0" w:name="_Toc32352"/>
+      <w:bookmarkStart w:id="0" w:name="_Toc7312"/>
       <w:r>
         <w:drawing>
           <wp:anchor distT="0" distB="0" distL="114300" distR="114300" simplePos="0" relativeHeight="251660288" behindDoc="1" locked="0" layoutInCell="1" allowOverlap="1">
@@ -134,7 +134,6 @@
         </w:rPr>
         <w:t>江西通信产</w:t>
       </w:r>
-      <w:bookmarkStart w:id="3" w:name="_GoBack"/>
       <w:r>
         <w:drawing>
           <wp:anchor distT="0" distB="0" distL="114300" distR="114300" simplePos="0" relativeHeight="251661312" behindDoc="1" locked="0" layoutInCell="1" allowOverlap="1">
@@ -186,7 +185,6 @@
           </wp:anchor>
         </w:drawing>
       </w:r>
-      <w:bookmarkEnd w:id="3"/>
       <w:r>
         <w:rPr>
           <w:rFonts w:hint="eastAsia"/>
@@ -219,7 +217,7 @@
           <w:lang w:val="en-US" w:eastAsia="zh-CN"/>
         </w:rPr>
       </w:pPr>
-      <w:bookmarkStart w:id="1" w:name="_Toc31259"/>
+      <w:bookmarkStart w:id="1" w:name="_Toc15794"/>
       <w:r>
         <w:rPr>
           <w:rFonts w:hint="eastAsia"/>
@@ -2109,7 +2107,7 @@
               <w:rFonts w:hint="eastAsia" w:ascii="宋体" w:hAnsi="宋体" w:eastAsia="宋体" w:cs="宋体"/>
               <w:szCs w:val="24"/>
             </w:rPr>
-            <w:instrText xml:space="preserve"> HYPERLINK \l _Toc32352 </w:instrText>
+            <w:instrText xml:space="preserve"> HYPERLINK \l _Toc7312 </w:instrText>
           </w:r>
           <w:r>
             <w:rPr>
@@ -2132,7 +2130,7 @@
             <w:fldChar w:fldCharType="begin"/>
           </w:r>
           <w:r>
-            <w:instrText xml:space="preserve"> PAGEREF _Toc32352 \h </w:instrText>
+            <w:instrText xml:space="preserve"> PAGEREF _Toc7312 \h </w:instrText>
           </w:r>
           <w:r>
             <w:fldChar w:fldCharType="separate"/>
@@ -2170,7 +2168,7 @@
               <w:rFonts w:hint="eastAsia" w:ascii="宋体" w:hAnsi="宋体" w:eastAsia="宋体" w:cs="宋体"/>
               <w:szCs w:val="24"/>
             </w:rPr>
-            <w:instrText xml:space="preserve"> HYPERLINK \l _Toc31259 </w:instrText>
+            <w:instrText xml:space="preserve"> HYPERLINK \l _Toc15794 </w:instrText>
           </w:r>
           <w:r>
             <w:rPr>
@@ -2193,7 +2191,7 @@
             <w:fldChar w:fldCharType="begin"/>
           </w:r>
           <w:r>
-            <w:instrText xml:space="preserve"> PAGEREF _Toc31259 \h </w:instrText>
+            <w:instrText xml:space="preserve"> PAGEREF _Toc15794 \h </w:instrText>
           </w:r>
           <w:r>
             <w:fldChar w:fldCharType="separate"/>
@@ -2231,7 +2229,7 @@
               <w:rFonts w:hint="eastAsia" w:ascii="宋体" w:hAnsi="宋体" w:eastAsia="宋体" w:cs="宋体"/>
               <w:szCs w:val="24"/>
             </w:rPr>
-            <w:instrText xml:space="preserve"> HYPERLINK \l _Toc19193 </w:instrText>
+            <w:instrText xml:space="preserve"> HYPERLINK \l _Toc25868 </w:instrText>
           </w:r>
           <w:r>
             <w:rPr>
@@ -2275,7 +2273,251 @@
             <w:fldChar w:fldCharType="begin"/>
           </w:r>
           <w:r>
-            <w:instrText xml:space="preserve"> PAGEREF _Toc19193 \h </w:instrText>
+            <w:instrText xml:space="preserve"> PAGEREF _Toc25868 \h </w:instrText>
+          </w:r>
+          <w:r>
+            <w:fldChar w:fldCharType="separate"/>
+          </w:r>
+          <w:r>
+            <w:t>4</w:t>
+          </w:r>
+          <w:r>
+            <w:fldChar w:fldCharType="end"/>
+          </w:r>
+          <w:r>
+            <w:rPr>
+              <w:rFonts w:hint="eastAsia" w:ascii="宋体" w:hAnsi="宋体" w:eastAsia="宋体" w:cs="宋体"/>
+              <w:szCs w:val="24"/>
+            </w:rPr>
+            <w:fldChar w:fldCharType="end"/>
+          </w:r>
+        </w:p>
+        <w:p>
+          <w:pPr>
+            <w:pStyle w:val="16"/>
+            <w:tabs>
+              <w:tab w:val="right" w:leader="dot" w:pos="8306"/>
+            </w:tabs>
+          </w:pPr>
+          <w:r>
+            <w:rPr>
+              <w:rFonts w:hint="eastAsia" w:ascii="宋体" w:hAnsi="宋体" w:eastAsia="宋体" w:cs="宋体"/>
+              <w:szCs w:val="24"/>
+            </w:rPr>
+            <w:fldChar w:fldCharType="begin"/>
+          </w:r>
+          <w:r>
+            <w:rPr>
+              <w:rFonts w:hint="eastAsia" w:ascii="宋体" w:hAnsi="宋体" w:eastAsia="宋体" w:cs="宋体"/>
+              <w:szCs w:val="24"/>
+            </w:rPr>
+            <w:instrText xml:space="preserve"> HYPERLINK \l _Toc21486 </w:instrText>
+          </w:r>
+          <w:r>
+            <w:rPr>
+              <w:rFonts w:hint="eastAsia" w:ascii="宋体" w:hAnsi="宋体" w:eastAsia="宋体" w:cs="宋体"/>
+              <w:szCs w:val="24"/>
+            </w:rPr>
+            <w:fldChar w:fldCharType="separate"/>
+          </w:r>
+          <w:r>
+            <w:rPr>
+              <w:rFonts w:hint="default"/>
+              <w:lang w:val="en-US" w:eastAsia="zh-CN"/>
+            </w:rPr>
+            <w:t>1. 评审计划概述</w:t>
+          </w:r>
+          <w:r>
+            <w:tab/>
+          </w:r>
+          <w:r>
+            <w:fldChar w:fldCharType="begin"/>
+          </w:r>
+          <w:r>
+            <w:instrText xml:space="preserve"> PAGEREF _Toc21486 \h </w:instrText>
+          </w:r>
+          <w:r>
+            <w:fldChar w:fldCharType="separate"/>
+          </w:r>
+          <w:r>
+            <w:t>4</w:t>
+          </w:r>
+          <w:r>
+            <w:fldChar w:fldCharType="end"/>
+          </w:r>
+          <w:r>
+            <w:rPr>
+              <w:rFonts w:hint="eastAsia" w:ascii="宋体" w:hAnsi="宋体" w:eastAsia="宋体" w:cs="宋体"/>
+              <w:szCs w:val="24"/>
+            </w:rPr>
+            <w:fldChar w:fldCharType="end"/>
+          </w:r>
+        </w:p>
+        <w:p>
+          <w:pPr>
+            <w:pStyle w:val="16"/>
+            <w:tabs>
+              <w:tab w:val="right" w:leader="dot" w:pos="8306"/>
+            </w:tabs>
+          </w:pPr>
+          <w:r>
+            <w:rPr>
+              <w:rFonts w:hint="eastAsia" w:ascii="宋体" w:hAnsi="宋体" w:eastAsia="宋体" w:cs="宋体"/>
+              <w:szCs w:val="24"/>
+            </w:rPr>
+            <w:fldChar w:fldCharType="begin"/>
+          </w:r>
+          <w:r>
+            <w:rPr>
+              <w:rFonts w:hint="eastAsia" w:ascii="宋体" w:hAnsi="宋体" w:eastAsia="宋体" w:cs="宋体"/>
+              <w:szCs w:val="24"/>
+            </w:rPr>
+            <w:instrText xml:space="preserve"> HYPERLINK \l _Toc2276 </w:instrText>
+          </w:r>
+          <w:r>
+            <w:rPr>
+              <w:rFonts w:hint="eastAsia" w:ascii="宋体" w:hAnsi="宋体" w:eastAsia="宋体" w:cs="宋体"/>
+              <w:szCs w:val="24"/>
+            </w:rPr>
+            <w:fldChar w:fldCharType="separate"/>
+          </w:r>
+          <w:r>
+            <w:rPr>
+              <w:rFonts w:hint="default"/>
+              <w:lang w:val="en-US" w:eastAsia="zh-CN"/>
+            </w:rPr>
+            <w:t>2. 评审安排</w:t>
+          </w:r>
+          <w:r>
+            <w:tab/>
+          </w:r>
+          <w:r>
+            <w:fldChar w:fldCharType="begin"/>
+          </w:r>
+          <w:r>
+            <w:instrText xml:space="preserve"> PAGEREF _Toc2276 \h </w:instrText>
+          </w:r>
+          <w:r>
+            <w:fldChar w:fldCharType="separate"/>
+          </w:r>
+          <w:r>
+            <w:t>4</w:t>
+          </w:r>
+          <w:r>
+            <w:fldChar w:fldCharType="end"/>
+          </w:r>
+          <w:r>
+            <w:rPr>
+              <w:rFonts w:hint="eastAsia" w:ascii="宋体" w:hAnsi="宋体" w:eastAsia="宋体" w:cs="宋体"/>
+              <w:szCs w:val="24"/>
+            </w:rPr>
+            <w:fldChar w:fldCharType="end"/>
+          </w:r>
+        </w:p>
+        <w:p>
+          <w:pPr>
+            <w:pStyle w:val="16"/>
+            <w:tabs>
+              <w:tab w:val="right" w:leader="dot" w:pos="8306"/>
+            </w:tabs>
+          </w:pPr>
+          <w:r>
+            <w:rPr>
+              <w:rFonts w:hint="eastAsia" w:ascii="宋体" w:hAnsi="宋体" w:eastAsia="宋体" w:cs="宋体"/>
+              <w:szCs w:val="24"/>
+            </w:rPr>
+            <w:fldChar w:fldCharType="begin"/>
+          </w:r>
+          <w:r>
+            <w:rPr>
+              <w:rFonts w:hint="eastAsia" w:ascii="宋体" w:hAnsi="宋体" w:eastAsia="宋体" w:cs="宋体"/>
+              <w:szCs w:val="24"/>
+            </w:rPr>
+            <w:instrText xml:space="preserve"> HYPERLINK \l _Toc5087 </w:instrText>
+          </w:r>
+          <w:r>
+            <w:rPr>
+              <w:rFonts w:hint="eastAsia" w:ascii="宋体" w:hAnsi="宋体" w:eastAsia="宋体" w:cs="宋体"/>
+              <w:szCs w:val="24"/>
+            </w:rPr>
+            <w:fldChar w:fldCharType="separate"/>
+          </w:r>
+          <w:r>
+            <w:rPr>
+              <w:rFonts w:hint="default"/>
+              <w:lang w:val="en-US" w:eastAsia="zh-CN"/>
+            </w:rPr>
+            <w:t>3. 评审主要内容</w:t>
+          </w:r>
+          <w:r>
+            <w:tab/>
+          </w:r>
+          <w:r>
+            <w:fldChar w:fldCharType="begin"/>
+          </w:r>
+          <w:r>
+            <w:instrText xml:space="preserve"> PAGEREF _Toc5087 \h </w:instrText>
+          </w:r>
+          <w:r>
+            <w:fldChar w:fldCharType="separate"/>
+          </w:r>
+          <w:r>
+            <w:t>4</w:t>
+          </w:r>
+          <w:r>
+            <w:fldChar w:fldCharType="end"/>
+          </w:r>
+          <w:r>
+            <w:rPr>
+              <w:rFonts w:hint="eastAsia" w:ascii="宋体" w:hAnsi="宋体" w:eastAsia="宋体" w:cs="宋体"/>
+              <w:szCs w:val="24"/>
+            </w:rPr>
+            <w:fldChar w:fldCharType="end"/>
+          </w:r>
+        </w:p>
+        <w:p>
+          <w:pPr>
+            <w:pStyle w:val="16"/>
+            <w:tabs>
+              <w:tab w:val="right" w:leader="dot" w:pos="8306"/>
+            </w:tabs>
+          </w:pPr>
+          <w:r>
+            <w:rPr>
+              <w:rFonts w:hint="eastAsia" w:ascii="宋体" w:hAnsi="宋体" w:eastAsia="宋体" w:cs="宋体"/>
+              <w:szCs w:val="24"/>
+            </w:rPr>
+            <w:fldChar w:fldCharType="begin"/>
+          </w:r>
+          <w:r>
+            <w:rPr>
+              <w:rFonts w:hint="eastAsia" w:ascii="宋体" w:hAnsi="宋体" w:eastAsia="宋体" w:cs="宋体"/>
+              <w:szCs w:val="24"/>
+            </w:rPr>
+            <w:instrText xml:space="preserve"> HYPERLINK \l _Toc10571 </w:instrText>
+          </w:r>
+          <w:r>
+            <w:rPr>
+              <w:rFonts w:hint="eastAsia" w:ascii="宋体" w:hAnsi="宋体" w:eastAsia="宋体" w:cs="宋体"/>
+              <w:szCs w:val="24"/>
+            </w:rPr>
+            <w:fldChar w:fldCharType="separate"/>
+          </w:r>
+          <w:r>
+            <w:rPr>
+              <w:rFonts w:hint="default"/>
+              <w:lang w:val="en-US" w:eastAsia="zh-CN"/>
+            </w:rPr>
+            <w:t>4. 评审材料准备要求</w:t>
+          </w:r>
+          <w:r>
+            <w:tab/>
+          </w:r>
+          <w:r>
+            <w:fldChar w:fldCharType="begin"/>
+          </w:r>
+          <w:r>
+            <w:instrText xml:space="preserve"> PAGEREF _Toc10571 \h </w:instrText>
           </w:r>
           <w:r>
             <w:fldChar w:fldCharType="separate"/>
@@ -2369,996 +2611,60 @@
     </w:p>
     <w:p>
       <w:pPr>
-        <w:spacing w:before="97" w:line="220" w:lineRule="auto"/>
-        <w:ind w:left="2854"/>
-        <w:outlineLvl w:val="0"/>
-        <w:rPr>
-          <w:rFonts w:ascii="宋体" w:hAnsi="宋体" w:eastAsia="宋体" w:cs="宋体"/>
-          <w:sz w:val="30"/>
-          <w:szCs w:val="30"/>
+        <w:pStyle w:val="28"/>
+        <w:bidi w:val="0"/>
+        <w:rPr>
+          <w:rFonts w:hint="default"/>
+          <w:lang w:val="en-US" w:eastAsia="zh-CN"/>
         </w:rPr>
       </w:pPr>
-      <w:bookmarkStart w:id="2" w:name="_Toc19193"/>
+      <w:bookmarkStart w:id="2" w:name="_Toc21486"/>
+      <w:bookmarkStart w:id="6" w:name="_GoBack"/>
+      <w:bookmarkEnd w:id="6"/>
       <w:r>
         <w:rPr>
-          <w:rFonts w:ascii="宋体" w:hAnsi="宋体" w:eastAsia="宋体" w:cs="宋体"/>
-          <w:b/>
-          <w:bCs/>
-          <w:spacing w:val="-4"/>
-          <w:sz w:val="30"/>
-          <w:szCs w:val="30"/>
-        </w:rPr>
-        <w:t>202</w:t>
-      </w:r>
-      <w:r>
-        <w:rPr>
-          <w:rFonts w:hint="eastAsia" w:ascii="宋体" w:hAnsi="宋体" w:eastAsia="宋体" w:cs="宋体"/>
-          <w:b/>
-          <w:bCs/>
-          <w:spacing w:val="-4"/>
-          <w:sz w:val="30"/>
-          <w:szCs w:val="30"/>
-          <w:lang w:val="en-US" w:eastAsia="zh-CN"/>
-        </w:rPr>
-        <w:t>5</w:t>
-      </w:r>
-      <w:r>
-        <w:rPr>
-          <w:rFonts w:ascii="宋体" w:hAnsi="宋体" w:eastAsia="宋体" w:cs="宋体"/>
-          <w:b/>
-          <w:bCs/>
-          <w:spacing w:val="-4"/>
-          <w:sz w:val="30"/>
-          <w:szCs w:val="30"/>
-        </w:rPr>
-        <w:t>年度运维服务管理评审计划</w:t>
+          <w:rFonts w:hint="default"/>
+          <w:lang w:val="en-US" w:eastAsia="zh-CN"/>
+        </w:rPr>
+        <w:t>评审计划概述</w:t>
       </w:r>
       <w:bookmarkEnd w:id="2"/>
     </w:p>
     <w:p>
       <w:pPr>
-        <w:spacing w:line="102" w:lineRule="exact"/>
+        <w:pStyle w:val="29"/>
+        <w:rPr>
+          <w:rFonts w:hint="default"/>
+          <w:lang w:val="en-US" w:eastAsia="zh-CN"/>
+        </w:rPr>
       </w:pPr>
+      <w:r>
+        <w:rPr>
+          <w:rFonts w:hint="default"/>
+          <w:lang w:val="en-US" w:eastAsia="zh-CN"/>
+        </w:rPr>
+        <w:t>本次管理评审旨在对公司运维服务管理体系在能力成熟度三级运行阶段的整体表现进行系统性评估。通过审查体系在适宜性、协调性、充分性及有效性等方面的实际表现，识别改进机会，推动体系持续优化，确保公司运维服务目标与战略方向保持一致，并切实满足法律法规及客户的相关要求。</w:t>
+      </w:r>
     </w:p>
-    <w:tbl>
-      <w:tblPr>
-        <w:tblStyle w:val="39"/>
-        <w:tblW w:w="8593" w:type="dxa"/>
-        <w:tblInd w:w="5" w:type="dxa"/>
-        <w:tblBorders>
-          <w:top w:val="single" w:color="000000" w:sz="4" w:space="0"/>
-          <w:left w:val="single" w:color="000000" w:sz="4" w:space="0"/>
-          <w:bottom w:val="single" w:color="000000" w:sz="4" w:space="0"/>
-          <w:right w:val="single" w:color="000000" w:sz="4" w:space="0"/>
-          <w:insideH w:val="single" w:color="000000" w:sz="4" w:space="0"/>
-          <w:insideV w:val="single" w:color="000000" w:sz="4" w:space="0"/>
-        </w:tblBorders>
-        <w:tblLayout w:type="fixed"/>
-        <w:tblCellMar>
-          <w:top w:w="0" w:type="dxa"/>
-          <w:left w:w="0" w:type="dxa"/>
-          <w:bottom w:w="0" w:type="dxa"/>
-          <w:right w:w="0" w:type="dxa"/>
-        </w:tblCellMar>
-      </w:tblPr>
-      <w:tblGrid>
-        <w:gridCol w:w="1529"/>
-        <w:gridCol w:w="2124"/>
-        <w:gridCol w:w="1273"/>
-        <w:gridCol w:w="3667"/>
-      </w:tblGrid>
-      <w:tr>
-        <w:tblPrEx>
-          <w:tblBorders>
-            <w:top w:val="single" w:color="000000" w:sz="4" w:space="0"/>
-            <w:left w:val="single" w:color="000000" w:sz="4" w:space="0"/>
-            <w:bottom w:val="single" w:color="000000" w:sz="4" w:space="0"/>
-            <w:right w:val="single" w:color="000000" w:sz="4" w:space="0"/>
-            <w:insideH w:val="single" w:color="000000" w:sz="4" w:space="0"/>
-            <w:insideV w:val="single" w:color="000000" w:sz="4" w:space="0"/>
-          </w:tblBorders>
-          <w:tblCellMar>
-            <w:top w:w="0" w:type="dxa"/>
-            <w:left w:w="0" w:type="dxa"/>
-            <w:bottom w:w="0" w:type="dxa"/>
-            <w:right w:w="0" w:type="dxa"/>
-          </w:tblCellMar>
-        </w:tblPrEx>
-        <w:trPr>
-          <w:trHeight w:val="1408" w:hRule="atLeast"/>
-        </w:trPr>
-        <w:tc>
-          <w:tcPr>
-            <w:tcW w:w="1529" w:type="dxa"/>
-          </w:tcPr>
-          <w:p>
-            <w:pPr>
-              <w:spacing w:line="251" w:lineRule="auto"/>
-              <w:rPr>
-                <w:rFonts w:ascii="Arial"/>
-                <w:sz w:val="21"/>
-              </w:rPr>
-            </w:pPr>
-          </w:p>
-          <w:p>
-            <w:pPr>
-              <w:spacing w:line="252" w:lineRule="auto"/>
-              <w:rPr>
-                <w:rFonts w:ascii="Arial"/>
-                <w:sz w:val="21"/>
-              </w:rPr>
-            </w:pPr>
-          </w:p>
-          <w:p>
-            <w:pPr>
-              <w:pStyle w:val="27"/>
-              <w:spacing w:before="78" w:line="220" w:lineRule="auto"/>
-              <w:ind w:left="284"/>
-            </w:pPr>
-            <w:r>
-              <w:rPr>
-                <w:b/>
-                <w:bCs/>
-                <w:spacing w:val="-4"/>
-              </w:rPr>
-              <w:t>评审目的</w:t>
-            </w:r>
-          </w:p>
-        </w:tc>
-        <w:tc>
-          <w:tcPr>
-            <w:tcW w:w="7064" w:type="dxa"/>
-            <w:gridSpan w:val="3"/>
-          </w:tcPr>
-          <w:p>
-            <w:pPr>
-              <w:pStyle w:val="27"/>
-              <w:spacing w:before="114" w:line="329" w:lineRule="auto"/>
-              <w:ind w:left="109" w:hanging="1"/>
-              <w:jc w:val="both"/>
-            </w:pPr>
-            <w:r>
-              <w:rPr>
-                <w:spacing w:val="-6"/>
-                <w:sz w:val="24"/>
-                <w:szCs w:val="24"/>
-              </w:rPr>
-              <w:t>评价公司实施运维服务管理体系能力成熟度</w:t>
-            </w:r>
-            <w:r>
-              <w:rPr>
-                <w:rFonts w:hint="eastAsia"/>
-                <w:spacing w:val="-6"/>
-                <w:sz w:val="24"/>
-                <w:szCs w:val="24"/>
-                <w:lang w:val="en-US" w:eastAsia="zh-CN"/>
-              </w:rPr>
-              <w:t>三</w:t>
-            </w:r>
-            <w:r>
-              <w:rPr>
-                <w:spacing w:val="-6"/>
-                <w:sz w:val="24"/>
-                <w:szCs w:val="24"/>
-              </w:rPr>
-              <w:t>级后,运维服务的适宜性、协调性、</w:t>
-            </w:r>
-            <w:r>
-              <w:rPr>
-                <w:spacing w:val="-3"/>
-                <w:sz w:val="24"/>
-                <w:szCs w:val="24"/>
-              </w:rPr>
-              <w:t>充分性和有效性,提出改进措施、建议，确保公司方针、目</w:t>
-            </w:r>
-            <w:r>
-              <w:rPr>
-                <w:spacing w:val="-4"/>
-                <w:sz w:val="24"/>
-                <w:szCs w:val="24"/>
-              </w:rPr>
-              <w:t>标的实现和满足法律</w:t>
-            </w:r>
-            <w:r>
-              <w:rPr>
-                <w:spacing w:val="-6"/>
-                <w:sz w:val="24"/>
-                <w:szCs w:val="24"/>
-              </w:rPr>
-              <w:t>法规和客户的需求。</w:t>
-            </w:r>
-          </w:p>
-        </w:tc>
-      </w:tr>
-      <w:tr>
-        <w:tblPrEx>
-          <w:tblBorders>
-            <w:top w:val="single" w:color="000000" w:sz="4" w:space="0"/>
-            <w:left w:val="single" w:color="000000" w:sz="4" w:space="0"/>
-            <w:bottom w:val="single" w:color="000000" w:sz="4" w:space="0"/>
-            <w:right w:val="single" w:color="000000" w:sz="4" w:space="0"/>
-            <w:insideH w:val="single" w:color="000000" w:sz="4" w:space="0"/>
-            <w:insideV w:val="single" w:color="000000" w:sz="4" w:space="0"/>
-          </w:tblBorders>
-          <w:tblCellMar>
-            <w:top w:w="0" w:type="dxa"/>
-            <w:left w:w="0" w:type="dxa"/>
-            <w:bottom w:w="0" w:type="dxa"/>
-            <w:right w:w="0" w:type="dxa"/>
-          </w:tblCellMar>
-        </w:tblPrEx>
-        <w:trPr>
-          <w:trHeight w:val="519" w:hRule="atLeast"/>
-        </w:trPr>
-        <w:tc>
-          <w:tcPr>
-            <w:tcW w:w="1529" w:type="dxa"/>
-          </w:tcPr>
-          <w:p>
-            <w:pPr>
-              <w:pStyle w:val="27"/>
-              <w:spacing w:before="137" w:line="221" w:lineRule="auto"/>
-              <w:ind w:left="287"/>
-            </w:pPr>
-            <w:r>
-              <w:rPr>
-                <w:b/>
-                <w:bCs/>
-                <w:spacing w:val="-5"/>
-              </w:rPr>
-              <w:t>参加人员</w:t>
-            </w:r>
-          </w:p>
-        </w:tc>
-        <w:tc>
-          <w:tcPr>
-            <w:tcW w:w="7064" w:type="dxa"/>
-            <w:gridSpan w:val="3"/>
-          </w:tcPr>
-          <w:p>
-            <w:pPr>
-              <w:pStyle w:val="27"/>
-              <w:spacing w:before="137" w:line="220" w:lineRule="auto"/>
-              <w:ind w:left="115"/>
-            </w:pPr>
-            <w:r>
-              <w:rPr>
-                <w:rFonts w:hint="default"/>
-                <w:vertAlign w:val="baseline"/>
-                <w:lang w:val="en-US" w:eastAsia="zh-CN"/>
-              </w:rPr>
-              <w:t>涂志云</w:t>
-            </w:r>
-            <w:r>
-              <w:rPr>
-                <w:rFonts w:hint="eastAsia"/>
-                <w:vertAlign w:val="baseline"/>
-                <w:lang w:val="en-US" w:eastAsia="zh-CN"/>
-              </w:rPr>
-              <w:t>、徐超超、熊发云、陈萍、张翔</w:t>
-            </w:r>
-          </w:p>
-        </w:tc>
-      </w:tr>
-      <w:tr>
-        <w:tblPrEx>
-          <w:tblBorders>
-            <w:top w:val="single" w:color="000000" w:sz="4" w:space="0"/>
-            <w:left w:val="single" w:color="000000" w:sz="4" w:space="0"/>
-            <w:bottom w:val="single" w:color="000000" w:sz="4" w:space="0"/>
-            <w:right w:val="single" w:color="000000" w:sz="4" w:space="0"/>
-            <w:insideH w:val="single" w:color="000000" w:sz="4" w:space="0"/>
-            <w:insideV w:val="single" w:color="000000" w:sz="4" w:space="0"/>
-          </w:tblBorders>
-          <w:tblCellMar>
-            <w:top w:w="0" w:type="dxa"/>
-            <w:left w:w="0" w:type="dxa"/>
-            <w:bottom w:w="0" w:type="dxa"/>
-            <w:right w:w="0" w:type="dxa"/>
-          </w:tblCellMar>
-        </w:tblPrEx>
-        <w:trPr>
-          <w:trHeight w:val="520" w:hRule="atLeast"/>
-        </w:trPr>
-        <w:tc>
-          <w:tcPr>
-            <w:tcW w:w="1529" w:type="dxa"/>
-          </w:tcPr>
-          <w:p>
-            <w:pPr>
-              <w:pStyle w:val="27"/>
-              <w:spacing w:before="139" w:line="220" w:lineRule="auto"/>
-              <w:ind w:left="284"/>
-            </w:pPr>
-            <w:r>
-              <w:rPr>
-                <w:b/>
-                <w:bCs/>
-                <w:spacing w:val="-4"/>
-              </w:rPr>
-              <w:t>评审时间</w:t>
-            </w:r>
-          </w:p>
-        </w:tc>
-        <w:tc>
-          <w:tcPr>
-            <w:tcW w:w="2124" w:type="dxa"/>
-          </w:tcPr>
-          <w:p>
-            <w:pPr>
-              <w:pStyle w:val="27"/>
-              <w:spacing w:before="137" w:line="220" w:lineRule="auto"/>
-              <w:ind w:left="115"/>
-            </w:pPr>
-            <w:r>
-              <w:rPr>
-                <w:spacing w:val="-1"/>
-              </w:rPr>
-              <w:t>202</w:t>
-            </w:r>
-            <w:r>
-              <w:rPr>
-                <w:rFonts w:hint="eastAsia"/>
-                <w:spacing w:val="-1"/>
-                <w:lang w:val="en-US" w:eastAsia="zh-CN"/>
-              </w:rPr>
-              <w:t>5年9月20</w:t>
-            </w:r>
-            <w:r>
-              <w:rPr>
-                <w:spacing w:val="-1"/>
-              </w:rPr>
-              <w:t>日</w:t>
-            </w:r>
-          </w:p>
-        </w:tc>
-        <w:tc>
-          <w:tcPr>
-            <w:tcW w:w="1273" w:type="dxa"/>
-          </w:tcPr>
-          <w:p>
-            <w:pPr>
-              <w:pStyle w:val="27"/>
-              <w:spacing w:before="138" w:line="224" w:lineRule="auto"/>
-              <w:ind w:left="219"/>
-            </w:pPr>
-            <w:r>
-              <w:rPr>
-                <w:b/>
-                <w:bCs/>
-                <w:spacing w:val="-8"/>
-              </w:rPr>
-              <w:t>地</w:t>
-            </w:r>
-            <w:r>
-              <w:rPr>
-                <w:spacing w:val="7"/>
-              </w:rPr>
-              <w:t xml:space="preserve">   </w:t>
-            </w:r>
-            <w:r>
-              <w:rPr>
-                <w:b/>
-                <w:bCs/>
-                <w:spacing w:val="-8"/>
-              </w:rPr>
-              <w:t>点</w:t>
-            </w:r>
-          </w:p>
-        </w:tc>
-        <w:tc>
-          <w:tcPr>
-            <w:tcW w:w="3667" w:type="dxa"/>
-          </w:tcPr>
-          <w:p>
-            <w:pPr>
-              <w:pStyle w:val="27"/>
-              <w:spacing w:before="138" w:line="219" w:lineRule="auto"/>
-              <w:ind w:left="113"/>
-              <w:rPr>
-                <w:rFonts w:hint="default" w:eastAsia="宋体"/>
-                <w:lang w:val="en-US" w:eastAsia="zh-CN"/>
-              </w:rPr>
-            </w:pPr>
-            <w:r>
-              <w:rPr>
-                <w:rFonts w:hint="eastAsia"/>
-                <w:spacing w:val="-2"/>
-                <w:lang w:val="en-US" w:eastAsia="zh-CN"/>
-              </w:rPr>
-              <w:t>公司会议室</w:t>
-            </w:r>
-          </w:p>
-        </w:tc>
-      </w:tr>
-      <w:tr>
-        <w:tblPrEx>
-          <w:tblBorders>
-            <w:top w:val="single" w:color="000000" w:sz="4" w:space="0"/>
-            <w:left w:val="single" w:color="000000" w:sz="4" w:space="0"/>
-            <w:bottom w:val="single" w:color="000000" w:sz="4" w:space="0"/>
-            <w:right w:val="single" w:color="000000" w:sz="4" w:space="0"/>
-            <w:insideH w:val="single" w:color="000000" w:sz="4" w:space="0"/>
-            <w:insideV w:val="single" w:color="000000" w:sz="4" w:space="0"/>
-          </w:tblBorders>
-          <w:tblCellMar>
-            <w:top w:w="0" w:type="dxa"/>
-            <w:left w:w="0" w:type="dxa"/>
-            <w:bottom w:w="0" w:type="dxa"/>
-            <w:right w:w="0" w:type="dxa"/>
-          </w:tblCellMar>
-        </w:tblPrEx>
-        <w:trPr>
-          <w:trHeight w:val="2438" w:hRule="atLeast"/>
-        </w:trPr>
-        <w:tc>
-          <w:tcPr>
-            <w:tcW w:w="8593" w:type="dxa"/>
-            <w:gridSpan w:val="4"/>
-          </w:tcPr>
-          <w:p>
-            <w:pPr>
-              <w:pStyle w:val="27"/>
-              <w:spacing w:before="112" w:line="220" w:lineRule="auto"/>
-              <w:ind w:left="111"/>
-            </w:pPr>
-            <w:r>
-              <w:rPr>
-                <w:b/>
-                <w:bCs/>
-                <w:spacing w:val="-4"/>
-              </w:rPr>
-              <w:t>评审内容</w:t>
-            </w:r>
-          </w:p>
-          <w:p>
-            <w:pPr>
-              <w:pStyle w:val="27"/>
-              <w:spacing w:before="24" w:line="286" w:lineRule="exact"/>
-              <w:ind w:left="115"/>
-              <w:rPr>
-                <w:rFonts w:hint="eastAsia" w:ascii="宋体" w:hAnsi="宋体" w:eastAsia="宋体" w:cs="宋体"/>
-                <w:sz w:val="24"/>
-                <w:szCs w:val="24"/>
-              </w:rPr>
-            </w:pPr>
-            <w:r>
-              <w:rPr>
-                <w:rFonts w:hint="eastAsia" w:ascii="宋体" w:hAnsi="宋体" w:eastAsia="宋体" w:cs="宋体"/>
-                <w:spacing w:val="-2"/>
-                <w:position w:val="1"/>
-                <w:sz w:val="24"/>
-                <w:szCs w:val="24"/>
-              </w:rPr>
-              <w:t>1、2025年运维能力体系内审结果</w:t>
-            </w:r>
-          </w:p>
-          <w:p>
-            <w:pPr>
-              <w:pStyle w:val="27"/>
-              <w:spacing w:before="63" w:line="218" w:lineRule="auto"/>
-              <w:ind w:left="99"/>
-              <w:rPr>
-                <w:rFonts w:hint="eastAsia" w:ascii="宋体" w:hAnsi="宋体" w:eastAsia="宋体" w:cs="宋体"/>
-                <w:sz w:val="24"/>
-                <w:szCs w:val="24"/>
-              </w:rPr>
-            </w:pPr>
-            <w:r>
-              <w:rPr>
-                <w:rFonts w:hint="eastAsia" w:ascii="宋体" w:hAnsi="宋体" w:eastAsia="宋体" w:cs="宋体"/>
-                <w:spacing w:val="-1"/>
-                <w:sz w:val="24"/>
-                <w:szCs w:val="24"/>
-              </w:rPr>
-              <w:t>2、各部门指标分析报告（指标及实施情况）</w:t>
-            </w:r>
-          </w:p>
-          <w:p>
-            <w:pPr>
-              <w:pStyle w:val="27"/>
-              <w:spacing w:before="26" w:line="286" w:lineRule="exact"/>
-              <w:ind w:left="101"/>
-              <w:rPr>
-                <w:rFonts w:hint="eastAsia" w:ascii="宋体" w:hAnsi="宋体" w:eastAsia="宋体" w:cs="宋体"/>
-                <w:sz w:val="24"/>
-                <w:szCs w:val="24"/>
-              </w:rPr>
-            </w:pPr>
-            <w:r>
-              <w:rPr>
-                <w:rFonts w:hint="eastAsia" w:ascii="宋体" w:hAnsi="宋体" w:eastAsia="宋体" w:cs="宋体"/>
-                <w:spacing w:val="-2"/>
-                <w:position w:val="1"/>
-                <w:sz w:val="24"/>
-                <w:szCs w:val="24"/>
-              </w:rPr>
-              <w:t>3、客户满意度调查和客户投诉情况</w:t>
-            </w:r>
-          </w:p>
-          <w:p>
-            <w:pPr>
-              <w:pStyle w:val="27"/>
-              <w:spacing w:before="64" w:line="220" w:lineRule="auto"/>
-              <w:ind w:left="95"/>
-              <w:rPr>
-                <w:rFonts w:hint="eastAsia" w:ascii="宋体" w:hAnsi="宋体" w:eastAsia="宋体" w:cs="宋体"/>
-                <w:sz w:val="24"/>
-                <w:szCs w:val="24"/>
-              </w:rPr>
-            </w:pPr>
-            <w:r>
-              <w:rPr>
-                <w:rFonts w:hint="eastAsia" w:ascii="宋体" w:hAnsi="宋体" w:eastAsia="宋体" w:cs="宋体"/>
-                <w:spacing w:val="-1"/>
-                <w:sz w:val="24"/>
-                <w:szCs w:val="24"/>
-              </w:rPr>
-              <w:t>4、公司的组织结构、职责分配、资源配备的适宜性</w:t>
-            </w:r>
-          </w:p>
-          <w:p>
-            <w:pPr>
-              <w:pStyle w:val="27"/>
-              <w:spacing w:before="61" w:line="220" w:lineRule="auto"/>
-              <w:ind w:left="101"/>
-              <w:rPr>
-                <w:rFonts w:hint="eastAsia" w:ascii="宋体" w:hAnsi="宋体" w:eastAsia="宋体" w:cs="宋体"/>
-                <w:sz w:val="24"/>
-                <w:szCs w:val="24"/>
-              </w:rPr>
-            </w:pPr>
-            <w:r>
-              <w:rPr>
-                <w:rFonts w:hint="eastAsia" w:ascii="宋体" w:hAnsi="宋体" w:eastAsia="宋体" w:cs="宋体"/>
-                <w:spacing w:val="-2"/>
-                <w:sz w:val="24"/>
-                <w:szCs w:val="24"/>
-              </w:rPr>
-              <w:t>5、体系要素及文件的适宜性</w:t>
-            </w:r>
-          </w:p>
-          <w:p>
-            <w:pPr>
-              <w:pStyle w:val="27"/>
-              <w:spacing w:before="75" w:line="220" w:lineRule="auto"/>
-              <w:ind w:left="113"/>
-            </w:pPr>
-            <w:r>
-              <w:rPr>
-                <w:rFonts w:hint="eastAsia" w:ascii="宋体" w:hAnsi="宋体" w:eastAsia="宋体" w:cs="宋体"/>
-                <w:spacing w:val="-2"/>
-                <w:sz w:val="24"/>
-                <w:szCs w:val="24"/>
-                <w:lang w:val="en-US" w:eastAsia="zh-CN"/>
-              </w:rPr>
-              <w:t>6</w:t>
-            </w:r>
-            <w:r>
-              <w:rPr>
-                <w:rFonts w:hint="eastAsia" w:ascii="宋体" w:hAnsi="宋体" w:eastAsia="宋体" w:cs="宋体"/>
-                <w:spacing w:val="-2"/>
-                <w:sz w:val="24"/>
-                <w:szCs w:val="24"/>
-              </w:rPr>
-              <w:t>、</w:t>
-            </w:r>
-            <w:r>
-              <w:rPr>
-                <w:rFonts w:hint="eastAsia" w:ascii="宋体" w:hAnsi="宋体" w:eastAsia="宋体" w:cs="宋体"/>
-                <w:spacing w:val="-1"/>
-                <w:sz w:val="24"/>
-                <w:szCs w:val="24"/>
-              </w:rPr>
-              <w:t>客户及员工对运维能力体系的合理化建议</w:t>
-            </w:r>
-          </w:p>
-        </w:tc>
-      </w:tr>
-      <w:tr>
-        <w:tblPrEx>
-          <w:tblBorders>
-            <w:top w:val="single" w:color="000000" w:sz="4" w:space="0"/>
-            <w:left w:val="single" w:color="000000" w:sz="4" w:space="0"/>
-            <w:bottom w:val="single" w:color="000000" w:sz="4" w:space="0"/>
-            <w:right w:val="single" w:color="000000" w:sz="4" w:space="0"/>
-            <w:insideH w:val="single" w:color="000000" w:sz="4" w:space="0"/>
-            <w:insideV w:val="single" w:color="000000" w:sz="4" w:space="0"/>
-          </w:tblBorders>
-          <w:tblCellMar>
-            <w:top w:w="0" w:type="dxa"/>
-            <w:left w:w="0" w:type="dxa"/>
-            <w:bottom w:w="0" w:type="dxa"/>
-            <w:right w:w="0" w:type="dxa"/>
-          </w:tblCellMar>
-        </w:tblPrEx>
-        <w:trPr>
-          <w:trHeight w:val="5420" w:hRule="atLeast"/>
-        </w:trPr>
-        <w:tc>
-          <w:tcPr>
-            <w:tcW w:w="8593" w:type="dxa"/>
-            <w:gridSpan w:val="4"/>
-          </w:tcPr>
-          <w:p>
-            <w:pPr>
-              <w:pStyle w:val="27"/>
-              <w:spacing w:before="116" w:line="220" w:lineRule="auto"/>
-              <w:ind w:left="111"/>
-            </w:pPr>
-            <w:r>
-              <w:rPr>
-                <w:b/>
-                <w:bCs/>
-                <w:spacing w:val="-3"/>
-              </w:rPr>
-              <w:t>评审准备工作要求：</w:t>
-            </w:r>
-          </w:p>
-          <w:p>
-            <w:pPr>
-              <w:pStyle w:val="27"/>
-              <w:spacing w:before="126" w:line="220" w:lineRule="auto"/>
-              <w:ind w:left="130"/>
-              <w:rPr>
-                <w:sz w:val="24"/>
-                <w:szCs w:val="24"/>
-              </w:rPr>
-            </w:pPr>
-            <w:r>
-              <w:rPr>
-                <w:spacing w:val="-11"/>
-                <w:sz w:val="24"/>
-                <w:szCs w:val="24"/>
-              </w:rPr>
-              <w:t>1.</w:t>
-            </w:r>
-            <w:r>
-              <w:rPr>
-                <w:spacing w:val="-60"/>
-                <w:sz w:val="24"/>
-                <w:szCs w:val="24"/>
-              </w:rPr>
-              <w:t xml:space="preserve"> </w:t>
-            </w:r>
-            <w:r>
-              <w:rPr>
-                <w:spacing w:val="-11"/>
-                <w:sz w:val="24"/>
-                <w:szCs w:val="24"/>
-              </w:rPr>
-              <w:t>质量管理部：</w:t>
-            </w:r>
-          </w:p>
-          <w:p>
-            <w:pPr>
-              <w:pStyle w:val="27"/>
-              <w:spacing w:before="72" w:line="220" w:lineRule="auto"/>
-              <w:ind w:left="398"/>
-              <w:rPr>
-                <w:sz w:val="24"/>
-                <w:szCs w:val="24"/>
-              </w:rPr>
-            </w:pPr>
-            <w:r>
-              <w:rPr>
-                <w:spacing w:val="-4"/>
-                <w:sz w:val="24"/>
-                <w:szCs w:val="24"/>
-              </w:rPr>
-              <w:t>a）</w:t>
-            </w:r>
-            <w:r>
-              <w:rPr>
-                <w:spacing w:val="-48"/>
-                <w:sz w:val="24"/>
-                <w:szCs w:val="24"/>
-              </w:rPr>
-              <w:t xml:space="preserve"> </w:t>
-            </w:r>
-            <w:r>
-              <w:rPr>
-                <w:spacing w:val="-4"/>
-                <w:sz w:val="24"/>
-                <w:szCs w:val="24"/>
-              </w:rPr>
-              <w:t>最新版的运维服务能力管理体系文件；</w:t>
-            </w:r>
-          </w:p>
-          <w:p>
-            <w:pPr>
-              <w:pStyle w:val="27"/>
-              <w:spacing w:before="72" w:line="220" w:lineRule="auto"/>
-              <w:ind w:left="393"/>
-              <w:rPr>
-                <w:sz w:val="24"/>
-                <w:szCs w:val="24"/>
-              </w:rPr>
-            </w:pPr>
-            <w:r>
-              <w:rPr>
-                <w:spacing w:val="-4"/>
-                <w:sz w:val="24"/>
-                <w:szCs w:val="24"/>
-              </w:rPr>
-              <w:t>b）运维服务能力管理体系不合格项汇总表；</w:t>
-            </w:r>
-          </w:p>
-          <w:p>
-            <w:pPr>
-              <w:pStyle w:val="27"/>
-              <w:spacing w:before="73" w:line="219" w:lineRule="auto"/>
-              <w:ind w:left="402"/>
-              <w:rPr>
-                <w:sz w:val="24"/>
-                <w:szCs w:val="24"/>
-              </w:rPr>
-            </w:pPr>
-            <w:r>
-              <w:rPr>
-                <w:spacing w:val="-8"/>
-                <w:sz w:val="24"/>
-                <w:szCs w:val="24"/>
-              </w:rPr>
-              <w:t>c）不合格项分布表；</w:t>
-            </w:r>
-          </w:p>
-          <w:p>
-            <w:pPr>
-              <w:pStyle w:val="27"/>
-              <w:spacing w:before="75" w:line="218" w:lineRule="auto"/>
-              <w:ind w:left="402"/>
-              <w:rPr>
-                <w:sz w:val="24"/>
-                <w:szCs w:val="24"/>
-              </w:rPr>
-            </w:pPr>
-            <w:r>
-              <w:rPr>
-                <w:spacing w:val="-11"/>
-                <w:sz w:val="24"/>
-                <w:szCs w:val="24"/>
-              </w:rPr>
-              <w:t>d）内部审核报告；</w:t>
-            </w:r>
-          </w:p>
-          <w:p>
-            <w:pPr>
-              <w:pStyle w:val="27"/>
-              <w:spacing w:before="75" w:line="220" w:lineRule="auto"/>
-              <w:ind w:left="403"/>
-              <w:rPr>
-                <w:sz w:val="24"/>
-                <w:szCs w:val="24"/>
-              </w:rPr>
-            </w:pPr>
-            <w:r>
-              <w:rPr>
-                <w:spacing w:val="-6"/>
-                <w:sz w:val="24"/>
-                <w:szCs w:val="24"/>
-              </w:rPr>
-              <w:t>e）</w:t>
-            </w:r>
-            <w:r>
-              <w:rPr>
-                <w:spacing w:val="-43"/>
-                <w:sz w:val="24"/>
-                <w:szCs w:val="24"/>
-              </w:rPr>
-              <w:t xml:space="preserve"> </w:t>
-            </w:r>
-            <w:r>
-              <w:rPr>
-                <w:spacing w:val="-6"/>
-                <w:sz w:val="24"/>
-                <w:szCs w:val="24"/>
-              </w:rPr>
-              <w:t>指标体系执行情况汇总表；</w:t>
-            </w:r>
-          </w:p>
-          <w:p>
-            <w:pPr>
-              <w:pStyle w:val="27"/>
-              <w:spacing w:before="73" w:line="218" w:lineRule="auto"/>
-              <w:ind w:left="401"/>
-              <w:rPr>
-                <w:sz w:val="24"/>
-                <w:szCs w:val="24"/>
-              </w:rPr>
-            </w:pPr>
-            <w:r>
-              <w:rPr>
-                <w:spacing w:val="-6"/>
-                <w:sz w:val="24"/>
-                <w:szCs w:val="24"/>
-              </w:rPr>
-              <w:t>f）客户满意度调查分析报告；</w:t>
-            </w:r>
-          </w:p>
-          <w:p>
-            <w:pPr>
-              <w:pStyle w:val="27"/>
-              <w:spacing w:before="75" w:line="214" w:lineRule="auto"/>
-              <w:ind w:left="401"/>
-              <w:rPr>
-                <w:sz w:val="24"/>
-                <w:szCs w:val="24"/>
-              </w:rPr>
-            </w:pPr>
-            <w:r>
-              <w:rPr>
-                <w:spacing w:val="-7"/>
-                <w:sz w:val="24"/>
-                <w:szCs w:val="24"/>
-              </w:rPr>
-              <w:t>g）客户回访分析报告；</w:t>
-            </w:r>
-          </w:p>
-          <w:p>
-            <w:pPr>
-              <w:pStyle w:val="27"/>
-              <w:spacing w:before="81" w:line="219" w:lineRule="auto"/>
-              <w:ind w:left="115"/>
-              <w:rPr>
-                <w:sz w:val="24"/>
-                <w:szCs w:val="24"/>
-              </w:rPr>
-            </w:pPr>
-            <w:r>
-              <w:rPr>
-                <w:spacing w:val="-1"/>
-                <w:sz w:val="24"/>
-                <w:szCs w:val="24"/>
-              </w:rPr>
-              <w:t>2.运维相关各部门</w:t>
-            </w:r>
-            <w:r>
-              <w:rPr>
-                <w:sz w:val="24"/>
-                <w:szCs w:val="24"/>
-              </w:rPr>
-              <w:t>：（</w:t>
-            </w:r>
-            <w:r>
-              <w:rPr>
-                <w:spacing w:val="-1"/>
-                <w:sz w:val="24"/>
-                <w:szCs w:val="24"/>
-              </w:rPr>
-              <w:t>数智运营部、质量管理部、研究总院、人力部</w:t>
-            </w:r>
-            <w:r>
-              <w:rPr>
-                <w:rFonts w:hint="eastAsia"/>
-                <w:spacing w:val="-1"/>
-                <w:sz w:val="24"/>
-                <w:szCs w:val="24"/>
-                <w:lang w:eastAsia="zh-CN"/>
-              </w:rPr>
-              <w:t>、</w:t>
-            </w:r>
-            <w:r>
-              <w:rPr>
-                <w:rFonts w:hint="eastAsia"/>
-                <w:spacing w:val="-1"/>
-                <w:sz w:val="24"/>
-                <w:szCs w:val="24"/>
-                <w:lang w:val="en-US" w:eastAsia="zh-CN"/>
-              </w:rPr>
-              <w:t>采购部</w:t>
-            </w:r>
-            <w:r>
-              <w:rPr>
-                <w:spacing w:val="-1"/>
-                <w:sz w:val="24"/>
-                <w:szCs w:val="24"/>
-              </w:rPr>
-              <w:t>）</w:t>
-            </w:r>
-          </w:p>
-          <w:p>
-            <w:pPr>
-              <w:pStyle w:val="27"/>
-              <w:spacing w:before="73" w:line="220" w:lineRule="auto"/>
-              <w:ind w:left="398"/>
-              <w:rPr>
-                <w:sz w:val="24"/>
-                <w:szCs w:val="24"/>
-              </w:rPr>
-            </w:pPr>
-            <w:r>
-              <w:rPr>
-                <w:spacing w:val="-5"/>
-                <w:sz w:val="24"/>
-                <w:szCs w:val="24"/>
-              </w:rPr>
-              <w:t>a）针对内审结果制定的改进方案；</w:t>
-            </w:r>
-          </w:p>
-          <w:p>
-            <w:pPr>
-              <w:pStyle w:val="27"/>
-              <w:spacing w:before="73" w:line="220" w:lineRule="auto"/>
-              <w:ind w:left="393"/>
-              <w:rPr>
-                <w:sz w:val="24"/>
-                <w:szCs w:val="24"/>
-              </w:rPr>
-            </w:pPr>
-            <w:r>
-              <w:rPr>
-                <w:spacing w:val="-4"/>
-                <w:sz w:val="24"/>
-                <w:szCs w:val="24"/>
-              </w:rPr>
-              <w:t>b）运维服务能力管理体系改进的建议；</w:t>
-            </w:r>
-          </w:p>
-          <w:p>
-            <w:pPr>
-              <w:pStyle w:val="27"/>
-              <w:spacing w:before="75" w:line="277" w:lineRule="auto"/>
-              <w:ind w:left="115" w:right="102" w:firstLine="504"/>
-            </w:pPr>
-            <w:r>
-              <w:rPr>
-                <w:spacing w:val="-6"/>
-                <w:sz w:val="24"/>
-                <w:szCs w:val="24"/>
-              </w:rPr>
-              <w:t>以上所有材料在</w:t>
-            </w:r>
-            <w:r>
-              <w:rPr>
-                <w:rFonts w:hint="eastAsia"/>
-                <w:spacing w:val="-6"/>
-                <w:sz w:val="24"/>
-                <w:szCs w:val="24"/>
-                <w:lang w:val="en-US" w:eastAsia="zh-CN"/>
-              </w:rPr>
-              <w:t>2025</w:t>
-            </w:r>
-            <w:r>
-              <w:rPr>
-                <w:spacing w:val="-6"/>
-                <w:sz w:val="24"/>
-                <w:szCs w:val="24"/>
-              </w:rPr>
-              <w:t>年</w:t>
-            </w:r>
-            <w:r>
-              <w:rPr>
-                <w:rFonts w:hint="eastAsia"/>
-                <w:spacing w:val="-6"/>
-                <w:sz w:val="24"/>
-                <w:szCs w:val="24"/>
-                <w:lang w:val="en-US" w:eastAsia="zh-CN"/>
-              </w:rPr>
-              <w:t>9月19</w:t>
-            </w:r>
-            <w:r>
-              <w:rPr>
-                <w:spacing w:val="-6"/>
-                <w:sz w:val="24"/>
-                <w:szCs w:val="24"/>
-              </w:rPr>
-              <w:t>日前提交质量管理部</w:t>
-            </w:r>
-            <w:r>
-              <w:rPr>
-                <w:rFonts w:hint="eastAsia"/>
-                <w:spacing w:val="-6"/>
-                <w:sz w:val="24"/>
-                <w:szCs w:val="24"/>
-                <w:lang w:eastAsia="zh-CN"/>
-              </w:rPr>
-              <w:t>。</w:t>
-            </w:r>
-          </w:p>
-        </w:tc>
-      </w:tr>
-    </w:tbl>
+    <w:p>
+      <w:pPr>
+        <w:pStyle w:val="28"/>
+        <w:bidi w:val="0"/>
+        <w:rPr>
+          <w:rFonts w:hint="default"/>
+          <w:lang w:val="en-US" w:eastAsia="zh-CN"/>
+        </w:rPr>
+      </w:pPr>
+      <w:bookmarkStart w:id="3" w:name="_Toc2276"/>
+      <w:r>
+        <w:rPr>
+          <w:rFonts w:hint="default"/>
+          <w:lang w:val="en-US" w:eastAsia="zh-CN"/>
+        </w:rPr>
+        <w:t>评审安排</w:t>
+      </w:r>
+      <w:bookmarkEnd w:id="3"/>
+    </w:p>
     <w:p>
       <w:pPr>
         <w:pStyle w:val="29"/>
@@ -3367,6 +2673,255 @@
           <w:lang w:val="en-US" w:eastAsia="zh-CN"/>
         </w:rPr>
       </w:pPr>
+      <w:r>
+        <w:rPr>
+          <w:rFonts w:hint="default"/>
+          <w:lang w:val="en-US" w:eastAsia="zh-CN"/>
+        </w:rPr>
+        <w:t>评审会议定于2025年</w:t>
+      </w:r>
+      <w:r>
+        <w:rPr>
+          <w:rFonts w:hint="eastAsia"/>
+          <w:lang w:val="en-US" w:eastAsia="zh-CN"/>
+        </w:rPr>
+        <w:t>11</w:t>
+      </w:r>
+      <w:r>
+        <w:rPr>
+          <w:rFonts w:hint="default"/>
+          <w:lang w:val="en-US" w:eastAsia="zh-CN"/>
+        </w:rPr>
+        <w:t>月20日举行，地点设在公司会议室。参与评审的主要人员包括涂志云、徐超超、熊发云、陈萍、张翔，共同组成评审小组，确保评审工作的全面性与权威性。</w:t>
+      </w:r>
+    </w:p>
+    <w:p>
+      <w:pPr>
+        <w:pStyle w:val="28"/>
+        <w:bidi w:val="0"/>
+        <w:rPr>
+          <w:rFonts w:hint="default"/>
+          <w:lang w:val="en-US" w:eastAsia="zh-CN"/>
+        </w:rPr>
+      </w:pPr>
+      <w:bookmarkStart w:id="4" w:name="_Toc5087"/>
+      <w:r>
+        <w:rPr>
+          <w:rFonts w:hint="default"/>
+          <w:lang w:val="en-US" w:eastAsia="zh-CN"/>
+        </w:rPr>
+        <w:t>评审主要内容</w:t>
+      </w:r>
+      <w:bookmarkEnd w:id="4"/>
+    </w:p>
+    <w:p>
+      <w:pPr>
+        <w:pStyle w:val="29"/>
+        <w:rPr>
+          <w:rFonts w:hint="default"/>
+          <w:lang w:val="en-US" w:eastAsia="zh-CN"/>
+        </w:rPr>
+      </w:pPr>
+      <w:r>
+        <w:rPr>
+          <w:rFonts w:hint="default"/>
+          <w:lang w:val="en-US" w:eastAsia="zh-CN"/>
+        </w:rPr>
+        <w:t>评审将围绕以下六个核心议题展开深入分析与讨论：</w:t>
+      </w:r>
+    </w:p>
+    <w:p>
+      <w:pPr>
+        <w:pStyle w:val="29"/>
+        <w:rPr>
+          <w:rFonts w:hint="default"/>
+          <w:lang w:val="en-US" w:eastAsia="zh-CN"/>
+        </w:rPr>
+      </w:pPr>
+      <w:r>
+        <w:rPr>
+          <w:rFonts w:hint="default"/>
+          <w:lang w:val="en-US" w:eastAsia="zh-CN"/>
+        </w:rPr>
+        <w:t>体系内审结果回顾：全面审视2025年度运维服务能力管理体系内部审核的结果，总结合规性与执行一致性情况。</w:t>
+      </w:r>
+    </w:p>
+    <w:p>
+      <w:pPr>
+        <w:pStyle w:val="29"/>
+        <w:rPr>
+          <w:rFonts w:hint="default"/>
+          <w:lang w:val="en-US" w:eastAsia="zh-CN"/>
+        </w:rPr>
+      </w:pPr>
+      <w:r>
+        <w:rPr>
+          <w:rFonts w:hint="default"/>
+          <w:lang w:val="en-US" w:eastAsia="zh-CN"/>
+        </w:rPr>
+        <w:t>部门指标实施分析：评估各部门在运维服务关键绩效指标方面的达成情况，分析数据背后的业务表现与改进空间。</w:t>
+      </w:r>
+    </w:p>
+    <w:p>
+      <w:pPr>
+        <w:pStyle w:val="29"/>
+        <w:rPr>
+          <w:rFonts w:hint="default"/>
+          <w:lang w:val="en-US" w:eastAsia="zh-CN"/>
+        </w:rPr>
+      </w:pPr>
+      <w:r>
+        <w:rPr>
+          <w:rFonts w:hint="default"/>
+          <w:lang w:val="en-US" w:eastAsia="zh-CN"/>
+        </w:rPr>
+        <w:t>客户反馈综合评估：系统梳理客户满意度调查结果及客户投诉处理情况，从客户视角反观服务体系的有效性与响应能力。</w:t>
+      </w:r>
+    </w:p>
+    <w:p>
+      <w:pPr>
+        <w:pStyle w:val="29"/>
+        <w:rPr>
+          <w:rFonts w:hint="default"/>
+          <w:lang w:val="en-US" w:eastAsia="zh-CN"/>
+        </w:rPr>
+      </w:pPr>
+      <w:r>
+        <w:rPr>
+          <w:rFonts w:hint="default"/>
+          <w:lang w:val="en-US" w:eastAsia="zh-CN"/>
+        </w:rPr>
+        <w:t>组织与资源配置评估：检视公司当前组织结构、职责划分及资源分配的合理性，确保其支持运维服务体系的高效运转。</w:t>
+      </w:r>
+    </w:p>
+    <w:p>
+      <w:pPr>
+        <w:pStyle w:val="29"/>
+        <w:rPr>
+          <w:rFonts w:hint="default"/>
+          <w:lang w:val="en-US" w:eastAsia="zh-CN"/>
+        </w:rPr>
+      </w:pPr>
+      <w:r>
+        <w:rPr>
+          <w:rFonts w:hint="default"/>
+          <w:lang w:val="en-US" w:eastAsia="zh-CN"/>
+        </w:rPr>
+        <w:t>体系文件适宜性审查：评估现有运维服务管理体系文件与实际业务的匹配程度，提出优化建议。</w:t>
+      </w:r>
+    </w:p>
+    <w:p>
+      <w:pPr>
+        <w:pStyle w:val="29"/>
+        <w:rPr>
+          <w:rFonts w:hint="default"/>
+          <w:lang w:val="en-US" w:eastAsia="zh-CN"/>
+        </w:rPr>
+      </w:pPr>
+      <w:r>
+        <w:rPr>
+          <w:rFonts w:hint="default"/>
+          <w:lang w:val="en-US" w:eastAsia="zh-CN"/>
+        </w:rPr>
+        <w:t>内外部建议汇总分析：整合来自客户与员工对运维服务体系的合理化建议，作为体系持续改进的重要输入。</w:t>
+      </w:r>
+    </w:p>
+    <w:p>
+      <w:pPr>
+        <w:pStyle w:val="28"/>
+        <w:bidi w:val="0"/>
+        <w:rPr>
+          <w:rFonts w:hint="default"/>
+          <w:lang w:val="en-US" w:eastAsia="zh-CN"/>
+        </w:rPr>
+      </w:pPr>
+      <w:bookmarkStart w:id="5" w:name="_Toc10571"/>
+      <w:r>
+        <w:rPr>
+          <w:rFonts w:hint="default"/>
+          <w:lang w:val="en-US" w:eastAsia="zh-CN"/>
+        </w:rPr>
+        <w:t>评审材料准备要求</w:t>
+      </w:r>
+      <w:bookmarkEnd w:id="5"/>
+    </w:p>
+    <w:p>
+      <w:pPr>
+        <w:pStyle w:val="29"/>
+        <w:rPr>
+          <w:rFonts w:hint="default"/>
+          <w:lang w:val="en-US" w:eastAsia="zh-CN"/>
+        </w:rPr>
+      </w:pPr>
+      <w:r>
+        <w:rPr>
+          <w:rFonts w:hint="default"/>
+          <w:lang w:val="en-US" w:eastAsia="zh-CN"/>
+        </w:rPr>
+        <w:t>为确保评审工作顺利开展，各相关部门须按以下要求提前准备并提交相应材料：</w:t>
+      </w:r>
+    </w:p>
+    <w:p>
+      <w:pPr>
+        <w:pStyle w:val="29"/>
+        <w:rPr>
+          <w:rFonts w:hint="default"/>
+          <w:lang w:val="en-US" w:eastAsia="zh-CN"/>
+        </w:rPr>
+      </w:pPr>
+      <w:r>
+        <w:rPr>
+          <w:rFonts w:hint="default"/>
+          <w:lang w:val="en-US" w:eastAsia="zh-CN"/>
+        </w:rPr>
+        <w:t>质量管理部应提供包括最新版体系文件、不合格项汇总与分析表、内审报告、指标体系执行汇总、客户满意度与回访分析报告在内的全套评审基础资料。</w:t>
+      </w:r>
+    </w:p>
+    <w:p>
+      <w:pPr>
+        <w:pStyle w:val="29"/>
+        <w:rPr>
+          <w:rFonts w:hint="default"/>
+          <w:lang w:val="en-US" w:eastAsia="zh-CN"/>
+        </w:rPr>
+      </w:pPr>
+      <w:r>
+        <w:rPr>
+          <w:rFonts w:hint="default"/>
+          <w:lang w:val="en-US" w:eastAsia="zh-CN"/>
+        </w:rPr>
+        <w:t>各运维相关部门（含数智运营部、研究总院、人力资源部、采购部等）需就内审发现的问题制定具体改进方案，并提出对运维服务能力管理体系的建设性改进意见。</w:t>
+      </w:r>
+    </w:p>
+    <w:p>
+      <w:pPr>
+        <w:pStyle w:val="29"/>
+        <w:rPr>
+          <w:rFonts w:hint="default"/>
+          <w:lang w:val="en-US" w:eastAsia="zh-CN"/>
+        </w:rPr>
+      </w:pPr>
+      <w:r>
+        <w:rPr>
+          <w:rFonts w:hint="default"/>
+          <w:lang w:val="en-US" w:eastAsia="zh-CN"/>
+        </w:rPr>
+        <w:t>上述所有材料须于2025年</w:t>
+      </w:r>
+      <w:r>
+        <w:rPr>
+          <w:rFonts w:hint="eastAsia"/>
+          <w:lang w:val="en-US" w:eastAsia="zh-CN"/>
+        </w:rPr>
+        <w:t>11</w:t>
+      </w:r>
+      <w:r>
+        <w:rPr>
+          <w:rFonts w:hint="default"/>
+          <w:lang w:val="en-US" w:eastAsia="zh-CN"/>
+        </w:rPr>
+        <w:t>月19日前提交至质量管理部，以便会前整理与分发。</w:t>
+      </w:r>
     </w:p>
     <w:sectPr>
       <w:headerReference r:id="rId5" w:type="default"/>

--- a/4.质量管理/2.运行记录类文件/JXTX-04-15-运维服务质量管理管理评审计划.docx
+++ b/4.质量管理/2.运行记录类文件/JXTX-04-15-运维服务质量管理管理评审计划.docx
@@ -1,10 +1,11 @@
 
 <file path=word/document.xml><?xml version="1.0" encoding="utf-8"?>
-<w:document xmlns:wpc="http://schemas.microsoft.com/office/word/2010/wordprocessingCanvas" xmlns:mc="http://schemas.openxmlformats.org/markup-compatibility/2006" xmlns:o="urn:schemas-microsoft-com:office:office" xmlns:r="http://schemas.openxmlformats.org/officeDocument/2006/relationships" xmlns:m="http://schemas.openxmlformats.org/officeDocument/2006/math" xmlns:v="urn:schemas-microsoft-com:vml" xmlns:wp14="http://schemas.microsoft.com/office/word/2010/wordprocessingDrawing" xmlns:wp="http://schemas.openxmlformats.org/drawingml/2006/wordprocessingDrawing" xmlns:w="http://schemas.openxmlformats.org/wordprocessingml/2006/main" xmlns:w14="http://schemas.microsoft.com/office/word/2010/wordml" xmlns:w10="urn:schemas-microsoft-com:office:word" xmlns:w15="http://schemas.microsoft.com/office/word/2012/wordml" xmlns:wpg="http://schemas.microsoft.com/office/word/2010/wordprocessingGroup" xmlns:wpi="http://schemas.microsoft.com/office/word/2010/wordprocessingInk" xmlns:wne="http://schemas.microsoft.com/office/word/2006/wordml" xmlns:wps="http://schemas.microsoft.com/office/word/2010/wordprocessingShape" xmlns:wpsCustomData="http://www.wps.cn/officeDocument/2013/wpsCustomData" mc:Ignorable="w14 w15 wp14">
+<w:document xmlns:wpc="http://schemas.microsoft.com/office/word/2010/wordprocessingCanvas" xmlns:mc="http://schemas.openxmlformats.org/markup-compatibility/2006" xmlns:o="urn:schemas-microsoft-com:office:office" xmlns:r="http://schemas.openxmlformats.org/officeDocument/2006/relationships" xmlns:m="http://schemas.openxmlformats.org/officeDocument/2006/math" xmlns:v="urn:schemas-microsoft-com:vml" xmlns:wp14="http://schemas.microsoft.com/office/word/2010/wordprocessingDrawing" xmlns:wp="http://schemas.openxmlformats.org/drawingml/2006/wordprocessingDrawing" xmlns:w10="urn:schemas-microsoft-com:office:word" xmlns:w="http://schemas.openxmlformats.org/wordprocessingml/2006/main" xmlns:w14="http://schemas.microsoft.com/office/word/2010/wordml" xmlns:w15="http://schemas.microsoft.com/office/word/2012/wordml" xmlns:wne="http://schemas.microsoft.com/office/word/2006/wordml" xmlns:wpg="http://schemas.microsoft.com/office/word/2010/wordprocessingGroup" xmlns:wpi="http://schemas.microsoft.com/office/word/2010/wordprocessingInk" xmlns:wps="http://schemas.microsoft.com/office/word/2010/wordprocessingShape" mc:Ignorable="w14 w15 wp14">
+  <!-- Generated by Aspose.Words for .NET 13.3.0.1 -->
   <w:body>
     <w:p>
       <w:pPr>
-        <w:pStyle w:val="24"/>
+        <w:pStyle w:val="a"/>
         <w:keepNext w:val="0"/>
         <w:keepLines w:val="0"/>
         <w:pageBreakBefore w:val="0"/>
@@ -24,7 +25,7 @@
       <w:bookmarkStart w:id="0" w:name="_Toc7312"/>
       <w:r>
         <w:drawing>
-          <wp:anchor distT="0" distB="0" distL="114300" distR="114300" simplePos="0" relativeHeight="251660288" behindDoc="1" locked="0" layoutInCell="1" allowOverlap="1">
+          <wp:anchor distT="0" distB="0" distL="114300" distR="114300" simplePos="0" relativeHeight="251659264" behindDoc="1" locked="0" layoutInCell="1" allowOverlap="1">
             <wp:simplePos x="0" y="0"/>
             <wp:positionH relativeFrom="column">
               <wp:posOffset>0</wp:posOffset>
@@ -49,7 +50,7 @@
                     </pic:cNvPicPr>
                   </pic:nvPicPr>
                   <pic:blipFill>
-                    <a:blip r:embed="rId7"/>
+                    <a:blip xmlns:r="http://schemas.openxmlformats.org/officeDocument/2006/relationships" r:embed="rId4"/>
                     <a:stretch>
                       <a:fillRect/>
                     </a:stretch>
@@ -79,7 +80,7 @@
           <w:lang w:val="en-US" w:eastAsia="zh-CN"/>
         </w:rPr>
         <w:drawing>
-          <wp:anchor distT="0" distB="0" distL="114300" distR="114300" simplePos="0" relativeHeight="251659264" behindDoc="1" locked="0" layoutInCell="1" allowOverlap="1">
+          <wp:anchor distT="0" distB="0" distL="114300" distR="114300" simplePos="0" relativeHeight="251658240" behindDoc="1" locked="0" layoutInCell="1" allowOverlap="1">
             <wp:simplePos x="0" y="0"/>
             <wp:positionH relativeFrom="column">
               <wp:posOffset>635</wp:posOffset>
@@ -104,7 +105,7 @@
                     </pic:cNvPicPr>
                   </pic:nvPicPr>
                   <pic:blipFill>
-                    <a:blip r:embed="rId8">
+                    <a:blip xmlns:r="http://schemas.openxmlformats.org/officeDocument/2006/relationships" r:embed="rId5">
                       <a:alphaModFix amt="58000"/>
                       <a:lum contrast="-52000"/>
                     </a:blip>
@@ -136,7 +137,7 @@
       </w:r>
       <w:r>
         <w:drawing>
-          <wp:anchor distT="0" distB="0" distL="114300" distR="114300" simplePos="0" relativeHeight="251661312" behindDoc="1" locked="0" layoutInCell="1" allowOverlap="1">
+          <wp:anchor distT="0" distB="0" distL="114300" distR="114300" simplePos="0" relativeHeight="251660288" behindDoc="1" locked="0" layoutInCell="1" allowOverlap="1">
             <wp:simplePos x="0" y="0"/>
             <wp:positionH relativeFrom="column">
               <wp:posOffset>-19050</wp:posOffset>
@@ -161,7 +162,7 @@
                     </pic:cNvPicPr>
                   </pic:nvPicPr>
                   <pic:blipFill>
-                    <a:blip r:embed="rId9"/>
+                    <a:blip xmlns:r="http://schemas.openxmlformats.org/officeDocument/2006/relationships" r:embed="rId6"/>
                     <a:stretch>
                       <a:fillRect/>
                     </a:stretch>
@@ -196,7 +197,7 @@
     </w:p>
     <w:p>
       <w:pPr>
-        <w:pStyle w:val="25"/>
+        <w:pStyle w:val="a0"/>
         <w:keepNext w:val="0"/>
         <w:keepLines w:val="0"/>
         <w:pageBreakBefore w:val="0"/>
@@ -243,11 +244,11 @@
         <w:adjustRightInd w:val="0"/>
         <w:snapToGrid w:val="0"/>
         <w:spacing w:after="624" w:afterLines="200" w:line="219" w:lineRule="auto"/>
-        <w:ind w:left="0" w:leftChars="0" w:right="0" w:rightChars="0" w:firstLine="0" w:firstLineChars="0"/>
+        <w:ind w:left="0" w:right="0" w:firstLine="0" w:leftChars="0" w:rightChars="0" w:firstLineChars="0"/>
         <w:jc w:val="center"/>
         <w:textAlignment w:val="baseline"/>
         <w:rPr>
-          <w:rFonts w:hint="default" w:ascii="宋体" w:hAnsi="宋体" w:eastAsia="宋体" w:cs="宋体"/>
+          <w:rFonts w:ascii="宋体" w:eastAsia="宋体" w:hAnsi="宋体" w:cs="宋体" w:hint="default"/>
           <w:sz w:val="24"/>
           <w:szCs w:val="24"/>
           <w:lang w:val="en-US" w:eastAsia="zh-CN"/>
@@ -255,7 +256,7 @@
       </w:pPr>
       <w:r>
         <w:rPr>
-          <w:rFonts w:ascii="宋体" w:hAnsi="宋体" w:eastAsia="宋体" w:cs="宋体"/>
+          <w:rFonts w:ascii="宋体" w:eastAsia="宋体" w:hAnsi="宋体" w:cs="宋体"/>
           <w:b/>
           <w:bCs/>
           <w:spacing w:val="-3"/>
@@ -266,7 +267,7 @@
       </w:r>
       <w:r>
         <w:rPr>
-          <w:rFonts w:hint="eastAsia" w:ascii="宋体" w:hAnsi="宋体" w:eastAsia="宋体" w:cs="宋体"/>
+          <w:rFonts w:ascii="宋体" w:eastAsia="宋体" w:hAnsi="宋体" w:cs="宋体" w:hint="eastAsia"/>
           <w:b/>
           <w:bCs/>
           <w:spacing w:val="-3"/>
@@ -278,7 +279,7 @@
       </w:r>
       <w:r>
         <w:rPr>
-          <w:rFonts w:ascii="宋体" w:hAnsi="宋体" w:eastAsia="宋体" w:cs="宋体"/>
+          <w:rFonts w:ascii="宋体" w:eastAsia="宋体" w:hAnsi="宋体" w:cs="宋体"/>
           <w:b/>
           <w:bCs/>
           <w:spacing w:val="-3"/>
@@ -289,7 +290,7 @@
       </w:r>
       <w:r>
         <w:rPr>
-          <w:rFonts w:hint="eastAsia" w:ascii="宋体" w:hAnsi="宋体" w:cs="宋体"/>
+          <w:rFonts w:ascii="宋体" w:hAnsi="宋体" w:cs="宋体" w:hint="eastAsia"/>
           <w:b/>
           <w:bCs/>
           <w:spacing w:val="-3"/>
@@ -301,7 +302,7 @@
       </w:r>
       <w:r>
         <w:rPr>
-          <w:rFonts w:ascii="宋体" w:hAnsi="宋体" w:eastAsia="宋体" w:cs="宋体"/>
+          <w:rFonts w:ascii="宋体" w:eastAsia="宋体" w:hAnsi="宋体" w:cs="宋体"/>
           <w:b/>
           <w:bCs/>
           <w:spacing w:val="-3"/>
@@ -312,7 +313,7 @@
       </w:r>
       <w:r>
         <w:rPr>
-          <w:rFonts w:hint="eastAsia" w:ascii="宋体" w:hAnsi="宋体" w:cs="宋体"/>
+          <w:rFonts w:ascii="宋体" w:hAnsi="宋体" w:cs="宋体" w:hint="eastAsia"/>
           <w:b/>
           <w:bCs/>
           <w:spacing w:val="-3"/>
@@ -325,18 +326,17 @@
     </w:p>
     <w:tbl>
       <w:tblPr>
-        <w:tblStyle w:val="21"/>
+        <w:tblStyle w:val="TableGrid"/>
         <w:tblW w:w="0" w:type="auto"/>
         <w:jc w:val="center"/>
         <w:tblBorders>
-          <w:top w:val="none" w:color="auto" w:sz="0" w:space="0"/>
-          <w:left w:val="none" w:color="auto" w:sz="0" w:space="0"/>
-          <w:bottom w:val="none" w:color="auto" w:sz="0" w:space="0"/>
-          <w:right w:val="none" w:color="auto" w:sz="0" w:space="0"/>
-          <w:insideH w:val="none" w:color="auto" w:sz="0" w:space="0"/>
-          <w:insideV w:val="none" w:color="auto" w:sz="0" w:space="0"/>
+          <w:top w:val="nil"/>
+          <w:left w:val="nil"/>
+          <w:bottom w:val="nil"/>
+          <w:right w:val="nil"/>
+          <w:insideH w:val="nil"/>
+          <w:insideV w:val="nil"/>
         </w:tblBorders>
-        <w:tblLayout w:type="autofit"/>
         <w:tblCellMar>
           <w:top w:w="0" w:type="dxa"/>
           <w:left w:w="108" w:type="dxa"/>
@@ -350,13 +350,15 @@
       </w:tblGrid>
       <w:tr>
         <w:tblPrEx>
+          <w:tblW w:w="0" w:type="auto"/>
+          <w:jc w:val="center"/>
           <w:tblBorders>
-            <w:top w:val="none" w:color="auto" w:sz="0" w:space="0"/>
-            <w:left w:val="none" w:color="auto" w:sz="0" w:space="0"/>
-            <w:bottom w:val="none" w:color="auto" w:sz="0" w:space="0"/>
-            <w:right w:val="none" w:color="auto" w:sz="0" w:space="0"/>
-            <w:insideH w:val="none" w:color="auto" w:sz="0" w:space="0"/>
-            <w:insideV w:val="none" w:color="auto" w:sz="0" w:space="0"/>
+            <w:top w:val="nil"/>
+            <w:left w:val="nil"/>
+            <w:bottom w:val="nil"/>
+            <w:right w:val="nil"/>
+            <w:insideH w:val="nil"/>
+            <w:insideV w:val="nil"/>
           </w:tblBorders>
           <w:tblCellMar>
             <w:top w:w="0" w:type="dxa"/>
@@ -366,7 +368,7 @@
           </w:tblCellMar>
         </w:tblPrEx>
         <w:trPr>
-          <w:trHeight w:val="810" w:hRule="atLeast"/>
+          <w:trHeight w:val="810"/>
           <w:jc w:val="center"/>
         </w:trPr>
         <w:tc>
@@ -404,7 +406,7 @@
             </w:r>
             <w:r>
               <w:rPr>
-                <w:rFonts w:hint="default" w:asciiTheme="minorAscii" w:hAnsiTheme="minorAscii" w:eastAsiaTheme="minorEastAsia"/>
+                <w:rFonts w:asciiTheme="minorAscii" w:eastAsiaTheme="minorEastAsia" w:hAnsiTheme="minorAscii" w:hint="default"/>
                 <w:spacing w:val="227"/>
                 <w:sz w:val="21"/>
                 <w:vertAlign w:val="baseline"/>
@@ -458,7 +460,7 @@
             </w:r>
             <w:r>
               <w:rPr>
-                <w:rFonts w:hint="eastAsia" w:asciiTheme="minorAscii" w:hAnsiTheme="minorAscii" w:eastAsiaTheme="minorEastAsia"/>
+                <w:rFonts w:asciiTheme="minorAscii" w:eastAsiaTheme="minorEastAsia" w:hAnsiTheme="minorAscii" w:hint="eastAsia"/>
                 <w:spacing w:val="227"/>
                 <w:sz w:val="21"/>
                 <w:vertAlign w:val="baseline"/>
@@ -480,14 +482,8 @@
       </w:tr>
       <w:tr>
         <w:tblPrEx>
-          <w:tblBorders>
-            <w:top w:val="none" w:color="auto" w:sz="0" w:space="0"/>
-            <w:left w:val="none" w:color="auto" w:sz="0" w:space="0"/>
-            <w:bottom w:val="none" w:color="auto" w:sz="0" w:space="0"/>
-            <w:right w:val="none" w:color="auto" w:sz="0" w:space="0"/>
-            <w:insideH w:val="none" w:color="auto" w:sz="0" w:space="0"/>
-            <w:insideV w:val="none" w:color="auto" w:sz="0" w:space="0"/>
-          </w:tblBorders>
+          <w:tblW w:w="0" w:type="auto"/>
+          <w:jc w:val="center"/>
           <w:tblCellMar>
             <w:top w:w="0" w:type="dxa"/>
             <w:left w:w="108" w:type="dxa"/>
@@ -496,7 +492,7 @@
           </w:tblCellMar>
         </w:tblPrEx>
         <w:trPr>
-          <w:trHeight w:val="810" w:hRule="atLeast"/>
+          <w:trHeight w:val="810"/>
           <w:jc w:val="center"/>
         </w:trPr>
         <w:tc>
@@ -520,7 +516,7 @@
               <w:snapToGrid w:val="0"/>
               <w:textAlignment w:val="baseline"/>
               <w:rPr>
-                <w:rFonts w:hint="default" w:ascii="Arial" w:hAnsi="Arial" w:eastAsia="Arial" w:cs="Arial"/>
+                <w:rFonts w:ascii="Arial" w:eastAsia="Arial" w:hAnsi="Arial" w:cs="Arial" w:hint="default"/>
                 <w:snapToGrid w:val="0"/>
                 <w:color w:val="000000"/>
                 <w:kern w:val="0"/>
@@ -552,7 +548,7 @@
             </w:r>
             <w:r>
               <w:rPr>
-                <w:rFonts w:hint="default" w:asciiTheme="minorAscii" w:hAnsiTheme="minorAscii" w:eastAsiaTheme="minorEastAsia"/>
+                <w:rFonts w:asciiTheme="minorAscii" w:eastAsiaTheme="minorEastAsia" w:hAnsiTheme="minorAscii" w:hint="default"/>
                 <w:spacing w:val="227"/>
                 <w:sz w:val="21"/>
                 <w:vertAlign w:val="baseline"/>
@@ -605,7 +601,7 @@
               <w:snapToGrid w:val="0"/>
               <w:textAlignment w:val="baseline"/>
               <w:rPr>
-                <w:rFonts w:hint="default" w:ascii="Arial" w:hAnsi="Arial" w:eastAsia="Arial" w:cs="Arial"/>
+                <w:rFonts w:ascii="Arial" w:eastAsia="Arial" w:hAnsi="Arial" w:cs="Arial" w:hint="default"/>
                 <w:snapToGrid w:val="0"/>
                 <w:color w:val="000000"/>
                 <w:kern w:val="0"/>
@@ -625,7 +621,7 @@
             </w:r>
             <w:r>
               <w:rPr>
-                <w:rFonts w:hint="eastAsia" w:asciiTheme="minorAscii" w:hAnsiTheme="minorAscii" w:eastAsiaTheme="minorEastAsia"/>
+                <w:rFonts w:asciiTheme="minorAscii" w:eastAsiaTheme="minorEastAsia" w:hAnsiTheme="minorAscii" w:hint="eastAsia"/>
                 <w:spacing w:val="227"/>
                 <w:sz w:val="21"/>
                 <w:vertAlign w:val="baseline"/>
@@ -647,14 +643,8 @@
       </w:tr>
       <w:tr>
         <w:tblPrEx>
-          <w:tblBorders>
-            <w:top w:val="none" w:color="auto" w:sz="0" w:space="0"/>
-            <w:left w:val="none" w:color="auto" w:sz="0" w:space="0"/>
-            <w:bottom w:val="none" w:color="auto" w:sz="0" w:space="0"/>
-            <w:right w:val="none" w:color="auto" w:sz="0" w:space="0"/>
-            <w:insideH w:val="none" w:color="auto" w:sz="0" w:space="0"/>
-            <w:insideV w:val="none" w:color="auto" w:sz="0" w:space="0"/>
-          </w:tblBorders>
+          <w:tblW w:w="0" w:type="auto"/>
+          <w:jc w:val="center"/>
           <w:tblCellMar>
             <w:top w:w="0" w:type="dxa"/>
             <w:left w:w="108" w:type="dxa"/>
@@ -663,7 +653,7 @@
           </w:tblCellMar>
         </w:tblPrEx>
         <w:trPr>
-          <w:trHeight w:val="635" w:hRule="atLeast"/>
+          <w:trHeight w:val="635"/>
           <w:jc w:val="center"/>
         </w:trPr>
         <w:tc>
@@ -713,7 +703,7 @@
             </w:r>
             <w:r>
               <w:rPr>
-                <w:rFonts w:hint="eastAsia" w:asciiTheme="minorAscii" w:hAnsiTheme="minorAscii" w:eastAsiaTheme="minorEastAsia"/>
+                <w:rFonts w:asciiTheme="minorAscii" w:eastAsiaTheme="minorEastAsia" w:hAnsiTheme="minorAscii" w:hint="eastAsia"/>
                 <w:spacing w:val="227"/>
                 <w:sz w:val="21"/>
                 <w:vertAlign w:val="baseline"/>
@@ -766,7 +756,7 @@
             </w:r>
             <w:r>
               <w:rPr>
-                <w:rFonts w:hint="eastAsia" w:asciiTheme="minorAscii" w:hAnsiTheme="minorAscii" w:eastAsiaTheme="minorEastAsia"/>
+                <w:rFonts w:asciiTheme="minorAscii" w:eastAsiaTheme="minorEastAsia" w:hAnsiTheme="minorAscii" w:hint="eastAsia"/>
                 <w:spacing w:val="227"/>
                 <w:sz w:val="21"/>
                 <w:vertAlign w:val="baseline"/>
@@ -825,14 +815,14 @@
         <w:ind w:left="3634"/>
         <w:textAlignment w:val="baseline"/>
         <w:rPr>
-          <w:rFonts w:ascii="宋体" w:hAnsi="宋体" w:eastAsia="宋体" w:cs="宋体"/>
+          <w:rFonts w:ascii="宋体" w:eastAsia="宋体" w:hAnsi="宋体" w:cs="宋体"/>
           <w:sz w:val="31"/>
           <w:szCs w:val="31"/>
         </w:rPr>
       </w:pPr>
       <w:r>
         <w:rPr>
-          <w:rFonts w:ascii="宋体" w:hAnsi="宋体" w:eastAsia="宋体" w:cs="宋体"/>
+          <w:rFonts w:ascii="宋体" w:eastAsia="宋体" w:hAnsi="宋体" w:cs="宋体"/>
           <w:b/>
           <w:bCs/>
           <w:spacing w:val="4"/>
@@ -844,16 +834,16 @@
     </w:p>
     <w:tbl>
       <w:tblPr>
-        <w:tblStyle w:val="26"/>
+        <w:tblStyle w:val="TableNormal0"/>
         <w:tblW w:w="8214" w:type="dxa"/>
         <w:jc w:val="center"/>
         <w:tblBorders>
-          <w:top w:val="single" w:color="000000" w:sz="2" w:space="0"/>
-          <w:left w:val="single" w:color="000000" w:sz="2" w:space="0"/>
-          <w:bottom w:val="single" w:color="000000" w:sz="2" w:space="0"/>
-          <w:right w:val="single" w:color="000000" w:sz="2" w:space="0"/>
-          <w:insideH w:val="single" w:color="000000" w:sz="2" w:space="0"/>
-          <w:insideV w:val="single" w:color="000000" w:sz="2" w:space="0"/>
+          <w:top w:val="single" w:sz="2" w:space="0" w:color="000000"/>
+          <w:left w:val="single" w:sz="2" w:space="0" w:color="000000"/>
+          <w:bottom w:val="single" w:sz="2" w:space="0" w:color="000000"/>
+          <w:right w:val="single" w:sz="2" w:space="0" w:color="000000"/>
+          <w:insideH w:val="single" w:sz="2" w:space="0" w:color="000000"/>
+          <w:insideV w:val="single" w:sz="2" w:space="0" w:color="000000"/>
         </w:tblBorders>
         <w:tblLayout w:type="fixed"/>
         <w:tblCellMar>
@@ -873,14 +863,17 @@
       </w:tblGrid>
       <w:tr>
         <w:tblPrEx>
+          <w:tblW w:w="8214" w:type="dxa"/>
+          <w:jc w:val="center"/>
           <w:tblBorders>
-            <w:top w:val="single" w:color="000000" w:sz="2" w:space="0"/>
-            <w:left w:val="single" w:color="000000" w:sz="2" w:space="0"/>
-            <w:bottom w:val="single" w:color="000000" w:sz="2" w:space="0"/>
-            <w:right w:val="single" w:color="000000" w:sz="2" w:space="0"/>
-            <w:insideH w:val="single" w:color="000000" w:sz="2" w:space="0"/>
-            <w:insideV w:val="single" w:color="000000" w:sz="2" w:space="0"/>
+            <w:top w:val="single" w:sz="2" w:space="0" w:color="000000"/>
+            <w:left w:val="single" w:sz="2" w:space="0" w:color="000000"/>
+            <w:bottom w:val="single" w:sz="2" w:space="0" w:color="000000"/>
+            <w:right w:val="single" w:sz="2" w:space="0" w:color="000000"/>
+            <w:insideH w:val="single" w:sz="2" w:space="0" w:color="000000"/>
+            <w:insideV w:val="single" w:sz="2" w:space="0" w:color="000000"/>
           </w:tblBorders>
+          <w:tblLayout w:type="fixed"/>
           <w:tblCellMar>
             <w:top w:w="0" w:type="dxa"/>
             <w:left w:w="0" w:type="dxa"/>
@@ -889,7 +882,7 @@
           </w:tblCellMar>
         </w:tblPrEx>
         <w:trPr>
-          <w:trHeight w:val="593" w:hRule="atLeast"/>
+          <w:trHeight w:val="593"/>
           <w:jc w:val="center"/>
         </w:trPr>
         <w:tc>
@@ -911,18 +904,18 @@
               <w:adjustRightInd w:val="0"/>
               <w:snapToGrid w:val="0"/>
               <w:spacing w:before="176" w:line="228" w:lineRule="auto"/>
-              <w:ind w:left="0" w:leftChars="0" w:right="0" w:rightChars="0" w:firstLine="0" w:firstLineChars="0"/>
+              <w:ind w:left="0" w:right="0" w:firstLine="0" w:leftChars="0" w:rightChars="0" w:firstLineChars="0"/>
               <w:jc w:val="center"/>
               <w:textAlignment w:val="baseline"/>
               <w:rPr>
-                <w:rFonts w:ascii="宋体" w:hAnsi="宋体" w:eastAsia="宋体" w:cs="宋体"/>
+                <w:rFonts w:ascii="宋体" w:eastAsia="宋体" w:hAnsi="宋体" w:cs="宋体"/>
                 <w:sz w:val="20"/>
                 <w:szCs w:val="20"/>
               </w:rPr>
             </w:pPr>
             <w:r>
               <w:rPr>
-                <w:rFonts w:hint="eastAsia" w:ascii="宋体" w:hAnsi="宋体" w:cs="宋体"/>
+                <w:rFonts w:ascii="宋体" w:hAnsi="宋体" w:cs="宋体" w:hint="eastAsia"/>
                 <w:spacing w:val="-14"/>
                 <w:sz w:val="20"/>
                 <w:szCs w:val="20"/>
@@ -932,7 +925,7 @@
             </w:r>
             <w:r>
               <w:rPr>
-                <w:rFonts w:ascii="宋体" w:hAnsi="宋体" w:eastAsia="宋体" w:cs="宋体"/>
+                <w:rFonts w:ascii="宋体" w:eastAsia="宋体" w:hAnsi="宋体" w:cs="宋体"/>
                 <w:spacing w:val="-14"/>
                 <w:sz w:val="20"/>
                 <w:szCs w:val="20"/>
@@ -960,18 +953,18 @@
               <w:adjustRightInd w:val="0"/>
               <w:snapToGrid w:val="0"/>
               <w:spacing w:before="175" w:line="227" w:lineRule="auto"/>
-              <w:ind w:left="0" w:leftChars="0" w:right="0" w:rightChars="0" w:firstLine="0" w:firstLineChars="0"/>
+              <w:ind w:left="0" w:right="0" w:firstLine="0" w:leftChars="0" w:rightChars="0" w:firstLineChars="0"/>
               <w:jc w:val="center"/>
               <w:textAlignment w:val="baseline"/>
               <w:rPr>
-                <w:rFonts w:ascii="宋体" w:hAnsi="宋体" w:eastAsia="宋体" w:cs="宋体"/>
+                <w:rFonts w:ascii="宋体" w:eastAsia="宋体" w:hAnsi="宋体" w:cs="宋体"/>
                 <w:sz w:val="20"/>
                 <w:szCs w:val="20"/>
               </w:rPr>
             </w:pPr>
             <w:r>
               <w:rPr>
-                <w:rFonts w:ascii="宋体" w:hAnsi="宋体" w:eastAsia="宋体" w:cs="宋体"/>
+                <w:rFonts w:ascii="宋体" w:eastAsia="宋体" w:hAnsi="宋体" w:cs="宋体"/>
                 <w:spacing w:val="4"/>
                 <w:sz w:val="20"/>
                 <w:szCs w:val="20"/>
@@ -999,18 +992,18 @@
               <w:adjustRightInd w:val="0"/>
               <w:snapToGrid w:val="0"/>
               <w:spacing w:before="175" w:line="228" w:lineRule="auto"/>
-              <w:ind w:left="0" w:leftChars="0" w:right="0" w:rightChars="0" w:firstLine="0" w:firstLineChars="0"/>
+              <w:ind w:left="0" w:right="0" w:firstLine="0" w:leftChars="0" w:rightChars="0" w:firstLineChars="0"/>
               <w:jc w:val="center"/>
               <w:textAlignment w:val="baseline"/>
               <w:rPr>
-                <w:rFonts w:ascii="宋体" w:hAnsi="宋体" w:eastAsia="宋体" w:cs="宋体"/>
+                <w:rFonts w:ascii="宋体" w:eastAsia="宋体" w:hAnsi="宋体" w:cs="宋体"/>
                 <w:sz w:val="20"/>
                 <w:szCs w:val="20"/>
               </w:rPr>
             </w:pPr>
             <w:r>
               <w:rPr>
-                <w:rFonts w:ascii="宋体" w:hAnsi="宋体" w:eastAsia="宋体" w:cs="宋体"/>
+                <w:rFonts w:ascii="宋体" w:eastAsia="宋体" w:hAnsi="宋体" w:cs="宋体"/>
                 <w:spacing w:val="7"/>
                 <w:sz w:val="20"/>
                 <w:szCs w:val="20"/>
@@ -1038,11 +1031,11 @@
               <w:adjustRightInd w:val="0"/>
               <w:snapToGrid w:val="0"/>
               <w:spacing w:before="175" w:line="228" w:lineRule="auto"/>
-              <w:ind w:left="0" w:leftChars="0" w:right="0" w:rightChars="0" w:firstLine="0" w:firstLineChars="0"/>
+              <w:ind w:left="0" w:right="0" w:firstLine="0" w:leftChars="0" w:rightChars="0" w:firstLineChars="0"/>
               <w:jc w:val="center"/>
               <w:textAlignment w:val="baseline"/>
               <w:rPr>
-                <w:rFonts w:hint="eastAsia" w:ascii="宋体" w:hAnsi="宋体" w:eastAsia="宋体" w:cs="宋体"/>
+                <w:rFonts w:ascii="宋体" w:eastAsia="宋体" w:hAnsi="宋体" w:cs="宋体" w:hint="eastAsia"/>
                 <w:spacing w:val="7"/>
                 <w:sz w:val="20"/>
                 <w:szCs w:val="20"/>
@@ -1051,7 +1044,7 @@
             </w:pPr>
             <w:r>
               <w:rPr>
-                <w:rFonts w:hint="eastAsia" w:ascii="宋体" w:hAnsi="宋体" w:cs="宋体"/>
+                <w:rFonts w:ascii="宋体" w:hAnsi="宋体" w:cs="宋体" w:hint="eastAsia"/>
                 <w:spacing w:val="7"/>
                 <w:sz w:val="20"/>
                 <w:szCs w:val="20"/>
@@ -1080,11 +1073,11 @@
               <w:adjustRightInd w:val="0"/>
               <w:snapToGrid w:val="0"/>
               <w:spacing w:before="175" w:line="228" w:lineRule="auto"/>
-              <w:ind w:left="0" w:leftChars="0" w:right="0" w:rightChars="0" w:firstLine="0" w:firstLineChars="0"/>
+              <w:ind w:left="0" w:right="0" w:firstLine="0" w:leftChars="0" w:rightChars="0" w:firstLineChars="0"/>
               <w:jc w:val="center"/>
               <w:textAlignment w:val="baseline"/>
               <w:rPr>
-                <w:rFonts w:hint="default" w:ascii="宋体" w:hAnsi="宋体" w:cs="宋体"/>
+                <w:rFonts w:ascii="宋体" w:hAnsi="宋体" w:cs="宋体" w:hint="default"/>
                 <w:spacing w:val="7"/>
                 <w:sz w:val="20"/>
                 <w:szCs w:val="20"/>
@@ -1093,7 +1086,7 @@
             </w:pPr>
             <w:r>
               <w:rPr>
-                <w:rFonts w:hint="eastAsia" w:ascii="宋体" w:hAnsi="宋体" w:cs="宋体"/>
+                <w:rFonts w:ascii="宋体" w:hAnsi="宋体" w:cs="宋体" w:hint="eastAsia"/>
                 <w:spacing w:val="7"/>
                 <w:sz w:val="20"/>
                 <w:szCs w:val="20"/>
@@ -1122,18 +1115,18 @@
               <w:adjustRightInd w:val="0"/>
               <w:snapToGrid w:val="0"/>
               <w:spacing w:before="176" w:line="229" w:lineRule="auto"/>
-              <w:ind w:left="0" w:leftChars="0" w:right="0" w:rightChars="0" w:firstLine="0" w:firstLineChars="0"/>
+              <w:ind w:left="0" w:right="0" w:firstLine="0" w:leftChars="0" w:rightChars="0" w:firstLineChars="0"/>
               <w:jc w:val="center"/>
               <w:textAlignment w:val="baseline"/>
               <w:rPr>
-                <w:rFonts w:ascii="宋体" w:hAnsi="宋体" w:eastAsia="宋体" w:cs="宋体"/>
+                <w:rFonts w:ascii="宋体" w:eastAsia="宋体" w:hAnsi="宋体" w:cs="宋体"/>
                 <w:sz w:val="20"/>
                 <w:szCs w:val="20"/>
               </w:rPr>
             </w:pPr>
             <w:r>
               <w:rPr>
-                <w:rFonts w:ascii="宋体" w:hAnsi="宋体" w:eastAsia="宋体" w:cs="宋体"/>
+                <w:rFonts w:ascii="宋体" w:eastAsia="宋体" w:hAnsi="宋体" w:cs="宋体"/>
                 <w:spacing w:val="7"/>
                 <w:sz w:val="20"/>
                 <w:szCs w:val="20"/>
@@ -1145,14 +1138,9 @@
       </w:tr>
       <w:tr>
         <w:tblPrEx>
-          <w:tblBorders>
-            <w:top w:val="single" w:color="000000" w:sz="2" w:space="0"/>
-            <w:left w:val="single" w:color="000000" w:sz="2" w:space="0"/>
-            <w:bottom w:val="single" w:color="000000" w:sz="2" w:space="0"/>
-            <w:right w:val="single" w:color="000000" w:sz="2" w:space="0"/>
-            <w:insideH w:val="single" w:color="000000" w:sz="2" w:space="0"/>
-            <w:insideV w:val="single" w:color="000000" w:sz="2" w:space="0"/>
-          </w:tblBorders>
+          <w:tblW w:w="8214" w:type="dxa"/>
+          <w:jc w:val="center"/>
+          <w:tblLayout w:type="fixed"/>
           <w:tblCellMar>
             <w:top w:w="0" w:type="dxa"/>
             <w:left w:w="0" w:type="dxa"/>
@@ -1161,7 +1149,7 @@
           </w:tblCellMar>
         </w:tblPrEx>
         <w:trPr>
-          <w:trHeight w:val="516" w:hRule="atLeast"/>
+          <w:trHeight w:val="516"/>
           <w:jc w:val="center"/>
         </w:trPr>
         <w:tc>
@@ -1183,11 +1171,11 @@
               <w:adjustRightInd w:val="0"/>
               <w:snapToGrid w:val="0"/>
               <w:spacing w:before="173" w:line="267" w:lineRule="exact"/>
-              <w:ind w:left="0" w:leftChars="0" w:right="0" w:rightChars="0" w:firstLine="0" w:firstLineChars="0"/>
+              <w:ind w:left="0" w:right="0" w:firstLine="0" w:leftChars="0" w:rightChars="0" w:firstLineChars="0"/>
               <w:jc w:val="center"/>
               <w:textAlignment w:val="baseline"/>
               <w:rPr>
-                <w:rFonts w:hint="default" w:ascii="宋体" w:hAnsi="宋体" w:eastAsia="宋体" w:cs="宋体"/>
+                <w:rFonts w:ascii="宋体" w:eastAsia="宋体" w:hAnsi="宋体" w:cs="宋体" w:hint="default"/>
                 <w:sz w:val="20"/>
                 <w:szCs w:val="20"/>
                 <w:lang w:val="en-US"/>
@@ -1195,7 +1183,7 @@
             </w:pPr>
             <w:r>
               <w:rPr>
-                <w:rFonts w:ascii="宋体" w:hAnsi="宋体" w:eastAsia="宋体" w:cs="宋体"/>
+                <w:rFonts w:ascii="宋体" w:eastAsia="宋体" w:hAnsi="宋体" w:cs="宋体"/>
                 <w:spacing w:val="3"/>
                 <w:position w:val="1"/>
                 <w:sz w:val="20"/>
@@ -1205,7 +1193,7 @@
             </w:r>
             <w:r>
               <w:rPr>
-                <w:rFonts w:hint="eastAsia" w:ascii="宋体" w:hAnsi="宋体" w:cs="宋体"/>
+                <w:rFonts w:ascii="宋体" w:hAnsi="宋体" w:cs="宋体" w:hint="eastAsia"/>
                 <w:spacing w:val="3"/>
                 <w:position w:val="1"/>
                 <w:sz w:val="20"/>
@@ -1216,7 +1204,7 @@
             </w:r>
             <w:r>
               <w:rPr>
-                <w:rFonts w:ascii="宋体" w:hAnsi="宋体" w:eastAsia="宋体" w:cs="宋体"/>
+                <w:rFonts w:ascii="宋体" w:eastAsia="宋体" w:hAnsi="宋体" w:cs="宋体"/>
                 <w:spacing w:val="3"/>
                 <w:position w:val="1"/>
                 <w:sz w:val="20"/>
@@ -1226,7 +1214,7 @@
             </w:r>
             <w:r>
               <w:rPr>
-                <w:rFonts w:hint="eastAsia" w:ascii="宋体" w:hAnsi="宋体" w:cs="宋体"/>
+                <w:rFonts w:ascii="宋体" w:hAnsi="宋体" w:cs="宋体" w:hint="eastAsia"/>
                 <w:spacing w:val="3"/>
                 <w:position w:val="1"/>
                 <w:sz w:val="20"/>
@@ -1256,18 +1244,18 @@
               <w:adjustRightInd w:val="0"/>
               <w:snapToGrid w:val="0"/>
               <w:spacing w:before="173" w:line="267" w:lineRule="exact"/>
-              <w:ind w:left="0" w:leftChars="0" w:right="0" w:rightChars="0" w:firstLine="0" w:firstLineChars="0"/>
+              <w:ind w:left="0" w:right="0" w:firstLine="0" w:leftChars="0" w:rightChars="0" w:firstLineChars="0"/>
               <w:jc w:val="center"/>
               <w:textAlignment w:val="baseline"/>
               <w:rPr>
-                <w:rFonts w:ascii="宋体" w:hAnsi="宋体" w:eastAsia="宋体" w:cs="宋体"/>
+                <w:rFonts w:ascii="宋体" w:eastAsia="宋体" w:hAnsi="宋体" w:cs="宋体"/>
                 <w:sz w:val="20"/>
                 <w:szCs w:val="20"/>
               </w:rPr>
             </w:pPr>
             <w:r>
               <w:rPr>
-                <w:rFonts w:ascii="宋体" w:hAnsi="宋体" w:eastAsia="宋体" w:cs="宋体"/>
+                <w:rFonts w:ascii="宋体" w:eastAsia="宋体" w:hAnsi="宋体" w:cs="宋体"/>
                 <w:spacing w:val="4"/>
                 <w:position w:val="1"/>
                 <w:sz w:val="20"/>
@@ -1296,18 +1284,18 @@
               <w:adjustRightInd w:val="0"/>
               <w:snapToGrid w:val="0"/>
               <w:spacing w:before="172" w:line="228" w:lineRule="auto"/>
-              <w:ind w:left="0" w:leftChars="0" w:right="0" w:rightChars="0" w:firstLine="0" w:firstLineChars="0"/>
+              <w:ind w:left="0" w:right="0" w:firstLine="0" w:leftChars="0" w:rightChars="0" w:firstLineChars="0"/>
               <w:jc w:val="center"/>
               <w:textAlignment w:val="baseline"/>
               <w:rPr>
-                <w:rFonts w:ascii="宋体" w:hAnsi="宋体" w:eastAsia="宋体" w:cs="宋体"/>
+                <w:rFonts w:ascii="宋体" w:eastAsia="宋体" w:hAnsi="宋体" w:cs="宋体"/>
                 <w:sz w:val="20"/>
                 <w:szCs w:val="20"/>
               </w:rPr>
             </w:pPr>
             <w:r>
               <w:rPr>
-                <w:rFonts w:ascii="宋体" w:hAnsi="宋体" w:eastAsia="宋体" w:cs="宋体"/>
+                <w:rFonts w:ascii="宋体" w:eastAsia="宋体" w:hAnsi="宋体" w:cs="宋体"/>
                 <w:spacing w:val="200"/>
                 <w:kern w:val="0"/>
                 <w:sz w:val="20"/>
@@ -1317,7 +1305,7 @@
             </w:r>
             <w:r>
               <w:rPr>
-                <w:rFonts w:ascii="宋体" w:hAnsi="宋体" w:eastAsia="宋体" w:cs="宋体"/>
+                <w:rFonts w:ascii="宋体" w:eastAsia="宋体" w:hAnsi="宋体" w:cs="宋体"/>
                 <w:spacing w:val="0"/>
                 <w:kern w:val="0"/>
                 <w:sz w:val="20"/>
@@ -1346,11 +1334,11 @@
               <w:adjustRightInd w:val="0"/>
               <w:snapToGrid w:val="0"/>
               <w:spacing w:before="173" w:line="229" w:lineRule="auto"/>
-              <w:ind w:left="0" w:leftChars="0" w:right="0" w:rightChars="0" w:firstLine="0" w:firstLineChars="0"/>
+              <w:ind w:left="0" w:right="0" w:firstLine="0" w:leftChars="0" w:rightChars="0" w:firstLineChars="0"/>
               <w:jc w:val="center"/>
               <w:textAlignment w:val="baseline"/>
               <w:rPr>
-                <w:rFonts w:ascii="宋体" w:hAnsi="宋体" w:eastAsia="宋体" w:cs="宋体"/>
+                <w:rFonts w:ascii="宋体" w:eastAsia="宋体" w:hAnsi="宋体" w:cs="宋体"/>
                 <w:spacing w:val="200"/>
                 <w:kern w:val="0"/>
                 <w:sz w:val="20"/>
@@ -1359,7 +1347,7 @@
             </w:pPr>
             <w:r>
               <w:rPr>
-                <w:rFonts w:hint="eastAsia" w:asciiTheme="minorAscii" w:hAnsiTheme="minorAscii" w:eastAsiaTheme="minorEastAsia"/>
+                <w:rFonts w:asciiTheme="minorAscii" w:eastAsiaTheme="minorEastAsia" w:hAnsiTheme="minorAscii" w:hint="eastAsia"/>
                 <w:spacing w:val="0"/>
                 <w:kern w:val="0"/>
                 <w:sz w:val="21"/>
@@ -1389,11 +1377,11 @@
               <w:adjustRightInd w:val="0"/>
               <w:snapToGrid w:val="0"/>
               <w:spacing w:before="172" w:line="228" w:lineRule="auto"/>
-              <w:ind w:left="0" w:leftChars="0" w:right="0" w:rightChars="0" w:firstLine="0" w:firstLineChars="0"/>
+              <w:ind w:left="0" w:right="0" w:firstLine="0" w:leftChars="0" w:rightChars="0" w:firstLineChars="0"/>
               <w:jc w:val="center"/>
               <w:textAlignment w:val="baseline"/>
               <w:rPr>
-                <w:rFonts w:ascii="宋体" w:hAnsi="宋体" w:eastAsia="宋体" w:cs="宋体"/>
+                <w:rFonts w:ascii="宋体" w:eastAsia="宋体" w:hAnsi="宋体" w:cs="宋体"/>
                 <w:spacing w:val="200"/>
                 <w:kern w:val="0"/>
                 <w:sz w:val="20"/>
@@ -1402,7 +1390,7 @@
             </w:pPr>
             <w:r>
               <w:rPr>
-                <w:rFonts w:hint="eastAsia" w:ascii="宋体" w:hAnsi="宋体" w:eastAsia="宋体" w:cs="宋体"/>
+                <w:rFonts w:ascii="宋体" w:eastAsia="宋体" w:hAnsi="宋体" w:cs="宋体" w:hint="eastAsia"/>
                 <w:spacing w:val="200"/>
                 <w:kern w:val="0"/>
                 <w:sz w:val="20"/>
@@ -1412,7 +1400,7 @@
             </w:r>
             <w:r>
               <w:rPr>
-                <w:rFonts w:hint="eastAsia" w:asciiTheme="minorAscii" w:hAnsiTheme="minorAscii" w:eastAsiaTheme="minorEastAsia"/>
+                <w:rFonts w:asciiTheme="minorAscii" w:eastAsiaTheme="minorEastAsia" w:hAnsiTheme="minorAscii" w:hint="eastAsia"/>
                 <w:spacing w:val="0"/>
                 <w:kern w:val="0"/>
                 <w:sz w:val="21"/>
@@ -1442,18 +1430,18 @@
               <w:adjustRightInd w:val="0"/>
               <w:snapToGrid w:val="0"/>
               <w:spacing w:before="173" w:line="229" w:lineRule="auto"/>
-              <w:ind w:left="0" w:leftChars="0" w:right="0" w:rightChars="0" w:firstLine="0" w:firstLineChars="0"/>
+              <w:ind w:left="0" w:right="0" w:firstLine="0" w:leftChars="0" w:rightChars="0" w:firstLineChars="0"/>
               <w:jc w:val="center"/>
               <w:textAlignment w:val="baseline"/>
               <w:rPr>
-                <w:rFonts w:ascii="宋体" w:hAnsi="宋体" w:eastAsia="宋体" w:cs="宋体"/>
+                <w:rFonts w:ascii="宋体" w:eastAsia="宋体" w:hAnsi="宋体" w:cs="宋体"/>
                 <w:sz w:val="20"/>
                 <w:szCs w:val="20"/>
               </w:rPr>
             </w:pPr>
             <w:r>
               <w:rPr>
-                <w:rFonts w:hint="eastAsia" w:asciiTheme="minorAscii" w:hAnsiTheme="minorAscii" w:eastAsiaTheme="minorEastAsia"/>
+                <w:rFonts w:asciiTheme="minorAscii" w:eastAsiaTheme="minorEastAsia" w:hAnsiTheme="minorAscii" w:hint="eastAsia"/>
                 <w:spacing w:val="0"/>
                 <w:kern w:val="0"/>
                 <w:sz w:val="21"/>
@@ -1467,14 +1455,9 @@
       </w:tr>
       <w:tr>
         <w:tblPrEx>
-          <w:tblBorders>
-            <w:top w:val="single" w:color="000000" w:sz="2" w:space="0"/>
-            <w:left w:val="single" w:color="000000" w:sz="2" w:space="0"/>
-            <w:bottom w:val="single" w:color="000000" w:sz="2" w:space="0"/>
-            <w:right w:val="single" w:color="000000" w:sz="2" w:space="0"/>
-            <w:insideH w:val="single" w:color="000000" w:sz="2" w:space="0"/>
-            <w:insideV w:val="single" w:color="000000" w:sz="2" w:space="0"/>
-          </w:tblBorders>
+          <w:tblW w:w="8214" w:type="dxa"/>
+          <w:jc w:val="center"/>
+          <w:tblLayout w:type="fixed"/>
           <w:tblCellMar>
             <w:top w:w="0" w:type="dxa"/>
             <w:left w:w="0" w:type="dxa"/>
@@ -1483,7 +1466,7 @@
           </w:tblCellMar>
         </w:tblPrEx>
         <w:trPr>
-          <w:trHeight w:val="556" w:hRule="atLeast"/>
+          <w:trHeight w:val="556"/>
           <w:jc w:val="center"/>
         </w:trPr>
         <w:tc>
@@ -1492,7 +1475,7 @@
           </w:tcPr>
           <w:p>
             <w:pPr>
-              <w:pStyle w:val="27"/>
+              <w:pStyle w:val="TableText"/>
               <w:keepNext w:val="0"/>
               <w:keepLines w:val="0"/>
               <w:pageBreakBefore w:val="0"/>
@@ -1505,7 +1488,7 @@
               <w:bidi w:val="0"/>
               <w:adjustRightInd w:val="0"/>
               <w:snapToGrid w:val="0"/>
-              <w:ind w:left="0" w:leftChars="0" w:right="0" w:rightChars="0" w:firstLine="0" w:firstLineChars="0"/>
+              <w:ind w:left="0" w:right="0" w:firstLine="0" w:leftChars="0" w:rightChars="0" w:firstLineChars="0"/>
               <w:jc w:val="center"/>
               <w:textAlignment w:val="baseline"/>
             </w:pPr>
@@ -1517,7 +1500,7 @@
           </w:tcPr>
           <w:p>
             <w:pPr>
-              <w:pStyle w:val="27"/>
+              <w:pStyle w:val="TableText"/>
               <w:keepNext w:val="0"/>
               <w:keepLines w:val="0"/>
               <w:pageBreakBefore w:val="0"/>
@@ -1530,7 +1513,7 @@
               <w:bidi w:val="0"/>
               <w:adjustRightInd w:val="0"/>
               <w:snapToGrid w:val="0"/>
-              <w:ind w:left="0" w:leftChars="0" w:right="0" w:rightChars="0" w:firstLine="0" w:firstLineChars="0"/>
+              <w:ind w:left="0" w:right="0" w:firstLine="0" w:leftChars="0" w:rightChars="0" w:firstLineChars="0"/>
               <w:jc w:val="center"/>
               <w:textAlignment w:val="baseline"/>
             </w:pPr>
@@ -1542,7 +1525,7 @@
           </w:tcPr>
           <w:p>
             <w:pPr>
-              <w:pStyle w:val="27"/>
+              <w:pStyle w:val="TableText"/>
               <w:keepNext w:val="0"/>
               <w:keepLines w:val="0"/>
               <w:pageBreakBefore w:val="0"/>
@@ -1555,7 +1538,7 @@
               <w:bidi w:val="0"/>
               <w:adjustRightInd w:val="0"/>
               <w:snapToGrid w:val="0"/>
-              <w:ind w:left="0" w:leftChars="0" w:right="0" w:rightChars="0" w:firstLine="0" w:firstLineChars="0"/>
+              <w:ind w:left="0" w:right="0" w:firstLine="0" w:leftChars="0" w:rightChars="0" w:firstLineChars="0"/>
               <w:jc w:val="center"/>
               <w:textAlignment w:val="baseline"/>
             </w:pPr>
@@ -1567,7 +1550,7 @@
           </w:tcPr>
           <w:p>
             <w:pPr>
-              <w:pStyle w:val="27"/>
+              <w:pStyle w:val="TableText"/>
               <w:keepNext w:val="0"/>
               <w:keepLines w:val="0"/>
               <w:pageBreakBefore w:val="0"/>
@@ -1580,7 +1563,7 @@
               <w:bidi w:val="0"/>
               <w:adjustRightInd w:val="0"/>
               <w:snapToGrid w:val="0"/>
-              <w:ind w:left="0" w:leftChars="0" w:right="0" w:rightChars="0" w:firstLine="0" w:firstLineChars="0"/>
+              <w:ind w:left="0" w:right="0" w:firstLine="0" w:leftChars="0" w:rightChars="0" w:firstLineChars="0"/>
               <w:jc w:val="center"/>
               <w:textAlignment w:val="baseline"/>
             </w:pPr>
@@ -1592,7 +1575,7 @@
           </w:tcPr>
           <w:p>
             <w:pPr>
-              <w:pStyle w:val="27"/>
+              <w:pStyle w:val="TableText"/>
               <w:keepNext w:val="0"/>
               <w:keepLines w:val="0"/>
               <w:pageBreakBefore w:val="0"/>
@@ -1605,7 +1588,7 @@
               <w:bidi w:val="0"/>
               <w:adjustRightInd w:val="0"/>
               <w:snapToGrid w:val="0"/>
-              <w:ind w:left="0" w:leftChars="0" w:right="0" w:rightChars="0" w:firstLine="0" w:firstLineChars="0"/>
+              <w:ind w:left="0" w:right="0" w:firstLine="0" w:leftChars="0" w:rightChars="0" w:firstLineChars="0"/>
               <w:jc w:val="center"/>
               <w:textAlignment w:val="baseline"/>
             </w:pPr>
@@ -1617,7 +1600,7 @@
           </w:tcPr>
           <w:p>
             <w:pPr>
-              <w:pStyle w:val="27"/>
+              <w:pStyle w:val="TableText"/>
               <w:keepNext w:val="0"/>
               <w:keepLines w:val="0"/>
               <w:pageBreakBefore w:val="0"/>
@@ -1630,7 +1613,7 @@
               <w:bidi w:val="0"/>
               <w:adjustRightInd w:val="0"/>
               <w:snapToGrid w:val="0"/>
-              <w:ind w:left="0" w:leftChars="0" w:right="0" w:rightChars="0" w:firstLine="0" w:firstLineChars="0"/>
+              <w:ind w:left="0" w:right="0" w:firstLine="0" w:leftChars="0" w:rightChars="0" w:firstLineChars="0"/>
               <w:jc w:val="center"/>
               <w:textAlignment w:val="baseline"/>
             </w:pPr>
@@ -1639,14 +1622,9 @@
       </w:tr>
       <w:tr>
         <w:tblPrEx>
-          <w:tblBorders>
-            <w:top w:val="single" w:color="000000" w:sz="2" w:space="0"/>
-            <w:left w:val="single" w:color="000000" w:sz="2" w:space="0"/>
-            <w:bottom w:val="single" w:color="000000" w:sz="2" w:space="0"/>
-            <w:right w:val="single" w:color="000000" w:sz="2" w:space="0"/>
-            <w:insideH w:val="single" w:color="000000" w:sz="2" w:space="0"/>
-            <w:insideV w:val="single" w:color="000000" w:sz="2" w:space="0"/>
-          </w:tblBorders>
+          <w:tblW w:w="8214" w:type="dxa"/>
+          <w:jc w:val="center"/>
+          <w:tblLayout w:type="fixed"/>
           <w:tblCellMar>
             <w:top w:w="0" w:type="dxa"/>
             <w:left w:w="0" w:type="dxa"/>
@@ -1655,7 +1633,7 @@
           </w:tblCellMar>
         </w:tblPrEx>
         <w:trPr>
-          <w:trHeight w:val="556" w:hRule="atLeast"/>
+          <w:trHeight w:val="556"/>
           <w:jc w:val="center"/>
         </w:trPr>
         <w:tc>
@@ -1664,7 +1642,7 @@
           </w:tcPr>
           <w:p>
             <w:pPr>
-              <w:pStyle w:val="27"/>
+              <w:pStyle w:val="TableText"/>
               <w:keepNext w:val="0"/>
               <w:keepLines w:val="0"/>
               <w:pageBreakBefore w:val="0"/>
@@ -1677,7 +1655,7 @@
               <w:bidi w:val="0"/>
               <w:adjustRightInd w:val="0"/>
               <w:snapToGrid w:val="0"/>
-              <w:ind w:left="0" w:leftChars="0" w:right="0" w:rightChars="0" w:firstLine="0" w:firstLineChars="0"/>
+              <w:ind w:left="0" w:right="0" w:firstLine="0" w:leftChars="0" w:rightChars="0" w:firstLineChars="0"/>
               <w:jc w:val="center"/>
               <w:textAlignment w:val="baseline"/>
             </w:pPr>
@@ -1689,7 +1667,7 @@
           </w:tcPr>
           <w:p>
             <w:pPr>
-              <w:pStyle w:val="27"/>
+              <w:pStyle w:val="TableText"/>
               <w:keepNext w:val="0"/>
               <w:keepLines w:val="0"/>
               <w:pageBreakBefore w:val="0"/>
@@ -1702,7 +1680,7 @@
               <w:bidi w:val="0"/>
               <w:adjustRightInd w:val="0"/>
               <w:snapToGrid w:val="0"/>
-              <w:ind w:left="0" w:leftChars="0" w:right="0" w:rightChars="0" w:firstLine="0" w:firstLineChars="0"/>
+              <w:ind w:left="0" w:right="0" w:firstLine="0" w:leftChars="0" w:rightChars="0" w:firstLineChars="0"/>
               <w:jc w:val="center"/>
               <w:textAlignment w:val="baseline"/>
             </w:pPr>
@@ -1714,7 +1692,7 @@
           </w:tcPr>
           <w:p>
             <w:pPr>
-              <w:pStyle w:val="27"/>
+              <w:pStyle w:val="TableText"/>
               <w:keepNext w:val="0"/>
               <w:keepLines w:val="0"/>
               <w:pageBreakBefore w:val="0"/>
@@ -1727,7 +1705,7 @@
               <w:bidi w:val="0"/>
               <w:adjustRightInd w:val="0"/>
               <w:snapToGrid w:val="0"/>
-              <w:ind w:left="0" w:leftChars="0" w:right="0" w:rightChars="0" w:firstLine="0" w:firstLineChars="0"/>
+              <w:ind w:left="0" w:right="0" w:firstLine="0" w:leftChars="0" w:rightChars="0" w:firstLineChars="0"/>
               <w:jc w:val="center"/>
               <w:textAlignment w:val="baseline"/>
             </w:pPr>
@@ -1739,7 +1717,7 @@
           </w:tcPr>
           <w:p>
             <w:pPr>
-              <w:pStyle w:val="27"/>
+              <w:pStyle w:val="TableText"/>
               <w:keepNext w:val="0"/>
               <w:keepLines w:val="0"/>
               <w:pageBreakBefore w:val="0"/>
@@ -1752,7 +1730,7 @@
               <w:bidi w:val="0"/>
               <w:adjustRightInd w:val="0"/>
               <w:snapToGrid w:val="0"/>
-              <w:ind w:left="0" w:leftChars="0" w:right="0" w:rightChars="0" w:firstLine="0" w:firstLineChars="0"/>
+              <w:ind w:left="0" w:right="0" w:firstLine="0" w:leftChars="0" w:rightChars="0" w:firstLineChars="0"/>
               <w:jc w:val="center"/>
               <w:textAlignment w:val="baseline"/>
             </w:pPr>
@@ -1764,7 +1742,7 @@
           </w:tcPr>
           <w:p>
             <w:pPr>
-              <w:pStyle w:val="27"/>
+              <w:pStyle w:val="TableText"/>
               <w:keepNext w:val="0"/>
               <w:keepLines w:val="0"/>
               <w:pageBreakBefore w:val="0"/>
@@ -1777,7 +1755,7 @@
               <w:bidi w:val="0"/>
               <w:adjustRightInd w:val="0"/>
               <w:snapToGrid w:val="0"/>
-              <w:ind w:left="0" w:leftChars="0" w:right="0" w:rightChars="0" w:firstLine="0" w:firstLineChars="0"/>
+              <w:ind w:left="0" w:right="0" w:firstLine="0" w:leftChars="0" w:rightChars="0" w:firstLineChars="0"/>
               <w:jc w:val="center"/>
               <w:textAlignment w:val="baseline"/>
             </w:pPr>
@@ -1789,7 +1767,7 @@
           </w:tcPr>
           <w:p>
             <w:pPr>
-              <w:pStyle w:val="27"/>
+              <w:pStyle w:val="TableText"/>
               <w:keepNext w:val="0"/>
               <w:keepLines w:val="0"/>
               <w:pageBreakBefore w:val="0"/>
@@ -1802,7 +1780,7 @@
               <w:bidi w:val="0"/>
               <w:adjustRightInd w:val="0"/>
               <w:snapToGrid w:val="0"/>
-              <w:ind w:left="0" w:leftChars="0" w:right="0" w:rightChars="0" w:firstLine="0" w:firstLineChars="0"/>
+              <w:ind w:left="0" w:right="0" w:firstLine="0" w:leftChars="0" w:rightChars="0" w:firstLineChars="0"/>
               <w:jc w:val="center"/>
               <w:textAlignment w:val="baseline"/>
             </w:pPr>
@@ -1811,14 +1789,9 @@
       </w:tr>
       <w:tr>
         <w:tblPrEx>
-          <w:tblBorders>
-            <w:top w:val="single" w:color="000000" w:sz="2" w:space="0"/>
-            <w:left w:val="single" w:color="000000" w:sz="2" w:space="0"/>
-            <w:bottom w:val="single" w:color="000000" w:sz="2" w:space="0"/>
-            <w:right w:val="single" w:color="000000" w:sz="2" w:space="0"/>
-            <w:insideH w:val="single" w:color="000000" w:sz="2" w:space="0"/>
-            <w:insideV w:val="single" w:color="000000" w:sz="2" w:space="0"/>
-          </w:tblBorders>
+          <w:tblW w:w="8214" w:type="dxa"/>
+          <w:jc w:val="center"/>
+          <w:tblLayout w:type="fixed"/>
           <w:tblCellMar>
             <w:top w:w="0" w:type="dxa"/>
             <w:left w:w="0" w:type="dxa"/>
@@ -1827,7 +1800,7 @@
           </w:tblCellMar>
         </w:tblPrEx>
         <w:trPr>
-          <w:trHeight w:val="557" w:hRule="atLeast"/>
+          <w:trHeight w:val="557"/>
           <w:jc w:val="center"/>
         </w:trPr>
         <w:tc>
@@ -1836,7 +1809,7 @@
           </w:tcPr>
           <w:p>
             <w:pPr>
-              <w:pStyle w:val="27"/>
+              <w:pStyle w:val="TableText"/>
               <w:keepNext w:val="0"/>
               <w:keepLines w:val="0"/>
               <w:pageBreakBefore w:val="0"/>
@@ -1849,7 +1822,7 @@
               <w:bidi w:val="0"/>
               <w:adjustRightInd w:val="0"/>
               <w:snapToGrid w:val="0"/>
-              <w:ind w:left="0" w:leftChars="0" w:right="0" w:rightChars="0" w:firstLine="0" w:firstLineChars="0"/>
+              <w:ind w:left="0" w:right="0" w:firstLine="0" w:leftChars="0" w:rightChars="0" w:firstLineChars="0"/>
               <w:jc w:val="center"/>
               <w:textAlignment w:val="baseline"/>
             </w:pPr>
@@ -1861,7 +1834,7 @@
           </w:tcPr>
           <w:p>
             <w:pPr>
-              <w:pStyle w:val="27"/>
+              <w:pStyle w:val="TableText"/>
               <w:keepNext w:val="0"/>
               <w:keepLines w:val="0"/>
               <w:pageBreakBefore w:val="0"/>
@@ -1874,7 +1847,7 @@
               <w:bidi w:val="0"/>
               <w:adjustRightInd w:val="0"/>
               <w:snapToGrid w:val="0"/>
-              <w:ind w:left="0" w:leftChars="0" w:right="0" w:rightChars="0" w:firstLine="0" w:firstLineChars="0"/>
+              <w:ind w:left="0" w:right="0" w:firstLine="0" w:leftChars="0" w:rightChars="0" w:firstLineChars="0"/>
               <w:jc w:val="center"/>
               <w:textAlignment w:val="baseline"/>
             </w:pPr>
@@ -1886,7 +1859,7 @@
           </w:tcPr>
           <w:p>
             <w:pPr>
-              <w:pStyle w:val="27"/>
+              <w:pStyle w:val="TableText"/>
               <w:keepNext w:val="0"/>
               <w:keepLines w:val="0"/>
               <w:pageBreakBefore w:val="0"/>
@@ -1899,7 +1872,7 @@
               <w:bidi w:val="0"/>
               <w:adjustRightInd w:val="0"/>
               <w:snapToGrid w:val="0"/>
-              <w:ind w:left="0" w:leftChars="0" w:right="0" w:rightChars="0" w:firstLine="0" w:firstLineChars="0"/>
+              <w:ind w:left="0" w:right="0" w:firstLine="0" w:leftChars="0" w:rightChars="0" w:firstLineChars="0"/>
               <w:jc w:val="center"/>
               <w:textAlignment w:val="baseline"/>
             </w:pPr>
@@ -1911,7 +1884,7 @@
           </w:tcPr>
           <w:p>
             <w:pPr>
-              <w:pStyle w:val="27"/>
+              <w:pStyle w:val="TableText"/>
               <w:keepNext w:val="0"/>
               <w:keepLines w:val="0"/>
               <w:pageBreakBefore w:val="0"/>
@@ -1924,7 +1897,7 @@
               <w:bidi w:val="0"/>
               <w:adjustRightInd w:val="0"/>
               <w:snapToGrid w:val="0"/>
-              <w:ind w:left="0" w:leftChars="0" w:right="0" w:rightChars="0" w:firstLine="0" w:firstLineChars="0"/>
+              <w:ind w:left="0" w:right="0" w:firstLine="0" w:leftChars="0" w:rightChars="0" w:firstLineChars="0"/>
               <w:jc w:val="center"/>
               <w:textAlignment w:val="baseline"/>
             </w:pPr>
@@ -1936,7 +1909,7 @@
           </w:tcPr>
           <w:p>
             <w:pPr>
-              <w:pStyle w:val="27"/>
+              <w:pStyle w:val="TableText"/>
               <w:keepNext w:val="0"/>
               <w:keepLines w:val="0"/>
               <w:pageBreakBefore w:val="0"/>
@@ -1949,7 +1922,7 @@
               <w:bidi w:val="0"/>
               <w:adjustRightInd w:val="0"/>
               <w:snapToGrid w:val="0"/>
-              <w:ind w:left="0" w:leftChars="0" w:right="0" w:rightChars="0" w:firstLine="0" w:firstLineChars="0"/>
+              <w:ind w:left="0" w:right="0" w:firstLine="0" w:leftChars="0" w:rightChars="0" w:firstLineChars="0"/>
               <w:jc w:val="center"/>
               <w:textAlignment w:val="baseline"/>
             </w:pPr>
@@ -1961,7 +1934,7 @@
           </w:tcPr>
           <w:p>
             <w:pPr>
-              <w:pStyle w:val="27"/>
+              <w:pStyle w:val="TableText"/>
               <w:keepNext w:val="0"/>
               <w:keepLines w:val="0"/>
               <w:pageBreakBefore w:val="0"/>
@@ -1974,7 +1947,7 @@
               <w:bidi w:val="0"/>
               <w:adjustRightInd w:val="0"/>
               <w:snapToGrid w:val="0"/>
-              <w:ind w:left="0" w:leftChars="0" w:right="0" w:rightChars="0" w:firstLine="0" w:firstLineChars="0"/>
+              <w:ind w:left="0" w:right="0" w:firstLine="0" w:leftChars="0" w:rightChars="0" w:firstLineChars="0"/>
               <w:jc w:val="center"/>
               <w:textAlignment w:val="baseline"/>
             </w:pPr>
@@ -2005,7 +1978,7 @@
     <w:sdt>
       <w:sdtPr>
         <w:rPr>
-          <w:rFonts w:ascii="宋体" w:hAnsi="宋体" w:eastAsia="宋体" w:cs="Arial"/>
+          <w:rFonts w:ascii="宋体" w:eastAsia="宋体" w:hAnsi="宋体" w:cs="Arial"/>
           <w:snapToGrid w:val="0"/>
           <w:color w:val="000000"/>
           <w:kern w:val="0"/>
@@ -2021,7 +1994,7 @@
       </w:sdtPr>
       <w:sdtEndPr>
         <w:rPr>
-          <w:rFonts w:hint="eastAsia" w:ascii="宋体" w:hAnsi="宋体" w:eastAsia="宋体" w:cs="宋体"/>
+          <w:rFonts w:ascii="宋体" w:eastAsia="宋体" w:hAnsi="宋体" w:cs="宋体" w:hint="eastAsia"/>
           <w:snapToGrid w:val="0"/>
           <w:color w:val="000000"/>
           <w:kern w:val="0"/>
@@ -2046,18 +2019,18 @@
             <w:adjustRightInd w:val="0"/>
             <w:snapToGrid w:val="0"/>
             <w:spacing w:before="0" w:beforeLines="0" w:after="0" w:afterLines="0" w:line="240" w:lineRule="auto"/>
-            <w:ind w:left="0" w:leftChars="0" w:right="0" w:rightChars="0" w:firstLine="0" w:firstLineChars="0"/>
+            <w:ind w:left="0" w:right="0" w:firstLine="0" w:leftChars="0" w:rightChars="0" w:firstLineChars="0"/>
             <w:jc w:val="center"/>
             <w:textAlignment w:val="baseline"/>
             <w:rPr>
-              <w:rFonts w:hint="eastAsia" w:ascii="宋体" w:hAnsi="宋体" w:eastAsia="宋体" w:cs="宋体"/>
+              <w:rFonts w:ascii="宋体" w:eastAsia="宋体" w:hAnsi="宋体" w:cs="宋体" w:hint="eastAsia"/>
               <w:sz w:val="24"/>
               <w:szCs w:val="24"/>
             </w:rPr>
           </w:pPr>
           <w:r>
             <w:rPr>
-              <w:rFonts w:hint="eastAsia" w:ascii="宋体" w:hAnsi="宋体" w:eastAsia="宋体" w:cs="宋体"/>
+              <w:rFonts w:ascii="宋体" w:eastAsia="宋体" w:hAnsi="宋体" w:cs="宋体" w:hint="eastAsia"/>
               <w:sz w:val="24"/>
               <w:szCs w:val="24"/>
             </w:rPr>
@@ -2066,14 +2039,14 @@
         </w:p>
         <w:p>
           <w:pPr>
-            <w:pStyle w:val="16"/>
+            <w:pStyle w:val="TOC1"/>
             <w:tabs>
               <w:tab w:val="right" w:leader="dot" w:pos="8306"/>
             </w:tabs>
           </w:pPr>
           <w:r>
             <w:rPr>
-              <w:rFonts w:hint="eastAsia" w:ascii="宋体" w:hAnsi="宋体" w:eastAsia="宋体" w:cs="宋体"/>
+              <w:rFonts w:ascii="宋体" w:eastAsia="宋体" w:hAnsi="宋体" w:cs="宋体" w:hint="eastAsia"/>
               <w:sz w:val="24"/>
               <w:szCs w:val="24"/>
             </w:rPr>
@@ -2081,7 +2054,7 @@
           </w:r>
           <w:r>
             <w:rPr>
-              <w:rFonts w:hint="eastAsia" w:ascii="宋体" w:hAnsi="宋体" w:eastAsia="宋体" w:cs="宋体"/>
+              <w:rFonts w:ascii="宋体" w:eastAsia="宋体" w:hAnsi="宋体" w:cs="宋体" w:hint="eastAsia"/>
               <w:sz w:val="24"/>
               <w:szCs w:val="24"/>
             </w:rPr>
@@ -2089,7 +2062,7 @@
           </w:r>
           <w:r>
             <w:rPr>
-              <w:rFonts w:hint="eastAsia" w:ascii="宋体" w:hAnsi="宋体" w:eastAsia="宋体" w:cs="宋体"/>
+              <w:rFonts w:ascii="宋体" w:eastAsia="宋体" w:hAnsi="宋体" w:cs="宋体" w:hint="eastAsia"/>
               <w:sz w:val="24"/>
               <w:szCs w:val="24"/>
             </w:rPr>
@@ -2097,21 +2070,21 @@
           </w:r>
           <w:r>
             <w:rPr>
-              <w:rFonts w:hint="eastAsia" w:ascii="宋体" w:hAnsi="宋体" w:eastAsia="宋体" w:cs="宋体"/>
+              <w:rFonts w:ascii="宋体" w:eastAsia="宋体" w:hAnsi="宋体" w:cs="宋体" w:hint="eastAsia"/>
               <w:szCs w:val="24"/>
             </w:rPr>
             <w:fldChar w:fldCharType="begin"/>
           </w:r>
           <w:r>
             <w:rPr>
-              <w:rFonts w:hint="eastAsia" w:ascii="宋体" w:hAnsi="宋体" w:eastAsia="宋体" w:cs="宋体"/>
+              <w:rFonts w:ascii="宋体" w:eastAsia="宋体" w:hAnsi="宋体" w:cs="宋体" w:hint="eastAsia"/>
               <w:szCs w:val="24"/>
             </w:rPr>
             <w:instrText xml:space="preserve"> HYPERLINK \l _Toc7312 </w:instrText>
           </w:r>
           <w:r>
             <w:rPr>
-              <w:rFonts w:hint="eastAsia" w:ascii="宋体" w:hAnsi="宋体" w:eastAsia="宋体" w:cs="宋体"/>
+              <w:rFonts w:ascii="宋体" w:eastAsia="宋体" w:hAnsi="宋体" w:cs="宋体" w:hint="eastAsia"/>
               <w:szCs w:val="24"/>
             </w:rPr>
             <w:fldChar w:fldCharType="separate"/>
@@ -2143,7 +2116,7 @@
           </w:r>
           <w:r>
             <w:rPr>
-              <w:rFonts w:hint="eastAsia" w:ascii="宋体" w:hAnsi="宋体" w:eastAsia="宋体" w:cs="宋体"/>
+              <w:rFonts w:ascii="宋体" w:eastAsia="宋体" w:hAnsi="宋体" w:cs="宋体" w:hint="eastAsia"/>
               <w:szCs w:val="24"/>
             </w:rPr>
             <w:fldChar w:fldCharType="end"/>
@@ -2151,28 +2124,28 @@
         </w:p>
         <w:p>
           <w:pPr>
-            <w:pStyle w:val="16"/>
+            <w:pStyle w:val="TOC1"/>
             <w:tabs>
               <w:tab w:val="right" w:leader="dot" w:pos="8306"/>
             </w:tabs>
           </w:pPr>
           <w:r>
             <w:rPr>
-              <w:rFonts w:hint="eastAsia" w:ascii="宋体" w:hAnsi="宋体" w:eastAsia="宋体" w:cs="宋体"/>
+              <w:rFonts w:ascii="宋体" w:eastAsia="宋体" w:hAnsi="宋体" w:cs="宋体" w:hint="eastAsia"/>
               <w:szCs w:val="24"/>
             </w:rPr>
             <w:fldChar w:fldCharType="begin"/>
           </w:r>
           <w:r>
             <w:rPr>
-              <w:rFonts w:hint="eastAsia" w:ascii="宋体" w:hAnsi="宋体" w:eastAsia="宋体" w:cs="宋体"/>
+              <w:rFonts w:ascii="宋体" w:eastAsia="宋体" w:hAnsi="宋体" w:cs="宋体" w:hint="eastAsia"/>
               <w:szCs w:val="24"/>
             </w:rPr>
             <w:instrText xml:space="preserve"> HYPERLINK \l _Toc15794 </w:instrText>
           </w:r>
           <w:r>
             <w:rPr>
-              <w:rFonts w:hint="eastAsia" w:ascii="宋体" w:hAnsi="宋体" w:eastAsia="宋体" w:cs="宋体"/>
+              <w:rFonts w:ascii="宋体" w:eastAsia="宋体" w:hAnsi="宋体" w:cs="宋体" w:hint="eastAsia"/>
               <w:szCs w:val="24"/>
             </w:rPr>
             <w:fldChar w:fldCharType="separate"/>
@@ -2204,7 +2177,7 @@
           </w:r>
           <w:r>
             <w:rPr>
-              <w:rFonts w:hint="eastAsia" w:ascii="宋体" w:hAnsi="宋体" w:eastAsia="宋体" w:cs="宋体"/>
+              <w:rFonts w:ascii="宋体" w:eastAsia="宋体" w:hAnsi="宋体" w:cs="宋体" w:hint="eastAsia"/>
               <w:szCs w:val="24"/>
             </w:rPr>
             <w:fldChar w:fldCharType="end"/>
@@ -2212,35 +2185,35 @@
         </w:p>
         <w:p>
           <w:pPr>
-            <w:pStyle w:val="16"/>
+            <w:pStyle w:val="TOC1"/>
             <w:tabs>
               <w:tab w:val="right" w:leader="dot" w:pos="8306"/>
             </w:tabs>
           </w:pPr>
           <w:r>
             <w:rPr>
-              <w:rFonts w:hint="eastAsia" w:ascii="宋体" w:hAnsi="宋体" w:eastAsia="宋体" w:cs="宋体"/>
+              <w:rFonts w:ascii="宋体" w:eastAsia="宋体" w:hAnsi="宋体" w:cs="宋体" w:hint="eastAsia"/>
               <w:szCs w:val="24"/>
             </w:rPr>
             <w:fldChar w:fldCharType="begin"/>
           </w:r>
           <w:r>
             <w:rPr>
-              <w:rFonts w:hint="eastAsia" w:ascii="宋体" w:hAnsi="宋体" w:eastAsia="宋体" w:cs="宋体"/>
+              <w:rFonts w:ascii="宋体" w:eastAsia="宋体" w:hAnsi="宋体" w:cs="宋体" w:hint="eastAsia"/>
               <w:szCs w:val="24"/>
             </w:rPr>
             <w:instrText xml:space="preserve"> HYPERLINK \l _Toc25868 </w:instrText>
           </w:r>
           <w:r>
             <w:rPr>
-              <w:rFonts w:hint="eastAsia" w:ascii="宋体" w:hAnsi="宋体" w:eastAsia="宋体" w:cs="宋体"/>
+              <w:rFonts w:ascii="宋体" w:eastAsia="宋体" w:hAnsi="宋体" w:cs="宋体" w:hint="eastAsia"/>
               <w:szCs w:val="24"/>
             </w:rPr>
             <w:fldChar w:fldCharType="separate"/>
           </w:r>
           <w:r>
             <w:rPr>
-              <w:rFonts w:ascii="宋体" w:hAnsi="宋体" w:eastAsia="宋体" w:cs="宋体"/>
+              <w:rFonts w:ascii="宋体" w:eastAsia="宋体" w:hAnsi="宋体" w:cs="宋体"/>
               <w:bCs/>
               <w:spacing w:val="-4"/>
               <w:szCs w:val="30"/>
@@ -2249,7 +2222,7 @@
           </w:r>
           <w:r>
             <w:rPr>
-              <w:rFonts w:hint="eastAsia" w:ascii="宋体" w:hAnsi="宋体" w:eastAsia="宋体" w:cs="宋体"/>
+              <w:rFonts w:ascii="宋体" w:eastAsia="宋体" w:hAnsi="宋体" w:cs="宋体" w:hint="eastAsia"/>
               <w:bCs/>
               <w:spacing w:val="-4"/>
               <w:szCs w:val="30"/>
@@ -2259,7 +2232,7 @@
           </w:r>
           <w:r>
             <w:rPr>
-              <w:rFonts w:ascii="宋体" w:hAnsi="宋体" w:eastAsia="宋体" w:cs="宋体"/>
+              <w:rFonts w:ascii="宋体" w:eastAsia="宋体" w:hAnsi="宋体" w:cs="宋体"/>
               <w:bCs/>
               <w:spacing w:val="-4"/>
               <w:szCs w:val="30"/>
@@ -2286,7 +2259,7 @@
           </w:r>
           <w:r>
             <w:rPr>
-              <w:rFonts w:hint="eastAsia" w:ascii="宋体" w:hAnsi="宋体" w:eastAsia="宋体" w:cs="宋体"/>
+              <w:rFonts w:ascii="宋体" w:eastAsia="宋体" w:hAnsi="宋体" w:cs="宋体" w:hint="eastAsia"/>
               <w:szCs w:val="24"/>
             </w:rPr>
             <w:fldChar w:fldCharType="end"/>
@@ -2294,28 +2267,28 @@
         </w:p>
         <w:p>
           <w:pPr>
-            <w:pStyle w:val="16"/>
+            <w:pStyle w:val="TOC1"/>
             <w:tabs>
               <w:tab w:val="right" w:leader="dot" w:pos="8306"/>
             </w:tabs>
           </w:pPr>
           <w:r>
             <w:rPr>
-              <w:rFonts w:hint="eastAsia" w:ascii="宋体" w:hAnsi="宋体" w:eastAsia="宋体" w:cs="宋体"/>
+              <w:rFonts w:ascii="宋体" w:eastAsia="宋体" w:hAnsi="宋体" w:cs="宋体" w:hint="eastAsia"/>
               <w:szCs w:val="24"/>
             </w:rPr>
             <w:fldChar w:fldCharType="begin"/>
           </w:r>
           <w:r>
             <w:rPr>
-              <w:rFonts w:hint="eastAsia" w:ascii="宋体" w:hAnsi="宋体" w:eastAsia="宋体" w:cs="宋体"/>
+              <w:rFonts w:ascii="宋体" w:eastAsia="宋体" w:hAnsi="宋体" w:cs="宋体" w:hint="eastAsia"/>
               <w:szCs w:val="24"/>
             </w:rPr>
             <w:instrText xml:space="preserve"> HYPERLINK \l _Toc21486 </w:instrText>
           </w:r>
           <w:r>
             <w:rPr>
-              <w:rFonts w:hint="eastAsia" w:ascii="宋体" w:hAnsi="宋体" w:eastAsia="宋体" w:cs="宋体"/>
+              <w:rFonts w:ascii="宋体" w:eastAsia="宋体" w:hAnsi="宋体" w:cs="宋体" w:hint="eastAsia"/>
               <w:szCs w:val="24"/>
             </w:rPr>
             <w:fldChar w:fldCharType="separate"/>
@@ -2347,7 +2320,7 @@
           </w:r>
           <w:r>
             <w:rPr>
-              <w:rFonts w:hint="eastAsia" w:ascii="宋体" w:hAnsi="宋体" w:eastAsia="宋体" w:cs="宋体"/>
+              <w:rFonts w:ascii="宋体" w:eastAsia="宋体" w:hAnsi="宋体" w:cs="宋体" w:hint="eastAsia"/>
               <w:szCs w:val="24"/>
             </w:rPr>
             <w:fldChar w:fldCharType="end"/>
@@ -2355,28 +2328,28 @@
         </w:p>
         <w:p>
           <w:pPr>
-            <w:pStyle w:val="16"/>
+            <w:pStyle w:val="TOC1"/>
             <w:tabs>
               <w:tab w:val="right" w:leader="dot" w:pos="8306"/>
             </w:tabs>
           </w:pPr>
           <w:r>
             <w:rPr>
-              <w:rFonts w:hint="eastAsia" w:ascii="宋体" w:hAnsi="宋体" w:eastAsia="宋体" w:cs="宋体"/>
+              <w:rFonts w:ascii="宋体" w:eastAsia="宋体" w:hAnsi="宋体" w:cs="宋体" w:hint="eastAsia"/>
               <w:szCs w:val="24"/>
             </w:rPr>
             <w:fldChar w:fldCharType="begin"/>
           </w:r>
           <w:r>
             <w:rPr>
-              <w:rFonts w:hint="eastAsia" w:ascii="宋体" w:hAnsi="宋体" w:eastAsia="宋体" w:cs="宋体"/>
+              <w:rFonts w:ascii="宋体" w:eastAsia="宋体" w:hAnsi="宋体" w:cs="宋体" w:hint="eastAsia"/>
               <w:szCs w:val="24"/>
             </w:rPr>
             <w:instrText xml:space="preserve"> HYPERLINK \l _Toc2276 </w:instrText>
           </w:r>
           <w:r>
             <w:rPr>
-              <w:rFonts w:hint="eastAsia" w:ascii="宋体" w:hAnsi="宋体" w:eastAsia="宋体" w:cs="宋体"/>
+              <w:rFonts w:ascii="宋体" w:eastAsia="宋体" w:hAnsi="宋体" w:cs="宋体" w:hint="eastAsia"/>
               <w:szCs w:val="24"/>
             </w:rPr>
             <w:fldChar w:fldCharType="separate"/>
@@ -2408,7 +2381,7 @@
           </w:r>
           <w:r>
             <w:rPr>
-              <w:rFonts w:hint="eastAsia" w:ascii="宋体" w:hAnsi="宋体" w:eastAsia="宋体" w:cs="宋体"/>
+              <w:rFonts w:ascii="宋体" w:eastAsia="宋体" w:hAnsi="宋体" w:cs="宋体" w:hint="eastAsia"/>
               <w:szCs w:val="24"/>
             </w:rPr>
             <w:fldChar w:fldCharType="end"/>
@@ -2416,28 +2389,28 @@
         </w:p>
         <w:p>
           <w:pPr>
-            <w:pStyle w:val="16"/>
+            <w:pStyle w:val="TOC1"/>
             <w:tabs>
               <w:tab w:val="right" w:leader="dot" w:pos="8306"/>
             </w:tabs>
           </w:pPr>
           <w:r>
             <w:rPr>
-              <w:rFonts w:hint="eastAsia" w:ascii="宋体" w:hAnsi="宋体" w:eastAsia="宋体" w:cs="宋体"/>
+              <w:rFonts w:ascii="宋体" w:eastAsia="宋体" w:hAnsi="宋体" w:cs="宋体" w:hint="eastAsia"/>
               <w:szCs w:val="24"/>
             </w:rPr>
             <w:fldChar w:fldCharType="begin"/>
           </w:r>
           <w:r>
             <w:rPr>
-              <w:rFonts w:hint="eastAsia" w:ascii="宋体" w:hAnsi="宋体" w:eastAsia="宋体" w:cs="宋体"/>
+              <w:rFonts w:ascii="宋体" w:eastAsia="宋体" w:hAnsi="宋体" w:cs="宋体" w:hint="eastAsia"/>
               <w:szCs w:val="24"/>
             </w:rPr>
             <w:instrText xml:space="preserve"> HYPERLINK \l _Toc5087 </w:instrText>
           </w:r>
           <w:r>
             <w:rPr>
-              <w:rFonts w:hint="eastAsia" w:ascii="宋体" w:hAnsi="宋体" w:eastAsia="宋体" w:cs="宋体"/>
+              <w:rFonts w:ascii="宋体" w:eastAsia="宋体" w:hAnsi="宋体" w:cs="宋体" w:hint="eastAsia"/>
               <w:szCs w:val="24"/>
             </w:rPr>
             <w:fldChar w:fldCharType="separate"/>
@@ -2469,7 +2442,7 @@
           </w:r>
           <w:r>
             <w:rPr>
-              <w:rFonts w:hint="eastAsia" w:ascii="宋体" w:hAnsi="宋体" w:eastAsia="宋体" w:cs="宋体"/>
+              <w:rFonts w:ascii="宋体" w:eastAsia="宋体" w:hAnsi="宋体" w:cs="宋体" w:hint="eastAsia"/>
               <w:szCs w:val="24"/>
             </w:rPr>
             <w:fldChar w:fldCharType="end"/>
@@ -2477,28 +2450,28 @@
         </w:p>
         <w:p>
           <w:pPr>
-            <w:pStyle w:val="16"/>
+            <w:pStyle w:val="TOC1"/>
             <w:tabs>
               <w:tab w:val="right" w:leader="dot" w:pos="8306"/>
             </w:tabs>
           </w:pPr>
           <w:r>
             <w:rPr>
-              <w:rFonts w:hint="eastAsia" w:ascii="宋体" w:hAnsi="宋体" w:eastAsia="宋体" w:cs="宋体"/>
+              <w:rFonts w:ascii="宋体" w:eastAsia="宋体" w:hAnsi="宋体" w:cs="宋体" w:hint="eastAsia"/>
               <w:szCs w:val="24"/>
             </w:rPr>
             <w:fldChar w:fldCharType="begin"/>
           </w:r>
           <w:r>
             <w:rPr>
-              <w:rFonts w:hint="eastAsia" w:ascii="宋体" w:hAnsi="宋体" w:eastAsia="宋体" w:cs="宋体"/>
+              <w:rFonts w:ascii="宋体" w:eastAsia="宋体" w:hAnsi="宋体" w:cs="宋体" w:hint="eastAsia"/>
               <w:szCs w:val="24"/>
             </w:rPr>
             <w:instrText xml:space="preserve"> HYPERLINK \l _Toc10571 </w:instrText>
           </w:r>
           <w:r>
             <w:rPr>
-              <w:rFonts w:hint="eastAsia" w:ascii="宋体" w:hAnsi="宋体" w:eastAsia="宋体" w:cs="宋体"/>
+              <w:rFonts w:ascii="宋体" w:eastAsia="宋体" w:hAnsi="宋体" w:cs="宋体" w:hint="eastAsia"/>
               <w:szCs w:val="24"/>
             </w:rPr>
             <w:fldChar w:fldCharType="separate"/>
@@ -2530,7 +2503,7 @@
           </w:r>
           <w:r>
             <w:rPr>
-              <w:rFonts w:hint="eastAsia" w:ascii="宋体" w:hAnsi="宋体" w:eastAsia="宋体" w:cs="宋体"/>
+              <w:rFonts w:ascii="宋体" w:eastAsia="宋体" w:hAnsi="宋体" w:cs="宋体" w:hint="eastAsia"/>
               <w:szCs w:val="24"/>
             </w:rPr>
             <w:fldChar w:fldCharType="end"/>
@@ -2552,7 +2525,7 @@
             <w:snapToGrid w:val="0"/>
             <w:textAlignment w:val="baseline"/>
             <w:rPr>
-              <w:rFonts w:hint="eastAsia" w:ascii="宋体" w:hAnsi="宋体" w:eastAsia="宋体" w:cs="宋体"/>
+              <w:rFonts w:ascii="宋体" w:eastAsia="宋体" w:hAnsi="宋体" w:cs="宋体" w:hint="eastAsia"/>
               <w:snapToGrid w:val="0"/>
               <w:color w:val="000000"/>
               <w:kern w:val="0"/>
@@ -2563,7 +2536,7 @@
           </w:pPr>
           <w:r>
             <w:rPr>
-              <w:rFonts w:hint="eastAsia" w:ascii="宋体" w:hAnsi="宋体" w:eastAsia="宋体" w:cs="宋体"/>
+              <w:rFonts w:ascii="宋体" w:eastAsia="宋体" w:hAnsi="宋体" w:cs="宋体" w:hint="eastAsia"/>
               <w:szCs w:val="24"/>
             </w:rPr>
             <w:fldChar w:fldCharType="end"/>
@@ -2587,7 +2560,7 @@
         <w:snapToGrid w:val="0"/>
         <w:textAlignment w:val="baseline"/>
         <w:rPr>
-          <w:rFonts w:ascii="Arial" w:hAnsi="Arial" w:eastAsia="Arial" w:cs="Arial"/>
+          <w:rFonts w:ascii="Arial" w:eastAsia="Arial" w:hAnsi="Arial" w:cs="Arial"/>
           <w:snapToGrid w:val="0"/>
           <w:color w:val="000000"/>
           <w:kern w:val="0"/>
@@ -2598,7 +2571,7 @@
       </w:pPr>
       <w:r>
         <w:rPr>
-          <w:rFonts w:ascii="Arial" w:hAnsi="Arial" w:eastAsia="Arial" w:cs="Arial"/>
+          <w:rFonts w:ascii="Arial" w:eastAsia="Arial" w:hAnsi="Arial" w:cs="Arial"/>
           <w:snapToGrid w:val="0"/>
           <w:color w:val="000000"/>
           <w:kern w:val="0"/>
@@ -2611,7 +2584,7 @@
     </w:p>
     <w:p>
       <w:pPr>
-        <w:pStyle w:val="28"/>
+        <w:pStyle w:val="1"/>
         <w:bidi w:val="0"/>
         <w:rPr>
           <w:rFonts w:hint="default"/>
@@ -2619,8 +2592,8 @@
         </w:rPr>
       </w:pPr>
       <w:bookmarkStart w:id="2" w:name="_Toc21486"/>
-      <w:bookmarkStart w:id="6" w:name="_GoBack"/>
-      <w:bookmarkEnd w:id="6"/>
+      <w:bookmarkStart w:id="3" w:name="_GoBack"/>
+      <w:bookmarkEnd w:id="3"/>
       <w:r>
         <w:rPr>
           <w:rFonts w:hint="default"/>
@@ -2632,7 +2605,7 @@
     </w:p>
     <w:p>
       <w:pPr>
-        <w:pStyle w:val="29"/>
+        <w:pStyle w:val="a1"/>
         <w:rPr>
           <w:rFonts w:hint="default"/>
           <w:lang w:val="en-US" w:eastAsia="zh-CN"/>
@@ -2648,14 +2621,14 @@
     </w:p>
     <w:p>
       <w:pPr>
-        <w:pStyle w:val="28"/>
+        <w:pStyle w:val="1"/>
         <w:bidi w:val="0"/>
         <w:rPr>
           <w:rFonts w:hint="default"/>
           <w:lang w:val="en-US" w:eastAsia="zh-CN"/>
         </w:rPr>
       </w:pPr>
-      <w:bookmarkStart w:id="3" w:name="_Toc2276"/>
+      <w:bookmarkStart w:id="4" w:name="_Toc2276"/>
       <w:r>
         <w:rPr>
           <w:rFonts w:hint="default"/>
@@ -2663,11 +2636,11 @@
         </w:rPr>
         <w:t>评审安排</w:t>
       </w:r>
-      <w:bookmarkEnd w:id="3"/>
+      <w:bookmarkEnd w:id="4"/>
     </w:p>
     <w:p>
       <w:pPr>
-        <w:pStyle w:val="29"/>
+        <w:pStyle w:val="a1"/>
         <w:rPr>
           <w:rFonts w:hint="default"/>
           <w:lang w:val="en-US" w:eastAsia="zh-CN"/>
@@ -2697,14 +2670,14 @@
     </w:p>
     <w:p>
       <w:pPr>
-        <w:pStyle w:val="28"/>
+        <w:pStyle w:val="1"/>
         <w:bidi w:val="0"/>
         <w:rPr>
           <w:rFonts w:hint="default"/>
           <w:lang w:val="en-US" w:eastAsia="zh-CN"/>
         </w:rPr>
       </w:pPr>
-      <w:bookmarkStart w:id="4" w:name="_Toc5087"/>
+      <w:bookmarkStart w:id="5" w:name="_Toc5087"/>
       <w:r>
         <w:rPr>
           <w:rFonts w:hint="default"/>
@@ -2712,11 +2685,11 @@
         </w:rPr>
         <w:t>评审主要内容</w:t>
       </w:r>
-      <w:bookmarkEnd w:id="4"/>
+      <w:bookmarkEnd w:id="5"/>
     </w:p>
     <w:p>
       <w:pPr>
-        <w:pStyle w:val="29"/>
+        <w:pStyle w:val="a1"/>
         <w:rPr>
           <w:rFonts w:hint="default"/>
           <w:lang w:val="en-US" w:eastAsia="zh-CN"/>
@@ -2732,7 +2705,7 @@
     </w:p>
     <w:p>
       <w:pPr>
-        <w:pStyle w:val="29"/>
+        <w:pStyle w:val="a1"/>
         <w:rPr>
           <w:rFonts w:hint="default"/>
           <w:lang w:val="en-US" w:eastAsia="zh-CN"/>
@@ -2748,7 +2721,7 @@
     </w:p>
     <w:p>
       <w:pPr>
-        <w:pStyle w:val="29"/>
+        <w:pStyle w:val="a1"/>
         <w:rPr>
           <w:rFonts w:hint="default"/>
           <w:lang w:val="en-US" w:eastAsia="zh-CN"/>
@@ -2764,7 +2737,7 @@
     </w:p>
     <w:p>
       <w:pPr>
-        <w:pStyle w:val="29"/>
+        <w:pStyle w:val="a1"/>
         <w:rPr>
           <w:rFonts w:hint="default"/>
           <w:lang w:val="en-US" w:eastAsia="zh-CN"/>
@@ -2780,7 +2753,7 @@
     </w:p>
     <w:p>
       <w:pPr>
-        <w:pStyle w:val="29"/>
+        <w:pStyle w:val="a1"/>
         <w:rPr>
           <w:rFonts w:hint="default"/>
           <w:lang w:val="en-US" w:eastAsia="zh-CN"/>
@@ -2796,7 +2769,7 @@
     </w:p>
     <w:p>
       <w:pPr>
-        <w:pStyle w:val="29"/>
+        <w:pStyle w:val="a1"/>
         <w:rPr>
           <w:rFonts w:hint="default"/>
           <w:lang w:val="en-US" w:eastAsia="zh-CN"/>
@@ -2812,7 +2785,7 @@
     </w:p>
     <w:p>
       <w:pPr>
-        <w:pStyle w:val="29"/>
+        <w:pStyle w:val="a1"/>
         <w:rPr>
           <w:rFonts w:hint="default"/>
           <w:lang w:val="en-US" w:eastAsia="zh-CN"/>
@@ -2828,14 +2801,14 @@
     </w:p>
     <w:p>
       <w:pPr>
-        <w:pStyle w:val="28"/>
+        <w:pStyle w:val="1"/>
         <w:bidi w:val="0"/>
         <w:rPr>
           <w:rFonts w:hint="default"/>
           <w:lang w:val="en-US" w:eastAsia="zh-CN"/>
         </w:rPr>
       </w:pPr>
-      <w:bookmarkStart w:id="5" w:name="_Toc10571"/>
+      <w:bookmarkStart w:id="6" w:name="_Toc10571"/>
       <w:r>
         <w:rPr>
           <w:rFonts w:hint="default"/>
@@ -2843,11 +2816,11 @@
         </w:rPr>
         <w:t>评审材料准备要求</w:t>
       </w:r>
-      <w:bookmarkEnd w:id="5"/>
+      <w:bookmarkEnd w:id="6"/>
     </w:p>
     <w:p>
       <w:pPr>
-        <w:pStyle w:val="29"/>
+        <w:pStyle w:val="a1"/>
         <w:rPr>
           <w:rFonts w:hint="default"/>
           <w:lang w:val="en-US" w:eastAsia="zh-CN"/>
@@ -2863,7 +2836,7 @@
     </w:p>
     <w:p>
       <w:pPr>
-        <w:pStyle w:val="29"/>
+        <w:pStyle w:val="a1"/>
         <w:rPr>
           <w:rFonts w:hint="default"/>
           <w:lang w:val="en-US" w:eastAsia="zh-CN"/>
@@ -2879,7 +2852,7 @@
     </w:p>
     <w:p>
       <w:pPr>
-        <w:pStyle w:val="29"/>
+        <w:pStyle w:val="a1"/>
         <w:rPr>
           <w:rFonts w:hint="default"/>
           <w:lang w:val="en-US" w:eastAsia="zh-CN"/>
@@ -2895,7 +2868,7 @@
     </w:p>
     <w:p>
       <w:pPr>
-        <w:pStyle w:val="29"/>
+        <w:pStyle w:val="a1"/>
         <w:rPr>
           <w:rFonts w:hint="default"/>
           <w:lang w:val="en-US" w:eastAsia="zh-CN"/>
@@ -2924,73 +2897,23 @@
       </w:r>
     </w:p>
     <w:sectPr>
-      <w:headerReference r:id="rId5" w:type="default"/>
+      <w:headerReference w:type="default" r:id="rId7"/>
       <w:pgSz w:w="11906" w:h="16838"/>
       <w:pgMar w:top="1417" w:right="1800" w:bottom="1440" w:left="1800" w:header="1140" w:footer="992" w:gutter="0"/>
-      <w:cols w:space="425" w:num="1"/>
+      <w:cols w:num="1" w:space="425"/>
       <w:docGrid w:type="lines" w:linePitch="312" w:charSpace="0"/>
     </w:sectPr>
   </w:body>
 </w:document>
 </file>
 
-<file path=word/endnotes.xml><?xml version="1.0" encoding="utf-8"?>
-<w:endnotes xmlns:wpc="http://schemas.microsoft.com/office/word/2010/wordprocessingCanvas" xmlns:mc="http://schemas.openxmlformats.org/markup-compatibility/2006" xmlns:o="urn:schemas-microsoft-com:office:office" xmlns:r="http://schemas.openxmlformats.org/officeDocument/2006/relationships" xmlns:m="http://schemas.openxmlformats.org/officeDocument/2006/math" xmlns:v="urn:schemas-microsoft-com:vml" xmlns:wp14="http://schemas.microsoft.com/office/word/2010/wordprocessingDrawing" xmlns:wp="http://schemas.openxmlformats.org/drawingml/2006/wordprocessingDrawing" xmlns:w="http://schemas.openxmlformats.org/wordprocessingml/2006/main" xmlns:w14="http://schemas.microsoft.com/office/word/2010/wordml" xmlns:w15="http://schemas.microsoft.com/office/word/2012/wordml" xmlns:w10="urn:schemas-microsoft-com:office:word" xmlns:wpg="http://schemas.microsoft.com/office/word/2010/wordprocessingGroup" xmlns:wpi="http://schemas.microsoft.com/office/word/2010/wordprocessingInk" xmlns:wne="http://schemas.microsoft.com/office/word/2006/wordml" xmlns:wps="http://schemas.microsoft.com/office/word/2010/wordprocessingShape" xmlns:wpsCustomData="http://www.wps.cn/officeDocument/2013/wpsCustomData" mc:Ignorable="w14 w15 wp14">
-  <w:endnote w:type="separator" w:id="0">
-    <w:p>
-      <w:pPr>
-        <w:spacing w:line="240" w:lineRule="auto"/>
-      </w:pPr>
-      <w:r>
-        <w:separator/>
-      </w:r>
-    </w:p>
-  </w:endnote>
-  <w:endnote w:type="continuationSeparator" w:id="1">
-    <w:p>
-      <w:pPr>
-        <w:spacing w:line="240" w:lineRule="auto"/>
-      </w:pPr>
-      <w:r>
-        <w:continuationSeparator/>
-      </w:r>
-    </w:p>
-  </w:endnote>
-</w:endnotes>
-</file>
-
-<file path=word/footnotes.xml><?xml version="1.0" encoding="utf-8"?>
-<w:footnotes xmlns:wpc="http://schemas.microsoft.com/office/word/2010/wordprocessingCanvas" xmlns:mc="http://schemas.openxmlformats.org/markup-compatibility/2006" xmlns:o="urn:schemas-microsoft-com:office:office" xmlns:r="http://schemas.openxmlformats.org/officeDocument/2006/relationships" xmlns:m="http://schemas.openxmlformats.org/officeDocument/2006/math" xmlns:v="urn:schemas-microsoft-com:vml" xmlns:wp14="http://schemas.microsoft.com/office/word/2010/wordprocessingDrawing" xmlns:wp="http://schemas.openxmlformats.org/drawingml/2006/wordprocessingDrawing" xmlns:w="http://schemas.openxmlformats.org/wordprocessingml/2006/main" xmlns:w14="http://schemas.microsoft.com/office/word/2010/wordml" xmlns:w15="http://schemas.microsoft.com/office/word/2012/wordml" xmlns:w10="urn:schemas-microsoft-com:office:word" xmlns:wpg="http://schemas.microsoft.com/office/word/2010/wordprocessingGroup" xmlns:wpi="http://schemas.microsoft.com/office/word/2010/wordprocessingInk" xmlns:wne="http://schemas.microsoft.com/office/word/2006/wordml" xmlns:wps="http://schemas.microsoft.com/office/word/2010/wordprocessingShape" xmlns:wpsCustomData="http://www.wps.cn/officeDocument/2013/wpsCustomData" mc:Ignorable="w14 w15 wp14">
-  <w:footnote w:type="separator" w:id="0">
-    <w:p>
-      <w:pPr>
-        <w:spacing w:line="360" w:lineRule="auto"/>
-      </w:pPr>
-      <w:r>
-        <w:separator/>
-      </w:r>
-    </w:p>
-  </w:footnote>
-  <w:footnote w:type="continuationSeparator" w:id="1">
-    <w:p>
-      <w:pPr>
-        <w:spacing w:line="360" w:lineRule="auto"/>
-      </w:pPr>
-      <w:r>
-        <w:continuationSeparator/>
-      </w:r>
-    </w:p>
-  </w:footnote>
-</w:footnotes>
-</file>
-
 <file path=word/header1.xml><?xml version="1.0" encoding="utf-8"?>
-<w:hdr xmlns:wpc="http://schemas.microsoft.com/office/word/2010/wordprocessingCanvas" xmlns:mc="http://schemas.openxmlformats.org/markup-compatibility/2006" xmlns:o="urn:schemas-microsoft-com:office:office" xmlns:r="http://schemas.openxmlformats.org/officeDocument/2006/relationships" xmlns:m="http://schemas.openxmlformats.org/officeDocument/2006/math" xmlns:v="urn:schemas-microsoft-com:vml" xmlns:wp14="http://schemas.microsoft.com/office/word/2010/wordprocessingDrawing" xmlns:wp="http://schemas.openxmlformats.org/drawingml/2006/wordprocessingDrawing" xmlns:w10="urn:schemas-microsoft-com:office:word" xmlns:w="http://schemas.openxmlformats.org/wordprocessingml/2006/main" xmlns:w14="http://schemas.microsoft.com/office/word/2010/wordml" xmlns:w15="http://schemas.microsoft.com/office/word/2012/wordml" xmlns:wpg="http://schemas.microsoft.com/office/word/2010/wordprocessingGroup" xmlns:wpi="http://schemas.microsoft.com/office/word/2010/wordprocessingInk" xmlns:wne="http://schemas.microsoft.com/office/word/2006/wordml" xmlns:wps="http://schemas.microsoft.com/office/word/2010/wordprocessingShape" xmlns:wpsCustomData="http://www.wps.cn/officeDocument/2013/wpsCustomData" mc:Ignorable="w14 w15 wp14">
+<w:hdr xmlns:wpc="http://schemas.microsoft.com/office/word/2010/wordprocessingCanvas" xmlns:mc="http://schemas.openxmlformats.org/markup-compatibility/2006" xmlns:o="urn:schemas-microsoft-com:office:office" xmlns:r="http://schemas.openxmlformats.org/officeDocument/2006/relationships" xmlns:m="http://schemas.openxmlformats.org/officeDocument/2006/math" xmlns:v="urn:schemas-microsoft-com:vml" xmlns:wp14="http://schemas.microsoft.com/office/word/2010/wordprocessingDrawing" xmlns:wp="http://schemas.openxmlformats.org/drawingml/2006/wordprocessingDrawing" xmlns:w10="urn:schemas-microsoft-com:office:word" xmlns:w="http://schemas.openxmlformats.org/wordprocessingml/2006/main" xmlns:w14="http://schemas.microsoft.com/office/word/2010/wordml" xmlns:w15="http://schemas.microsoft.com/office/word/2012/wordml" xmlns:wne="http://schemas.microsoft.com/office/word/2006/wordml" xmlns:wpg="http://schemas.microsoft.com/office/word/2010/wordprocessingGroup" xmlns:wpi="http://schemas.microsoft.com/office/word/2010/wordprocessingInk" xmlns:wps="http://schemas.microsoft.com/office/word/2010/wordprocessingShape" mc:Ignorable="w14 w15 wp14">
   <w:p>
     <w:pPr>
-      <w:pStyle w:val="15"/>
+      <w:pStyle w:val="Header"/>
       <w:pBdr>
-        <w:bottom w:val="single" w:color="auto" w:sz="4" w:space="1"/>
+        <w:bottom w:val="single" w:sz="4" w:space="1" w:color="auto"/>
       </w:pBdr>
       <w:tabs>
         <w:tab w:val="left" w:pos="335"/>
@@ -2998,27 +2921,27 @@
       </w:tabs>
       <w:jc w:val="right"/>
       <w:rPr>
-        <w:rFonts w:hint="eastAsia" w:eastAsiaTheme="minorEastAsia"/>
+        <w:rFonts w:eastAsiaTheme="minorEastAsia" w:hint="eastAsia"/>
         <w:lang w:eastAsia="zh-CN"/>
       </w:rPr>
     </w:pPr>
     <w:r>
       <w:rPr>
-        <w:rFonts w:hint="eastAsia" w:eastAsiaTheme="minorEastAsia"/>
+        <w:rFonts w:eastAsiaTheme="minorEastAsia" w:hint="eastAsia"/>
         <w:lang w:val="en-US" w:eastAsia="zh-CN"/>
       </w:rPr>
       <w:tab/>
     </w:r>
     <w:r>
       <w:rPr>
-        <w:rFonts w:hint="eastAsia" w:eastAsiaTheme="minorEastAsia"/>
+        <w:rFonts w:eastAsiaTheme="minorEastAsia" w:hint="eastAsia"/>
         <w:lang w:val="en-US" w:eastAsia="zh-CN"/>
       </w:rPr>
       <w:tab/>
     </w:r>
     <w:r>
       <w:rPr>
-        <w:rFonts w:hint="eastAsia" w:eastAsiaTheme="minorEastAsia"/>
+        <w:rFonts w:eastAsiaTheme="minorEastAsia" w:hint="eastAsia"/>
         <w:lang w:val="en-US" w:eastAsia="zh-CN"/>
       </w:rPr>
       <w:t>江西通信产业服务有限公司</w:t>
@@ -3028,15 +2951,15 @@
 </file>
 
 <file path=word/numbering.xml><?xml version="1.0" encoding="utf-8"?>
-<w:numbering xmlns:wpc="http://schemas.microsoft.com/office/word/2010/wordprocessingCanvas" xmlns:mc="http://schemas.openxmlformats.org/markup-compatibility/2006" xmlns:o="urn:schemas-microsoft-com:office:office" xmlns:r="http://schemas.openxmlformats.org/officeDocument/2006/relationships" xmlns:m="http://schemas.openxmlformats.org/officeDocument/2006/math" xmlns:v="urn:schemas-microsoft-com:vml" xmlns:wp14="http://schemas.microsoft.com/office/word/2010/wordprocessingDrawing" xmlns:wp="http://schemas.openxmlformats.org/drawingml/2006/wordprocessingDrawing" xmlns:w10="urn:schemas-microsoft-com:office:word" xmlns:w="http://schemas.openxmlformats.org/wordprocessingml/2006/main" xmlns:w14="http://schemas.microsoft.com/office/word/2010/wordml" xmlns:wpg="http://schemas.microsoft.com/office/word/2010/wordprocessingGroup" xmlns:wpi="http://schemas.microsoft.com/office/word/2010/wordprocessingInk" xmlns:wne="http://schemas.microsoft.com/office/word/2006/wordml" xmlns:wps="http://schemas.microsoft.com/office/word/2010/wordprocessingShape" xmlns:wpsCustomData="http://www.wps.cn/officeDocument/2013/wpsCustomData" mc:Ignorable="w14 wp14">
+<w:numbering xmlns:wpc="http://schemas.microsoft.com/office/word/2010/wordprocessingCanvas" xmlns:mc="http://schemas.openxmlformats.org/markup-compatibility/2006" xmlns:o="urn:schemas-microsoft-com:office:office" xmlns:r="http://schemas.openxmlformats.org/officeDocument/2006/relationships" xmlns:m="http://schemas.openxmlformats.org/officeDocument/2006/math" xmlns:v="urn:schemas-microsoft-com:vml" xmlns:wp14="http://schemas.microsoft.com/office/word/2010/wordprocessingDrawing" xmlns:wp="http://schemas.openxmlformats.org/drawingml/2006/wordprocessingDrawing" xmlns:w10="urn:schemas-microsoft-com:office:word" xmlns:w="http://schemas.openxmlformats.org/wordprocessingml/2006/main" xmlns:w14="http://schemas.microsoft.com/office/word/2010/wordml" xmlns:w15="http://schemas.microsoft.com/office/word/2012/wordml" xmlns:wne="http://schemas.microsoft.com/office/word/2006/wordml" xmlns:wpg="http://schemas.microsoft.com/office/word/2010/wordprocessingGroup" xmlns:wpi="http://schemas.microsoft.com/office/word/2010/wordprocessingInk" xmlns:wps="http://schemas.microsoft.com/office/word/2010/wordprocessingShape" mc:Ignorable="w14 w15 wp14">
   <w:abstractNum w:abstractNumId="0">
     <w:nsid w:val="8E964DCE"/>
     <w:multiLevelType w:val="multilevel"/>
     <w:tmpl w:val="8E964DCE"/>
-    <w:lvl w:ilvl="0" w:tentative="0">
+    <w:lvl w:ilvl="0">
       <w:start w:val="1"/>
       <w:numFmt w:val="decimal"/>
-      <w:pStyle w:val="2"/>
+      <w:pStyle w:val="Heading1"/>
       <w:lvlText w:val="%1."/>
       <w:lvlJc w:val="left"/>
       <w:pPr>
@@ -3046,10 +2969,10 @@
         <w:rFonts w:hint="default"/>
       </w:rPr>
     </w:lvl>
-    <w:lvl w:ilvl="1" w:tentative="0">
+    <w:lvl w:ilvl="1">
       <w:start w:val="1"/>
       <w:numFmt w:val="decimal"/>
-      <w:pStyle w:val="3"/>
+      <w:pStyle w:val="Heading2"/>
       <w:lvlText w:val="%1.%2."/>
       <w:lvlJc w:val="left"/>
       <w:pPr>
@@ -3059,10 +2982,10 @@
         <w:rFonts w:hint="default"/>
       </w:rPr>
     </w:lvl>
-    <w:lvl w:ilvl="2" w:tentative="0">
+    <w:lvl w:ilvl="2">
       <w:start w:val="1"/>
       <w:numFmt w:val="decimal"/>
-      <w:pStyle w:val="4"/>
+      <w:pStyle w:val="Heading3"/>
       <w:lvlText w:val="%1.%2.%3."/>
       <w:lvlJc w:val="left"/>
       <w:pPr>
@@ -3072,10 +2995,10 @@
         <w:rFonts w:hint="default"/>
       </w:rPr>
     </w:lvl>
-    <w:lvl w:ilvl="3" w:tentative="0">
+    <w:lvl w:ilvl="3">
       <w:start w:val="1"/>
       <w:numFmt w:val="decimal"/>
-      <w:pStyle w:val="5"/>
+      <w:pStyle w:val="Heading4"/>
       <w:lvlText w:val="%1.%2.%3.%4."/>
       <w:lvlJc w:val="left"/>
       <w:pPr>
@@ -3085,10 +3008,10 @@
         <w:rFonts w:hint="default"/>
       </w:rPr>
     </w:lvl>
-    <w:lvl w:ilvl="4" w:tentative="0">
+    <w:lvl w:ilvl="4">
       <w:start w:val="1"/>
       <w:numFmt w:val="decimal"/>
-      <w:pStyle w:val="6"/>
+      <w:pStyle w:val="Heading5"/>
       <w:lvlText w:val="%1.%2.%3.%4.%5."/>
       <w:lvlJc w:val="left"/>
       <w:pPr>
@@ -3098,10 +3021,10 @@
         <w:rFonts w:hint="default"/>
       </w:rPr>
     </w:lvl>
-    <w:lvl w:ilvl="5" w:tentative="0">
+    <w:lvl w:ilvl="5">
       <w:start w:val="1"/>
       <w:numFmt w:val="decimal"/>
-      <w:pStyle w:val="7"/>
+      <w:pStyle w:val="Heading6"/>
       <w:lvlText w:val="%1.%2.%3.%4.%5.%6."/>
       <w:lvlJc w:val="left"/>
       <w:pPr>
@@ -3111,10 +3034,10 @@
         <w:rFonts w:hint="default"/>
       </w:rPr>
     </w:lvl>
-    <w:lvl w:ilvl="6" w:tentative="0">
+    <w:lvl w:ilvl="6">
       <w:start w:val="1"/>
       <w:numFmt w:val="decimal"/>
-      <w:pStyle w:val="8"/>
+      <w:pStyle w:val="Heading7"/>
       <w:lvlText w:val="%1.%2.%3.%4.%5.%6.%7."/>
       <w:lvlJc w:val="left"/>
       <w:pPr>
@@ -3124,10 +3047,10 @@
         <w:rFonts w:hint="default"/>
       </w:rPr>
     </w:lvl>
-    <w:lvl w:ilvl="7" w:tentative="0">
+    <w:lvl w:ilvl="7">
       <w:start w:val="1"/>
       <w:numFmt w:val="decimal"/>
-      <w:pStyle w:val="9"/>
+      <w:pStyle w:val="Heading8"/>
       <w:lvlText w:val="%1.%2.%3.%4.%5.%6.%7.%8."/>
       <w:lvlJc w:val="left"/>
       <w:pPr>
@@ -3137,10 +3060,10 @@
         <w:rFonts w:hint="default"/>
       </w:rPr>
     </w:lvl>
-    <w:lvl w:ilvl="8" w:tentative="0">
+    <w:lvl w:ilvl="8">
       <w:start w:val="1"/>
       <w:numFmt w:val="decimal"/>
-      <w:pStyle w:val="10"/>
+      <w:pStyle w:val="Heading9"/>
       <w:lvlText w:val="%1.%2.%3.%4.%5.%6.%7.%8.%9."/>
       <w:lvlJc w:val="left"/>
       <w:pPr>
@@ -3158,269 +3081,267 @@
 </file>
 
 <file path=word/styles.xml><?xml version="1.0" encoding="utf-8"?>
-<w:styles xmlns:mc="http://schemas.openxmlformats.org/markup-compatibility/2006" xmlns:o="urn:schemas-microsoft-com:office:office" xmlns:r="http://schemas.openxmlformats.org/officeDocument/2006/relationships" xmlns:m="http://schemas.openxmlformats.org/officeDocument/2006/math" xmlns:v="urn:schemas-microsoft-com:vml" xmlns:w="http://schemas.openxmlformats.org/wordprocessingml/2006/main" xmlns:w14="http://schemas.microsoft.com/office/word/2010/wordml" xmlns:w10="urn:schemas-microsoft-com:office:word" xmlns:sl="http://schemas.openxmlformats.org/schemaLibrary/2006/main" xmlns:wpsCustomData="http://www.wps.cn/officeDocument/2013/wpsCustomData" mc:Ignorable="w14">
+<w:styles xmlns:mc="http://schemas.openxmlformats.org/markup-compatibility/2006" xmlns:r="http://schemas.openxmlformats.org/officeDocument/2006/relationships" xmlns:w="http://schemas.openxmlformats.org/wordprocessingml/2006/main" xmlns:w14="http://schemas.microsoft.com/office/word/2010/wordml" xmlns:w15="http://schemas.microsoft.com/office/word/2012/wordml" mc:Ignorable="w14 w15">
   <w:docDefaults>
     <w:rPrDefault>
       <w:rPr>
-        <w:rFonts w:ascii="Times New Roman" w:hAnsi="Times New Roman" w:eastAsia="宋体" w:cs="Times New Roman"/>
+        <w:rFonts w:ascii="Times New Roman" w:eastAsia="宋体" w:hAnsi="Times New Roman" w:cs="Times New Roman"/>
       </w:rPr>
     </w:rPrDefault>
     <w:pPrDefault/>
   </w:docDefaults>
-  <w:latentStyles w:count="260" w:defQFormat="0" w:defUnhideWhenUsed="1" w:defSemiHidden="1" w:defUIPriority="99" w:defLockedState="0">
-    <w:lsdException w:qFormat="1" w:unhideWhenUsed="0" w:uiPriority="0" w:semiHidden="0" w:name="Normal"/>
-    <w:lsdException w:qFormat="1" w:unhideWhenUsed="0" w:uiPriority="0" w:semiHidden="0" w:name="heading 1"/>
-    <w:lsdException w:qFormat="1" w:uiPriority="0" w:semiHidden="0" w:name="heading 2"/>
-    <w:lsdException w:qFormat="1" w:uiPriority="0" w:name="heading 3"/>
-    <w:lsdException w:qFormat="1" w:uiPriority="0" w:semiHidden="0" w:name="heading 4"/>
-    <w:lsdException w:qFormat="1" w:uiPriority="0" w:name="heading 5"/>
-    <w:lsdException w:qFormat="1" w:uiPriority="0" w:name="heading 6"/>
-    <w:lsdException w:qFormat="1" w:uiPriority="0" w:name="heading 7"/>
-    <w:lsdException w:qFormat="1" w:uiPriority="0" w:name="heading 8"/>
-    <w:lsdException w:qFormat="1" w:uiPriority="0" w:name="heading 9"/>
-    <w:lsdException w:unhideWhenUsed="0" w:uiPriority="0" w:semiHidden="0" w:name="index 1"/>
-    <w:lsdException w:unhideWhenUsed="0" w:uiPriority="0" w:semiHidden="0" w:name="index 2"/>
-    <w:lsdException w:unhideWhenUsed="0" w:uiPriority="0" w:semiHidden="0" w:name="index 3"/>
-    <w:lsdException w:unhideWhenUsed="0" w:uiPriority="0" w:semiHidden="0" w:name="index 4"/>
-    <w:lsdException w:unhideWhenUsed="0" w:uiPriority="0" w:semiHidden="0" w:name="index 5"/>
-    <w:lsdException w:unhideWhenUsed="0" w:uiPriority="0" w:semiHidden="0" w:name="index 6"/>
-    <w:lsdException w:unhideWhenUsed="0" w:uiPriority="0" w:semiHidden="0" w:name="index 7"/>
-    <w:lsdException w:unhideWhenUsed="0" w:uiPriority="0" w:semiHidden="0" w:name="index 8"/>
-    <w:lsdException w:unhideWhenUsed="0" w:uiPriority="0" w:semiHidden="0" w:name="index 9"/>
-    <w:lsdException w:qFormat="1" w:unhideWhenUsed="0" w:uiPriority="0" w:semiHidden="0" w:name="toc 1"/>
-    <w:lsdException w:qFormat="1" w:unhideWhenUsed="0" w:uiPriority="0" w:semiHidden="0" w:name="toc 2"/>
-    <w:lsdException w:qFormat="1" w:unhideWhenUsed="0" w:uiPriority="0" w:semiHidden="0" w:name="toc 3"/>
-    <w:lsdException w:unhideWhenUsed="0" w:uiPriority="0" w:semiHidden="0" w:name="toc 4"/>
-    <w:lsdException w:unhideWhenUsed="0" w:uiPriority="0" w:semiHidden="0" w:name="toc 5"/>
-    <w:lsdException w:unhideWhenUsed="0" w:uiPriority="0" w:semiHidden="0" w:name="toc 6"/>
-    <w:lsdException w:unhideWhenUsed="0" w:uiPriority="0" w:semiHidden="0" w:name="toc 7"/>
-    <w:lsdException w:unhideWhenUsed="0" w:uiPriority="0" w:semiHidden="0" w:name="toc 8"/>
-    <w:lsdException w:unhideWhenUsed="0" w:uiPriority="0" w:semiHidden="0" w:name="toc 9"/>
-    <w:lsdException w:unhideWhenUsed="0" w:uiPriority="0" w:semiHidden="0" w:name="Normal Indent"/>
-    <w:lsdException w:unhideWhenUsed="0" w:uiPriority="0" w:semiHidden="0" w:name="footnote text"/>
-    <w:lsdException w:qFormat="1" w:unhideWhenUsed="0" w:uiPriority="0" w:semiHidden="0" w:name="annotation text"/>
-    <w:lsdException w:qFormat="1" w:unhideWhenUsed="0" w:uiPriority="0" w:semiHidden="0" w:name="header"/>
-    <w:lsdException w:qFormat="1" w:unhideWhenUsed="0" w:uiPriority="0" w:semiHidden="0" w:name="footer"/>
-    <w:lsdException w:unhideWhenUsed="0" w:uiPriority="0" w:semiHidden="0" w:name="index heading"/>
-    <w:lsdException w:qFormat="1" w:uiPriority="0" w:name="caption"/>
-    <w:lsdException w:unhideWhenUsed="0" w:uiPriority="0" w:semiHidden="0" w:name="table of figures"/>
-    <w:lsdException w:unhideWhenUsed="0" w:uiPriority="0" w:semiHidden="0" w:name="envelope address"/>
-    <w:lsdException w:unhideWhenUsed="0" w:uiPriority="0" w:semiHidden="0" w:name="envelope return"/>
-    <w:lsdException w:unhideWhenUsed="0" w:uiPriority="0" w:semiHidden="0" w:name="footnote reference"/>
-    <w:lsdException w:unhideWhenUsed="0" w:uiPriority="0" w:semiHidden="0" w:name="annotation reference"/>
-    <w:lsdException w:unhideWhenUsed="0" w:uiPriority="0" w:semiHidden="0" w:name="line number"/>
-    <w:lsdException w:unhideWhenUsed="0" w:uiPriority="0" w:semiHidden="0" w:name="page number"/>
-    <w:lsdException w:unhideWhenUsed="0" w:uiPriority="0" w:semiHidden="0" w:name="endnote reference"/>
-    <w:lsdException w:unhideWhenUsed="0" w:uiPriority="0" w:semiHidden="0" w:name="endnote text"/>
-    <w:lsdException w:unhideWhenUsed="0" w:uiPriority="0" w:semiHidden="0" w:name="table of authorities"/>
-    <w:lsdException w:unhideWhenUsed="0" w:uiPriority="0" w:semiHidden="0" w:name="macro"/>
-    <w:lsdException w:unhideWhenUsed="0" w:uiPriority="0" w:semiHidden="0" w:name="toa heading"/>
-    <w:lsdException w:unhideWhenUsed="0" w:uiPriority="0" w:semiHidden="0" w:name="List"/>
-    <w:lsdException w:unhideWhenUsed="0" w:uiPriority="0" w:semiHidden="0" w:name="List Bullet"/>
-    <w:lsdException w:unhideWhenUsed="0" w:uiPriority="0" w:semiHidden="0" w:name="List Number"/>
-    <w:lsdException w:unhideWhenUsed="0" w:uiPriority="0" w:semiHidden="0" w:name="List 2"/>
-    <w:lsdException w:unhideWhenUsed="0" w:uiPriority="0" w:semiHidden="0" w:name="List 3"/>
-    <w:lsdException w:unhideWhenUsed="0" w:uiPriority="0" w:semiHidden="0" w:name="List 4"/>
-    <w:lsdException w:unhideWhenUsed="0" w:uiPriority="0" w:semiHidden="0" w:name="List 5"/>
-    <w:lsdException w:unhideWhenUsed="0" w:uiPriority="0" w:semiHidden="0" w:name="List Bullet 2"/>
-    <w:lsdException w:unhideWhenUsed="0" w:uiPriority="0" w:semiHidden="0" w:name="List Bullet 3"/>
-    <w:lsdException w:unhideWhenUsed="0" w:uiPriority="0" w:semiHidden="0" w:name="List Bullet 4"/>
-    <w:lsdException w:unhideWhenUsed="0" w:uiPriority="0" w:semiHidden="0" w:name="List Bullet 5"/>
-    <w:lsdException w:unhideWhenUsed="0" w:uiPriority="0" w:semiHidden="0" w:name="List Number 2"/>
-    <w:lsdException w:unhideWhenUsed="0" w:uiPriority="0" w:semiHidden="0" w:name="List Number 3"/>
-    <w:lsdException w:unhideWhenUsed="0" w:uiPriority="0" w:semiHidden="0" w:name="List Number 4"/>
-    <w:lsdException w:unhideWhenUsed="0" w:uiPriority="0" w:semiHidden="0" w:name="List Number 5"/>
-    <w:lsdException w:qFormat="1" w:unhideWhenUsed="0" w:uiPriority="0" w:semiHidden="0" w:name="Title"/>
-    <w:lsdException w:unhideWhenUsed="0" w:uiPriority="0" w:semiHidden="0" w:name="Closing"/>
-    <w:lsdException w:unhideWhenUsed="0" w:uiPriority="0" w:semiHidden="0" w:name="Signature"/>
-    <w:lsdException w:qFormat="1" w:unhideWhenUsed="0" w:uiPriority="0" w:name="Default Paragraph Font"/>
-    <w:lsdException w:qFormat="1" w:unhideWhenUsed="0" w:uiPriority="0" w:name="Body Text"/>
-    <w:lsdException w:unhideWhenUsed="0" w:uiPriority="0" w:semiHidden="0" w:name="Body Text Indent"/>
-    <w:lsdException w:unhideWhenUsed="0" w:uiPriority="0" w:semiHidden="0" w:name="List Continue"/>
-    <w:lsdException w:unhideWhenUsed="0" w:uiPriority="0" w:semiHidden="0" w:name="List Continue 2"/>
-    <w:lsdException w:unhideWhenUsed="0" w:uiPriority="0" w:semiHidden="0" w:name="List Continue 3"/>
-    <w:lsdException w:unhideWhenUsed="0" w:uiPriority="0" w:semiHidden="0" w:name="List Continue 4"/>
-    <w:lsdException w:unhideWhenUsed="0" w:uiPriority="0" w:semiHidden="0" w:name="List Continue 5"/>
-    <w:lsdException w:unhideWhenUsed="0" w:uiPriority="0" w:semiHidden="0" w:name="Message Header"/>
-    <w:lsdException w:qFormat="1" w:unhideWhenUsed="0" w:uiPriority="0" w:semiHidden="0" w:name="Subtitle"/>
-    <w:lsdException w:unhideWhenUsed="0" w:uiPriority="0" w:semiHidden="0" w:name="Salutation"/>
-    <w:lsdException w:unhideWhenUsed="0" w:uiPriority="0" w:semiHidden="0" w:name="Date"/>
-    <w:lsdException w:unhideWhenUsed="0" w:uiPriority="0" w:semiHidden="0" w:name="Body Text First Indent"/>
-    <w:lsdException w:unhideWhenUsed="0" w:uiPriority="0" w:semiHidden="0" w:name="Body Text First Indent 2"/>
-    <w:lsdException w:uiPriority="99" w:name="Note Heading"/>
-    <w:lsdException w:unhideWhenUsed="0" w:uiPriority="0" w:semiHidden="0" w:name="Body Text 2"/>
-    <w:lsdException w:unhideWhenUsed="0" w:uiPriority="0" w:semiHidden="0" w:name="Body Text 3"/>
-    <w:lsdException w:unhideWhenUsed="0" w:uiPriority="0" w:semiHidden="0" w:name="Body Text Indent 2"/>
-    <w:lsdException w:unhideWhenUsed="0" w:uiPriority="0" w:semiHidden="0" w:name="Body Text Indent 3"/>
-    <w:lsdException w:unhideWhenUsed="0" w:uiPriority="0" w:semiHidden="0" w:name="Block Text"/>
-    <w:lsdException w:unhideWhenUsed="0" w:uiPriority="0" w:semiHidden="0" w:name="Hyperlink"/>
-    <w:lsdException w:unhideWhenUsed="0" w:uiPriority="0" w:semiHidden="0" w:name="FollowedHyperlink"/>
-    <w:lsdException w:qFormat="1" w:unhideWhenUsed="0" w:uiPriority="0" w:semiHidden="0" w:name="Strong"/>
-    <w:lsdException w:qFormat="1" w:unhideWhenUsed="0" w:uiPriority="0" w:semiHidden="0" w:name="Emphasis"/>
-    <w:lsdException w:unhideWhenUsed="0" w:uiPriority="0" w:semiHidden="0" w:name="Document Map"/>
-    <w:lsdException w:unhideWhenUsed="0" w:uiPriority="0" w:semiHidden="0" w:name="Plain Text"/>
-    <w:lsdException w:unhideWhenUsed="0" w:uiPriority="0" w:semiHidden="0" w:name="E-mail Signature"/>
-    <w:lsdException w:qFormat="1" w:unhideWhenUsed="0" w:uiPriority="0" w:semiHidden="0" w:name="Normal (Web)"/>
-    <w:lsdException w:unhideWhenUsed="0" w:uiPriority="0" w:semiHidden="0" w:name="HTML Acronym"/>
-    <w:lsdException w:unhideWhenUsed="0" w:uiPriority="0" w:semiHidden="0" w:name="HTML Address"/>
-    <w:lsdException w:unhideWhenUsed="0" w:uiPriority="0" w:semiHidden="0" w:name="HTML Cite"/>
-    <w:lsdException w:unhideWhenUsed="0" w:uiPriority="0" w:semiHidden="0" w:name="HTML Code"/>
-    <w:lsdException w:unhideWhenUsed="0" w:uiPriority="0" w:semiHidden="0" w:name="HTML Definition"/>
-    <w:lsdException w:unhideWhenUsed="0" w:uiPriority="0" w:semiHidden="0" w:name="HTML Keyboard"/>
-    <w:lsdException w:unhideWhenUsed="0" w:uiPriority="0" w:semiHidden="0" w:name="HTML Preformatted"/>
-    <w:lsdException w:unhideWhenUsed="0" w:uiPriority="0" w:semiHidden="0" w:name="HTML Sample"/>
-    <w:lsdException w:unhideWhenUsed="0" w:uiPriority="0" w:semiHidden="0" w:name="HTML Typewriter"/>
-    <w:lsdException w:unhideWhenUsed="0" w:uiPriority="0" w:semiHidden="0" w:name="HTML Variable"/>
-    <w:lsdException w:qFormat="1" w:unhideWhenUsed="0" w:uiPriority="0" w:name="Normal Table"/>
-    <w:lsdException w:unhideWhenUsed="0" w:uiPriority="0" w:semiHidden="0" w:name="annotation subject"/>
-    <w:lsdException w:unhideWhenUsed="0" w:uiPriority="0" w:semiHidden="0" w:name="Table Simple 1"/>
-    <w:lsdException w:unhideWhenUsed="0" w:uiPriority="0" w:semiHidden="0" w:name="Table Simple 2"/>
-    <w:lsdException w:unhideWhenUsed="0" w:uiPriority="0" w:semiHidden="0" w:name="Table Simple 3"/>
-    <w:lsdException w:unhideWhenUsed="0" w:uiPriority="0" w:semiHidden="0" w:name="Table Classic 1"/>
-    <w:lsdException w:unhideWhenUsed="0" w:uiPriority="0" w:semiHidden="0" w:name="Table Classic 2"/>
-    <w:lsdException w:unhideWhenUsed="0" w:uiPriority="0" w:semiHidden="0" w:name="Table Classic 3"/>
-    <w:lsdException w:unhideWhenUsed="0" w:uiPriority="0" w:semiHidden="0" w:name="Table Classic 4"/>
-    <w:lsdException w:unhideWhenUsed="0" w:uiPriority="0" w:semiHidden="0" w:name="Table Colorful 1"/>
-    <w:lsdException w:unhideWhenUsed="0" w:uiPriority="0" w:semiHidden="0" w:name="Table Colorful 2"/>
-    <w:lsdException w:unhideWhenUsed="0" w:uiPriority="0" w:semiHidden="0" w:name="Table Colorful 3"/>
-    <w:lsdException w:unhideWhenUsed="0" w:uiPriority="0" w:semiHidden="0" w:name="Table Columns 1"/>
-    <w:lsdException w:unhideWhenUsed="0" w:uiPriority="0" w:semiHidden="0" w:name="Table Columns 2"/>
-    <w:lsdException w:unhideWhenUsed="0" w:uiPriority="0" w:semiHidden="0" w:name="Table Columns 3"/>
-    <w:lsdException w:unhideWhenUsed="0" w:uiPriority="0" w:semiHidden="0" w:name="Table Columns 4"/>
-    <w:lsdException w:unhideWhenUsed="0" w:uiPriority="0" w:semiHidden="0" w:name="Table Columns 5"/>
-    <w:lsdException w:unhideWhenUsed="0" w:uiPriority="0" w:semiHidden="0" w:name="Table Grid 1"/>
-    <w:lsdException w:unhideWhenUsed="0" w:uiPriority="0" w:semiHidden="0" w:name="Table Grid 2"/>
-    <w:lsdException w:unhideWhenUsed="0" w:uiPriority="0" w:semiHidden="0" w:name="Table Grid 3"/>
-    <w:lsdException w:unhideWhenUsed="0" w:uiPriority="0" w:semiHidden="0" w:name="Table Grid 4"/>
-    <w:lsdException w:unhideWhenUsed="0" w:uiPriority="0" w:semiHidden="0" w:name="Table Grid 5"/>
-    <w:lsdException w:unhideWhenUsed="0" w:uiPriority="0" w:semiHidden="0" w:name="Table Grid 6"/>
-    <w:lsdException w:unhideWhenUsed="0" w:uiPriority="0" w:semiHidden="0" w:name="Table Grid 7"/>
-    <w:lsdException w:unhideWhenUsed="0" w:uiPriority="0" w:semiHidden="0" w:name="Table Grid 8"/>
-    <w:lsdException w:unhideWhenUsed="0" w:uiPriority="0" w:semiHidden="0" w:name="Table List 1"/>
-    <w:lsdException w:unhideWhenUsed="0" w:uiPriority="0" w:semiHidden="0" w:name="Table List 2"/>
-    <w:lsdException w:unhideWhenUsed="0" w:uiPriority="0" w:semiHidden="0" w:name="Table List 3"/>
-    <w:lsdException w:unhideWhenUsed="0" w:uiPriority="0" w:semiHidden="0" w:name="Table List 4"/>
-    <w:lsdException w:unhideWhenUsed="0" w:uiPriority="0" w:semiHidden="0" w:name="Table List 5"/>
-    <w:lsdException w:unhideWhenUsed="0" w:uiPriority="0" w:semiHidden="0" w:name="Table List 6"/>
-    <w:lsdException w:unhideWhenUsed="0" w:uiPriority="0" w:semiHidden="0" w:name="Table List 7"/>
-    <w:lsdException w:unhideWhenUsed="0" w:uiPriority="0" w:semiHidden="0" w:name="Table List 8"/>
-    <w:lsdException w:unhideWhenUsed="0" w:uiPriority="0" w:semiHidden="0" w:name="Table 3D effects 1"/>
-    <w:lsdException w:unhideWhenUsed="0" w:uiPriority="0" w:semiHidden="0" w:name="Table 3D effects 2"/>
-    <w:lsdException w:unhideWhenUsed="0" w:uiPriority="0" w:semiHidden="0" w:name="Table 3D effects 3"/>
-    <w:lsdException w:unhideWhenUsed="0" w:uiPriority="0" w:semiHidden="0" w:name="Table Contemporary"/>
-    <w:lsdException w:unhideWhenUsed="0" w:uiPriority="0" w:semiHidden="0" w:name="Table Elegant"/>
-    <w:lsdException w:unhideWhenUsed="0" w:uiPriority="0" w:semiHidden="0" w:name="Table Professional"/>
-    <w:lsdException w:unhideWhenUsed="0" w:uiPriority="0" w:semiHidden="0" w:name="Table Subtle 1"/>
-    <w:lsdException w:unhideWhenUsed="0" w:uiPriority="0" w:semiHidden="0" w:name="Table Subtle 2"/>
-    <w:lsdException w:unhideWhenUsed="0" w:uiPriority="0" w:semiHidden="0" w:name="Table Web 1"/>
-    <w:lsdException w:unhideWhenUsed="0" w:uiPriority="0" w:semiHidden="0" w:name="Table Web 2"/>
-    <w:lsdException w:unhideWhenUsed="0" w:uiPriority="0" w:semiHidden="0" w:name="Table Web 3"/>
-    <w:lsdException w:unhideWhenUsed="0" w:uiPriority="0" w:semiHidden="0" w:name="Balloon Text"/>
-    <w:lsdException w:qFormat="1" w:unhideWhenUsed="0" w:uiPriority="0" w:semiHidden="0" w:name="Table Grid"/>
-    <w:lsdException w:unhideWhenUsed="0" w:uiPriority="0" w:semiHidden="0" w:name="Table Theme"/>
-    <w:lsdException w:unhideWhenUsed="0" w:uiPriority="60" w:semiHidden="0" w:name="Light Shading"/>
-    <w:lsdException w:unhideWhenUsed="0" w:uiPriority="61" w:semiHidden="0" w:name="Light List"/>
-    <w:lsdException w:unhideWhenUsed="0" w:uiPriority="62" w:semiHidden="0" w:name="Light Grid"/>
-    <w:lsdException w:unhideWhenUsed="0" w:uiPriority="63" w:semiHidden="0" w:name="Medium Shading 1"/>
-    <w:lsdException w:unhideWhenUsed="0" w:uiPriority="64" w:semiHidden="0" w:name="Medium Shading 2"/>
-    <w:lsdException w:unhideWhenUsed="0" w:uiPriority="65" w:semiHidden="0" w:name="Medium List 1"/>
-    <w:lsdException w:unhideWhenUsed="0" w:uiPriority="66" w:semiHidden="0" w:name="Medium List 2"/>
-    <w:lsdException w:unhideWhenUsed="0" w:uiPriority="67" w:semiHidden="0" w:name="Medium Grid 1"/>
-    <w:lsdException w:unhideWhenUsed="0" w:uiPriority="68" w:semiHidden="0" w:name="Medium Grid 2"/>
-    <w:lsdException w:unhideWhenUsed="0" w:uiPriority="69" w:semiHidden="0" w:name="Medium Grid 3"/>
-    <w:lsdException w:unhideWhenUsed="0" w:uiPriority="70" w:semiHidden="0" w:name="Dark List"/>
-    <w:lsdException w:unhideWhenUsed="0" w:uiPriority="71" w:semiHidden="0" w:name="Colorful Shading"/>
-    <w:lsdException w:unhideWhenUsed="0" w:uiPriority="72" w:semiHidden="0" w:name="Colorful List"/>
-    <w:lsdException w:unhideWhenUsed="0" w:uiPriority="73" w:semiHidden="0" w:name="Colorful Grid"/>
-    <w:lsdException w:unhideWhenUsed="0" w:uiPriority="60" w:semiHidden="0" w:name="Light Shading Accent 1"/>
-    <w:lsdException w:unhideWhenUsed="0" w:uiPriority="61" w:semiHidden="0" w:name="Light List Accent 1"/>
-    <w:lsdException w:unhideWhenUsed="0" w:uiPriority="62" w:semiHidden="0" w:name="Light Grid Accent 1"/>
-    <w:lsdException w:unhideWhenUsed="0" w:uiPriority="63" w:semiHidden="0" w:name="Medium Shading 1 Accent 1"/>
-    <w:lsdException w:unhideWhenUsed="0" w:uiPriority="64" w:semiHidden="0" w:name="Medium Shading 2 Accent 1"/>
-    <w:lsdException w:unhideWhenUsed="0" w:uiPriority="65" w:semiHidden="0" w:name="Medium List 1 Accent 1"/>
-    <w:lsdException w:unhideWhenUsed="0" w:uiPriority="66" w:semiHidden="0" w:name="Medium List 2 Accent 1"/>
-    <w:lsdException w:unhideWhenUsed="0" w:uiPriority="67" w:semiHidden="0" w:name="Medium Grid 1 Accent 1"/>
-    <w:lsdException w:unhideWhenUsed="0" w:uiPriority="68" w:semiHidden="0" w:name="Medium Grid 2 Accent 1"/>
-    <w:lsdException w:unhideWhenUsed="0" w:uiPriority="69" w:semiHidden="0" w:name="Medium Grid 3 Accent 1"/>
-    <w:lsdException w:unhideWhenUsed="0" w:uiPriority="70" w:semiHidden="0" w:name="Dark List Accent 1"/>
-    <w:lsdException w:unhideWhenUsed="0" w:uiPriority="71" w:semiHidden="0" w:name="Colorful Shading Accent 1"/>
-    <w:lsdException w:unhideWhenUsed="0" w:uiPriority="72" w:semiHidden="0" w:name="Colorful List Accent 1"/>
-    <w:lsdException w:unhideWhenUsed="0" w:uiPriority="73" w:semiHidden="0" w:name="Colorful Grid Accent 1"/>
-    <w:lsdException w:unhideWhenUsed="0" w:uiPriority="60" w:semiHidden="0" w:name="Light Shading Accent 2"/>
-    <w:lsdException w:unhideWhenUsed="0" w:uiPriority="61" w:semiHidden="0" w:name="Light List Accent 2"/>
-    <w:lsdException w:unhideWhenUsed="0" w:uiPriority="62" w:semiHidden="0" w:name="Light Grid Accent 2"/>
-    <w:lsdException w:unhideWhenUsed="0" w:uiPriority="63" w:semiHidden="0" w:name="Medium Shading 1 Accent 2"/>
-    <w:lsdException w:unhideWhenUsed="0" w:uiPriority="64" w:semiHidden="0" w:name="Medium Shading 2 Accent 2"/>
-    <w:lsdException w:unhideWhenUsed="0" w:uiPriority="65" w:semiHidden="0" w:name="Medium List 1 Accent 2"/>
-    <w:lsdException w:unhideWhenUsed="0" w:uiPriority="66" w:semiHidden="0" w:name="Medium List 2 Accent 2"/>
-    <w:lsdException w:unhideWhenUsed="0" w:uiPriority="67" w:semiHidden="0" w:name="Medium Grid 1 Accent 2"/>
-    <w:lsdException w:unhideWhenUsed="0" w:uiPriority="68" w:semiHidden="0" w:name="Medium Grid 2 Accent 2"/>
-    <w:lsdException w:unhideWhenUsed="0" w:uiPriority="69" w:semiHidden="0" w:name="Medium Grid 3 Accent 2"/>
-    <w:lsdException w:unhideWhenUsed="0" w:uiPriority="70" w:semiHidden="0" w:name="Dark List Accent 2"/>
-    <w:lsdException w:unhideWhenUsed="0" w:uiPriority="71" w:semiHidden="0" w:name="Colorful Shading Accent 2"/>
-    <w:lsdException w:unhideWhenUsed="0" w:uiPriority="72" w:semiHidden="0" w:name="Colorful List Accent 2"/>
-    <w:lsdException w:unhideWhenUsed="0" w:uiPriority="73" w:semiHidden="0" w:name="Colorful Grid Accent 2"/>
-    <w:lsdException w:unhideWhenUsed="0" w:uiPriority="60" w:semiHidden="0" w:name="Light Shading Accent 3"/>
-    <w:lsdException w:unhideWhenUsed="0" w:uiPriority="61" w:semiHidden="0" w:name="Light List Accent 3"/>
-    <w:lsdException w:unhideWhenUsed="0" w:uiPriority="62" w:semiHidden="0" w:name="Light Grid Accent 3"/>
-    <w:lsdException w:unhideWhenUsed="0" w:uiPriority="63" w:semiHidden="0" w:name="Medium Shading 1 Accent 3"/>
-    <w:lsdException w:unhideWhenUsed="0" w:uiPriority="64" w:semiHidden="0" w:name="Medium Shading 2 Accent 3"/>
-    <w:lsdException w:unhideWhenUsed="0" w:uiPriority="65" w:semiHidden="0" w:name="Medium List 1 Accent 3"/>
-    <w:lsdException w:unhideWhenUsed="0" w:uiPriority="66" w:semiHidden="0" w:name="Medium List 2 Accent 3"/>
-    <w:lsdException w:unhideWhenUsed="0" w:uiPriority="67" w:semiHidden="0" w:name="Medium Grid 1 Accent 3"/>
-    <w:lsdException w:unhideWhenUsed="0" w:uiPriority="68" w:semiHidden="0" w:name="Medium Grid 2 Accent 3"/>
-    <w:lsdException w:unhideWhenUsed="0" w:uiPriority="69" w:semiHidden="0" w:name="Medium Grid 3 Accent 3"/>
-    <w:lsdException w:unhideWhenUsed="0" w:uiPriority="70" w:semiHidden="0" w:name="Dark List Accent 3"/>
-    <w:lsdException w:unhideWhenUsed="0" w:uiPriority="71" w:semiHidden="0" w:name="Colorful Shading Accent 3"/>
-    <w:lsdException w:unhideWhenUsed="0" w:uiPriority="72" w:semiHidden="0" w:name="Colorful List Accent 3"/>
-    <w:lsdException w:unhideWhenUsed="0" w:uiPriority="73" w:semiHidden="0" w:name="Colorful Grid Accent 3"/>
-    <w:lsdException w:unhideWhenUsed="0" w:uiPriority="60" w:semiHidden="0" w:name="Light Shading Accent 4"/>
-    <w:lsdException w:unhideWhenUsed="0" w:uiPriority="61" w:semiHidden="0" w:name="Light List Accent 4"/>
-    <w:lsdException w:unhideWhenUsed="0" w:uiPriority="62" w:semiHidden="0" w:name="Light Grid Accent 4"/>
-    <w:lsdException w:unhideWhenUsed="0" w:uiPriority="63" w:semiHidden="0" w:name="Medium Shading 1 Accent 4"/>
-    <w:lsdException w:unhideWhenUsed="0" w:uiPriority="64" w:semiHidden="0" w:name="Medium Shading 2 Accent 4"/>
-    <w:lsdException w:unhideWhenUsed="0" w:uiPriority="65" w:semiHidden="0" w:name="Medium List 1 Accent 4"/>
-    <w:lsdException w:unhideWhenUsed="0" w:uiPriority="66" w:semiHidden="0" w:name="Medium List 2 Accent 4"/>
-    <w:lsdException w:unhideWhenUsed="0" w:uiPriority="67" w:semiHidden="0" w:name="Medium Grid 1 Accent 4"/>
-    <w:lsdException w:unhideWhenUsed="0" w:uiPriority="68" w:semiHidden="0" w:name="Medium Grid 2 Accent 4"/>
-    <w:lsdException w:unhideWhenUsed="0" w:uiPriority="69" w:semiHidden="0" w:name="Medium Grid 3 Accent 4"/>
-    <w:lsdException w:unhideWhenUsed="0" w:uiPriority="70" w:semiHidden="0" w:name="Dark List Accent 4"/>
-    <w:lsdException w:unhideWhenUsed="0" w:uiPriority="71" w:semiHidden="0" w:name="Colorful Shading Accent 4"/>
-    <w:lsdException w:unhideWhenUsed="0" w:uiPriority="72" w:semiHidden="0" w:name="Colorful List Accent 4"/>
-    <w:lsdException w:unhideWhenUsed="0" w:uiPriority="73" w:semiHidden="0" w:name="Colorful Grid Accent 4"/>
-    <w:lsdException w:unhideWhenUsed="0" w:uiPriority="60" w:semiHidden="0" w:name="Light Shading Accent 5"/>
-    <w:lsdException w:unhideWhenUsed="0" w:uiPriority="61" w:semiHidden="0" w:name="Light List Accent 5"/>
-    <w:lsdException w:unhideWhenUsed="0" w:uiPriority="62" w:semiHidden="0" w:name="Light Grid Accent 5"/>
-    <w:lsdException w:unhideWhenUsed="0" w:uiPriority="63" w:semiHidden="0" w:name="Medium Shading 1 Accent 5"/>
-    <w:lsdException w:unhideWhenUsed="0" w:uiPriority="64" w:semiHidden="0" w:name="Medium Shading 2 Accent 5"/>
-    <w:lsdException w:unhideWhenUsed="0" w:uiPriority="65" w:semiHidden="0" w:name="Medium List 1 Accent 5"/>
-    <w:lsdException w:unhideWhenUsed="0" w:uiPriority="66" w:semiHidden="0" w:name="Medium List 2 Accent 5"/>
-    <w:lsdException w:unhideWhenUsed="0" w:uiPriority="67" w:semiHidden="0" w:name="Medium Grid 1 Accent 5"/>
-    <w:lsdException w:unhideWhenUsed="0" w:uiPriority="68" w:semiHidden="0" w:name="Medium Grid 2 Accent 5"/>
-    <w:lsdException w:unhideWhenUsed="0" w:uiPriority="69" w:semiHidden="0" w:name="Medium Grid 3 Accent 5"/>
-    <w:lsdException w:unhideWhenUsed="0" w:uiPriority="70" w:semiHidden="0" w:name="Dark List Accent 5"/>
-    <w:lsdException w:unhideWhenUsed="0" w:uiPriority="71" w:semiHidden="0" w:name="Colorful Shading Accent 5"/>
-    <w:lsdException w:unhideWhenUsed="0" w:uiPriority="72" w:semiHidden="0" w:name="Colorful List Accent 5"/>
-    <w:lsdException w:unhideWhenUsed="0" w:uiPriority="73" w:semiHidden="0" w:name="Colorful Grid Accent 5"/>
-    <w:lsdException w:unhideWhenUsed="0" w:uiPriority="60" w:semiHidden="0" w:name="Light Shading Accent 6"/>
-    <w:lsdException w:unhideWhenUsed="0" w:uiPriority="61" w:semiHidden="0" w:name="Light List Accent 6"/>
-    <w:lsdException w:unhideWhenUsed="0" w:uiPriority="62" w:semiHidden="0" w:name="Light Grid Accent 6"/>
-    <w:lsdException w:unhideWhenUsed="0" w:uiPriority="63" w:semiHidden="0" w:name="Medium Shading 1 Accent 6"/>
-    <w:lsdException w:unhideWhenUsed="0" w:uiPriority="64" w:semiHidden="0" w:name="Medium Shading 2 Accent 6"/>
-    <w:lsdException w:unhideWhenUsed="0" w:uiPriority="65" w:semiHidden="0" w:name="Medium List 1 Accent 6"/>
-    <w:lsdException w:unhideWhenUsed="0" w:uiPriority="66" w:semiHidden="0" w:name="Medium List 2 Accent 6"/>
-    <w:lsdException w:unhideWhenUsed="0" w:uiPriority="67" w:semiHidden="0" w:name="Medium Grid 1 Accent 6"/>
-    <w:lsdException w:unhideWhenUsed="0" w:uiPriority="68" w:semiHidden="0" w:name="Medium Grid 2 Accent 6"/>
-    <w:lsdException w:unhideWhenUsed="0" w:uiPriority="69" w:semiHidden="0" w:name="Medium Grid 3 Accent 6"/>
-    <w:lsdException w:unhideWhenUsed="0" w:uiPriority="70" w:semiHidden="0" w:name="Dark List Accent 6"/>
-    <w:lsdException w:unhideWhenUsed="0" w:uiPriority="71" w:semiHidden="0" w:name="Colorful Shading Accent 6"/>
-    <w:lsdException w:unhideWhenUsed="0" w:uiPriority="72" w:semiHidden="0" w:name="Colorful List Accent 6"/>
-    <w:lsdException w:unhideWhenUsed="0" w:uiPriority="73" w:semiHidden="0" w:name="Colorful Grid Accent 6"/>
+  <w:latentStyles w:defLockedState="0" w:defUIPriority="99" w:defSemiHidden="1" w:defUnhideWhenUsed="1" w:defQFormat="0" w:count="260">
+    <w:lsdException w:name="Normal" w:semiHidden="0" w:uiPriority="0" w:unhideWhenUsed="0" w:qFormat="1"/>
+    <w:lsdException w:name="heading 1" w:semiHidden="0" w:uiPriority="0" w:unhideWhenUsed="0" w:qFormat="1"/>
+    <w:lsdException w:name="heading 2" w:semiHidden="0" w:uiPriority="0" w:qFormat="1"/>
+    <w:lsdException w:name="heading 3" w:uiPriority="0" w:qFormat="1"/>
+    <w:lsdException w:name="heading 4" w:semiHidden="0" w:uiPriority="0" w:qFormat="1"/>
+    <w:lsdException w:name="heading 5" w:uiPriority="0" w:qFormat="1"/>
+    <w:lsdException w:name="heading 6" w:uiPriority="0" w:qFormat="1"/>
+    <w:lsdException w:name="heading 7" w:uiPriority="0" w:qFormat="1"/>
+    <w:lsdException w:name="heading 8" w:uiPriority="0" w:qFormat="1"/>
+    <w:lsdException w:name="heading 9" w:uiPriority="0" w:qFormat="1"/>
+    <w:lsdException w:name="index 1" w:semiHidden="0" w:uiPriority="0" w:unhideWhenUsed="0"/>
+    <w:lsdException w:name="index 2" w:semiHidden="0" w:uiPriority="0" w:unhideWhenUsed="0"/>
+    <w:lsdException w:name="index 3" w:semiHidden="0" w:uiPriority="0" w:unhideWhenUsed="0"/>
+    <w:lsdException w:name="index 4" w:semiHidden="0" w:uiPriority="0" w:unhideWhenUsed="0"/>
+    <w:lsdException w:name="index 5" w:semiHidden="0" w:uiPriority="0" w:unhideWhenUsed="0"/>
+    <w:lsdException w:name="index 6" w:semiHidden="0" w:uiPriority="0" w:unhideWhenUsed="0"/>
+    <w:lsdException w:name="index 7" w:semiHidden="0" w:uiPriority="0" w:unhideWhenUsed="0"/>
+    <w:lsdException w:name="index 8" w:semiHidden="0" w:uiPriority="0" w:unhideWhenUsed="0"/>
+    <w:lsdException w:name="index 9" w:semiHidden="0" w:uiPriority="0" w:unhideWhenUsed="0"/>
+    <w:lsdException w:name="toc 1" w:semiHidden="0" w:uiPriority="0" w:unhideWhenUsed="0" w:qFormat="1"/>
+    <w:lsdException w:name="toc 2" w:semiHidden="0" w:uiPriority="0" w:unhideWhenUsed="0" w:qFormat="1"/>
+    <w:lsdException w:name="toc 3" w:semiHidden="0" w:uiPriority="0" w:unhideWhenUsed="0" w:qFormat="1"/>
+    <w:lsdException w:name="toc 4" w:semiHidden="0" w:uiPriority="0" w:unhideWhenUsed="0"/>
+    <w:lsdException w:name="toc 5" w:semiHidden="0" w:uiPriority="0" w:unhideWhenUsed="0"/>
+    <w:lsdException w:name="toc 6" w:semiHidden="0" w:uiPriority="0" w:unhideWhenUsed="0"/>
+    <w:lsdException w:name="toc 7" w:semiHidden="0" w:uiPriority="0" w:unhideWhenUsed="0"/>
+    <w:lsdException w:name="toc 8" w:semiHidden="0" w:uiPriority="0" w:unhideWhenUsed="0"/>
+    <w:lsdException w:name="toc 9" w:semiHidden="0" w:uiPriority="0" w:unhideWhenUsed="0"/>
+    <w:lsdException w:name="Normal Indent" w:semiHidden="0" w:uiPriority="0" w:unhideWhenUsed="0"/>
+    <w:lsdException w:name="footnote text" w:semiHidden="0" w:uiPriority="0" w:unhideWhenUsed="0"/>
+    <w:lsdException w:name="annotation text" w:semiHidden="0" w:uiPriority="0" w:unhideWhenUsed="0" w:qFormat="1"/>
+    <w:lsdException w:name="header" w:semiHidden="0" w:uiPriority="0" w:unhideWhenUsed="0" w:qFormat="1"/>
+    <w:lsdException w:name="footer" w:semiHidden="0" w:uiPriority="0" w:unhideWhenUsed="0" w:qFormat="1"/>
+    <w:lsdException w:name="index heading" w:semiHidden="0" w:uiPriority="0" w:unhideWhenUsed="0"/>
+    <w:lsdException w:name="caption" w:uiPriority="0" w:qFormat="1"/>
+    <w:lsdException w:name="table of figures" w:semiHidden="0" w:uiPriority="0" w:unhideWhenUsed="0"/>
+    <w:lsdException w:name="envelope address" w:semiHidden="0" w:uiPriority="0" w:unhideWhenUsed="0"/>
+    <w:lsdException w:name="envelope return" w:semiHidden="0" w:uiPriority="0" w:unhideWhenUsed="0"/>
+    <w:lsdException w:name="footnote reference" w:semiHidden="0" w:uiPriority="0" w:unhideWhenUsed="0"/>
+    <w:lsdException w:name="annotation reference" w:semiHidden="0" w:uiPriority="0" w:unhideWhenUsed="0"/>
+    <w:lsdException w:name="line number" w:semiHidden="0" w:uiPriority="0" w:unhideWhenUsed="0"/>
+    <w:lsdException w:name="page number" w:semiHidden="0" w:uiPriority="0" w:unhideWhenUsed="0"/>
+    <w:lsdException w:name="endnote reference" w:semiHidden="0" w:uiPriority="0" w:unhideWhenUsed="0"/>
+    <w:lsdException w:name="endnote text" w:semiHidden="0" w:uiPriority="0" w:unhideWhenUsed="0"/>
+    <w:lsdException w:name="table of authorities" w:semiHidden="0" w:uiPriority="0" w:unhideWhenUsed="0"/>
+    <w:lsdException w:name="macro" w:semiHidden="0" w:uiPriority="0" w:unhideWhenUsed="0"/>
+    <w:lsdException w:name="toa heading" w:semiHidden="0" w:uiPriority="0" w:unhideWhenUsed="0"/>
+    <w:lsdException w:name="List" w:semiHidden="0" w:uiPriority="0" w:unhideWhenUsed="0"/>
+    <w:lsdException w:name="List Bullet" w:semiHidden="0" w:uiPriority="0" w:unhideWhenUsed="0"/>
+    <w:lsdException w:name="List Number" w:semiHidden="0" w:uiPriority="0" w:unhideWhenUsed="0"/>
+    <w:lsdException w:name="List 2" w:semiHidden="0" w:uiPriority="0" w:unhideWhenUsed="0"/>
+    <w:lsdException w:name="List 3" w:semiHidden="0" w:uiPriority="0" w:unhideWhenUsed="0"/>
+    <w:lsdException w:name="List 4" w:semiHidden="0" w:uiPriority="0" w:unhideWhenUsed="0"/>
+    <w:lsdException w:name="List 5" w:semiHidden="0" w:uiPriority="0" w:unhideWhenUsed="0"/>
+    <w:lsdException w:name="List Bullet 2" w:semiHidden="0" w:uiPriority="0" w:unhideWhenUsed="0"/>
+    <w:lsdException w:name="List Bullet 3" w:semiHidden="0" w:uiPriority="0" w:unhideWhenUsed="0"/>
+    <w:lsdException w:name="List Bullet 4" w:semiHidden="0" w:uiPriority="0" w:unhideWhenUsed="0"/>
+    <w:lsdException w:name="List Bullet 5" w:semiHidden="0" w:uiPriority="0" w:unhideWhenUsed="0"/>
+    <w:lsdException w:name="List Number 2" w:semiHidden="0" w:uiPriority="0" w:unhideWhenUsed="0"/>
+    <w:lsdException w:name="List Number 3" w:semiHidden="0" w:uiPriority="0" w:unhideWhenUsed="0"/>
+    <w:lsdException w:name="List Number 4" w:semiHidden="0" w:uiPriority="0" w:unhideWhenUsed="0"/>
+    <w:lsdException w:name="List Number 5" w:semiHidden="0" w:uiPriority="0" w:unhideWhenUsed="0"/>
+    <w:lsdException w:name="Title" w:semiHidden="0" w:uiPriority="0" w:unhideWhenUsed="0" w:qFormat="1"/>
+    <w:lsdException w:name="Closing" w:semiHidden="0" w:uiPriority="0" w:unhideWhenUsed="0"/>
+    <w:lsdException w:name="Signature" w:semiHidden="0" w:uiPriority="0" w:unhideWhenUsed="0"/>
+    <w:lsdException w:name="Default Paragraph Font" w:uiPriority="0" w:unhideWhenUsed="0" w:qFormat="1"/>
+    <w:lsdException w:name="Body Text" w:uiPriority="0" w:unhideWhenUsed="0" w:qFormat="1"/>
+    <w:lsdException w:name="Body Text Indent" w:semiHidden="0" w:uiPriority="0" w:unhideWhenUsed="0"/>
+    <w:lsdException w:name="List Continue" w:semiHidden="0" w:uiPriority="0" w:unhideWhenUsed="0"/>
+    <w:lsdException w:name="List Continue 2" w:semiHidden="0" w:uiPriority="0" w:unhideWhenUsed="0"/>
+    <w:lsdException w:name="List Continue 3" w:semiHidden="0" w:uiPriority="0" w:unhideWhenUsed="0"/>
+    <w:lsdException w:name="List Continue 4" w:semiHidden="0" w:uiPriority="0" w:unhideWhenUsed="0"/>
+    <w:lsdException w:name="List Continue 5" w:semiHidden="0" w:uiPriority="0" w:unhideWhenUsed="0"/>
+    <w:lsdException w:name="Message Header" w:semiHidden="0" w:uiPriority="0" w:unhideWhenUsed="0"/>
+    <w:lsdException w:name="Subtitle" w:semiHidden="0" w:uiPriority="0" w:unhideWhenUsed="0" w:qFormat="1"/>
+    <w:lsdException w:name="Salutation" w:semiHidden="0" w:uiPriority="0" w:unhideWhenUsed="0"/>
+    <w:lsdException w:name="Date" w:semiHidden="0" w:uiPriority="0" w:unhideWhenUsed="0"/>
+    <w:lsdException w:name="Body Text First Indent" w:semiHidden="0" w:uiPriority="0" w:unhideWhenUsed="0"/>
+    <w:lsdException w:name="Body Text First Indent 2" w:semiHidden="0" w:uiPriority="0" w:unhideWhenUsed="0"/>
+    <w:lsdException w:name="Body Text 2" w:semiHidden="0" w:uiPriority="0" w:unhideWhenUsed="0"/>
+    <w:lsdException w:name="Body Text 3" w:semiHidden="0" w:uiPriority="0" w:unhideWhenUsed="0"/>
+    <w:lsdException w:name="Body Text Indent 2" w:semiHidden="0" w:uiPriority="0" w:unhideWhenUsed="0"/>
+    <w:lsdException w:name="Body Text Indent 3" w:semiHidden="0" w:uiPriority="0" w:unhideWhenUsed="0"/>
+    <w:lsdException w:name="Block Text" w:semiHidden="0" w:uiPriority="0" w:unhideWhenUsed="0"/>
+    <w:lsdException w:name="Hyperlink" w:semiHidden="0" w:uiPriority="0" w:unhideWhenUsed="0"/>
+    <w:lsdException w:name="FollowedHyperlink" w:semiHidden="0" w:uiPriority="0" w:unhideWhenUsed="0"/>
+    <w:lsdException w:name="Strong" w:semiHidden="0" w:uiPriority="0" w:unhideWhenUsed="0" w:qFormat="1"/>
+    <w:lsdException w:name="Emphasis" w:semiHidden="0" w:uiPriority="0" w:unhideWhenUsed="0" w:qFormat="1"/>
+    <w:lsdException w:name="Document Map" w:semiHidden="0" w:uiPriority="0" w:unhideWhenUsed="0"/>
+    <w:lsdException w:name="Plain Text" w:semiHidden="0" w:uiPriority="0" w:unhideWhenUsed="0"/>
+    <w:lsdException w:name="E-mail Signature" w:semiHidden="0" w:uiPriority="0" w:unhideWhenUsed="0"/>
+    <w:lsdException w:name="Normal (Web)" w:semiHidden="0" w:uiPriority="0" w:unhideWhenUsed="0" w:qFormat="1"/>
+    <w:lsdException w:name="HTML Acronym" w:semiHidden="0" w:uiPriority="0" w:unhideWhenUsed="0"/>
+    <w:lsdException w:name="HTML Address" w:semiHidden="0" w:uiPriority="0" w:unhideWhenUsed="0"/>
+    <w:lsdException w:name="HTML Cite" w:semiHidden="0" w:uiPriority="0" w:unhideWhenUsed="0"/>
+    <w:lsdException w:name="HTML Code" w:semiHidden="0" w:uiPriority="0" w:unhideWhenUsed="0"/>
+    <w:lsdException w:name="HTML Definition" w:semiHidden="0" w:uiPriority="0" w:unhideWhenUsed="0"/>
+    <w:lsdException w:name="HTML Keyboard" w:semiHidden="0" w:uiPriority="0" w:unhideWhenUsed="0"/>
+    <w:lsdException w:name="HTML Preformatted" w:semiHidden="0" w:uiPriority="0" w:unhideWhenUsed="0"/>
+    <w:lsdException w:name="HTML Sample" w:semiHidden="0" w:uiPriority="0" w:unhideWhenUsed="0"/>
+    <w:lsdException w:name="HTML Typewriter" w:semiHidden="0" w:uiPriority="0" w:unhideWhenUsed="0"/>
+    <w:lsdException w:name="HTML Variable" w:semiHidden="0" w:uiPriority="0" w:unhideWhenUsed="0"/>
+    <w:lsdException w:name="Normal Table" w:uiPriority="0" w:unhideWhenUsed="0" w:qFormat="1"/>
+    <w:lsdException w:name="annotation subject" w:semiHidden="0" w:uiPriority="0" w:unhideWhenUsed="0"/>
+    <w:lsdException w:name="Table Simple 1" w:semiHidden="0" w:uiPriority="0" w:unhideWhenUsed="0"/>
+    <w:lsdException w:name="Table Simple 2" w:semiHidden="0" w:uiPriority="0" w:unhideWhenUsed="0"/>
+    <w:lsdException w:name="Table Simple 3" w:semiHidden="0" w:uiPriority="0" w:unhideWhenUsed="0"/>
+    <w:lsdException w:name="Table Classic 1" w:semiHidden="0" w:uiPriority="0" w:unhideWhenUsed="0"/>
+    <w:lsdException w:name="Table Classic 2" w:semiHidden="0" w:uiPriority="0" w:unhideWhenUsed="0"/>
+    <w:lsdException w:name="Table Classic 3" w:semiHidden="0" w:uiPriority="0" w:unhideWhenUsed="0"/>
+    <w:lsdException w:name="Table Classic 4" w:semiHidden="0" w:uiPriority="0" w:unhideWhenUsed="0"/>
+    <w:lsdException w:name="Table Colorful 1" w:semiHidden="0" w:uiPriority="0" w:unhideWhenUsed="0"/>
+    <w:lsdException w:name="Table Colorful 2" w:semiHidden="0" w:uiPriority="0" w:unhideWhenUsed="0"/>
+    <w:lsdException w:name="Table Colorful 3" w:semiHidden="0" w:uiPriority="0" w:unhideWhenUsed="0"/>
+    <w:lsdException w:name="Table Columns 1" w:semiHidden="0" w:uiPriority="0" w:unhideWhenUsed="0"/>
+    <w:lsdException w:name="Table Columns 2" w:semiHidden="0" w:uiPriority="0" w:unhideWhenUsed="0"/>
+    <w:lsdException w:name="Table Columns 3" w:semiHidden="0" w:uiPriority="0" w:unhideWhenUsed="0"/>
+    <w:lsdException w:name="Table Columns 4" w:semiHidden="0" w:uiPriority="0" w:unhideWhenUsed="0"/>
+    <w:lsdException w:name="Table Columns 5" w:semiHidden="0" w:uiPriority="0" w:unhideWhenUsed="0"/>
+    <w:lsdException w:name="Table Grid 1" w:semiHidden="0" w:uiPriority="0" w:unhideWhenUsed="0"/>
+    <w:lsdException w:name="Table Grid 2" w:semiHidden="0" w:uiPriority="0" w:unhideWhenUsed="0"/>
+    <w:lsdException w:name="Table Grid 3" w:semiHidden="0" w:uiPriority="0" w:unhideWhenUsed="0"/>
+    <w:lsdException w:name="Table Grid 4" w:semiHidden="0" w:uiPriority="0" w:unhideWhenUsed="0"/>
+    <w:lsdException w:name="Table Grid 5" w:semiHidden="0" w:uiPriority="0" w:unhideWhenUsed="0"/>
+    <w:lsdException w:name="Table Grid 6" w:semiHidden="0" w:uiPriority="0" w:unhideWhenUsed="0"/>
+    <w:lsdException w:name="Table Grid 7" w:semiHidden="0" w:uiPriority="0" w:unhideWhenUsed="0"/>
+    <w:lsdException w:name="Table Grid 8" w:semiHidden="0" w:uiPriority="0" w:unhideWhenUsed="0"/>
+    <w:lsdException w:name="Table List 1" w:semiHidden="0" w:uiPriority="0" w:unhideWhenUsed="0"/>
+    <w:lsdException w:name="Table List 2" w:semiHidden="0" w:uiPriority="0" w:unhideWhenUsed="0"/>
+    <w:lsdException w:name="Table List 3" w:semiHidden="0" w:uiPriority="0" w:unhideWhenUsed="0"/>
+    <w:lsdException w:name="Table List 4" w:semiHidden="0" w:uiPriority="0" w:unhideWhenUsed="0"/>
+    <w:lsdException w:name="Table List 5" w:semiHidden="0" w:uiPriority="0" w:unhideWhenUsed="0"/>
+    <w:lsdException w:name="Table List 6" w:semiHidden="0" w:uiPriority="0" w:unhideWhenUsed="0"/>
+    <w:lsdException w:name="Table List 7" w:semiHidden="0" w:uiPriority="0" w:unhideWhenUsed="0"/>
+    <w:lsdException w:name="Table List 8" w:semiHidden="0" w:uiPriority="0" w:unhideWhenUsed="0"/>
+    <w:lsdException w:name="Table 3D effects 1" w:semiHidden="0" w:uiPriority="0" w:unhideWhenUsed="0"/>
+    <w:lsdException w:name="Table 3D effects 2" w:semiHidden="0" w:uiPriority="0" w:unhideWhenUsed="0"/>
+    <w:lsdException w:name="Table 3D effects 3" w:semiHidden="0" w:uiPriority="0" w:unhideWhenUsed="0"/>
+    <w:lsdException w:name="Table Contemporary" w:semiHidden="0" w:uiPriority="0" w:unhideWhenUsed="0"/>
+    <w:lsdException w:name="Table Elegant" w:semiHidden="0" w:uiPriority="0" w:unhideWhenUsed="0"/>
+    <w:lsdException w:name="Table Professional" w:semiHidden="0" w:uiPriority="0" w:unhideWhenUsed="0"/>
+    <w:lsdException w:name="Table Subtle 1" w:semiHidden="0" w:uiPriority="0" w:unhideWhenUsed="0"/>
+    <w:lsdException w:name="Table Subtle 2" w:semiHidden="0" w:uiPriority="0" w:unhideWhenUsed="0"/>
+    <w:lsdException w:name="Table Web 1" w:semiHidden="0" w:uiPriority="0" w:unhideWhenUsed="0"/>
+    <w:lsdException w:name="Table Web 2" w:semiHidden="0" w:uiPriority="0" w:unhideWhenUsed="0"/>
+    <w:lsdException w:name="Table Web 3" w:semiHidden="0" w:uiPriority="0" w:unhideWhenUsed="0"/>
+    <w:lsdException w:name="Balloon Text" w:semiHidden="0" w:uiPriority="0" w:unhideWhenUsed="0"/>
+    <w:lsdException w:name="Table Grid" w:semiHidden="0" w:uiPriority="0" w:unhideWhenUsed="0" w:qFormat="1"/>
+    <w:lsdException w:name="Table Theme" w:semiHidden="0" w:uiPriority="0" w:unhideWhenUsed="0"/>
+    <w:lsdException w:name="Light Shading" w:semiHidden="0" w:uiPriority="60" w:unhideWhenUsed="0"/>
+    <w:lsdException w:name="Light List" w:semiHidden="0" w:uiPriority="61" w:unhideWhenUsed="0"/>
+    <w:lsdException w:name="Light Grid" w:semiHidden="0" w:uiPriority="62" w:unhideWhenUsed="0"/>
+    <w:lsdException w:name="Medium Shading 1" w:semiHidden="0" w:uiPriority="63" w:unhideWhenUsed="0"/>
+    <w:lsdException w:name="Medium Shading 2" w:semiHidden="0" w:uiPriority="64" w:unhideWhenUsed="0"/>
+    <w:lsdException w:name="Medium List 1" w:semiHidden="0" w:uiPriority="65" w:unhideWhenUsed="0"/>
+    <w:lsdException w:name="Medium List 2" w:semiHidden="0" w:uiPriority="66" w:unhideWhenUsed="0"/>
+    <w:lsdException w:name="Medium Grid 1" w:semiHidden="0" w:uiPriority="67" w:unhideWhenUsed="0"/>
+    <w:lsdException w:name="Medium Grid 2" w:semiHidden="0" w:uiPriority="68" w:unhideWhenUsed="0"/>
+    <w:lsdException w:name="Medium Grid 3" w:semiHidden="0" w:uiPriority="69" w:unhideWhenUsed="0"/>
+    <w:lsdException w:name="Dark List" w:semiHidden="0" w:uiPriority="70" w:unhideWhenUsed="0"/>
+    <w:lsdException w:name="Colorful Shading" w:semiHidden="0" w:uiPriority="71" w:unhideWhenUsed="0"/>
+    <w:lsdException w:name="Colorful List" w:semiHidden="0" w:uiPriority="72" w:unhideWhenUsed="0"/>
+    <w:lsdException w:name="Colorful Grid" w:semiHidden="0" w:uiPriority="73" w:unhideWhenUsed="0"/>
+    <w:lsdException w:name="Light Shading Accent 1" w:semiHidden="0" w:uiPriority="60" w:unhideWhenUsed="0"/>
+    <w:lsdException w:name="Light List Accent 1" w:semiHidden="0" w:uiPriority="61" w:unhideWhenUsed="0"/>
+    <w:lsdException w:name="Light Grid Accent 1" w:semiHidden="0" w:uiPriority="62" w:unhideWhenUsed="0"/>
+    <w:lsdException w:name="Medium Shading 1 Accent 1" w:semiHidden="0" w:uiPriority="63" w:unhideWhenUsed="0"/>
+    <w:lsdException w:name="Medium Shading 2 Accent 1" w:semiHidden="0" w:uiPriority="64" w:unhideWhenUsed="0"/>
+    <w:lsdException w:name="Medium List 1 Accent 1" w:semiHidden="0" w:uiPriority="65" w:unhideWhenUsed="0"/>
+    <w:lsdException w:name="Medium List 2 Accent 1" w:semiHidden="0" w:uiPriority="66" w:unhideWhenUsed="0"/>
+    <w:lsdException w:name="Medium Grid 1 Accent 1" w:semiHidden="0" w:uiPriority="67" w:unhideWhenUsed="0"/>
+    <w:lsdException w:name="Medium Grid 2 Accent 1" w:semiHidden="0" w:uiPriority="68" w:unhideWhenUsed="0"/>
+    <w:lsdException w:name="Medium Grid 3 Accent 1" w:semiHidden="0" w:uiPriority="69" w:unhideWhenUsed="0"/>
+    <w:lsdException w:name="Dark List Accent 1" w:semiHidden="0" w:uiPriority="70" w:unhideWhenUsed="0"/>
+    <w:lsdException w:name="Colorful Shading Accent 1" w:semiHidden="0" w:uiPriority="71" w:unhideWhenUsed="0"/>
+    <w:lsdException w:name="Colorful List Accent 1" w:semiHidden="0" w:uiPriority="72" w:unhideWhenUsed="0"/>
+    <w:lsdException w:name="Colorful Grid Accent 1" w:semiHidden="0" w:uiPriority="73" w:unhideWhenUsed="0"/>
+    <w:lsdException w:name="Light Shading Accent 2" w:semiHidden="0" w:uiPriority="60" w:unhideWhenUsed="0"/>
+    <w:lsdException w:name="Light List Accent 2" w:semiHidden="0" w:uiPriority="61" w:unhideWhenUsed="0"/>
+    <w:lsdException w:name="Light Grid Accent 2" w:semiHidden="0" w:uiPriority="62" w:unhideWhenUsed="0"/>
+    <w:lsdException w:name="Medium Shading 1 Accent 2" w:semiHidden="0" w:uiPriority="63" w:unhideWhenUsed="0"/>
+    <w:lsdException w:name="Medium Shading 2 Accent 2" w:semiHidden="0" w:uiPriority="64" w:unhideWhenUsed="0"/>
+    <w:lsdException w:name="Medium List 1 Accent 2" w:semiHidden="0" w:uiPriority="65" w:unhideWhenUsed="0"/>
+    <w:lsdException w:name="Medium List 2 Accent 2" w:semiHidden="0" w:uiPriority="66" w:unhideWhenUsed="0"/>
+    <w:lsdException w:name="Medium Grid 1 Accent 2" w:semiHidden="0" w:uiPriority="67" w:unhideWhenUsed="0"/>
+    <w:lsdException w:name="Medium Grid 2 Accent 2" w:semiHidden="0" w:uiPriority="68" w:unhideWhenUsed="0"/>
+    <w:lsdException w:name="Medium Grid 3 Accent 2" w:semiHidden="0" w:uiPriority="69" w:unhideWhenUsed="0"/>
+    <w:lsdException w:name="Dark List Accent 2" w:semiHidden="0" w:uiPriority="70" w:unhideWhenUsed="0"/>
+    <w:lsdException w:name="Colorful Shading Accent 2" w:semiHidden="0" w:uiPriority="71" w:unhideWhenUsed="0"/>
+    <w:lsdException w:name="Colorful List Accent 2" w:semiHidden="0" w:uiPriority="72" w:unhideWhenUsed="0"/>
+    <w:lsdException w:name="Colorful Grid Accent 2" w:semiHidden="0" w:uiPriority="73" w:unhideWhenUsed="0"/>
+    <w:lsdException w:name="Light Shading Accent 3" w:semiHidden="0" w:uiPriority="60" w:unhideWhenUsed="0"/>
+    <w:lsdException w:name="Light List Accent 3" w:semiHidden="0" w:uiPriority="61" w:unhideWhenUsed="0"/>
+    <w:lsdException w:name="Light Grid Accent 3" w:semiHidden="0" w:uiPriority="62" w:unhideWhenUsed="0"/>
+    <w:lsdException w:name="Medium Shading 1 Accent 3" w:semiHidden="0" w:uiPriority="63" w:unhideWhenUsed="0"/>
+    <w:lsdException w:name="Medium Shading 2 Accent 3" w:semiHidden="0" w:uiPriority="64" w:unhideWhenUsed="0"/>
+    <w:lsdException w:name="Medium List 1 Accent 3" w:semiHidden="0" w:uiPriority="65" w:unhideWhenUsed="0"/>
+    <w:lsdException w:name="Medium List 2 Accent 3" w:semiHidden="0" w:uiPriority="66" w:unhideWhenUsed="0"/>
+    <w:lsdException w:name="Medium Grid 1 Accent 3" w:semiHidden="0" w:uiPriority="67" w:unhideWhenUsed="0"/>
+    <w:lsdException w:name="Medium Grid 2 Accent 3" w:semiHidden="0" w:uiPriority="68" w:unhideWhenUsed="0"/>
+    <w:lsdException w:name="Medium Grid 3 Accent 3" w:semiHidden="0" w:uiPriority="69" w:unhideWhenUsed="0"/>
+    <w:lsdException w:name="Dark List Accent 3" w:semiHidden="0" w:uiPriority="70" w:unhideWhenUsed="0"/>
+    <w:lsdException w:name="Colorful Shading Accent 3" w:semiHidden="0" w:uiPriority="71" w:unhideWhenUsed="0"/>
+    <w:lsdException w:name="Colorful List Accent 3" w:semiHidden="0" w:uiPriority="72" w:unhideWhenUsed="0"/>
+    <w:lsdException w:name="Colorful Grid Accent 3" w:semiHidden="0" w:uiPriority="73" w:unhideWhenUsed="0"/>
+    <w:lsdException w:name="Light Shading Accent 4" w:semiHidden="0" w:uiPriority="60" w:unhideWhenUsed="0"/>
+    <w:lsdException w:name="Light List Accent 4" w:semiHidden="0" w:uiPriority="61" w:unhideWhenUsed="0"/>
+    <w:lsdException w:name="Light Grid Accent 4" w:semiHidden="0" w:uiPriority="62" w:unhideWhenUsed="0"/>
+    <w:lsdException w:name="Medium Shading 1 Accent 4" w:semiHidden="0" w:uiPriority="63" w:unhideWhenUsed="0"/>
+    <w:lsdException w:name="Medium Shading 2 Accent 4" w:semiHidden="0" w:uiPriority="64" w:unhideWhenUsed="0"/>
+    <w:lsdException w:name="Medium List 1 Accent 4" w:semiHidden="0" w:uiPriority="65" w:unhideWhenUsed="0"/>
+    <w:lsdException w:name="Medium List 2 Accent 4" w:semiHidden="0" w:uiPriority="66" w:unhideWhenUsed="0"/>
+    <w:lsdException w:name="Medium Grid 1 Accent 4" w:semiHidden="0" w:uiPriority="67" w:unhideWhenUsed="0"/>
+    <w:lsdException w:name="Medium Grid 2 Accent 4" w:semiHidden="0" w:uiPriority="68" w:unhideWhenUsed="0"/>
+    <w:lsdException w:name="Medium Grid 3 Accent 4" w:semiHidden="0" w:uiPriority="69" w:unhideWhenUsed="0"/>
+    <w:lsdException w:name="Dark List Accent 4" w:semiHidden="0" w:uiPriority="70" w:unhideWhenUsed="0"/>
+    <w:lsdException w:name="Colorful Shading Accent 4" w:semiHidden="0" w:uiPriority="71" w:unhideWhenUsed="0"/>
+    <w:lsdException w:name="Colorful List Accent 4" w:semiHidden="0" w:uiPriority="72" w:unhideWhenUsed="0"/>
+    <w:lsdException w:name="Colorful Grid Accent 4" w:semiHidden="0" w:uiPriority="73" w:unhideWhenUsed="0"/>
+    <w:lsdException w:name="Light Shading Accent 5" w:semiHidden="0" w:uiPriority="60" w:unhideWhenUsed="0"/>
+    <w:lsdException w:name="Light List Accent 5" w:semiHidden="0" w:uiPriority="61" w:unhideWhenUsed="0"/>
+    <w:lsdException w:name="Light Grid Accent 5" w:semiHidden="0" w:uiPriority="62" w:unhideWhenUsed="0"/>
+    <w:lsdException w:name="Medium Shading 1 Accent 5" w:semiHidden="0" w:uiPriority="63" w:unhideWhenUsed="0"/>
+    <w:lsdException w:name="Medium Shading 2 Accent 5" w:semiHidden="0" w:uiPriority="64" w:unhideWhenUsed="0"/>
+    <w:lsdException w:name="Medium List 1 Accent 5" w:semiHidden="0" w:uiPriority="65" w:unhideWhenUsed="0"/>
+    <w:lsdException w:name="Medium List 2 Accent 5" w:semiHidden="0" w:uiPriority="66" w:unhideWhenUsed="0"/>
+    <w:lsdException w:name="Medium Grid 1 Accent 5" w:semiHidden="0" w:uiPriority="67" w:unhideWhenUsed="0"/>
+    <w:lsdException w:name="Medium Grid 2 Accent 5" w:semiHidden="0" w:uiPriority="68" w:unhideWhenUsed="0"/>
+    <w:lsdException w:name="Medium Grid 3 Accent 5" w:semiHidden="0" w:uiPriority="69" w:unhideWhenUsed="0"/>
+    <w:lsdException w:name="Dark List Accent 5" w:semiHidden="0" w:uiPriority="70" w:unhideWhenUsed="0"/>
+    <w:lsdException w:name="Colorful Shading Accent 5" w:semiHidden="0" w:uiPriority="71" w:unhideWhenUsed="0"/>
+    <w:lsdException w:name="Colorful List Accent 5" w:semiHidden="0" w:uiPriority="72" w:unhideWhenUsed="0"/>
+    <w:lsdException w:name="Colorful Grid Accent 5" w:semiHidden="0" w:uiPriority="73" w:unhideWhenUsed="0"/>
+    <w:lsdException w:name="Light Shading Accent 6" w:semiHidden="0" w:uiPriority="60" w:unhideWhenUsed="0"/>
+    <w:lsdException w:name="Light List Accent 6" w:semiHidden="0" w:uiPriority="61" w:unhideWhenUsed="0"/>
+    <w:lsdException w:name="Light Grid Accent 6" w:semiHidden="0" w:uiPriority="62" w:unhideWhenUsed="0"/>
+    <w:lsdException w:name="Medium Shading 1 Accent 6" w:semiHidden="0" w:uiPriority="63" w:unhideWhenUsed="0"/>
+    <w:lsdException w:name="Medium Shading 2 Accent 6" w:semiHidden="0" w:uiPriority="64" w:unhideWhenUsed="0"/>
+    <w:lsdException w:name="Medium List 1 Accent 6" w:semiHidden="0" w:uiPriority="65" w:unhideWhenUsed="0"/>
+    <w:lsdException w:name="Medium List 2 Accent 6" w:semiHidden="0" w:uiPriority="66" w:unhideWhenUsed="0"/>
+    <w:lsdException w:name="Medium Grid 1 Accent 6" w:semiHidden="0" w:uiPriority="67" w:unhideWhenUsed="0"/>
+    <w:lsdException w:name="Medium Grid 2 Accent 6" w:semiHidden="0" w:uiPriority="68" w:unhideWhenUsed="0"/>
+    <w:lsdException w:name="Medium Grid 3 Accent 6" w:semiHidden="0" w:uiPriority="69" w:unhideWhenUsed="0"/>
+    <w:lsdException w:name="Dark List Accent 6" w:semiHidden="0" w:uiPriority="70" w:unhideWhenUsed="0"/>
+    <w:lsdException w:name="Colorful Shading Accent 6" w:semiHidden="0" w:uiPriority="71" w:unhideWhenUsed="0"/>
+    <w:lsdException w:name="Colorful List Accent 6" w:semiHidden="0" w:uiPriority="72" w:unhideWhenUsed="0"/>
+    <w:lsdException w:name="Colorful Grid Accent 6" w:semiHidden="0" w:uiPriority="73" w:unhideWhenUsed="0"/>
   </w:latentStyles>
-  <w:style w:type="paragraph" w:default="1" w:styleId="1">
+  <w:style w:type="paragraph" w:default="1" w:styleId="Normal">
     <w:name w:val="Normal"/>
     <w:qFormat/>
-    <w:uiPriority w:val="0"/>
     <w:pPr>
       <w:kinsoku w:val="0"/>
       <w:autoSpaceDE w:val="0"/>
@@ -3432,7 +3353,7 @@
       <w:textAlignment w:val="baseline"/>
     </w:pPr>
     <w:rPr>
-      <w:rFonts w:ascii="Arial" w:hAnsi="Arial" w:eastAsia="宋体" w:cs="Arial"/>
+      <w:rFonts w:ascii="Arial" w:eastAsia="宋体" w:hAnsi="Arial" w:cs="Arial"/>
       <w:snapToGrid w:val="0"/>
       <w:color w:val="000000"/>
       <w:kern w:val="0"/>
@@ -3441,12 +3362,11 @@
       <w:lang w:val="en-US" w:eastAsia="en-US" w:bidi="ar-SA"/>
     </w:rPr>
   </w:style>
-  <w:style w:type="paragraph" w:styleId="2">
+  <w:style w:type="paragraph" w:styleId="Heading1">
     <w:name w:val="heading 1"/>
-    <w:basedOn w:val="1"/>
-    <w:next w:val="1"/>
+    <w:basedOn w:val="Normal"/>
+    <w:next w:val="Normal"/>
     <w:qFormat/>
-    <w:uiPriority w:val="0"/>
     <w:pPr>
       <w:keepNext/>
       <w:keepLines/>
@@ -3464,13 +3384,12 @@
       <w:sz w:val="44"/>
     </w:rPr>
   </w:style>
-  <w:style w:type="paragraph" w:styleId="3">
+  <w:style w:type="paragraph" w:styleId="Heading2">
     <w:name w:val="heading 2"/>
-    <w:basedOn w:val="1"/>
-    <w:next w:val="1"/>
+    <w:basedOn w:val="Normal"/>
+    <w:next w:val="Normal"/>
     <w:unhideWhenUsed/>
     <w:qFormat/>
-    <w:uiPriority w:val="0"/>
     <w:pPr>
       <w:keepNext/>
       <w:keepLines/>
@@ -3483,19 +3402,18 @@
       <w:outlineLvl w:val="1"/>
     </w:pPr>
     <w:rPr>
-      <w:rFonts w:ascii="Arial" w:hAnsi="Arial" w:eastAsia="黑体"/>
+      <w:rFonts w:ascii="Arial" w:eastAsia="黑体" w:hAnsi="Arial"/>
       <w:b/>
       <w:sz w:val="32"/>
     </w:rPr>
   </w:style>
-  <w:style w:type="paragraph" w:styleId="4">
+  <w:style w:type="paragraph" w:styleId="Heading3">
     <w:name w:val="heading 3"/>
-    <w:basedOn w:val="1"/>
-    <w:next w:val="1"/>
+    <w:basedOn w:val="Normal"/>
+    <w:next w:val="Normal"/>
     <w:semiHidden/>
     <w:unhideWhenUsed/>
     <w:qFormat/>
-    <w:uiPriority w:val="0"/>
     <w:pPr>
       <w:keepNext/>
       <w:keepLines/>
@@ -3512,13 +3430,12 @@
       <w:sz w:val="32"/>
     </w:rPr>
   </w:style>
-  <w:style w:type="paragraph" w:styleId="5">
+  <w:style w:type="paragraph" w:styleId="Heading4">
     <w:name w:val="heading 4"/>
-    <w:basedOn w:val="1"/>
-    <w:next w:val="1"/>
+    <w:basedOn w:val="Normal"/>
+    <w:next w:val="Normal"/>
     <w:unhideWhenUsed/>
     <w:qFormat/>
-    <w:uiPriority w:val="0"/>
     <w:pPr>
       <w:keepNext/>
       <w:keepLines/>
@@ -3531,19 +3448,18 @@
       <w:outlineLvl w:val="3"/>
     </w:pPr>
     <w:rPr>
-      <w:rFonts w:ascii="Arial" w:hAnsi="Arial" w:eastAsia="黑体"/>
+      <w:rFonts w:ascii="Arial" w:eastAsia="黑体" w:hAnsi="Arial"/>
       <w:b/>
       <w:sz w:val="28"/>
     </w:rPr>
   </w:style>
-  <w:style w:type="paragraph" w:styleId="6">
+  <w:style w:type="paragraph" w:styleId="Heading5">
     <w:name w:val="heading 5"/>
-    <w:basedOn w:val="1"/>
-    <w:next w:val="1"/>
+    <w:basedOn w:val="Normal"/>
+    <w:next w:val="Normal"/>
     <w:semiHidden/>
     <w:unhideWhenUsed/>
     <w:qFormat/>
-    <w:uiPriority w:val="0"/>
     <w:pPr>
       <w:keepNext/>
       <w:keepLines/>
@@ -3560,14 +3476,13 @@
       <w:sz w:val="28"/>
     </w:rPr>
   </w:style>
-  <w:style w:type="paragraph" w:styleId="7">
+  <w:style w:type="paragraph" w:styleId="Heading6">
     <w:name w:val="heading 6"/>
-    <w:basedOn w:val="1"/>
-    <w:next w:val="1"/>
+    <w:basedOn w:val="Normal"/>
+    <w:next w:val="Normal"/>
     <w:semiHidden/>
     <w:unhideWhenUsed/>
     <w:qFormat/>
-    <w:uiPriority w:val="0"/>
     <w:pPr>
       <w:keepNext/>
       <w:keepLines/>
@@ -3580,19 +3495,18 @@
       <w:outlineLvl w:val="5"/>
     </w:pPr>
     <w:rPr>
-      <w:rFonts w:ascii="Arial" w:hAnsi="Arial" w:eastAsia="黑体"/>
+      <w:rFonts w:ascii="Arial" w:eastAsia="黑体" w:hAnsi="Arial"/>
       <w:b/>
       <w:sz w:val="24"/>
     </w:rPr>
   </w:style>
-  <w:style w:type="paragraph" w:styleId="8">
+  <w:style w:type="paragraph" w:styleId="Heading7">
     <w:name w:val="heading 7"/>
-    <w:basedOn w:val="1"/>
-    <w:next w:val="1"/>
+    <w:basedOn w:val="Normal"/>
+    <w:next w:val="Normal"/>
     <w:semiHidden/>
     <w:unhideWhenUsed/>
     <w:qFormat/>
-    <w:uiPriority w:val="0"/>
     <w:pPr>
       <w:keepNext/>
       <w:keepLines/>
@@ -3609,14 +3523,13 @@
       <w:sz w:val="24"/>
     </w:rPr>
   </w:style>
-  <w:style w:type="paragraph" w:styleId="9">
+  <w:style w:type="paragraph" w:styleId="Heading8">
     <w:name w:val="heading 8"/>
-    <w:basedOn w:val="1"/>
-    <w:next w:val="1"/>
+    <w:basedOn w:val="Normal"/>
+    <w:next w:val="Normal"/>
     <w:semiHidden/>
     <w:unhideWhenUsed/>
     <w:qFormat/>
-    <w:uiPriority w:val="0"/>
     <w:pPr>
       <w:keepNext/>
       <w:keepLines/>
@@ -3629,18 +3542,17 @@
       <w:outlineLvl w:val="7"/>
     </w:pPr>
     <w:rPr>
-      <w:rFonts w:ascii="Arial" w:hAnsi="Arial" w:eastAsia="黑体"/>
+      <w:rFonts w:ascii="Arial" w:eastAsia="黑体" w:hAnsi="Arial"/>
       <w:sz w:val="24"/>
     </w:rPr>
   </w:style>
-  <w:style w:type="paragraph" w:styleId="10">
+  <w:style w:type="paragraph" w:styleId="Heading9">
     <w:name w:val="heading 9"/>
-    <w:basedOn w:val="1"/>
-    <w:next w:val="1"/>
+    <w:basedOn w:val="Normal"/>
+    <w:next w:val="Normal"/>
     <w:semiHidden/>
     <w:unhideWhenUsed/>
     <w:qFormat/>
-    <w:uiPriority w:val="0"/>
     <w:pPr>
       <w:keepNext/>
       <w:keepLines/>
@@ -3653,21 +3565,19 @@
       <w:outlineLvl w:val="8"/>
     </w:pPr>
     <w:rPr>
-      <w:rFonts w:ascii="Arial" w:hAnsi="Arial" w:eastAsia="黑体"/>
+      <w:rFonts w:ascii="Arial" w:eastAsia="黑体" w:hAnsi="Arial"/>
       <w:sz w:val="21"/>
     </w:rPr>
   </w:style>
-  <w:style w:type="character" w:default="1" w:styleId="22">
+  <w:style w:type="character" w:default="1" w:styleId="DefaultParagraphFont">
     <w:name w:val="Default Paragraph Font"/>
     <w:semiHidden/>
     <w:qFormat/>
-    <w:uiPriority w:val="0"/>
   </w:style>
-  <w:style w:type="table" w:default="1" w:styleId="20">
+  <w:style w:type="table" w:default="1" w:styleId="TableNormal">
     <w:name w:val="Normal Table"/>
     <w:semiHidden/>
     <w:qFormat/>
-    <w:uiPriority w:val="0"/>
     <w:tblPr>
       <w:tblCellMar>
         <w:top w:w="0" w:type="dxa"/>
@@ -3677,43 +3587,39 @@
       </w:tblCellMar>
     </w:tblPr>
   </w:style>
-  <w:style w:type="paragraph" w:styleId="11">
+  <w:style w:type="paragraph" w:styleId="CommentText">
     <w:name w:val="annotation text"/>
-    <w:basedOn w:val="1"/>
+    <w:basedOn w:val="Normal"/>
     <w:qFormat/>
-    <w:uiPriority w:val="0"/>
     <w:pPr>
       <w:jc w:val="left"/>
     </w:pPr>
   </w:style>
-  <w:style w:type="paragraph" w:styleId="12">
+  <w:style w:type="paragraph" w:styleId="BodyText">
     <w:name w:val="Body Text"/>
-    <w:basedOn w:val="1"/>
+    <w:basedOn w:val="Normal"/>
     <w:semiHidden/>
     <w:qFormat/>
-    <w:uiPriority w:val="0"/>
     <w:rPr>
-      <w:rFonts w:ascii="Arial" w:hAnsi="Arial" w:eastAsia="Arial" w:cs="Arial"/>
+      <w:rFonts w:ascii="Arial" w:eastAsia="Arial" w:hAnsi="Arial" w:cs="Arial"/>
       <w:sz w:val="21"/>
       <w:szCs w:val="21"/>
       <w:lang w:val="en-US" w:eastAsia="en-US" w:bidi="ar-SA"/>
     </w:rPr>
   </w:style>
-  <w:style w:type="paragraph" w:styleId="13">
+  <w:style w:type="paragraph" w:styleId="TOC3">
     <w:name w:val="toc 3"/>
-    <w:basedOn w:val="1"/>
-    <w:next w:val="1"/>
+    <w:basedOn w:val="Normal"/>
+    <w:next w:val="Normal"/>
     <w:qFormat/>
-    <w:uiPriority w:val="0"/>
     <w:pPr>
       <w:ind w:left="840" w:leftChars="400"/>
     </w:pPr>
   </w:style>
-  <w:style w:type="paragraph" w:styleId="14">
+  <w:style w:type="paragraph" w:styleId="Footer">
     <w:name w:val="footer"/>
-    <w:basedOn w:val="1"/>
+    <w:basedOn w:val="Normal"/>
     <w:qFormat/>
-    <w:uiPriority w:val="0"/>
     <w:pPr>
       <w:tabs>
         <w:tab w:val="center" w:pos="4153"/>
@@ -3726,17 +3632,16 @@
       <w:sz w:val="18"/>
     </w:rPr>
   </w:style>
-  <w:style w:type="paragraph" w:styleId="15">
+  <w:style w:type="paragraph" w:styleId="Header">
     <w:name w:val="header"/>
-    <w:basedOn w:val="1"/>
+    <w:basedOn w:val="Normal"/>
     <w:qFormat/>
-    <w:uiPriority w:val="0"/>
     <w:pPr>
       <w:pBdr>
-        <w:top w:val="none" w:color="auto" w:sz="0" w:space="0"/>
-        <w:left w:val="none" w:color="auto" w:sz="0" w:space="0"/>
-        <w:bottom w:val="none" w:color="auto" w:sz="0" w:space="0"/>
-        <w:right w:val="none" w:color="auto" w:sz="0" w:space="0"/>
+        <w:top w:val="nil"/>
+        <w:left w:val="nil"/>
+        <w:bottom w:val="nil"/>
+        <w:right w:val="nil"/>
       </w:pBdr>
       <w:tabs>
         <w:tab w:val="center" w:pos="4153"/>
@@ -3751,41 +3656,37 @@
       <w:sz w:val="18"/>
     </w:rPr>
   </w:style>
-  <w:style w:type="paragraph" w:styleId="16">
+  <w:style w:type="paragraph" w:styleId="TOC1">
     <w:name w:val="toc 1"/>
-    <w:basedOn w:val="1"/>
-    <w:next w:val="1"/>
+    <w:basedOn w:val="Normal"/>
+    <w:next w:val="Normal"/>
     <w:qFormat/>
-    <w:uiPriority w:val="0"/>
     <w:rPr>
-      <w:rFonts w:ascii="Arial" w:hAnsi="Arial" w:eastAsia="Microsoft JhengHei"/>
+      <w:rFonts w:ascii="Arial" w:eastAsia="Microsoft JhengHei" w:hAnsi="Arial"/>
       <w:sz w:val="24"/>
     </w:rPr>
   </w:style>
-  <w:style w:type="paragraph" w:styleId="17">
+  <w:style w:type="paragraph" w:styleId="TOC2">
     <w:name w:val="toc 2"/>
-    <w:basedOn w:val="1"/>
-    <w:next w:val="1"/>
+    <w:basedOn w:val="Normal"/>
+    <w:next w:val="Normal"/>
     <w:qFormat/>
-    <w:uiPriority w:val="0"/>
     <w:pPr>
       <w:ind w:left="420" w:leftChars="200"/>
     </w:pPr>
   </w:style>
-  <w:style w:type="paragraph" w:styleId="18">
+  <w:style w:type="paragraph" w:styleId="NormalWeb">
     <w:name w:val="Normal (Web)"/>
-    <w:basedOn w:val="1"/>
+    <w:basedOn w:val="Normal"/>
     <w:qFormat/>
-    <w:uiPriority w:val="0"/>
     <w:rPr>
       <w:sz w:val="24"/>
     </w:rPr>
   </w:style>
-  <w:style w:type="paragraph" w:styleId="19">
+  <w:style w:type="paragraph" w:styleId="Title">
     <w:name w:val="Title"/>
-    <w:basedOn w:val="1"/>
+    <w:basedOn w:val="Normal"/>
     <w:qFormat/>
-    <w:uiPriority w:val="0"/>
     <w:pPr>
       <w:spacing w:before="240" w:beforeLines="0" w:beforeAutospacing="0" w:after="60" w:afterLines="0" w:afterAutospacing="0"/>
       <w:jc w:val="center"/>
@@ -3797,73 +3698,68 @@
       <w:sz w:val="32"/>
     </w:rPr>
   </w:style>
-  <w:style w:type="table" w:styleId="21">
+  <w:style w:type="table" w:styleId="TableGrid">
     <w:name w:val="Table Grid"/>
-    <w:basedOn w:val="20"/>
+    <w:basedOn w:val="TableNormal"/>
     <w:qFormat/>
-    <w:uiPriority w:val="0"/>
     <w:pPr>
       <w:widowControl w:val="0"/>
       <w:jc w:val="both"/>
     </w:pPr>
     <w:tblPr>
       <w:tblBorders>
-        <w:top w:val="single" w:color="auto" w:sz="4" w:space="0"/>
-        <w:left w:val="single" w:color="auto" w:sz="4" w:space="0"/>
-        <w:bottom w:val="single" w:color="auto" w:sz="4" w:space="0"/>
-        <w:right w:val="single" w:color="auto" w:sz="4" w:space="0"/>
-        <w:insideH w:val="single" w:color="auto" w:sz="4" w:space="0"/>
-        <w:insideV w:val="single" w:color="auto" w:sz="4" w:space="0"/>
+        <w:top w:val="single" w:sz="4" w:space="0" w:color="auto"/>
+        <w:left w:val="single" w:sz="4" w:space="0" w:color="auto"/>
+        <w:bottom w:val="single" w:sz="4" w:space="0" w:color="auto"/>
+        <w:right w:val="single" w:sz="4" w:space="0" w:color="auto"/>
+        <w:insideH w:val="single" w:sz="4" w:space="0" w:color="auto"/>
+        <w:insideV w:val="single" w:sz="4" w:space="0" w:color="auto"/>
       </w:tblBorders>
     </w:tblPr>
   </w:style>
-  <w:style w:type="character" w:styleId="23">
+  <w:style w:type="character" w:styleId="Strong">
     <w:name w:val="Strong"/>
-    <w:basedOn w:val="22"/>
+    <w:basedOn w:val="DefaultParagraphFont"/>
     <w:qFormat/>
-    <w:uiPriority w:val="0"/>
     <w:rPr>
       <w:b/>
     </w:rPr>
   </w:style>
-  <w:style w:type="paragraph" w:customStyle="1" w:styleId="24">
+  <w:style w:type="paragraph" w:customStyle="1" w:styleId="a">
     <w:name w:val="柴_公司名"/>
-    <w:basedOn w:val="19"/>
+    <w:basedOn w:val="Title"/>
     <w:qFormat/>
-    <w:uiPriority w:val="0"/>
     <w:pPr>
       <w:spacing w:after="600" w:afterLines="600"/>
     </w:pPr>
     <w:rPr>
-      <w:rFonts w:hint="eastAsia" w:ascii="宋体" w:hAnsi="宋体" w:eastAsia="宋体" w:cs="宋体"/>
+      <w:rFonts w:ascii="宋体" w:eastAsia="宋体" w:hAnsi="宋体" w:cs="宋体" w:hint="eastAsia"/>
       <w:bCs/>
       <w:spacing w:val="-6"/>
       <w:sz w:val="52"/>
       <w:szCs w:val="52"/>
     </w:rPr>
   </w:style>
-  <w:style w:type="paragraph" w:customStyle="1" w:styleId="25">
+  <w:style w:type="paragraph" w:customStyle="1" w:styleId="a0">
     <w:name w:val="柴_文档名"/>
-    <w:basedOn w:val="19"/>
+    <w:basedOn w:val="Title"/>
     <w:qFormat/>
-    <w:uiPriority w:val="0"/>
     <w:pPr>
       <w:spacing w:after="900" w:afterLines="900"/>
     </w:pPr>
     <w:rPr>
-      <w:rFonts w:ascii="黑体" w:hAnsi="黑体" w:eastAsia="黑体" w:cs="黑体"/>
+      <w:rFonts w:ascii="黑体" w:eastAsia="黑体" w:hAnsi="黑体" w:cs="黑体"/>
       <w:bCs/>
       <w:spacing w:val="-7"/>
       <w:sz w:val="52"/>
       <w:szCs w:val="52"/>
     </w:rPr>
   </w:style>
-  <w:style w:type="table" w:customStyle="1" w:styleId="26">
+  <w:style w:type="table" w:customStyle="1" w:styleId="TableNormal0">
     <w:name w:val="Table Normal_0"/>
     <w:semiHidden/>
     <w:unhideWhenUsed/>
     <w:qFormat/>
-    <w:uiPriority w:val="0"/>
     <w:tblPr>
       <w:tblCellMar>
         <w:top w:w="0" w:type="dxa"/>
@@ -3873,87 +3769,81 @@
       </w:tblCellMar>
     </w:tblPr>
   </w:style>
-  <w:style w:type="paragraph" w:customStyle="1" w:styleId="27">
+  <w:style w:type="paragraph" w:customStyle="1" w:styleId="TableText">
     <w:name w:val="Table Text"/>
-    <w:basedOn w:val="1"/>
+    <w:basedOn w:val="Normal"/>
     <w:semiHidden/>
     <w:qFormat/>
-    <w:uiPriority w:val="0"/>
     <w:rPr>
-      <w:rFonts w:ascii="宋体" w:hAnsi="宋体" w:eastAsia="宋体" w:cs="宋体"/>
+      <w:rFonts w:ascii="宋体" w:eastAsia="宋体" w:hAnsi="宋体" w:cs="宋体"/>
       <w:sz w:val="21"/>
       <w:szCs w:val="21"/>
       <w:lang w:val="en-US" w:eastAsia="en-US" w:bidi="ar-SA"/>
     </w:rPr>
   </w:style>
-  <w:style w:type="paragraph" w:customStyle="1" w:styleId="28">
+  <w:style w:type="paragraph" w:customStyle="1" w:styleId="1">
     <w:name w:val="柴_标题1"/>
-    <w:basedOn w:val="2"/>
-    <w:next w:val="29"/>
-    <w:link w:val="38"/>
+    <w:basedOn w:val="Heading1"/>
+    <w:next w:val="a1"/>
+    <w:link w:val="1Char"/>
     <w:qFormat/>
-    <w:uiPriority w:val="0"/>
     <w:pPr>
       <w:spacing w:before="100" w:after="90" w:line="360" w:lineRule="auto"/>
     </w:pPr>
     <w:rPr>
-      <w:rFonts w:ascii="Arial" w:hAnsi="Arial" w:eastAsia="宋体"/>
+      <w:rFonts w:ascii="Arial" w:eastAsia="宋体" w:hAnsi="Arial"/>
       <w:sz w:val="32"/>
     </w:rPr>
   </w:style>
-  <w:style w:type="paragraph" w:customStyle="1" w:styleId="29">
+  <w:style w:type="paragraph" w:customStyle="1" w:styleId="a1">
     <w:name w:val="柴_正文"/>
-    <w:basedOn w:val="12"/>
-    <w:link w:val="42"/>
+    <w:basedOn w:val="BodyText"/>
+    <w:link w:val="Char"/>
     <w:qFormat/>
-    <w:uiPriority w:val="0"/>
     <w:pPr>
       <w:spacing w:line="360" w:lineRule="auto"/>
       <w:ind w:firstLine="470" w:firstLineChars="200"/>
     </w:pPr>
     <w:rPr>
-      <w:rFonts w:ascii="Arial" w:hAnsi="Arial" w:eastAsia="宋体"/>
+      <w:rFonts w:ascii="Arial" w:eastAsia="宋体" w:hAnsi="Arial"/>
       <w:sz w:val="24"/>
       <w:lang w:eastAsia="zh-CN"/>
     </w:rPr>
   </w:style>
-  <w:style w:type="paragraph" w:customStyle="1" w:styleId="30">
+  <w:style w:type="paragraph" w:customStyle="1" w:styleId="2">
     <w:name w:val="柴_标题2"/>
-    <w:basedOn w:val="3"/>
-    <w:next w:val="29"/>
+    <w:basedOn w:val="Heading2"/>
+    <w:next w:val="a1"/>
     <w:qFormat/>
-    <w:uiPriority w:val="0"/>
     <w:pPr>
       <w:spacing w:line="360" w:lineRule="auto"/>
     </w:pPr>
     <w:rPr>
-      <w:rFonts w:ascii="Arial" w:hAnsi="Arial" w:eastAsia="宋体"/>
+      <w:rFonts w:ascii="Arial" w:eastAsia="宋体" w:hAnsi="Arial"/>
       <w:sz w:val="28"/>
     </w:rPr>
   </w:style>
-  <w:style w:type="paragraph" w:customStyle="1" w:styleId="31">
+  <w:style w:type="paragraph" w:customStyle="1" w:styleId="3">
     <w:name w:val="柴_标题3"/>
-    <w:basedOn w:val="4"/>
-    <w:next w:val="29"/>
+    <w:basedOn w:val="Heading3"/>
+    <w:next w:val="a1"/>
     <w:qFormat/>
-    <w:uiPriority w:val="0"/>
     <w:pPr>
       <w:spacing w:line="360" w:lineRule="auto"/>
       <w:ind w:left="0" w:firstLine="472" w:firstLineChars="200"/>
     </w:pPr>
     <w:rPr>
-      <w:rFonts w:ascii="宋体" w:hAnsi="宋体" w:eastAsia="宋体" w:cs="宋体"/>
+      <w:rFonts w:ascii="宋体" w:eastAsia="宋体" w:hAnsi="宋体" w:cs="宋体"/>
       <w:spacing w:val="-2"/>
       <w:sz w:val="24"/>
       <w:szCs w:val="24"/>
     </w:rPr>
   </w:style>
-  <w:style w:type="paragraph" w:customStyle="1" w:styleId="32">
+  <w:style w:type="paragraph" w:customStyle="1" w:styleId="a2">
     <w:name w:val="柴_目录"/>
-    <w:basedOn w:val="1"/>
-    <w:next w:val="12"/>
+    <w:basedOn w:val="Normal"/>
+    <w:next w:val="BodyText"/>
     <w:qFormat/>
-    <w:uiPriority w:val="0"/>
     <w:pPr>
       <w:tabs>
         <w:tab w:val="right" w:leader="dot" w:pos="8442"/>
@@ -3961,64 +3851,59 @@
       <w:ind w:left="0" w:leftChars="0"/>
     </w:pPr>
     <w:rPr>
-      <w:rFonts w:ascii="Arial" w:hAnsi="Arial" w:eastAsia="Microsoft JhengHei"/>
+      <w:rFonts w:ascii="Arial" w:eastAsia="Microsoft JhengHei" w:hAnsi="Arial"/>
       <w:sz w:val="24"/>
     </w:rPr>
   </w:style>
-  <w:style w:type="paragraph" w:customStyle="1" w:styleId="33">
+  <w:style w:type="paragraph" w:customStyle="1" w:styleId="WPSOffice1">
     <w:name w:val="WPSOffice手动目录 1"/>
     <w:qFormat/>
-    <w:uiPriority w:val="0"/>
     <w:pPr>
       <w:ind w:leftChars="0"/>
     </w:pPr>
     <w:rPr>
-      <w:rFonts w:ascii="Times New Roman" w:hAnsi="Times New Roman" w:eastAsia="宋体" w:cs="Times New Roman"/>
+      <w:rFonts w:ascii="Times New Roman" w:eastAsia="宋体" w:hAnsi="Times New Roman" w:cs="Times New Roman"/>
       <w:sz w:val="20"/>
       <w:szCs w:val="20"/>
     </w:rPr>
   </w:style>
-  <w:style w:type="paragraph" w:customStyle="1" w:styleId="34">
+  <w:style w:type="paragraph" w:customStyle="1" w:styleId="WPSOffice2">
     <w:name w:val="WPSOffice手动目录 2"/>
     <w:qFormat/>
-    <w:uiPriority w:val="0"/>
     <w:pPr>
       <w:ind w:leftChars="200"/>
     </w:pPr>
     <w:rPr>
-      <w:rFonts w:ascii="Times New Roman" w:hAnsi="Times New Roman" w:eastAsia="宋体" w:cs="Times New Roman"/>
+      <w:rFonts w:ascii="Times New Roman" w:eastAsia="宋体" w:hAnsi="Times New Roman" w:cs="Times New Roman"/>
       <w:sz w:val="20"/>
       <w:szCs w:val="20"/>
     </w:rPr>
   </w:style>
-  <w:style w:type="paragraph" w:customStyle="1" w:styleId="35">
+  <w:style w:type="paragraph" w:customStyle="1" w:styleId="WPSOffice3">
     <w:name w:val="WPSOffice手动目录 3"/>
     <w:qFormat/>
-    <w:uiPriority w:val="0"/>
     <w:pPr>
       <w:ind w:leftChars="400"/>
     </w:pPr>
     <w:rPr>
-      <w:rFonts w:ascii="Times New Roman" w:hAnsi="Times New Roman" w:eastAsia="宋体" w:cs="Times New Roman"/>
+      <w:rFonts w:ascii="Times New Roman" w:eastAsia="宋体" w:hAnsi="Times New Roman" w:cs="Times New Roman"/>
       <w:sz w:val="20"/>
       <w:szCs w:val="20"/>
     </w:rPr>
   </w:style>
-  <w:style w:type="paragraph" w:customStyle="1" w:styleId="36">
+  <w:style w:type="paragraph" w:customStyle="1" w:styleId="Compact">
     <w:name w:val="Compact"/>
-    <w:basedOn w:val="12"/>
+    <w:basedOn w:val="BodyText"/>
     <w:qFormat/>
-    <w:uiPriority w:val="0"/>
     <w:pPr>
       <w:spacing w:before="36" w:after="36"/>
     </w:pPr>
   </w:style>
-  <w:style w:type="table" w:customStyle="1" w:styleId="37">
+  <w:style w:type="table" w:customStyle="1" w:styleId="Table">
     <w:name w:val="Table"/>
     <w:semiHidden/>
     <w:unhideWhenUsed/>
     <w:qFormat/>
-    <w:uiPriority w:val="0"/>
     <w:tblPr>
       <w:tblCellMar>
         <w:top w:w="0" w:type="dxa"/>
@@ -4030,28 +3915,26 @@
     <w:tblStylePr w:type="firstRow">
       <w:tcPr>
         <w:tcBorders>
-          <w:bottom w:val="single" w:color="auto" w:sz="0" w:space="0"/>
+          <w:bottom w:val="single" w:sz="0" w:space="0" w:color="auto"/>
         </w:tcBorders>
         <w:vAlign w:val="bottom"/>
       </w:tcPr>
     </w:tblStylePr>
   </w:style>
-  <w:style w:type="character" w:customStyle="1" w:styleId="38">
+  <w:style w:type="character" w:customStyle="1" w:styleId="1Char">
     <w:name w:val="柴_标题1 Char"/>
-    <w:link w:val="28"/>
+    <w:link w:val="1"/>
     <w:qFormat/>
-    <w:uiPriority w:val="0"/>
     <w:rPr>
-      <w:rFonts w:ascii="Arial" w:hAnsi="Arial" w:eastAsia="宋体"/>
+      <w:rFonts w:ascii="Arial" w:eastAsia="宋体" w:hAnsi="Arial"/>
       <w:sz w:val="32"/>
     </w:rPr>
   </w:style>
-  <w:style w:type="table" w:customStyle="1" w:styleId="39">
+  <w:style w:type="table" w:customStyle="1" w:styleId="TableNormal1">
     <w:name w:val="Table Normal_1"/>
     <w:semiHidden/>
     <w:unhideWhenUsed/>
     <w:qFormat/>
-    <w:uiPriority w:val="0"/>
     <w:tblPr>
       <w:tblCellMar>
         <w:top w:w="0" w:type="dxa"/>
@@ -4061,11 +3944,10 @@
       </w:tblCellMar>
     </w:tblPr>
   </w:style>
-  <w:style w:type="paragraph" w:customStyle="1" w:styleId="40">
+  <w:style w:type="paragraph" w:customStyle="1" w:styleId="a3">
     <w:name w:val="柴_正文_无缩进"/>
-    <w:basedOn w:val="1"/>
+    <w:basedOn w:val="Normal"/>
     <w:qFormat/>
-    <w:uiPriority w:val="0"/>
     <w:pPr>
       <w:ind w:firstLine="0" w:firstLineChars="0"/>
     </w:pPr>
@@ -4075,31 +3957,29 @@
       <w:lang w:eastAsia="zh-CN"/>
     </w:rPr>
   </w:style>
-  <w:style w:type="paragraph" w:customStyle="1" w:styleId="41">
+  <w:style w:type="paragraph" w:customStyle="1" w:styleId="4">
     <w:name w:val="柴_标题4"/>
-    <w:basedOn w:val="5"/>
-    <w:next w:val="1"/>
+    <w:basedOn w:val="Heading4"/>
+    <w:next w:val="Normal"/>
     <w:qFormat/>
-    <w:uiPriority w:val="0"/>
     <w:pPr>
       <w:widowControl w:val="0"/>
       <w:spacing w:before="160" w:line="360" w:lineRule="auto"/>
-      <w:ind w:left="981" w:leftChars="300" w:hanging="862"/>
+      <w:ind w:left="981" w:hanging="862" w:leftChars="300"/>
     </w:pPr>
     <w:rPr>
-      <w:rFonts w:hint="eastAsia" w:ascii="Calibri" w:hAnsi="Calibri" w:eastAsia="宋体" w:cs="宋体"/>
+      <w:rFonts w:ascii="Calibri" w:eastAsia="宋体" w:hAnsi="Calibri" w:cs="宋体" w:hint="eastAsia"/>
       <w:sz w:val="24"/>
       <w:szCs w:val="24"/>
       <w:lang w:eastAsia="zh-CN" w:bidi="zh-CN"/>
     </w:rPr>
   </w:style>
-  <w:style w:type="character" w:customStyle="1" w:styleId="42">
+  <w:style w:type="character" w:customStyle="1" w:styleId="Char">
     <w:name w:val="柴_正文 Char"/>
-    <w:link w:val="29"/>
+    <w:link w:val="a1"/>
     <w:qFormat/>
-    <w:uiPriority w:val="0"/>
     <w:rPr>
-      <w:rFonts w:ascii="Arial" w:hAnsi="Arial" w:eastAsia="宋体"/>
+      <w:rFonts w:ascii="Arial" w:eastAsia="宋体" w:hAnsi="Arial"/>
       <w:sz w:val="24"/>
       <w:lang w:eastAsia="zh-CN"/>
     </w:rPr>

--- a/4.质量管理/2.运行记录类文件/JXTX-04-15-运维服务质量管理管理评审计划.docx
+++ b/4.质量管理/2.运行记录类文件/JXTX-04-15-运维服务质量管理管理评审计划.docx
@@ -1,11 +1,10 @@
 
 <file path=word/document.xml><?xml version="1.0" encoding="utf-8"?>
-<w:document xmlns:wpc="http://schemas.microsoft.com/office/word/2010/wordprocessingCanvas" xmlns:mc="http://schemas.openxmlformats.org/markup-compatibility/2006" xmlns:o="urn:schemas-microsoft-com:office:office" xmlns:r="http://schemas.openxmlformats.org/officeDocument/2006/relationships" xmlns:m="http://schemas.openxmlformats.org/officeDocument/2006/math" xmlns:v="urn:schemas-microsoft-com:vml" xmlns:wp14="http://schemas.microsoft.com/office/word/2010/wordprocessingDrawing" xmlns:wp="http://schemas.openxmlformats.org/drawingml/2006/wordprocessingDrawing" xmlns:w10="urn:schemas-microsoft-com:office:word" xmlns:w="http://schemas.openxmlformats.org/wordprocessingml/2006/main" xmlns:w14="http://schemas.microsoft.com/office/word/2010/wordml" xmlns:w15="http://schemas.microsoft.com/office/word/2012/wordml" xmlns:wne="http://schemas.microsoft.com/office/word/2006/wordml" xmlns:wpg="http://schemas.microsoft.com/office/word/2010/wordprocessingGroup" xmlns:wpi="http://schemas.microsoft.com/office/word/2010/wordprocessingInk" xmlns:wps="http://schemas.microsoft.com/office/word/2010/wordprocessingShape" mc:Ignorable="w14 w15 wp14">
-  <!-- Generated by Aspose.Words for .NET 13.3.0.1 -->
+<w:document xmlns:wpc="http://schemas.microsoft.com/office/word/2010/wordprocessingCanvas" xmlns:mc="http://schemas.openxmlformats.org/markup-compatibility/2006" xmlns:o="urn:schemas-microsoft-com:office:office" xmlns:r="http://schemas.openxmlformats.org/officeDocument/2006/relationships" xmlns:m="http://schemas.openxmlformats.org/officeDocument/2006/math" xmlns:v="urn:schemas-microsoft-com:vml" xmlns:wp14="http://schemas.microsoft.com/office/word/2010/wordprocessingDrawing" xmlns:wp="http://schemas.openxmlformats.org/drawingml/2006/wordprocessingDrawing" xmlns:w="http://schemas.openxmlformats.org/wordprocessingml/2006/main" xmlns:w14="http://schemas.microsoft.com/office/word/2010/wordml" xmlns:w10="urn:schemas-microsoft-com:office:word" xmlns:w15="http://schemas.microsoft.com/office/word/2012/wordml" xmlns:wpg="http://schemas.microsoft.com/office/word/2010/wordprocessingGroup" xmlns:wpi="http://schemas.microsoft.com/office/word/2010/wordprocessingInk" xmlns:wne="http://schemas.microsoft.com/office/word/2006/wordml" xmlns:wps="http://schemas.microsoft.com/office/word/2010/wordprocessingShape" xmlns:wpsCustomData="http://www.wps.cn/officeDocument/2013/wpsCustomData" mc:Ignorable="w14 w15 wp14">
   <w:body>
     <w:p>
       <w:pPr>
-        <w:pStyle w:val="a"/>
+        <w:pStyle w:val="24"/>
         <w:keepNext w:val="0"/>
         <w:keepLines w:val="0"/>
         <w:pageBreakBefore w:val="0"/>
@@ -22,10 +21,10 @@
         <w:spacing w:before="3120" w:beforeLines="1000"/>
         <w:textAlignment w:val="baseline"/>
       </w:pPr>
-      <w:bookmarkStart w:id="0" w:name="_Toc7312"/>
+      <w:bookmarkStart w:id="0" w:name="_Toc5121"/>
       <w:r>
         <w:drawing>
-          <wp:anchor distT="0" distB="0" distL="114300" distR="114300" simplePos="0" relativeHeight="251659264" behindDoc="1" locked="0" layoutInCell="1" allowOverlap="1">
+          <wp:anchor distT="0" distB="0" distL="114300" distR="114300" simplePos="0" relativeHeight="251660288" behindDoc="1" locked="0" layoutInCell="1" allowOverlap="1">
             <wp:simplePos x="0" y="0"/>
             <wp:positionH relativeFrom="column">
               <wp:posOffset>0</wp:posOffset>
@@ -50,7 +49,7 @@
                     </pic:cNvPicPr>
                   </pic:nvPicPr>
                   <pic:blipFill>
-                    <a:blip xmlns:r="http://schemas.openxmlformats.org/officeDocument/2006/relationships" r:embed="rId4"/>
+                    <a:blip r:embed="rId7"/>
                     <a:stretch>
                       <a:fillRect/>
                     </a:stretch>
@@ -80,7 +79,7 @@
           <w:lang w:val="en-US" w:eastAsia="zh-CN"/>
         </w:rPr>
         <w:drawing>
-          <wp:anchor distT="0" distB="0" distL="114300" distR="114300" simplePos="0" relativeHeight="251658240" behindDoc="1" locked="0" layoutInCell="1" allowOverlap="1">
+          <wp:anchor distT="0" distB="0" distL="114300" distR="114300" simplePos="0" relativeHeight="251659264" behindDoc="1" locked="0" layoutInCell="1" allowOverlap="1">
             <wp:simplePos x="0" y="0"/>
             <wp:positionH relativeFrom="column">
               <wp:posOffset>635</wp:posOffset>
@@ -105,7 +104,7 @@
                     </pic:cNvPicPr>
                   </pic:nvPicPr>
                   <pic:blipFill>
-                    <a:blip xmlns:r="http://schemas.openxmlformats.org/officeDocument/2006/relationships" r:embed="rId5">
+                    <a:blip r:embed="rId8">
                       <a:alphaModFix amt="58000"/>
                       <a:lum contrast="-52000"/>
                     </a:blip>
@@ -137,7 +136,7 @@
       </w:r>
       <w:r>
         <w:drawing>
-          <wp:anchor distT="0" distB="0" distL="114300" distR="114300" simplePos="0" relativeHeight="251660288" behindDoc="1" locked="0" layoutInCell="1" allowOverlap="1">
+          <wp:anchor distT="0" distB="0" distL="114300" distR="114300" simplePos="0" relativeHeight="251661312" behindDoc="1" locked="0" layoutInCell="1" allowOverlap="1">
             <wp:simplePos x="0" y="0"/>
             <wp:positionH relativeFrom="column">
               <wp:posOffset>-19050</wp:posOffset>
@@ -162,7 +161,7 @@
                     </pic:cNvPicPr>
                   </pic:nvPicPr>
                   <pic:blipFill>
-                    <a:blip xmlns:r="http://schemas.openxmlformats.org/officeDocument/2006/relationships" r:embed="rId6"/>
+                    <a:blip r:embed="rId9"/>
                     <a:stretch>
                       <a:fillRect/>
                     </a:stretch>
@@ -197,7 +196,7 @@
     </w:p>
     <w:p>
       <w:pPr>
-        <w:pStyle w:val="a0"/>
+        <w:pStyle w:val="25"/>
         <w:keepNext w:val="0"/>
         <w:keepLines w:val="0"/>
         <w:pageBreakBefore w:val="0"/>
@@ -218,7 +217,7 @@
           <w:lang w:val="en-US" w:eastAsia="zh-CN"/>
         </w:rPr>
       </w:pPr>
-      <w:bookmarkStart w:id="1" w:name="_Toc15794"/>
+      <w:bookmarkStart w:id="1" w:name="_Toc2126"/>
       <w:r>
         <w:rPr>
           <w:rFonts w:hint="eastAsia"/>
@@ -244,11 +243,11 @@
         <w:adjustRightInd w:val="0"/>
         <w:snapToGrid w:val="0"/>
         <w:spacing w:after="624" w:afterLines="200" w:line="219" w:lineRule="auto"/>
-        <w:ind w:left="0" w:right="0" w:firstLine="0" w:leftChars="0" w:rightChars="0" w:firstLineChars="0"/>
+        <w:ind w:left="0" w:leftChars="0" w:right="0" w:rightChars="0" w:firstLine="0" w:firstLineChars="0"/>
         <w:jc w:val="center"/>
         <w:textAlignment w:val="baseline"/>
         <w:rPr>
-          <w:rFonts w:ascii="宋体" w:eastAsia="宋体" w:hAnsi="宋体" w:cs="宋体" w:hint="default"/>
+          <w:rFonts w:hint="default" w:ascii="宋体" w:hAnsi="宋体" w:eastAsia="宋体" w:cs="宋体"/>
           <w:sz w:val="24"/>
           <w:szCs w:val="24"/>
           <w:lang w:val="en-US" w:eastAsia="zh-CN"/>
@@ -256,7 +255,7 @@
       </w:pPr>
       <w:r>
         <w:rPr>
-          <w:rFonts w:ascii="宋体" w:eastAsia="宋体" w:hAnsi="宋体" w:cs="宋体"/>
+          <w:rFonts w:ascii="宋体" w:hAnsi="宋体" w:eastAsia="宋体" w:cs="宋体"/>
           <w:b/>
           <w:bCs/>
           <w:spacing w:val="-3"/>
@@ -267,7 +266,7 @@
       </w:r>
       <w:r>
         <w:rPr>
-          <w:rFonts w:ascii="宋体" w:eastAsia="宋体" w:hAnsi="宋体" w:cs="宋体" w:hint="eastAsia"/>
+          <w:rFonts w:hint="eastAsia" w:ascii="宋体" w:hAnsi="宋体" w:eastAsia="宋体" w:cs="宋体"/>
           <w:b/>
           <w:bCs/>
           <w:spacing w:val="-3"/>
@@ -279,7 +278,7 @@
       </w:r>
       <w:r>
         <w:rPr>
-          <w:rFonts w:ascii="宋体" w:eastAsia="宋体" w:hAnsi="宋体" w:cs="宋体"/>
+          <w:rFonts w:ascii="宋体" w:hAnsi="宋体" w:eastAsia="宋体" w:cs="宋体"/>
           <w:b/>
           <w:bCs/>
           <w:spacing w:val="-3"/>
@@ -290,7 +289,7 @@
       </w:r>
       <w:r>
         <w:rPr>
-          <w:rFonts w:ascii="宋体" w:hAnsi="宋体" w:cs="宋体" w:hint="eastAsia"/>
+          <w:rFonts w:hint="eastAsia" w:ascii="宋体" w:hAnsi="宋体" w:cs="宋体"/>
           <w:b/>
           <w:bCs/>
           <w:spacing w:val="-3"/>
@@ -302,7 +301,7 @@
       </w:r>
       <w:r>
         <w:rPr>
-          <w:rFonts w:ascii="宋体" w:eastAsia="宋体" w:hAnsi="宋体" w:cs="宋体"/>
+          <w:rFonts w:ascii="宋体" w:hAnsi="宋体" w:eastAsia="宋体" w:cs="宋体"/>
           <w:b/>
           <w:bCs/>
           <w:spacing w:val="-3"/>
@@ -313,7 +312,7 @@
       </w:r>
       <w:r>
         <w:rPr>
-          <w:rFonts w:ascii="宋体" w:hAnsi="宋体" w:cs="宋体" w:hint="eastAsia"/>
+          <w:rFonts w:hint="eastAsia" w:ascii="宋体" w:hAnsi="宋体" w:cs="宋体"/>
           <w:b/>
           <w:bCs/>
           <w:spacing w:val="-3"/>
@@ -326,17 +325,18 @@
     </w:p>
     <w:tbl>
       <w:tblPr>
-        <w:tblStyle w:val="TableGrid"/>
+        <w:tblStyle w:val="21"/>
         <w:tblW w:w="0" w:type="auto"/>
         <w:jc w:val="center"/>
         <w:tblBorders>
-          <w:top w:val="nil"/>
-          <w:left w:val="nil"/>
-          <w:bottom w:val="nil"/>
-          <w:right w:val="nil"/>
-          <w:insideH w:val="nil"/>
-          <w:insideV w:val="nil"/>
+          <w:top w:val="none" w:color="auto" w:sz="0" w:space="0"/>
+          <w:left w:val="none" w:color="auto" w:sz="0" w:space="0"/>
+          <w:bottom w:val="none" w:color="auto" w:sz="0" w:space="0"/>
+          <w:right w:val="none" w:color="auto" w:sz="0" w:space="0"/>
+          <w:insideH w:val="none" w:color="auto" w:sz="0" w:space="0"/>
+          <w:insideV w:val="none" w:color="auto" w:sz="0" w:space="0"/>
         </w:tblBorders>
+        <w:tblLayout w:type="autofit"/>
         <w:tblCellMar>
           <w:top w:w="0" w:type="dxa"/>
           <w:left w:w="108" w:type="dxa"/>
@@ -350,15 +350,13 @@
       </w:tblGrid>
       <w:tr>
         <w:tblPrEx>
-          <w:tblW w:w="0" w:type="auto"/>
-          <w:jc w:val="center"/>
           <w:tblBorders>
-            <w:top w:val="nil"/>
-            <w:left w:val="nil"/>
-            <w:bottom w:val="nil"/>
-            <w:right w:val="nil"/>
-            <w:insideH w:val="nil"/>
-            <w:insideV w:val="nil"/>
+            <w:top w:val="none" w:color="auto" w:sz="0" w:space="0"/>
+            <w:left w:val="none" w:color="auto" w:sz="0" w:space="0"/>
+            <w:bottom w:val="none" w:color="auto" w:sz="0" w:space="0"/>
+            <w:right w:val="none" w:color="auto" w:sz="0" w:space="0"/>
+            <w:insideH w:val="none" w:color="auto" w:sz="0" w:space="0"/>
+            <w:insideV w:val="none" w:color="auto" w:sz="0" w:space="0"/>
           </w:tblBorders>
           <w:tblCellMar>
             <w:top w:w="0" w:type="dxa"/>
@@ -368,7 +366,7 @@
           </w:tblCellMar>
         </w:tblPrEx>
         <w:trPr>
-          <w:trHeight w:val="810"/>
+          <w:trHeight w:val="810" w:hRule="atLeast"/>
           <w:jc w:val="center"/>
         </w:trPr>
         <w:tc>
@@ -406,7 +404,7 @@
             </w:r>
             <w:r>
               <w:rPr>
-                <w:rFonts w:asciiTheme="minorAscii" w:eastAsiaTheme="minorEastAsia" w:hAnsiTheme="minorAscii" w:hint="default"/>
+                <w:rFonts w:hint="default" w:asciiTheme="minorAscii" w:hAnsiTheme="minorAscii" w:eastAsiaTheme="minorEastAsia"/>
                 <w:spacing w:val="227"/>
                 <w:sz w:val="21"/>
                 <w:vertAlign w:val="baseline"/>
@@ -460,7 +458,7 @@
             </w:r>
             <w:r>
               <w:rPr>
-                <w:rFonts w:asciiTheme="minorAscii" w:eastAsiaTheme="minorEastAsia" w:hAnsiTheme="minorAscii" w:hint="eastAsia"/>
+                <w:rFonts w:hint="eastAsia" w:asciiTheme="minorAscii" w:hAnsiTheme="minorAscii" w:eastAsiaTheme="minorEastAsia"/>
                 <w:spacing w:val="227"/>
                 <w:sz w:val="21"/>
                 <w:vertAlign w:val="baseline"/>
@@ -482,8 +480,14 @@
       </w:tr>
       <w:tr>
         <w:tblPrEx>
-          <w:tblW w:w="0" w:type="auto"/>
-          <w:jc w:val="center"/>
+          <w:tblBorders>
+            <w:top w:val="none" w:color="auto" w:sz="0" w:space="0"/>
+            <w:left w:val="none" w:color="auto" w:sz="0" w:space="0"/>
+            <w:bottom w:val="none" w:color="auto" w:sz="0" w:space="0"/>
+            <w:right w:val="none" w:color="auto" w:sz="0" w:space="0"/>
+            <w:insideH w:val="none" w:color="auto" w:sz="0" w:space="0"/>
+            <w:insideV w:val="none" w:color="auto" w:sz="0" w:space="0"/>
+          </w:tblBorders>
           <w:tblCellMar>
             <w:top w:w="0" w:type="dxa"/>
             <w:left w:w="108" w:type="dxa"/>
@@ -492,7 +496,7 @@
           </w:tblCellMar>
         </w:tblPrEx>
         <w:trPr>
-          <w:trHeight w:val="810"/>
+          <w:trHeight w:val="810" w:hRule="atLeast"/>
           <w:jc w:val="center"/>
         </w:trPr>
         <w:tc>
@@ -516,7 +520,7 @@
               <w:snapToGrid w:val="0"/>
               <w:textAlignment w:val="baseline"/>
               <w:rPr>
-                <w:rFonts w:ascii="Arial" w:eastAsia="Arial" w:hAnsi="Arial" w:cs="Arial" w:hint="default"/>
+                <w:rFonts w:hint="default" w:ascii="Arial" w:hAnsi="Arial" w:eastAsia="Arial" w:cs="Arial"/>
                 <w:snapToGrid w:val="0"/>
                 <w:color w:val="000000"/>
                 <w:kern w:val="0"/>
@@ -548,7 +552,7 @@
             </w:r>
             <w:r>
               <w:rPr>
-                <w:rFonts w:asciiTheme="minorAscii" w:eastAsiaTheme="minorEastAsia" w:hAnsiTheme="minorAscii" w:hint="default"/>
+                <w:rFonts w:hint="default" w:asciiTheme="minorAscii" w:hAnsiTheme="minorAscii" w:eastAsiaTheme="minorEastAsia"/>
                 <w:spacing w:val="227"/>
                 <w:sz w:val="21"/>
                 <w:vertAlign w:val="baseline"/>
@@ -601,7 +605,7 @@
               <w:snapToGrid w:val="0"/>
               <w:textAlignment w:val="baseline"/>
               <w:rPr>
-                <w:rFonts w:ascii="Arial" w:eastAsia="Arial" w:hAnsi="Arial" w:cs="Arial" w:hint="default"/>
+                <w:rFonts w:hint="default" w:ascii="Arial" w:hAnsi="Arial" w:eastAsia="Arial" w:cs="Arial"/>
                 <w:snapToGrid w:val="0"/>
                 <w:color w:val="000000"/>
                 <w:kern w:val="0"/>
@@ -621,7 +625,7 @@
             </w:r>
             <w:r>
               <w:rPr>
-                <w:rFonts w:asciiTheme="minorAscii" w:eastAsiaTheme="minorEastAsia" w:hAnsiTheme="minorAscii" w:hint="eastAsia"/>
+                <w:rFonts w:hint="eastAsia" w:asciiTheme="minorAscii" w:hAnsiTheme="minorAscii" w:eastAsiaTheme="minorEastAsia"/>
                 <w:spacing w:val="227"/>
                 <w:sz w:val="21"/>
                 <w:vertAlign w:val="baseline"/>
@@ -643,8 +647,14 @@
       </w:tr>
       <w:tr>
         <w:tblPrEx>
-          <w:tblW w:w="0" w:type="auto"/>
-          <w:jc w:val="center"/>
+          <w:tblBorders>
+            <w:top w:val="none" w:color="auto" w:sz="0" w:space="0"/>
+            <w:left w:val="none" w:color="auto" w:sz="0" w:space="0"/>
+            <w:bottom w:val="none" w:color="auto" w:sz="0" w:space="0"/>
+            <w:right w:val="none" w:color="auto" w:sz="0" w:space="0"/>
+            <w:insideH w:val="none" w:color="auto" w:sz="0" w:space="0"/>
+            <w:insideV w:val="none" w:color="auto" w:sz="0" w:space="0"/>
+          </w:tblBorders>
           <w:tblCellMar>
             <w:top w:w="0" w:type="dxa"/>
             <w:left w:w="108" w:type="dxa"/>
@@ -653,7 +663,7 @@
           </w:tblCellMar>
         </w:tblPrEx>
         <w:trPr>
-          <w:trHeight w:val="635"/>
+          <w:trHeight w:val="635" w:hRule="atLeast"/>
           <w:jc w:val="center"/>
         </w:trPr>
         <w:tc>
@@ -703,7 +713,7 @@
             </w:r>
             <w:r>
               <w:rPr>
-                <w:rFonts w:asciiTheme="minorAscii" w:eastAsiaTheme="minorEastAsia" w:hAnsiTheme="minorAscii" w:hint="eastAsia"/>
+                <w:rFonts w:hint="eastAsia" w:asciiTheme="minorAscii" w:hAnsiTheme="minorAscii" w:eastAsiaTheme="minorEastAsia"/>
                 <w:spacing w:val="227"/>
                 <w:sz w:val="21"/>
                 <w:vertAlign w:val="baseline"/>
@@ -756,7 +766,7 @@
             </w:r>
             <w:r>
               <w:rPr>
-                <w:rFonts w:asciiTheme="minorAscii" w:eastAsiaTheme="minorEastAsia" w:hAnsiTheme="minorAscii" w:hint="eastAsia"/>
+                <w:rFonts w:hint="eastAsia" w:asciiTheme="minorAscii" w:hAnsiTheme="minorAscii" w:eastAsiaTheme="minorEastAsia"/>
                 <w:spacing w:val="227"/>
                 <w:sz w:val="21"/>
                 <w:vertAlign w:val="baseline"/>
@@ -815,14 +825,14 @@
         <w:ind w:left="3634"/>
         <w:textAlignment w:val="baseline"/>
         <w:rPr>
-          <w:rFonts w:ascii="宋体" w:eastAsia="宋体" w:hAnsi="宋体" w:cs="宋体"/>
+          <w:rFonts w:ascii="宋体" w:hAnsi="宋体" w:eastAsia="宋体" w:cs="宋体"/>
           <w:sz w:val="31"/>
           <w:szCs w:val="31"/>
         </w:rPr>
       </w:pPr>
       <w:r>
         <w:rPr>
-          <w:rFonts w:ascii="宋体" w:eastAsia="宋体" w:hAnsi="宋体" w:cs="宋体"/>
+          <w:rFonts w:ascii="宋体" w:hAnsi="宋体" w:eastAsia="宋体" w:cs="宋体"/>
           <w:b/>
           <w:bCs/>
           <w:spacing w:val="4"/>
@@ -834,16 +844,16 @@
     </w:p>
     <w:tbl>
       <w:tblPr>
-        <w:tblStyle w:val="TableNormal0"/>
+        <w:tblStyle w:val="26"/>
         <w:tblW w:w="8214" w:type="dxa"/>
         <w:jc w:val="center"/>
         <w:tblBorders>
-          <w:top w:val="single" w:sz="2" w:space="0" w:color="000000"/>
-          <w:left w:val="single" w:sz="2" w:space="0" w:color="000000"/>
-          <w:bottom w:val="single" w:sz="2" w:space="0" w:color="000000"/>
-          <w:right w:val="single" w:sz="2" w:space="0" w:color="000000"/>
-          <w:insideH w:val="single" w:sz="2" w:space="0" w:color="000000"/>
-          <w:insideV w:val="single" w:sz="2" w:space="0" w:color="000000"/>
+          <w:top w:val="single" w:color="000000" w:sz="2" w:space="0"/>
+          <w:left w:val="single" w:color="000000" w:sz="2" w:space="0"/>
+          <w:bottom w:val="single" w:color="000000" w:sz="2" w:space="0"/>
+          <w:right w:val="single" w:color="000000" w:sz="2" w:space="0"/>
+          <w:insideH w:val="single" w:color="000000" w:sz="2" w:space="0"/>
+          <w:insideV w:val="single" w:color="000000" w:sz="2" w:space="0"/>
         </w:tblBorders>
         <w:tblLayout w:type="fixed"/>
         <w:tblCellMar>
@@ -863,17 +873,14 @@
       </w:tblGrid>
       <w:tr>
         <w:tblPrEx>
-          <w:tblW w:w="8214" w:type="dxa"/>
-          <w:jc w:val="center"/>
           <w:tblBorders>
-            <w:top w:val="single" w:sz="2" w:space="0" w:color="000000"/>
-            <w:left w:val="single" w:sz="2" w:space="0" w:color="000000"/>
-            <w:bottom w:val="single" w:sz="2" w:space="0" w:color="000000"/>
-            <w:right w:val="single" w:sz="2" w:space="0" w:color="000000"/>
-            <w:insideH w:val="single" w:sz="2" w:space="0" w:color="000000"/>
-            <w:insideV w:val="single" w:sz="2" w:space="0" w:color="000000"/>
+            <w:top w:val="single" w:color="000000" w:sz="2" w:space="0"/>
+            <w:left w:val="single" w:color="000000" w:sz="2" w:space="0"/>
+            <w:bottom w:val="single" w:color="000000" w:sz="2" w:space="0"/>
+            <w:right w:val="single" w:color="000000" w:sz="2" w:space="0"/>
+            <w:insideH w:val="single" w:color="000000" w:sz="2" w:space="0"/>
+            <w:insideV w:val="single" w:color="000000" w:sz="2" w:space="0"/>
           </w:tblBorders>
-          <w:tblLayout w:type="fixed"/>
           <w:tblCellMar>
             <w:top w:w="0" w:type="dxa"/>
             <w:left w:w="0" w:type="dxa"/>
@@ -882,7 +889,7 @@
           </w:tblCellMar>
         </w:tblPrEx>
         <w:trPr>
-          <w:trHeight w:val="593"/>
+          <w:trHeight w:val="593" w:hRule="atLeast"/>
           <w:jc w:val="center"/>
         </w:trPr>
         <w:tc>
@@ -904,18 +911,18 @@
               <w:adjustRightInd w:val="0"/>
               <w:snapToGrid w:val="0"/>
               <w:spacing w:before="176" w:line="228" w:lineRule="auto"/>
-              <w:ind w:left="0" w:right="0" w:firstLine="0" w:leftChars="0" w:rightChars="0" w:firstLineChars="0"/>
+              <w:ind w:left="0" w:leftChars="0" w:right="0" w:rightChars="0" w:firstLine="0" w:firstLineChars="0"/>
               <w:jc w:val="center"/>
               <w:textAlignment w:val="baseline"/>
               <w:rPr>
-                <w:rFonts w:ascii="宋体" w:eastAsia="宋体" w:hAnsi="宋体" w:cs="宋体"/>
+                <w:rFonts w:ascii="宋体" w:hAnsi="宋体" w:eastAsia="宋体" w:cs="宋体"/>
                 <w:sz w:val="20"/>
                 <w:szCs w:val="20"/>
               </w:rPr>
             </w:pPr>
             <w:r>
               <w:rPr>
-                <w:rFonts w:ascii="宋体" w:hAnsi="宋体" w:cs="宋体" w:hint="eastAsia"/>
+                <w:rFonts w:hint="eastAsia" w:ascii="宋体" w:hAnsi="宋体" w:cs="宋体"/>
                 <w:spacing w:val="-14"/>
                 <w:sz w:val="20"/>
                 <w:szCs w:val="20"/>
@@ -925,7 +932,7 @@
             </w:r>
             <w:r>
               <w:rPr>
-                <w:rFonts w:ascii="宋体" w:eastAsia="宋体" w:hAnsi="宋体" w:cs="宋体"/>
+                <w:rFonts w:ascii="宋体" w:hAnsi="宋体" w:eastAsia="宋体" w:cs="宋体"/>
                 <w:spacing w:val="-14"/>
                 <w:sz w:val="20"/>
                 <w:szCs w:val="20"/>
@@ -953,18 +960,18 @@
               <w:adjustRightInd w:val="0"/>
               <w:snapToGrid w:val="0"/>
               <w:spacing w:before="175" w:line="227" w:lineRule="auto"/>
-              <w:ind w:left="0" w:right="0" w:firstLine="0" w:leftChars="0" w:rightChars="0" w:firstLineChars="0"/>
+              <w:ind w:left="0" w:leftChars="0" w:right="0" w:rightChars="0" w:firstLine="0" w:firstLineChars="0"/>
               <w:jc w:val="center"/>
               <w:textAlignment w:val="baseline"/>
               <w:rPr>
-                <w:rFonts w:ascii="宋体" w:eastAsia="宋体" w:hAnsi="宋体" w:cs="宋体"/>
+                <w:rFonts w:ascii="宋体" w:hAnsi="宋体" w:eastAsia="宋体" w:cs="宋体"/>
                 <w:sz w:val="20"/>
                 <w:szCs w:val="20"/>
               </w:rPr>
             </w:pPr>
             <w:r>
               <w:rPr>
-                <w:rFonts w:ascii="宋体" w:eastAsia="宋体" w:hAnsi="宋体" w:cs="宋体"/>
+                <w:rFonts w:ascii="宋体" w:hAnsi="宋体" w:eastAsia="宋体" w:cs="宋体"/>
                 <w:spacing w:val="4"/>
                 <w:sz w:val="20"/>
                 <w:szCs w:val="20"/>
@@ -992,18 +999,18 @@
               <w:adjustRightInd w:val="0"/>
               <w:snapToGrid w:val="0"/>
               <w:spacing w:before="175" w:line="228" w:lineRule="auto"/>
-              <w:ind w:left="0" w:right="0" w:firstLine="0" w:leftChars="0" w:rightChars="0" w:firstLineChars="0"/>
+              <w:ind w:left="0" w:leftChars="0" w:right="0" w:rightChars="0" w:firstLine="0" w:firstLineChars="0"/>
               <w:jc w:val="center"/>
               <w:textAlignment w:val="baseline"/>
               <w:rPr>
-                <w:rFonts w:ascii="宋体" w:eastAsia="宋体" w:hAnsi="宋体" w:cs="宋体"/>
+                <w:rFonts w:ascii="宋体" w:hAnsi="宋体" w:eastAsia="宋体" w:cs="宋体"/>
                 <w:sz w:val="20"/>
                 <w:szCs w:val="20"/>
               </w:rPr>
             </w:pPr>
             <w:r>
               <w:rPr>
-                <w:rFonts w:ascii="宋体" w:eastAsia="宋体" w:hAnsi="宋体" w:cs="宋体"/>
+                <w:rFonts w:ascii="宋体" w:hAnsi="宋体" w:eastAsia="宋体" w:cs="宋体"/>
                 <w:spacing w:val="7"/>
                 <w:sz w:val="20"/>
                 <w:szCs w:val="20"/>
@@ -1031,11 +1038,11 @@
               <w:adjustRightInd w:val="0"/>
               <w:snapToGrid w:val="0"/>
               <w:spacing w:before="175" w:line="228" w:lineRule="auto"/>
-              <w:ind w:left="0" w:right="0" w:firstLine="0" w:leftChars="0" w:rightChars="0" w:firstLineChars="0"/>
+              <w:ind w:left="0" w:leftChars="0" w:right="0" w:rightChars="0" w:firstLine="0" w:firstLineChars="0"/>
               <w:jc w:val="center"/>
               <w:textAlignment w:val="baseline"/>
               <w:rPr>
-                <w:rFonts w:ascii="宋体" w:eastAsia="宋体" w:hAnsi="宋体" w:cs="宋体" w:hint="eastAsia"/>
+                <w:rFonts w:hint="eastAsia" w:ascii="宋体" w:hAnsi="宋体" w:eastAsia="宋体" w:cs="宋体"/>
                 <w:spacing w:val="7"/>
                 <w:sz w:val="20"/>
                 <w:szCs w:val="20"/>
@@ -1044,7 +1051,7 @@
             </w:pPr>
             <w:r>
               <w:rPr>
-                <w:rFonts w:ascii="宋体" w:hAnsi="宋体" w:cs="宋体" w:hint="eastAsia"/>
+                <w:rFonts w:hint="eastAsia" w:ascii="宋体" w:hAnsi="宋体" w:cs="宋体"/>
                 <w:spacing w:val="7"/>
                 <w:sz w:val="20"/>
                 <w:szCs w:val="20"/>
@@ -1073,11 +1080,11 @@
               <w:adjustRightInd w:val="0"/>
               <w:snapToGrid w:val="0"/>
               <w:spacing w:before="175" w:line="228" w:lineRule="auto"/>
-              <w:ind w:left="0" w:right="0" w:firstLine="0" w:leftChars="0" w:rightChars="0" w:firstLineChars="0"/>
+              <w:ind w:left="0" w:leftChars="0" w:right="0" w:rightChars="0" w:firstLine="0" w:firstLineChars="0"/>
               <w:jc w:val="center"/>
               <w:textAlignment w:val="baseline"/>
               <w:rPr>
-                <w:rFonts w:ascii="宋体" w:hAnsi="宋体" w:cs="宋体" w:hint="default"/>
+                <w:rFonts w:hint="default" w:ascii="宋体" w:hAnsi="宋体" w:cs="宋体"/>
                 <w:spacing w:val="7"/>
                 <w:sz w:val="20"/>
                 <w:szCs w:val="20"/>
@@ -1086,7 +1093,7 @@
             </w:pPr>
             <w:r>
               <w:rPr>
-                <w:rFonts w:ascii="宋体" w:hAnsi="宋体" w:cs="宋体" w:hint="eastAsia"/>
+                <w:rFonts w:hint="eastAsia" w:ascii="宋体" w:hAnsi="宋体" w:cs="宋体"/>
                 <w:spacing w:val="7"/>
                 <w:sz w:val="20"/>
                 <w:szCs w:val="20"/>
@@ -1115,18 +1122,18 @@
               <w:adjustRightInd w:val="0"/>
               <w:snapToGrid w:val="0"/>
               <w:spacing w:before="176" w:line="229" w:lineRule="auto"/>
-              <w:ind w:left="0" w:right="0" w:firstLine="0" w:leftChars="0" w:rightChars="0" w:firstLineChars="0"/>
+              <w:ind w:left="0" w:leftChars="0" w:right="0" w:rightChars="0" w:firstLine="0" w:firstLineChars="0"/>
               <w:jc w:val="center"/>
               <w:textAlignment w:val="baseline"/>
               <w:rPr>
-                <w:rFonts w:ascii="宋体" w:eastAsia="宋体" w:hAnsi="宋体" w:cs="宋体"/>
+                <w:rFonts w:ascii="宋体" w:hAnsi="宋体" w:eastAsia="宋体" w:cs="宋体"/>
                 <w:sz w:val="20"/>
                 <w:szCs w:val="20"/>
               </w:rPr>
             </w:pPr>
             <w:r>
               <w:rPr>
-                <w:rFonts w:ascii="宋体" w:eastAsia="宋体" w:hAnsi="宋体" w:cs="宋体"/>
+                <w:rFonts w:ascii="宋体" w:hAnsi="宋体" w:eastAsia="宋体" w:cs="宋体"/>
                 <w:spacing w:val="7"/>
                 <w:sz w:val="20"/>
                 <w:szCs w:val="20"/>
@@ -1138,9 +1145,14 @@
       </w:tr>
       <w:tr>
         <w:tblPrEx>
-          <w:tblW w:w="8214" w:type="dxa"/>
-          <w:jc w:val="center"/>
-          <w:tblLayout w:type="fixed"/>
+          <w:tblBorders>
+            <w:top w:val="single" w:color="000000" w:sz="2" w:space="0"/>
+            <w:left w:val="single" w:color="000000" w:sz="2" w:space="0"/>
+            <w:bottom w:val="single" w:color="000000" w:sz="2" w:space="0"/>
+            <w:right w:val="single" w:color="000000" w:sz="2" w:space="0"/>
+            <w:insideH w:val="single" w:color="000000" w:sz="2" w:space="0"/>
+            <w:insideV w:val="single" w:color="000000" w:sz="2" w:space="0"/>
+          </w:tblBorders>
           <w:tblCellMar>
             <w:top w:w="0" w:type="dxa"/>
             <w:left w:w="0" w:type="dxa"/>
@@ -1149,7 +1161,7 @@
           </w:tblCellMar>
         </w:tblPrEx>
         <w:trPr>
-          <w:trHeight w:val="516"/>
+          <w:trHeight w:val="516" w:hRule="atLeast"/>
           <w:jc w:val="center"/>
         </w:trPr>
         <w:tc>
@@ -1171,11 +1183,11 @@
               <w:adjustRightInd w:val="0"/>
               <w:snapToGrid w:val="0"/>
               <w:spacing w:before="173" w:line="267" w:lineRule="exact"/>
-              <w:ind w:left="0" w:right="0" w:firstLine="0" w:leftChars="0" w:rightChars="0" w:firstLineChars="0"/>
+              <w:ind w:left="0" w:leftChars="0" w:right="0" w:rightChars="0" w:firstLine="0" w:firstLineChars="0"/>
               <w:jc w:val="center"/>
               <w:textAlignment w:val="baseline"/>
               <w:rPr>
-                <w:rFonts w:ascii="宋体" w:eastAsia="宋体" w:hAnsi="宋体" w:cs="宋体" w:hint="default"/>
+                <w:rFonts w:hint="default" w:ascii="宋体" w:hAnsi="宋体" w:eastAsia="宋体" w:cs="宋体"/>
                 <w:sz w:val="20"/>
                 <w:szCs w:val="20"/>
                 <w:lang w:val="en-US"/>
@@ -1183,7 +1195,7 @@
             </w:pPr>
             <w:r>
               <w:rPr>
-                <w:rFonts w:ascii="宋体" w:eastAsia="宋体" w:hAnsi="宋体" w:cs="宋体"/>
+                <w:rFonts w:ascii="宋体" w:hAnsi="宋体" w:eastAsia="宋体" w:cs="宋体"/>
                 <w:spacing w:val="3"/>
                 <w:position w:val="1"/>
                 <w:sz w:val="20"/>
@@ -1193,7 +1205,7 @@
             </w:r>
             <w:r>
               <w:rPr>
-                <w:rFonts w:ascii="宋体" w:hAnsi="宋体" w:cs="宋体" w:hint="eastAsia"/>
+                <w:rFonts w:hint="eastAsia" w:ascii="宋体" w:hAnsi="宋体" w:cs="宋体"/>
                 <w:spacing w:val="3"/>
                 <w:position w:val="1"/>
                 <w:sz w:val="20"/>
@@ -1204,7 +1216,7 @@
             </w:r>
             <w:r>
               <w:rPr>
-                <w:rFonts w:ascii="宋体" w:eastAsia="宋体" w:hAnsi="宋体" w:cs="宋体"/>
+                <w:rFonts w:ascii="宋体" w:hAnsi="宋体" w:eastAsia="宋体" w:cs="宋体"/>
                 <w:spacing w:val="3"/>
                 <w:position w:val="1"/>
                 <w:sz w:val="20"/>
@@ -1214,7 +1226,7 @@
             </w:r>
             <w:r>
               <w:rPr>
-                <w:rFonts w:ascii="宋体" w:hAnsi="宋体" w:cs="宋体" w:hint="eastAsia"/>
+                <w:rFonts w:hint="eastAsia" w:ascii="宋体" w:hAnsi="宋体" w:cs="宋体"/>
                 <w:spacing w:val="3"/>
                 <w:position w:val="1"/>
                 <w:sz w:val="20"/>
@@ -1244,18 +1256,18 @@
               <w:adjustRightInd w:val="0"/>
               <w:snapToGrid w:val="0"/>
               <w:spacing w:before="173" w:line="267" w:lineRule="exact"/>
-              <w:ind w:left="0" w:right="0" w:firstLine="0" w:leftChars="0" w:rightChars="0" w:firstLineChars="0"/>
+              <w:ind w:left="0" w:leftChars="0" w:right="0" w:rightChars="0" w:firstLine="0" w:firstLineChars="0"/>
               <w:jc w:val="center"/>
               <w:textAlignment w:val="baseline"/>
               <w:rPr>
-                <w:rFonts w:ascii="宋体" w:eastAsia="宋体" w:hAnsi="宋体" w:cs="宋体"/>
+                <w:rFonts w:ascii="宋体" w:hAnsi="宋体" w:eastAsia="宋体" w:cs="宋体"/>
                 <w:sz w:val="20"/>
                 <w:szCs w:val="20"/>
               </w:rPr>
             </w:pPr>
             <w:r>
               <w:rPr>
-                <w:rFonts w:ascii="宋体" w:eastAsia="宋体" w:hAnsi="宋体" w:cs="宋体"/>
+                <w:rFonts w:ascii="宋体" w:hAnsi="宋体" w:eastAsia="宋体" w:cs="宋体"/>
                 <w:spacing w:val="4"/>
                 <w:position w:val="1"/>
                 <w:sz w:val="20"/>
@@ -1284,18 +1296,18 @@
               <w:adjustRightInd w:val="0"/>
               <w:snapToGrid w:val="0"/>
               <w:spacing w:before="172" w:line="228" w:lineRule="auto"/>
-              <w:ind w:left="0" w:right="0" w:firstLine="0" w:leftChars="0" w:rightChars="0" w:firstLineChars="0"/>
+              <w:ind w:left="0" w:leftChars="0" w:right="0" w:rightChars="0" w:firstLine="0" w:firstLineChars="0"/>
               <w:jc w:val="center"/>
               <w:textAlignment w:val="baseline"/>
               <w:rPr>
-                <w:rFonts w:ascii="宋体" w:eastAsia="宋体" w:hAnsi="宋体" w:cs="宋体"/>
+                <w:rFonts w:ascii="宋体" w:hAnsi="宋体" w:eastAsia="宋体" w:cs="宋体"/>
                 <w:sz w:val="20"/>
                 <w:szCs w:val="20"/>
               </w:rPr>
             </w:pPr>
             <w:r>
               <w:rPr>
-                <w:rFonts w:ascii="宋体" w:eastAsia="宋体" w:hAnsi="宋体" w:cs="宋体"/>
+                <w:rFonts w:ascii="宋体" w:hAnsi="宋体" w:eastAsia="宋体" w:cs="宋体"/>
                 <w:spacing w:val="200"/>
                 <w:kern w:val="0"/>
                 <w:sz w:val="20"/>
@@ -1305,7 +1317,7 @@
             </w:r>
             <w:r>
               <w:rPr>
-                <w:rFonts w:ascii="宋体" w:eastAsia="宋体" w:hAnsi="宋体" w:cs="宋体"/>
+                <w:rFonts w:ascii="宋体" w:hAnsi="宋体" w:eastAsia="宋体" w:cs="宋体"/>
                 <w:spacing w:val="0"/>
                 <w:kern w:val="0"/>
                 <w:sz w:val="20"/>
@@ -1334,11 +1346,11 @@
               <w:adjustRightInd w:val="0"/>
               <w:snapToGrid w:val="0"/>
               <w:spacing w:before="173" w:line="229" w:lineRule="auto"/>
-              <w:ind w:left="0" w:right="0" w:firstLine="0" w:leftChars="0" w:rightChars="0" w:firstLineChars="0"/>
+              <w:ind w:left="0" w:leftChars="0" w:right="0" w:rightChars="0" w:firstLine="0" w:firstLineChars="0"/>
               <w:jc w:val="center"/>
               <w:textAlignment w:val="baseline"/>
               <w:rPr>
-                <w:rFonts w:ascii="宋体" w:eastAsia="宋体" w:hAnsi="宋体" w:cs="宋体"/>
+                <w:rFonts w:ascii="宋体" w:hAnsi="宋体" w:eastAsia="宋体" w:cs="宋体"/>
                 <w:spacing w:val="200"/>
                 <w:kern w:val="0"/>
                 <w:sz w:val="20"/>
@@ -1347,7 +1359,7 @@
             </w:pPr>
             <w:r>
               <w:rPr>
-                <w:rFonts w:asciiTheme="minorAscii" w:eastAsiaTheme="minorEastAsia" w:hAnsiTheme="minorAscii" w:hint="eastAsia"/>
+                <w:rFonts w:hint="eastAsia" w:asciiTheme="minorAscii" w:hAnsiTheme="minorAscii" w:eastAsiaTheme="minorEastAsia"/>
                 <w:spacing w:val="0"/>
                 <w:kern w:val="0"/>
                 <w:sz w:val="21"/>
@@ -1377,11 +1389,11 @@
               <w:adjustRightInd w:val="0"/>
               <w:snapToGrid w:val="0"/>
               <w:spacing w:before="172" w:line="228" w:lineRule="auto"/>
-              <w:ind w:left="0" w:right="0" w:firstLine="0" w:leftChars="0" w:rightChars="0" w:firstLineChars="0"/>
+              <w:ind w:left="0" w:leftChars="0" w:right="0" w:rightChars="0" w:firstLine="0" w:firstLineChars="0"/>
               <w:jc w:val="center"/>
               <w:textAlignment w:val="baseline"/>
               <w:rPr>
-                <w:rFonts w:ascii="宋体" w:eastAsia="宋体" w:hAnsi="宋体" w:cs="宋体"/>
+                <w:rFonts w:ascii="宋体" w:hAnsi="宋体" w:eastAsia="宋体" w:cs="宋体"/>
                 <w:spacing w:val="200"/>
                 <w:kern w:val="0"/>
                 <w:sz w:val="20"/>
@@ -1390,7 +1402,7 @@
             </w:pPr>
             <w:r>
               <w:rPr>
-                <w:rFonts w:ascii="宋体" w:eastAsia="宋体" w:hAnsi="宋体" w:cs="宋体" w:hint="eastAsia"/>
+                <w:rFonts w:hint="eastAsia" w:ascii="宋体" w:hAnsi="宋体" w:eastAsia="宋体" w:cs="宋体"/>
                 <w:spacing w:val="200"/>
                 <w:kern w:val="0"/>
                 <w:sz w:val="20"/>
@@ -1400,7 +1412,7 @@
             </w:r>
             <w:r>
               <w:rPr>
-                <w:rFonts w:asciiTheme="minorAscii" w:eastAsiaTheme="minorEastAsia" w:hAnsiTheme="minorAscii" w:hint="eastAsia"/>
+                <w:rFonts w:hint="eastAsia" w:asciiTheme="minorAscii" w:hAnsiTheme="minorAscii" w:eastAsiaTheme="minorEastAsia"/>
                 <w:spacing w:val="0"/>
                 <w:kern w:val="0"/>
                 <w:sz w:val="21"/>
@@ -1430,18 +1442,18 @@
               <w:adjustRightInd w:val="0"/>
               <w:snapToGrid w:val="0"/>
               <w:spacing w:before="173" w:line="229" w:lineRule="auto"/>
-              <w:ind w:left="0" w:right="0" w:firstLine="0" w:leftChars="0" w:rightChars="0" w:firstLineChars="0"/>
+              <w:ind w:left="0" w:leftChars="0" w:right="0" w:rightChars="0" w:firstLine="0" w:firstLineChars="0"/>
               <w:jc w:val="center"/>
               <w:textAlignment w:val="baseline"/>
               <w:rPr>
-                <w:rFonts w:ascii="宋体" w:eastAsia="宋体" w:hAnsi="宋体" w:cs="宋体"/>
+                <w:rFonts w:ascii="宋体" w:hAnsi="宋体" w:eastAsia="宋体" w:cs="宋体"/>
                 <w:sz w:val="20"/>
                 <w:szCs w:val="20"/>
               </w:rPr>
             </w:pPr>
             <w:r>
               <w:rPr>
-                <w:rFonts w:asciiTheme="minorAscii" w:eastAsiaTheme="minorEastAsia" w:hAnsiTheme="minorAscii" w:hint="eastAsia"/>
+                <w:rFonts w:hint="eastAsia" w:asciiTheme="minorAscii" w:hAnsiTheme="minorAscii" w:eastAsiaTheme="minorEastAsia"/>
                 <w:spacing w:val="0"/>
                 <w:kern w:val="0"/>
                 <w:sz w:val="21"/>
@@ -1455,9 +1467,14 @@
       </w:tr>
       <w:tr>
         <w:tblPrEx>
-          <w:tblW w:w="8214" w:type="dxa"/>
-          <w:jc w:val="center"/>
-          <w:tblLayout w:type="fixed"/>
+          <w:tblBorders>
+            <w:top w:val="single" w:color="000000" w:sz="2" w:space="0"/>
+            <w:left w:val="single" w:color="000000" w:sz="2" w:space="0"/>
+            <w:bottom w:val="single" w:color="000000" w:sz="2" w:space="0"/>
+            <w:right w:val="single" w:color="000000" w:sz="2" w:space="0"/>
+            <w:insideH w:val="single" w:color="000000" w:sz="2" w:space="0"/>
+            <w:insideV w:val="single" w:color="000000" w:sz="2" w:space="0"/>
+          </w:tblBorders>
           <w:tblCellMar>
             <w:top w:w="0" w:type="dxa"/>
             <w:left w:w="0" w:type="dxa"/>
@@ -1466,7 +1483,7 @@
           </w:tblCellMar>
         </w:tblPrEx>
         <w:trPr>
-          <w:trHeight w:val="556"/>
+          <w:trHeight w:val="556" w:hRule="atLeast"/>
           <w:jc w:val="center"/>
         </w:trPr>
         <w:tc>
@@ -1475,7 +1492,7 @@
           </w:tcPr>
           <w:p>
             <w:pPr>
-              <w:pStyle w:val="TableText"/>
+              <w:pStyle w:val="27"/>
               <w:keepNext w:val="0"/>
               <w:keepLines w:val="0"/>
               <w:pageBreakBefore w:val="0"/>
@@ -1488,7 +1505,7 @@
               <w:bidi w:val="0"/>
               <w:adjustRightInd w:val="0"/>
               <w:snapToGrid w:val="0"/>
-              <w:ind w:left="0" w:right="0" w:firstLine="0" w:leftChars="0" w:rightChars="0" w:firstLineChars="0"/>
+              <w:ind w:left="0" w:leftChars="0" w:right="0" w:rightChars="0" w:firstLine="0" w:firstLineChars="0"/>
               <w:jc w:val="center"/>
               <w:textAlignment w:val="baseline"/>
             </w:pPr>
@@ -1500,7 +1517,7 @@
           </w:tcPr>
           <w:p>
             <w:pPr>
-              <w:pStyle w:val="TableText"/>
+              <w:pStyle w:val="27"/>
               <w:keepNext w:val="0"/>
               <w:keepLines w:val="0"/>
               <w:pageBreakBefore w:val="0"/>
@@ -1513,7 +1530,7 @@
               <w:bidi w:val="0"/>
               <w:adjustRightInd w:val="0"/>
               <w:snapToGrid w:val="0"/>
-              <w:ind w:left="0" w:right="0" w:firstLine="0" w:leftChars="0" w:rightChars="0" w:firstLineChars="0"/>
+              <w:ind w:left="0" w:leftChars="0" w:right="0" w:rightChars="0" w:firstLine="0" w:firstLineChars="0"/>
               <w:jc w:val="center"/>
               <w:textAlignment w:val="baseline"/>
             </w:pPr>
@@ -1525,7 +1542,7 @@
           </w:tcPr>
           <w:p>
             <w:pPr>
-              <w:pStyle w:val="TableText"/>
+              <w:pStyle w:val="27"/>
               <w:keepNext w:val="0"/>
               <w:keepLines w:val="0"/>
               <w:pageBreakBefore w:val="0"/>
@@ -1538,7 +1555,7 @@
               <w:bidi w:val="0"/>
               <w:adjustRightInd w:val="0"/>
               <w:snapToGrid w:val="0"/>
-              <w:ind w:left="0" w:right="0" w:firstLine="0" w:leftChars="0" w:rightChars="0" w:firstLineChars="0"/>
+              <w:ind w:left="0" w:leftChars="0" w:right="0" w:rightChars="0" w:firstLine="0" w:firstLineChars="0"/>
               <w:jc w:val="center"/>
               <w:textAlignment w:val="baseline"/>
             </w:pPr>
@@ -1550,7 +1567,7 @@
           </w:tcPr>
           <w:p>
             <w:pPr>
-              <w:pStyle w:val="TableText"/>
+              <w:pStyle w:val="27"/>
               <w:keepNext w:val="0"/>
               <w:keepLines w:val="0"/>
               <w:pageBreakBefore w:val="0"/>
@@ -1563,7 +1580,7 @@
               <w:bidi w:val="0"/>
               <w:adjustRightInd w:val="0"/>
               <w:snapToGrid w:val="0"/>
-              <w:ind w:left="0" w:right="0" w:firstLine="0" w:leftChars="0" w:rightChars="0" w:firstLineChars="0"/>
+              <w:ind w:left="0" w:leftChars="0" w:right="0" w:rightChars="0" w:firstLine="0" w:firstLineChars="0"/>
               <w:jc w:val="center"/>
               <w:textAlignment w:val="baseline"/>
             </w:pPr>
@@ -1575,7 +1592,7 @@
           </w:tcPr>
           <w:p>
             <w:pPr>
-              <w:pStyle w:val="TableText"/>
+              <w:pStyle w:val="27"/>
               <w:keepNext w:val="0"/>
               <w:keepLines w:val="0"/>
               <w:pageBreakBefore w:val="0"/>
@@ -1588,7 +1605,7 @@
               <w:bidi w:val="0"/>
               <w:adjustRightInd w:val="0"/>
               <w:snapToGrid w:val="0"/>
-              <w:ind w:left="0" w:right="0" w:firstLine="0" w:leftChars="0" w:rightChars="0" w:firstLineChars="0"/>
+              <w:ind w:left="0" w:leftChars="0" w:right="0" w:rightChars="0" w:firstLine="0" w:firstLineChars="0"/>
               <w:jc w:val="center"/>
               <w:textAlignment w:val="baseline"/>
             </w:pPr>
@@ -1600,7 +1617,7 @@
           </w:tcPr>
           <w:p>
             <w:pPr>
-              <w:pStyle w:val="TableText"/>
+              <w:pStyle w:val="27"/>
               <w:keepNext w:val="0"/>
               <w:keepLines w:val="0"/>
               <w:pageBreakBefore w:val="0"/>
@@ -1613,7 +1630,7 @@
               <w:bidi w:val="0"/>
               <w:adjustRightInd w:val="0"/>
               <w:snapToGrid w:val="0"/>
-              <w:ind w:left="0" w:right="0" w:firstLine="0" w:leftChars="0" w:rightChars="0" w:firstLineChars="0"/>
+              <w:ind w:left="0" w:leftChars="0" w:right="0" w:rightChars="0" w:firstLine="0" w:firstLineChars="0"/>
               <w:jc w:val="center"/>
               <w:textAlignment w:val="baseline"/>
             </w:pPr>
@@ -1622,9 +1639,14 @@
       </w:tr>
       <w:tr>
         <w:tblPrEx>
-          <w:tblW w:w="8214" w:type="dxa"/>
-          <w:jc w:val="center"/>
-          <w:tblLayout w:type="fixed"/>
+          <w:tblBorders>
+            <w:top w:val="single" w:color="000000" w:sz="2" w:space="0"/>
+            <w:left w:val="single" w:color="000000" w:sz="2" w:space="0"/>
+            <w:bottom w:val="single" w:color="000000" w:sz="2" w:space="0"/>
+            <w:right w:val="single" w:color="000000" w:sz="2" w:space="0"/>
+            <w:insideH w:val="single" w:color="000000" w:sz="2" w:space="0"/>
+            <w:insideV w:val="single" w:color="000000" w:sz="2" w:space="0"/>
+          </w:tblBorders>
           <w:tblCellMar>
             <w:top w:w="0" w:type="dxa"/>
             <w:left w:w="0" w:type="dxa"/>
@@ -1633,7 +1655,7 @@
           </w:tblCellMar>
         </w:tblPrEx>
         <w:trPr>
-          <w:trHeight w:val="556"/>
+          <w:trHeight w:val="556" w:hRule="atLeast"/>
           <w:jc w:val="center"/>
         </w:trPr>
         <w:tc>
@@ -1642,7 +1664,7 @@
           </w:tcPr>
           <w:p>
             <w:pPr>
-              <w:pStyle w:val="TableText"/>
+              <w:pStyle w:val="27"/>
               <w:keepNext w:val="0"/>
               <w:keepLines w:val="0"/>
               <w:pageBreakBefore w:val="0"/>
@@ -1655,7 +1677,7 @@
               <w:bidi w:val="0"/>
               <w:adjustRightInd w:val="0"/>
               <w:snapToGrid w:val="0"/>
-              <w:ind w:left="0" w:right="0" w:firstLine="0" w:leftChars="0" w:rightChars="0" w:firstLineChars="0"/>
+              <w:ind w:left="0" w:leftChars="0" w:right="0" w:rightChars="0" w:firstLine="0" w:firstLineChars="0"/>
               <w:jc w:val="center"/>
               <w:textAlignment w:val="baseline"/>
             </w:pPr>
@@ -1667,7 +1689,7 @@
           </w:tcPr>
           <w:p>
             <w:pPr>
-              <w:pStyle w:val="TableText"/>
+              <w:pStyle w:val="27"/>
               <w:keepNext w:val="0"/>
               <w:keepLines w:val="0"/>
               <w:pageBreakBefore w:val="0"/>
@@ -1680,7 +1702,7 @@
               <w:bidi w:val="0"/>
               <w:adjustRightInd w:val="0"/>
               <w:snapToGrid w:val="0"/>
-              <w:ind w:left="0" w:right="0" w:firstLine="0" w:leftChars="0" w:rightChars="0" w:firstLineChars="0"/>
+              <w:ind w:left="0" w:leftChars="0" w:right="0" w:rightChars="0" w:firstLine="0" w:firstLineChars="0"/>
               <w:jc w:val="center"/>
               <w:textAlignment w:val="baseline"/>
             </w:pPr>
@@ -1692,7 +1714,7 @@
           </w:tcPr>
           <w:p>
             <w:pPr>
-              <w:pStyle w:val="TableText"/>
+              <w:pStyle w:val="27"/>
               <w:keepNext w:val="0"/>
               <w:keepLines w:val="0"/>
               <w:pageBreakBefore w:val="0"/>
@@ -1705,7 +1727,7 @@
               <w:bidi w:val="0"/>
               <w:adjustRightInd w:val="0"/>
               <w:snapToGrid w:val="0"/>
-              <w:ind w:left="0" w:right="0" w:firstLine="0" w:leftChars="0" w:rightChars="0" w:firstLineChars="0"/>
+              <w:ind w:left="0" w:leftChars="0" w:right="0" w:rightChars="0" w:firstLine="0" w:firstLineChars="0"/>
               <w:jc w:val="center"/>
               <w:textAlignment w:val="baseline"/>
             </w:pPr>
@@ -1717,7 +1739,7 @@
           </w:tcPr>
           <w:p>
             <w:pPr>
-              <w:pStyle w:val="TableText"/>
+              <w:pStyle w:val="27"/>
               <w:keepNext w:val="0"/>
               <w:keepLines w:val="0"/>
               <w:pageBreakBefore w:val="0"/>
@@ -1730,7 +1752,7 @@
               <w:bidi w:val="0"/>
               <w:adjustRightInd w:val="0"/>
               <w:snapToGrid w:val="0"/>
-              <w:ind w:left="0" w:right="0" w:firstLine="0" w:leftChars="0" w:rightChars="0" w:firstLineChars="0"/>
+              <w:ind w:left="0" w:leftChars="0" w:right="0" w:rightChars="0" w:firstLine="0" w:firstLineChars="0"/>
               <w:jc w:val="center"/>
               <w:textAlignment w:val="baseline"/>
             </w:pPr>
@@ -1742,7 +1764,7 @@
           </w:tcPr>
           <w:p>
             <w:pPr>
-              <w:pStyle w:val="TableText"/>
+              <w:pStyle w:val="27"/>
               <w:keepNext w:val="0"/>
               <w:keepLines w:val="0"/>
               <w:pageBreakBefore w:val="0"/>
@@ -1755,7 +1777,7 @@
               <w:bidi w:val="0"/>
               <w:adjustRightInd w:val="0"/>
               <w:snapToGrid w:val="0"/>
-              <w:ind w:left="0" w:right="0" w:firstLine="0" w:leftChars="0" w:rightChars="0" w:firstLineChars="0"/>
+              <w:ind w:left="0" w:leftChars="0" w:right="0" w:rightChars="0" w:firstLine="0" w:firstLineChars="0"/>
               <w:jc w:val="center"/>
               <w:textAlignment w:val="baseline"/>
             </w:pPr>
@@ -1767,7 +1789,7 @@
           </w:tcPr>
           <w:p>
             <w:pPr>
-              <w:pStyle w:val="TableText"/>
+              <w:pStyle w:val="27"/>
               <w:keepNext w:val="0"/>
               <w:keepLines w:val="0"/>
               <w:pageBreakBefore w:val="0"/>
@@ -1780,7 +1802,7 @@
               <w:bidi w:val="0"/>
               <w:adjustRightInd w:val="0"/>
               <w:snapToGrid w:val="0"/>
-              <w:ind w:left="0" w:right="0" w:firstLine="0" w:leftChars="0" w:rightChars="0" w:firstLineChars="0"/>
+              <w:ind w:left="0" w:leftChars="0" w:right="0" w:rightChars="0" w:firstLine="0" w:firstLineChars="0"/>
               <w:jc w:val="center"/>
               <w:textAlignment w:val="baseline"/>
             </w:pPr>
@@ -1789,9 +1811,14 @@
       </w:tr>
       <w:tr>
         <w:tblPrEx>
-          <w:tblW w:w="8214" w:type="dxa"/>
-          <w:jc w:val="center"/>
-          <w:tblLayout w:type="fixed"/>
+          <w:tblBorders>
+            <w:top w:val="single" w:color="000000" w:sz="2" w:space="0"/>
+            <w:left w:val="single" w:color="000000" w:sz="2" w:space="0"/>
+            <w:bottom w:val="single" w:color="000000" w:sz="2" w:space="0"/>
+            <w:right w:val="single" w:color="000000" w:sz="2" w:space="0"/>
+            <w:insideH w:val="single" w:color="000000" w:sz="2" w:space="0"/>
+            <w:insideV w:val="single" w:color="000000" w:sz="2" w:space="0"/>
+          </w:tblBorders>
           <w:tblCellMar>
             <w:top w:w="0" w:type="dxa"/>
             <w:left w:w="0" w:type="dxa"/>
@@ -1800,7 +1827,7 @@
           </w:tblCellMar>
         </w:tblPrEx>
         <w:trPr>
-          <w:trHeight w:val="557"/>
+          <w:trHeight w:val="557" w:hRule="atLeast"/>
           <w:jc w:val="center"/>
         </w:trPr>
         <w:tc>
@@ -1809,7 +1836,7 @@
           </w:tcPr>
           <w:p>
             <w:pPr>
-              <w:pStyle w:val="TableText"/>
+              <w:pStyle w:val="27"/>
               <w:keepNext w:val="0"/>
               <w:keepLines w:val="0"/>
               <w:pageBreakBefore w:val="0"/>
@@ -1822,7 +1849,7 @@
               <w:bidi w:val="0"/>
               <w:adjustRightInd w:val="0"/>
               <w:snapToGrid w:val="0"/>
-              <w:ind w:left="0" w:right="0" w:firstLine="0" w:leftChars="0" w:rightChars="0" w:firstLineChars="0"/>
+              <w:ind w:left="0" w:leftChars="0" w:right="0" w:rightChars="0" w:firstLine="0" w:firstLineChars="0"/>
               <w:jc w:val="center"/>
               <w:textAlignment w:val="baseline"/>
             </w:pPr>
@@ -1834,7 +1861,7 @@
           </w:tcPr>
           <w:p>
             <w:pPr>
-              <w:pStyle w:val="TableText"/>
+              <w:pStyle w:val="27"/>
               <w:keepNext w:val="0"/>
               <w:keepLines w:val="0"/>
               <w:pageBreakBefore w:val="0"/>
@@ -1847,7 +1874,7 @@
               <w:bidi w:val="0"/>
               <w:adjustRightInd w:val="0"/>
               <w:snapToGrid w:val="0"/>
-              <w:ind w:left="0" w:right="0" w:firstLine="0" w:leftChars="0" w:rightChars="0" w:firstLineChars="0"/>
+              <w:ind w:left="0" w:leftChars="0" w:right="0" w:rightChars="0" w:firstLine="0" w:firstLineChars="0"/>
               <w:jc w:val="center"/>
               <w:textAlignment w:val="baseline"/>
             </w:pPr>
@@ -1859,7 +1886,7 @@
           </w:tcPr>
           <w:p>
             <w:pPr>
-              <w:pStyle w:val="TableText"/>
+              <w:pStyle w:val="27"/>
               <w:keepNext w:val="0"/>
               <w:keepLines w:val="0"/>
               <w:pageBreakBefore w:val="0"/>
@@ -1872,7 +1899,7 @@
               <w:bidi w:val="0"/>
               <w:adjustRightInd w:val="0"/>
               <w:snapToGrid w:val="0"/>
-              <w:ind w:left="0" w:right="0" w:firstLine="0" w:leftChars="0" w:rightChars="0" w:firstLineChars="0"/>
+              <w:ind w:left="0" w:leftChars="0" w:right="0" w:rightChars="0" w:firstLine="0" w:firstLineChars="0"/>
               <w:jc w:val="center"/>
               <w:textAlignment w:val="baseline"/>
             </w:pPr>
@@ -1884,7 +1911,7 @@
           </w:tcPr>
           <w:p>
             <w:pPr>
-              <w:pStyle w:val="TableText"/>
+              <w:pStyle w:val="27"/>
               <w:keepNext w:val="0"/>
               <w:keepLines w:val="0"/>
               <w:pageBreakBefore w:val="0"/>
@@ -1897,7 +1924,7 @@
               <w:bidi w:val="0"/>
               <w:adjustRightInd w:val="0"/>
               <w:snapToGrid w:val="0"/>
-              <w:ind w:left="0" w:right="0" w:firstLine="0" w:leftChars="0" w:rightChars="0" w:firstLineChars="0"/>
+              <w:ind w:left="0" w:leftChars="0" w:right="0" w:rightChars="0" w:firstLine="0" w:firstLineChars="0"/>
               <w:jc w:val="center"/>
               <w:textAlignment w:val="baseline"/>
             </w:pPr>
@@ -1909,7 +1936,7 @@
           </w:tcPr>
           <w:p>
             <w:pPr>
-              <w:pStyle w:val="TableText"/>
+              <w:pStyle w:val="27"/>
               <w:keepNext w:val="0"/>
               <w:keepLines w:val="0"/>
               <w:pageBreakBefore w:val="0"/>
@@ -1922,7 +1949,7 @@
               <w:bidi w:val="0"/>
               <w:adjustRightInd w:val="0"/>
               <w:snapToGrid w:val="0"/>
-              <w:ind w:left="0" w:right="0" w:firstLine="0" w:leftChars="0" w:rightChars="0" w:firstLineChars="0"/>
+              <w:ind w:left="0" w:leftChars="0" w:right="0" w:rightChars="0" w:firstLine="0" w:firstLineChars="0"/>
               <w:jc w:val="center"/>
               <w:textAlignment w:val="baseline"/>
             </w:pPr>
@@ -1934,7 +1961,7 @@
           </w:tcPr>
           <w:p>
             <w:pPr>
-              <w:pStyle w:val="TableText"/>
+              <w:pStyle w:val="27"/>
               <w:keepNext w:val="0"/>
               <w:keepLines w:val="0"/>
               <w:pageBreakBefore w:val="0"/>
@@ -1947,7 +1974,7 @@
               <w:bidi w:val="0"/>
               <w:adjustRightInd w:val="0"/>
               <w:snapToGrid w:val="0"/>
-              <w:ind w:left="0" w:right="0" w:firstLine="0" w:leftChars="0" w:rightChars="0" w:firstLineChars="0"/>
+              <w:ind w:left="0" w:leftChars="0" w:right="0" w:rightChars="0" w:firstLine="0" w:firstLineChars="0"/>
               <w:jc w:val="center"/>
               <w:textAlignment w:val="baseline"/>
             </w:pPr>
@@ -1978,7 +2005,7 @@
     <w:sdt>
       <w:sdtPr>
         <w:rPr>
-          <w:rFonts w:ascii="宋体" w:eastAsia="宋体" w:hAnsi="宋体" w:cs="Arial"/>
+          <w:rFonts w:ascii="宋体" w:hAnsi="宋体" w:eastAsia="宋体" w:cs="Arial"/>
           <w:snapToGrid w:val="0"/>
           <w:color w:val="000000"/>
           <w:kern w:val="0"/>
@@ -1994,7 +2021,7 @@
       </w:sdtPr>
       <w:sdtEndPr>
         <w:rPr>
-          <w:rFonts w:ascii="宋体" w:eastAsia="宋体" w:hAnsi="宋体" w:cs="宋体" w:hint="eastAsia"/>
+          <w:rFonts w:hint="eastAsia" w:ascii="宋体" w:hAnsi="宋体" w:eastAsia="宋体" w:cs="宋体"/>
           <w:snapToGrid w:val="0"/>
           <w:color w:val="000000"/>
           <w:kern w:val="0"/>
@@ -2019,18 +2046,18 @@
             <w:adjustRightInd w:val="0"/>
             <w:snapToGrid w:val="0"/>
             <w:spacing w:before="0" w:beforeLines="0" w:after="0" w:afterLines="0" w:line="240" w:lineRule="auto"/>
-            <w:ind w:left="0" w:right="0" w:firstLine="0" w:leftChars="0" w:rightChars="0" w:firstLineChars="0"/>
+            <w:ind w:left="0" w:leftChars="0" w:right="0" w:rightChars="0" w:firstLine="0" w:firstLineChars="0"/>
             <w:jc w:val="center"/>
             <w:textAlignment w:val="baseline"/>
             <w:rPr>
-              <w:rFonts w:ascii="宋体" w:eastAsia="宋体" w:hAnsi="宋体" w:cs="宋体" w:hint="eastAsia"/>
+              <w:rFonts w:hint="eastAsia" w:ascii="宋体" w:hAnsi="宋体" w:eastAsia="宋体" w:cs="宋体"/>
               <w:sz w:val="24"/>
               <w:szCs w:val="24"/>
             </w:rPr>
           </w:pPr>
           <w:r>
             <w:rPr>
-              <w:rFonts w:ascii="宋体" w:eastAsia="宋体" w:hAnsi="宋体" w:cs="宋体" w:hint="eastAsia"/>
+              <w:rFonts w:hint="eastAsia" w:ascii="宋体" w:hAnsi="宋体" w:eastAsia="宋体" w:cs="宋体"/>
               <w:sz w:val="24"/>
               <w:szCs w:val="24"/>
             </w:rPr>
@@ -2039,14 +2066,16 @@
         </w:p>
         <w:p>
           <w:pPr>
-            <w:pStyle w:val="TOC1"/>
+            <w:pStyle w:val="16"/>
             <w:tabs>
               <w:tab w:val="right" w:leader="dot" w:pos="8306"/>
             </w:tabs>
           </w:pPr>
+          <w:bookmarkStart w:id="6" w:name="_GoBack"/>
+          <w:bookmarkEnd w:id="6"/>
           <w:r>
             <w:rPr>
-              <w:rFonts w:ascii="宋体" w:eastAsia="宋体" w:hAnsi="宋体" w:cs="宋体" w:hint="eastAsia"/>
+              <w:rFonts w:hint="eastAsia" w:ascii="宋体" w:hAnsi="宋体" w:eastAsia="宋体" w:cs="宋体"/>
               <w:sz w:val="24"/>
               <w:szCs w:val="24"/>
             </w:rPr>
@@ -2054,7 +2083,7 @@
           </w:r>
           <w:r>
             <w:rPr>
-              <w:rFonts w:ascii="宋体" w:eastAsia="宋体" w:hAnsi="宋体" w:cs="宋体" w:hint="eastAsia"/>
+              <w:rFonts w:hint="eastAsia" w:ascii="宋体" w:hAnsi="宋体" w:eastAsia="宋体" w:cs="宋体"/>
               <w:sz w:val="24"/>
               <w:szCs w:val="24"/>
             </w:rPr>
@@ -2062,7 +2091,7 @@
           </w:r>
           <w:r>
             <w:rPr>
-              <w:rFonts w:ascii="宋体" w:eastAsia="宋体" w:hAnsi="宋体" w:cs="宋体" w:hint="eastAsia"/>
+              <w:rFonts w:hint="eastAsia" w:ascii="宋体" w:hAnsi="宋体" w:eastAsia="宋体" w:cs="宋体"/>
               <w:sz w:val="24"/>
               <w:szCs w:val="24"/>
             </w:rPr>
@@ -2070,21 +2099,21 @@
           </w:r>
           <w:r>
             <w:rPr>
-              <w:rFonts w:ascii="宋体" w:eastAsia="宋体" w:hAnsi="宋体" w:cs="宋体" w:hint="eastAsia"/>
+              <w:rFonts w:hint="eastAsia" w:ascii="宋体" w:hAnsi="宋体" w:eastAsia="宋体" w:cs="宋体"/>
               <w:szCs w:val="24"/>
             </w:rPr>
             <w:fldChar w:fldCharType="begin"/>
           </w:r>
           <w:r>
             <w:rPr>
-              <w:rFonts w:ascii="宋体" w:eastAsia="宋体" w:hAnsi="宋体" w:cs="宋体" w:hint="eastAsia"/>
+              <w:rFonts w:hint="eastAsia" w:ascii="宋体" w:hAnsi="宋体" w:eastAsia="宋体" w:cs="宋体"/>
               <w:szCs w:val="24"/>
             </w:rPr>
-            <w:instrText xml:space="preserve"> HYPERLINK \l _Toc7312 </w:instrText>
+            <w:instrText xml:space="preserve"> HYPERLINK \l _Toc5121 </w:instrText>
           </w:r>
           <w:r>
             <w:rPr>
-              <w:rFonts w:ascii="宋体" w:eastAsia="宋体" w:hAnsi="宋体" w:cs="宋体" w:hint="eastAsia"/>
+              <w:rFonts w:hint="eastAsia" w:ascii="宋体" w:hAnsi="宋体" w:eastAsia="宋体" w:cs="宋体"/>
               <w:szCs w:val="24"/>
             </w:rPr>
             <w:fldChar w:fldCharType="separate"/>
@@ -2103,7 +2132,7 @@
             <w:fldChar w:fldCharType="begin"/>
           </w:r>
           <w:r>
-            <w:instrText xml:space="preserve"> PAGEREF _Toc7312 \h </w:instrText>
+            <w:instrText xml:space="preserve"> PAGEREF _Toc5121 \h </w:instrText>
           </w:r>
           <w:r>
             <w:fldChar w:fldCharType="separate"/>
@@ -2116,7 +2145,7 @@
           </w:r>
           <w:r>
             <w:rPr>
-              <w:rFonts w:ascii="宋体" w:eastAsia="宋体" w:hAnsi="宋体" w:cs="宋体" w:hint="eastAsia"/>
+              <w:rFonts w:hint="eastAsia" w:ascii="宋体" w:hAnsi="宋体" w:eastAsia="宋体" w:cs="宋体"/>
               <w:szCs w:val="24"/>
             </w:rPr>
             <w:fldChar w:fldCharType="end"/>
@@ -2124,28 +2153,28 @@
         </w:p>
         <w:p>
           <w:pPr>
-            <w:pStyle w:val="TOC1"/>
+            <w:pStyle w:val="16"/>
             <w:tabs>
               <w:tab w:val="right" w:leader="dot" w:pos="8306"/>
             </w:tabs>
           </w:pPr>
           <w:r>
             <w:rPr>
-              <w:rFonts w:ascii="宋体" w:eastAsia="宋体" w:hAnsi="宋体" w:cs="宋体" w:hint="eastAsia"/>
+              <w:rFonts w:hint="eastAsia" w:ascii="宋体" w:hAnsi="宋体" w:eastAsia="宋体" w:cs="宋体"/>
               <w:szCs w:val="24"/>
             </w:rPr>
             <w:fldChar w:fldCharType="begin"/>
           </w:r>
           <w:r>
             <w:rPr>
-              <w:rFonts w:ascii="宋体" w:eastAsia="宋体" w:hAnsi="宋体" w:cs="宋体" w:hint="eastAsia"/>
+              <w:rFonts w:hint="eastAsia" w:ascii="宋体" w:hAnsi="宋体" w:eastAsia="宋体" w:cs="宋体"/>
               <w:szCs w:val="24"/>
             </w:rPr>
-            <w:instrText xml:space="preserve"> HYPERLINK \l _Toc15794 </w:instrText>
+            <w:instrText xml:space="preserve"> HYPERLINK \l _Toc2126 </w:instrText>
           </w:r>
           <w:r>
             <w:rPr>
-              <w:rFonts w:ascii="宋体" w:eastAsia="宋体" w:hAnsi="宋体" w:cs="宋体" w:hint="eastAsia"/>
+              <w:rFonts w:hint="eastAsia" w:ascii="宋体" w:hAnsi="宋体" w:eastAsia="宋体" w:cs="宋体"/>
               <w:szCs w:val="24"/>
             </w:rPr>
             <w:fldChar w:fldCharType="separate"/>
@@ -2164,7 +2193,7 @@
             <w:fldChar w:fldCharType="begin"/>
           </w:r>
           <w:r>
-            <w:instrText xml:space="preserve"> PAGEREF _Toc15794 \h </w:instrText>
+            <w:instrText xml:space="preserve"> PAGEREF _Toc2126 \h </w:instrText>
           </w:r>
           <w:r>
             <w:fldChar w:fldCharType="separate"/>
@@ -2177,7 +2206,7 @@
           </w:r>
           <w:r>
             <w:rPr>
-              <w:rFonts w:ascii="宋体" w:eastAsia="宋体" w:hAnsi="宋体" w:cs="宋体" w:hint="eastAsia"/>
+              <w:rFonts w:hint="eastAsia" w:ascii="宋体" w:hAnsi="宋体" w:eastAsia="宋体" w:cs="宋体"/>
               <w:szCs w:val="24"/>
             </w:rPr>
             <w:fldChar w:fldCharType="end"/>
@@ -2185,110 +2214,28 @@
         </w:p>
         <w:p>
           <w:pPr>
-            <w:pStyle w:val="TOC1"/>
+            <w:pStyle w:val="16"/>
             <w:tabs>
               <w:tab w:val="right" w:leader="dot" w:pos="8306"/>
             </w:tabs>
           </w:pPr>
           <w:r>
             <w:rPr>
-              <w:rFonts w:ascii="宋体" w:eastAsia="宋体" w:hAnsi="宋体" w:cs="宋体" w:hint="eastAsia"/>
+              <w:rFonts w:hint="eastAsia" w:ascii="宋体" w:hAnsi="宋体" w:eastAsia="宋体" w:cs="宋体"/>
               <w:szCs w:val="24"/>
             </w:rPr>
             <w:fldChar w:fldCharType="begin"/>
           </w:r>
           <w:r>
             <w:rPr>
-              <w:rFonts w:ascii="宋体" w:eastAsia="宋体" w:hAnsi="宋体" w:cs="宋体" w:hint="eastAsia"/>
+              <w:rFonts w:hint="eastAsia" w:ascii="宋体" w:hAnsi="宋体" w:eastAsia="宋体" w:cs="宋体"/>
               <w:szCs w:val="24"/>
             </w:rPr>
-            <w:instrText xml:space="preserve"> HYPERLINK \l _Toc25868 </w:instrText>
+            <w:instrText xml:space="preserve"> HYPERLINK \l _Toc23553 </w:instrText>
           </w:r>
           <w:r>
             <w:rPr>
-              <w:rFonts w:ascii="宋体" w:eastAsia="宋体" w:hAnsi="宋体" w:cs="宋体" w:hint="eastAsia"/>
-              <w:szCs w:val="24"/>
-            </w:rPr>
-            <w:fldChar w:fldCharType="separate"/>
-          </w:r>
-          <w:r>
-            <w:rPr>
-              <w:rFonts w:ascii="宋体" w:eastAsia="宋体" w:hAnsi="宋体" w:cs="宋体"/>
-              <w:bCs/>
-              <w:spacing w:val="-4"/>
-              <w:szCs w:val="30"/>
-            </w:rPr>
-            <w:t>202</w:t>
-          </w:r>
-          <w:r>
-            <w:rPr>
-              <w:rFonts w:ascii="宋体" w:eastAsia="宋体" w:hAnsi="宋体" w:cs="宋体" w:hint="eastAsia"/>
-              <w:bCs/>
-              <w:spacing w:val="-4"/>
-              <w:szCs w:val="30"/>
-              <w:lang w:val="en-US" w:eastAsia="zh-CN"/>
-            </w:rPr>
-            <w:t>5</w:t>
-          </w:r>
-          <w:r>
-            <w:rPr>
-              <w:rFonts w:ascii="宋体" w:eastAsia="宋体" w:hAnsi="宋体" w:cs="宋体"/>
-              <w:bCs/>
-              <w:spacing w:val="-4"/>
-              <w:szCs w:val="30"/>
-            </w:rPr>
-            <w:t>年度运维服务管理评审计划</w:t>
-          </w:r>
-          <w:r>
-            <w:tab/>
-          </w:r>
-          <w:r>
-            <w:fldChar w:fldCharType="begin"/>
-          </w:r>
-          <w:r>
-            <w:instrText xml:space="preserve"> PAGEREF _Toc25868 \h </w:instrText>
-          </w:r>
-          <w:r>
-            <w:fldChar w:fldCharType="separate"/>
-          </w:r>
-          <w:r>
-            <w:t>4</w:t>
-          </w:r>
-          <w:r>
-            <w:fldChar w:fldCharType="end"/>
-          </w:r>
-          <w:r>
-            <w:rPr>
-              <w:rFonts w:ascii="宋体" w:eastAsia="宋体" w:hAnsi="宋体" w:cs="宋体" w:hint="eastAsia"/>
-              <w:szCs w:val="24"/>
-            </w:rPr>
-            <w:fldChar w:fldCharType="end"/>
-          </w:r>
-        </w:p>
-        <w:p>
-          <w:pPr>
-            <w:pStyle w:val="TOC1"/>
-            <w:tabs>
-              <w:tab w:val="right" w:leader="dot" w:pos="8306"/>
-            </w:tabs>
-          </w:pPr>
-          <w:r>
-            <w:rPr>
-              <w:rFonts w:ascii="宋体" w:eastAsia="宋体" w:hAnsi="宋体" w:cs="宋体" w:hint="eastAsia"/>
-              <w:szCs w:val="24"/>
-            </w:rPr>
-            <w:fldChar w:fldCharType="begin"/>
-          </w:r>
-          <w:r>
-            <w:rPr>
-              <w:rFonts w:ascii="宋体" w:eastAsia="宋体" w:hAnsi="宋体" w:cs="宋体" w:hint="eastAsia"/>
-              <w:szCs w:val="24"/>
-            </w:rPr>
-            <w:instrText xml:space="preserve"> HYPERLINK \l _Toc21486 </w:instrText>
-          </w:r>
-          <w:r>
-            <w:rPr>
-              <w:rFonts w:ascii="宋体" w:eastAsia="宋体" w:hAnsi="宋体" w:cs="宋体" w:hint="eastAsia"/>
+              <w:rFonts w:hint="eastAsia" w:ascii="宋体" w:hAnsi="宋体" w:eastAsia="宋体" w:cs="宋体"/>
               <w:szCs w:val="24"/>
             </w:rPr>
             <w:fldChar w:fldCharType="separate"/>
@@ -2307,7 +2254,7 @@
             <w:fldChar w:fldCharType="begin"/>
           </w:r>
           <w:r>
-            <w:instrText xml:space="preserve"> PAGEREF _Toc21486 \h </w:instrText>
+            <w:instrText xml:space="preserve"> PAGEREF _Toc23553 \h </w:instrText>
           </w:r>
           <w:r>
             <w:fldChar w:fldCharType="separate"/>
@@ -2320,7 +2267,7 @@
           </w:r>
           <w:r>
             <w:rPr>
-              <w:rFonts w:ascii="宋体" w:eastAsia="宋体" w:hAnsi="宋体" w:cs="宋体" w:hint="eastAsia"/>
+              <w:rFonts w:hint="eastAsia" w:ascii="宋体" w:hAnsi="宋体" w:eastAsia="宋体" w:cs="宋体"/>
               <w:szCs w:val="24"/>
             </w:rPr>
             <w:fldChar w:fldCharType="end"/>
@@ -2328,28 +2275,28 @@
         </w:p>
         <w:p>
           <w:pPr>
-            <w:pStyle w:val="TOC1"/>
+            <w:pStyle w:val="16"/>
             <w:tabs>
               <w:tab w:val="right" w:leader="dot" w:pos="8306"/>
             </w:tabs>
           </w:pPr>
           <w:r>
             <w:rPr>
-              <w:rFonts w:ascii="宋体" w:eastAsia="宋体" w:hAnsi="宋体" w:cs="宋体" w:hint="eastAsia"/>
+              <w:rFonts w:hint="eastAsia" w:ascii="宋体" w:hAnsi="宋体" w:eastAsia="宋体" w:cs="宋体"/>
               <w:szCs w:val="24"/>
             </w:rPr>
             <w:fldChar w:fldCharType="begin"/>
           </w:r>
           <w:r>
             <w:rPr>
-              <w:rFonts w:ascii="宋体" w:eastAsia="宋体" w:hAnsi="宋体" w:cs="宋体" w:hint="eastAsia"/>
+              <w:rFonts w:hint="eastAsia" w:ascii="宋体" w:hAnsi="宋体" w:eastAsia="宋体" w:cs="宋体"/>
               <w:szCs w:val="24"/>
             </w:rPr>
-            <w:instrText xml:space="preserve"> HYPERLINK \l _Toc2276 </w:instrText>
+            <w:instrText xml:space="preserve"> HYPERLINK \l _Toc28165 </w:instrText>
           </w:r>
           <w:r>
             <w:rPr>
-              <w:rFonts w:ascii="宋体" w:eastAsia="宋体" w:hAnsi="宋体" w:cs="宋体" w:hint="eastAsia"/>
+              <w:rFonts w:hint="eastAsia" w:ascii="宋体" w:hAnsi="宋体" w:eastAsia="宋体" w:cs="宋体"/>
               <w:szCs w:val="24"/>
             </w:rPr>
             <w:fldChar w:fldCharType="separate"/>
@@ -2368,7 +2315,7 @@
             <w:fldChar w:fldCharType="begin"/>
           </w:r>
           <w:r>
-            <w:instrText xml:space="preserve"> PAGEREF _Toc2276 \h </w:instrText>
+            <w:instrText xml:space="preserve"> PAGEREF _Toc28165 \h </w:instrText>
           </w:r>
           <w:r>
             <w:fldChar w:fldCharType="separate"/>
@@ -2381,7 +2328,7 @@
           </w:r>
           <w:r>
             <w:rPr>
-              <w:rFonts w:ascii="宋体" w:eastAsia="宋体" w:hAnsi="宋体" w:cs="宋体" w:hint="eastAsia"/>
+              <w:rFonts w:hint="eastAsia" w:ascii="宋体" w:hAnsi="宋体" w:eastAsia="宋体" w:cs="宋体"/>
               <w:szCs w:val="24"/>
             </w:rPr>
             <w:fldChar w:fldCharType="end"/>
@@ -2389,28 +2336,28 @@
         </w:p>
         <w:p>
           <w:pPr>
-            <w:pStyle w:val="TOC1"/>
+            <w:pStyle w:val="16"/>
             <w:tabs>
               <w:tab w:val="right" w:leader="dot" w:pos="8306"/>
             </w:tabs>
           </w:pPr>
           <w:r>
             <w:rPr>
-              <w:rFonts w:ascii="宋体" w:eastAsia="宋体" w:hAnsi="宋体" w:cs="宋体" w:hint="eastAsia"/>
+              <w:rFonts w:hint="eastAsia" w:ascii="宋体" w:hAnsi="宋体" w:eastAsia="宋体" w:cs="宋体"/>
               <w:szCs w:val="24"/>
             </w:rPr>
             <w:fldChar w:fldCharType="begin"/>
           </w:r>
           <w:r>
             <w:rPr>
-              <w:rFonts w:ascii="宋体" w:eastAsia="宋体" w:hAnsi="宋体" w:cs="宋体" w:hint="eastAsia"/>
+              <w:rFonts w:hint="eastAsia" w:ascii="宋体" w:hAnsi="宋体" w:eastAsia="宋体" w:cs="宋体"/>
               <w:szCs w:val="24"/>
             </w:rPr>
-            <w:instrText xml:space="preserve"> HYPERLINK \l _Toc5087 </w:instrText>
+            <w:instrText xml:space="preserve"> HYPERLINK \l _Toc29645 </w:instrText>
           </w:r>
           <w:r>
             <w:rPr>
-              <w:rFonts w:ascii="宋体" w:eastAsia="宋体" w:hAnsi="宋体" w:cs="宋体" w:hint="eastAsia"/>
+              <w:rFonts w:hint="eastAsia" w:ascii="宋体" w:hAnsi="宋体" w:eastAsia="宋体" w:cs="宋体"/>
               <w:szCs w:val="24"/>
             </w:rPr>
             <w:fldChar w:fldCharType="separate"/>
@@ -2429,7 +2376,7 @@
             <w:fldChar w:fldCharType="begin"/>
           </w:r>
           <w:r>
-            <w:instrText xml:space="preserve"> PAGEREF _Toc5087 \h </w:instrText>
+            <w:instrText xml:space="preserve"> PAGEREF _Toc29645 \h </w:instrText>
           </w:r>
           <w:r>
             <w:fldChar w:fldCharType="separate"/>
@@ -2442,7 +2389,7 @@
           </w:r>
           <w:r>
             <w:rPr>
-              <w:rFonts w:ascii="宋体" w:eastAsia="宋体" w:hAnsi="宋体" w:cs="宋体" w:hint="eastAsia"/>
+              <w:rFonts w:hint="eastAsia" w:ascii="宋体" w:hAnsi="宋体" w:eastAsia="宋体" w:cs="宋体"/>
               <w:szCs w:val="24"/>
             </w:rPr>
             <w:fldChar w:fldCharType="end"/>
@@ -2450,28 +2397,28 @@
         </w:p>
         <w:p>
           <w:pPr>
-            <w:pStyle w:val="TOC1"/>
+            <w:pStyle w:val="16"/>
             <w:tabs>
               <w:tab w:val="right" w:leader="dot" w:pos="8306"/>
             </w:tabs>
           </w:pPr>
           <w:r>
             <w:rPr>
-              <w:rFonts w:ascii="宋体" w:eastAsia="宋体" w:hAnsi="宋体" w:cs="宋体" w:hint="eastAsia"/>
+              <w:rFonts w:hint="eastAsia" w:ascii="宋体" w:hAnsi="宋体" w:eastAsia="宋体" w:cs="宋体"/>
               <w:szCs w:val="24"/>
             </w:rPr>
             <w:fldChar w:fldCharType="begin"/>
           </w:r>
           <w:r>
             <w:rPr>
-              <w:rFonts w:ascii="宋体" w:eastAsia="宋体" w:hAnsi="宋体" w:cs="宋体" w:hint="eastAsia"/>
+              <w:rFonts w:hint="eastAsia" w:ascii="宋体" w:hAnsi="宋体" w:eastAsia="宋体" w:cs="宋体"/>
               <w:szCs w:val="24"/>
             </w:rPr>
-            <w:instrText xml:space="preserve"> HYPERLINK \l _Toc10571 </w:instrText>
+            <w:instrText xml:space="preserve"> HYPERLINK \l _Toc17773 </w:instrText>
           </w:r>
           <w:r>
             <w:rPr>
-              <w:rFonts w:ascii="宋体" w:eastAsia="宋体" w:hAnsi="宋体" w:cs="宋体" w:hint="eastAsia"/>
+              <w:rFonts w:hint="eastAsia" w:ascii="宋体" w:hAnsi="宋体" w:eastAsia="宋体" w:cs="宋体"/>
               <w:szCs w:val="24"/>
             </w:rPr>
             <w:fldChar w:fldCharType="separate"/>
@@ -2490,7 +2437,7 @@
             <w:fldChar w:fldCharType="begin"/>
           </w:r>
           <w:r>
-            <w:instrText xml:space="preserve"> PAGEREF _Toc10571 \h </w:instrText>
+            <w:instrText xml:space="preserve"> PAGEREF _Toc17773 \h </w:instrText>
           </w:r>
           <w:r>
             <w:fldChar w:fldCharType="separate"/>
@@ -2503,7 +2450,7 @@
           </w:r>
           <w:r>
             <w:rPr>
-              <w:rFonts w:ascii="宋体" w:eastAsia="宋体" w:hAnsi="宋体" w:cs="宋体" w:hint="eastAsia"/>
+              <w:rFonts w:hint="eastAsia" w:ascii="宋体" w:hAnsi="宋体" w:eastAsia="宋体" w:cs="宋体"/>
               <w:szCs w:val="24"/>
             </w:rPr>
             <w:fldChar w:fldCharType="end"/>
@@ -2525,7 +2472,7 @@
             <w:snapToGrid w:val="0"/>
             <w:textAlignment w:val="baseline"/>
             <w:rPr>
-              <w:rFonts w:ascii="宋体" w:eastAsia="宋体" w:hAnsi="宋体" w:cs="宋体" w:hint="eastAsia"/>
+              <w:rFonts w:hint="eastAsia" w:ascii="宋体" w:hAnsi="宋体" w:eastAsia="宋体" w:cs="宋体"/>
               <w:snapToGrid w:val="0"/>
               <w:color w:val="000000"/>
               <w:kern w:val="0"/>
@@ -2536,7 +2483,7 @@
           </w:pPr>
           <w:r>
             <w:rPr>
-              <w:rFonts w:ascii="宋体" w:eastAsia="宋体" w:hAnsi="宋体" w:cs="宋体" w:hint="eastAsia"/>
+              <w:rFonts w:hint="eastAsia" w:ascii="宋体" w:hAnsi="宋体" w:eastAsia="宋体" w:cs="宋体"/>
               <w:szCs w:val="24"/>
             </w:rPr>
             <w:fldChar w:fldCharType="end"/>
@@ -2560,7 +2507,7 @@
         <w:snapToGrid w:val="0"/>
         <w:textAlignment w:val="baseline"/>
         <w:rPr>
-          <w:rFonts w:ascii="Arial" w:eastAsia="Arial" w:hAnsi="Arial" w:cs="Arial"/>
+          <w:rFonts w:ascii="Arial" w:hAnsi="Arial" w:eastAsia="Arial" w:cs="Arial"/>
           <w:snapToGrid w:val="0"/>
           <w:color w:val="000000"/>
           <w:kern w:val="0"/>
@@ -2571,7 +2518,7 @@
       </w:pPr>
       <w:r>
         <w:rPr>
-          <w:rFonts w:ascii="Arial" w:eastAsia="Arial" w:hAnsi="Arial" w:cs="Arial"/>
+          <w:rFonts w:ascii="Arial" w:hAnsi="Arial" w:eastAsia="Arial" w:cs="Arial"/>
           <w:snapToGrid w:val="0"/>
           <w:color w:val="000000"/>
           <w:kern w:val="0"/>
@@ -2584,16 +2531,14 @@
     </w:p>
     <w:p>
       <w:pPr>
-        <w:pStyle w:val="1"/>
+        <w:pStyle w:val="28"/>
         <w:bidi w:val="0"/>
         <w:rPr>
           <w:rFonts w:hint="default"/>
           <w:lang w:val="en-US" w:eastAsia="zh-CN"/>
         </w:rPr>
       </w:pPr>
-      <w:bookmarkStart w:id="2" w:name="_Toc21486"/>
-      <w:bookmarkStart w:id="3" w:name="_GoBack"/>
-      <w:bookmarkEnd w:id="3"/>
+      <w:bookmarkStart w:id="2" w:name="_Toc23553"/>
       <w:r>
         <w:rPr>
           <w:rFonts w:hint="default"/>
@@ -2605,7 +2550,7 @@
     </w:p>
     <w:p>
       <w:pPr>
-        <w:pStyle w:val="a1"/>
+        <w:pStyle w:val="29"/>
         <w:rPr>
           <w:rFonts w:hint="default"/>
           <w:lang w:val="en-US" w:eastAsia="zh-CN"/>
@@ -2621,26 +2566,75 @@
     </w:p>
     <w:p>
       <w:pPr>
-        <w:pStyle w:val="1"/>
+        <w:pStyle w:val="28"/>
         <w:bidi w:val="0"/>
         <w:rPr>
           <w:rFonts w:hint="default"/>
           <w:lang w:val="en-US" w:eastAsia="zh-CN"/>
         </w:rPr>
       </w:pPr>
-      <w:bookmarkStart w:id="4" w:name="_Toc2276"/>
+      <w:bookmarkStart w:id="3" w:name="_Toc28165"/>
       <w:r>
         <w:rPr>
           <w:rFonts w:hint="default"/>
           <w:lang w:val="en-US" w:eastAsia="zh-CN"/>
         </w:rPr>
         <w:t>评审安排</w:t>
+      </w:r>
+      <w:bookmarkEnd w:id="3"/>
+    </w:p>
+    <w:p>
+      <w:pPr>
+        <w:pStyle w:val="29"/>
+        <w:rPr>
+          <w:rFonts w:hint="default"/>
+          <w:lang w:val="en-US" w:eastAsia="zh-CN"/>
+        </w:rPr>
+      </w:pPr>
+      <w:r>
+        <w:rPr>
+          <w:rFonts w:hint="default"/>
+          <w:lang w:val="en-US" w:eastAsia="zh-CN"/>
+        </w:rPr>
+        <w:t>评审会议定于2025年</w:t>
+      </w:r>
+      <w:r>
+        <w:rPr>
+          <w:rFonts w:hint="eastAsia"/>
+          <w:lang w:val="en-US" w:eastAsia="zh-CN"/>
+        </w:rPr>
+        <w:t>11</w:t>
+      </w:r>
+      <w:r>
+        <w:rPr>
+          <w:rFonts w:hint="default"/>
+          <w:lang w:val="en-US" w:eastAsia="zh-CN"/>
+        </w:rPr>
+        <w:t>月20日举行，地点设在公司会议室。参与评审的主要人员包括涂志云、徐超超、熊发云、陈萍、张翔，共同组成评审小组，确保评审工作的全面性与权威性。</w:t>
+      </w:r>
+    </w:p>
+    <w:p>
+      <w:pPr>
+        <w:pStyle w:val="28"/>
+        <w:bidi w:val="0"/>
+        <w:rPr>
+          <w:rFonts w:hint="default"/>
+          <w:lang w:val="en-US" w:eastAsia="zh-CN"/>
+        </w:rPr>
+      </w:pPr>
+      <w:bookmarkStart w:id="4" w:name="_Toc29645"/>
+      <w:r>
+        <w:rPr>
+          <w:rFonts w:hint="default"/>
+          <w:lang w:val="en-US" w:eastAsia="zh-CN"/>
+        </w:rPr>
+        <w:t>评审主要内容</w:t>
       </w:r>
       <w:bookmarkEnd w:id="4"/>
     </w:p>
     <w:p>
       <w:pPr>
-        <w:pStyle w:val="a1"/>
+        <w:pStyle w:val="29"/>
         <w:rPr>
           <w:rFonts w:hint="default"/>
           <w:lang w:val="en-US" w:eastAsia="zh-CN"/>
@@ -2651,176 +2645,127 @@
           <w:rFonts w:hint="default"/>
           <w:lang w:val="en-US" w:eastAsia="zh-CN"/>
         </w:rPr>
-        <w:t>评审会议定于2025年</w:t>
-      </w:r>
-      <w:r>
-        <w:rPr>
-          <w:rFonts w:hint="eastAsia"/>
-          <w:lang w:val="en-US" w:eastAsia="zh-CN"/>
-        </w:rPr>
-        <w:t>11</w:t>
-      </w:r>
-      <w:r>
-        <w:rPr>
-          <w:rFonts w:hint="default"/>
-          <w:lang w:val="en-US" w:eastAsia="zh-CN"/>
-        </w:rPr>
-        <w:t>月20日举行，地点设在公司会议室。参与评审的主要人员包括涂志云、徐超超、熊发云、陈萍、张翔，共同组成评审小组，确保评审工作的全面性与权威性。</w:t>
+        <w:t>评审将围绕以下六个核心议题展开深入分析与讨论：</w:t>
       </w:r>
     </w:p>
     <w:p>
       <w:pPr>
-        <w:pStyle w:val="1"/>
+        <w:pStyle w:val="29"/>
+        <w:rPr>
+          <w:rFonts w:hint="default"/>
+          <w:lang w:val="en-US" w:eastAsia="zh-CN"/>
+        </w:rPr>
+      </w:pPr>
+      <w:r>
+        <w:rPr>
+          <w:rFonts w:hint="default"/>
+          <w:lang w:val="en-US" w:eastAsia="zh-CN"/>
+        </w:rPr>
+        <w:t>体系内审结果回顾：全面审视2025年度运维服务能力管理体系内部审核的结果，总结合规性与执行一致性情况。</w:t>
+      </w:r>
+    </w:p>
+    <w:p>
+      <w:pPr>
+        <w:pStyle w:val="29"/>
+        <w:rPr>
+          <w:rFonts w:hint="default"/>
+          <w:lang w:val="en-US" w:eastAsia="zh-CN"/>
+        </w:rPr>
+      </w:pPr>
+      <w:r>
+        <w:rPr>
+          <w:rFonts w:hint="default"/>
+          <w:lang w:val="en-US" w:eastAsia="zh-CN"/>
+        </w:rPr>
+        <w:t>部门指标实施分析：评估各部门在运维服务关键绩效指标方面的达成情况，分析数据背后的业务表现与改进空间。</w:t>
+      </w:r>
+    </w:p>
+    <w:p>
+      <w:pPr>
+        <w:pStyle w:val="29"/>
+        <w:rPr>
+          <w:rFonts w:hint="default"/>
+          <w:lang w:val="en-US" w:eastAsia="zh-CN"/>
+        </w:rPr>
+      </w:pPr>
+      <w:r>
+        <w:rPr>
+          <w:rFonts w:hint="default"/>
+          <w:lang w:val="en-US" w:eastAsia="zh-CN"/>
+        </w:rPr>
+        <w:t>客户反馈综合评估：系统梳理客户满意度调查结果及客户投诉处理情况，从客户视角反观服务体系的有效性与响应能力。</w:t>
+      </w:r>
+    </w:p>
+    <w:p>
+      <w:pPr>
+        <w:pStyle w:val="29"/>
+        <w:rPr>
+          <w:rFonts w:hint="default"/>
+          <w:lang w:val="en-US" w:eastAsia="zh-CN"/>
+        </w:rPr>
+      </w:pPr>
+      <w:r>
+        <w:rPr>
+          <w:rFonts w:hint="default"/>
+          <w:lang w:val="en-US" w:eastAsia="zh-CN"/>
+        </w:rPr>
+        <w:t>组织与资源配置评估：检视公司当前组织结构、职责划分及资源分配的合理性，确保其支持运维服务体系的高效运转。</w:t>
+      </w:r>
+    </w:p>
+    <w:p>
+      <w:pPr>
+        <w:pStyle w:val="29"/>
+        <w:rPr>
+          <w:rFonts w:hint="default"/>
+          <w:lang w:val="en-US" w:eastAsia="zh-CN"/>
+        </w:rPr>
+      </w:pPr>
+      <w:r>
+        <w:rPr>
+          <w:rFonts w:hint="default"/>
+          <w:lang w:val="en-US" w:eastAsia="zh-CN"/>
+        </w:rPr>
+        <w:t>体系文件适宜性审查：评估现有运维服务管理体系文件与实际业务的匹配程度，提出优化建议。</w:t>
+      </w:r>
+    </w:p>
+    <w:p>
+      <w:pPr>
+        <w:pStyle w:val="29"/>
+        <w:rPr>
+          <w:rFonts w:hint="default"/>
+          <w:lang w:val="en-US" w:eastAsia="zh-CN"/>
+        </w:rPr>
+      </w:pPr>
+      <w:r>
+        <w:rPr>
+          <w:rFonts w:hint="default"/>
+          <w:lang w:val="en-US" w:eastAsia="zh-CN"/>
+        </w:rPr>
+        <w:t>内外部建议汇总分析：整合来自客户与员工对运维服务体系的合理化建议，作为体系持续改进的重要输入。</w:t>
+      </w:r>
+    </w:p>
+    <w:p>
+      <w:pPr>
+        <w:pStyle w:val="28"/>
         <w:bidi w:val="0"/>
         <w:rPr>
           <w:rFonts w:hint="default"/>
           <w:lang w:val="en-US" w:eastAsia="zh-CN"/>
         </w:rPr>
       </w:pPr>
-      <w:bookmarkStart w:id="5" w:name="_Toc5087"/>
+      <w:bookmarkStart w:id="5" w:name="_Toc17773"/>
       <w:r>
         <w:rPr>
           <w:rFonts w:hint="default"/>
           <w:lang w:val="en-US" w:eastAsia="zh-CN"/>
         </w:rPr>
-        <w:t>评审主要内容</w:t>
+        <w:t>评审材料准备要求</w:t>
       </w:r>
       <w:bookmarkEnd w:id="5"/>
     </w:p>
     <w:p>
       <w:pPr>
-        <w:pStyle w:val="a1"/>
-        <w:rPr>
-          <w:rFonts w:hint="default"/>
-          <w:lang w:val="en-US" w:eastAsia="zh-CN"/>
-        </w:rPr>
-      </w:pPr>
-      <w:r>
-        <w:rPr>
-          <w:rFonts w:hint="default"/>
-          <w:lang w:val="en-US" w:eastAsia="zh-CN"/>
-        </w:rPr>
-        <w:t>评审将围绕以下六个核心议题展开深入分析与讨论：</w:t>
-      </w:r>
-    </w:p>
-    <w:p>
-      <w:pPr>
-        <w:pStyle w:val="a1"/>
-        <w:rPr>
-          <w:rFonts w:hint="default"/>
-          <w:lang w:val="en-US" w:eastAsia="zh-CN"/>
-        </w:rPr>
-      </w:pPr>
-      <w:r>
-        <w:rPr>
-          <w:rFonts w:hint="default"/>
-          <w:lang w:val="en-US" w:eastAsia="zh-CN"/>
-        </w:rPr>
-        <w:t>体系内审结果回顾：全面审视2025年度运维服务能力管理体系内部审核的结果，总结合规性与执行一致性情况。</w:t>
-      </w:r>
-    </w:p>
-    <w:p>
-      <w:pPr>
-        <w:pStyle w:val="a1"/>
-        <w:rPr>
-          <w:rFonts w:hint="default"/>
-          <w:lang w:val="en-US" w:eastAsia="zh-CN"/>
-        </w:rPr>
-      </w:pPr>
-      <w:r>
-        <w:rPr>
-          <w:rFonts w:hint="default"/>
-          <w:lang w:val="en-US" w:eastAsia="zh-CN"/>
-        </w:rPr>
-        <w:t>部门指标实施分析：评估各部门在运维服务关键绩效指标方面的达成情况，分析数据背后的业务表现与改进空间。</w:t>
-      </w:r>
-    </w:p>
-    <w:p>
-      <w:pPr>
-        <w:pStyle w:val="a1"/>
-        <w:rPr>
-          <w:rFonts w:hint="default"/>
-          <w:lang w:val="en-US" w:eastAsia="zh-CN"/>
-        </w:rPr>
-      </w:pPr>
-      <w:r>
-        <w:rPr>
-          <w:rFonts w:hint="default"/>
-          <w:lang w:val="en-US" w:eastAsia="zh-CN"/>
-        </w:rPr>
-        <w:t>客户反馈综合评估：系统梳理客户满意度调查结果及客户投诉处理情况，从客户视角反观服务体系的有效性与响应能力。</w:t>
-      </w:r>
-    </w:p>
-    <w:p>
-      <w:pPr>
-        <w:pStyle w:val="a1"/>
-        <w:rPr>
-          <w:rFonts w:hint="default"/>
-          <w:lang w:val="en-US" w:eastAsia="zh-CN"/>
-        </w:rPr>
-      </w:pPr>
-      <w:r>
-        <w:rPr>
-          <w:rFonts w:hint="default"/>
-          <w:lang w:val="en-US" w:eastAsia="zh-CN"/>
-        </w:rPr>
-        <w:t>组织与资源配置评估：检视公司当前组织结构、职责划分及资源分配的合理性，确保其支持运维服务体系的高效运转。</w:t>
-      </w:r>
-    </w:p>
-    <w:p>
-      <w:pPr>
-        <w:pStyle w:val="a1"/>
-        <w:rPr>
-          <w:rFonts w:hint="default"/>
-          <w:lang w:val="en-US" w:eastAsia="zh-CN"/>
-        </w:rPr>
-      </w:pPr>
-      <w:r>
-        <w:rPr>
-          <w:rFonts w:hint="default"/>
-          <w:lang w:val="en-US" w:eastAsia="zh-CN"/>
-        </w:rPr>
-        <w:t>体系文件适宜性审查：评估现有运维服务管理体系文件与实际业务的匹配程度，提出优化建议。</w:t>
-      </w:r>
-    </w:p>
-    <w:p>
-      <w:pPr>
-        <w:pStyle w:val="a1"/>
-        <w:rPr>
-          <w:rFonts w:hint="default"/>
-          <w:lang w:val="en-US" w:eastAsia="zh-CN"/>
-        </w:rPr>
-      </w:pPr>
-      <w:r>
-        <w:rPr>
-          <w:rFonts w:hint="default"/>
-          <w:lang w:val="en-US" w:eastAsia="zh-CN"/>
-        </w:rPr>
-        <w:t>内外部建议汇总分析：整合来自客户与员工对运维服务体系的合理化建议，作为体系持续改进的重要输入。</w:t>
-      </w:r>
-    </w:p>
-    <w:p>
-      <w:pPr>
-        <w:pStyle w:val="1"/>
-        <w:bidi w:val="0"/>
-        <w:rPr>
-          <w:rFonts w:hint="default"/>
-          <w:lang w:val="en-US" w:eastAsia="zh-CN"/>
-        </w:rPr>
-      </w:pPr>
-      <w:bookmarkStart w:id="6" w:name="_Toc10571"/>
-      <w:r>
-        <w:rPr>
-          <w:rFonts w:hint="default"/>
-          <w:lang w:val="en-US" w:eastAsia="zh-CN"/>
-        </w:rPr>
-        <w:t>评审材料准备要求</w:t>
-      </w:r>
-      <w:bookmarkEnd w:id="6"/>
-    </w:p>
-    <w:p>
-      <w:pPr>
-        <w:pStyle w:val="a1"/>
+        <w:pStyle w:val="29"/>
         <w:rPr>
           <w:rFonts w:hint="default"/>
           <w:lang w:val="en-US" w:eastAsia="zh-CN"/>
@@ -2836,7 +2781,7 @@
     </w:p>
     <w:p>
       <w:pPr>
-        <w:pStyle w:val="a1"/>
+        <w:pStyle w:val="29"/>
         <w:rPr>
           <w:rFonts w:hint="default"/>
           <w:lang w:val="en-US" w:eastAsia="zh-CN"/>
@@ -2852,7 +2797,7 @@
     </w:p>
     <w:p>
       <w:pPr>
-        <w:pStyle w:val="a1"/>
+        <w:pStyle w:val="29"/>
         <w:rPr>
           <w:rFonts w:hint="default"/>
           <w:lang w:val="en-US" w:eastAsia="zh-CN"/>
@@ -2868,7 +2813,7 @@
     </w:p>
     <w:p>
       <w:pPr>
-        <w:pStyle w:val="a1"/>
+        <w:pStyle w:val="29"/>
         <w:rPr>
           <w:rFonts w:hint="default"/>
           <w:lang w:val="en-US" w:eastAsia="zh-CN"/>
@@ -2897,23 +2842,73 @@
       </w:r>
     </w:p>
     <w:sectPr>
-      <w:headerReference w:type="default" r:id="rId7"/>
+      <w:headerReference r:id="rId5" w:type="default"/>
       <w:pgSz w:w="11906" w:h="16838"/>
       <w:pgMar w:top="1417" w:right="1800" w:bottom="1440" w:left="1800" w:header="1140" w:footer="992" w:gutter="0"/>
-      <w:cols w:num="1" w:space="425"/>
+      <w:cols w:space="425" w:num="1"/>
       <w:docGrid w:type="lines" w:linePitch="312" w:charSpace="0"/>
     </w:sectPr>
   </w:body>
 </w:document>
 </file>
 
+<file path=word/endnotes.xml><?xml version="1.0" encoding="utf-8"?>
+<w:endnotes xmlns:wpc="http://schemas.microsoft.com/office/word/2010/wordprocessingCanvas" xmlns:mc="http://schemas.openxmlformats.org/markup-compatibility/2006" xmlns:o="urn:schemas-microsoft-com:office:office" xmlns:r="http://schemas.openxmlformats.org/officeDocument/2006/relationships" xmlns:m="http://schemas.openxmlformats.org/officeDocument/2006/math" xmlns:v="urn:schemas-microsoft-com:vml" xmlns:wp14="http://schemas.microsoft.com/office/word/2010/wordprocessingDrawing" xmlns:wp="http://schemas.openxmlformats.org/drawingml/2006/wordprocessingDrawing" xmlns:w="http://schemas.openxmlformats.org/wordprocessingml/2006/main" xmlns:w14="http://schemas.microsoft.com/office/word/2010/wordml" xmlns:w15="http://schemas.microsoft.com/office/word/2012/wordml" xmlns:w10="urn:schemas-microsoft-com:office:word" xmlns:wpg="http://schemas.microsoft.com/office/word/2010/wordprocessingGroup" xmlns:wpi="http://schemas.microsoft.com/office/word/2010/wordprocessingInk" xmlns:wne="http://schemas.microsoft.com/office/word/2006/wordml" xmlns:wps="http://schemas.microsoft.com/office/word/2010/wordprocessingShape" xmlns:wpsCustomData="http://www.wps.cn/officeDocument/2013/wpsCustomData" mc:Ignorable="w14 w15 wp14">
+  <w:endnote w:type="separator" w:id="0">
+    <w:p>
+      <w:pPr>
+        <w:spacing w:line="240" w:lineRule="auto"/>
+      </w:pPr>
+      <w:r>
+        <w:separator/>
+      </w:r>
+    </w:p>
+  </w:endnote>
+  <w:endnote w:type="continuationSeparator" w:id="1">
+    <w:p>
+      <w:pPr>
+        <w:spacing w:line="240" w:lineRule="auto"/>
+      </w:pPr>
+      <w:r>
+        <w:continuationSeparator/>
+      </w:r>
+    </w:p>
+  </w:endnote>
+</w:endnotes>
+</file>
+
+<file path=word/footnotes.xml><?xml version="1.0" encoding="utf-8"?>
+<w:footnotes xmlns:wpc="http://schemas.microsoft.com/office/word/2010/wordprocessingCanvas" xmlns:mc="http://schemas.openxmlformats.org/markup-compatibility/2006" xmlns:o="urn:schemas-microsoft-com:office:office" xmlns:r="http://schemas.openxmlformats.org/officeDocument/2006/relationships" xmlns:m="http://schemas.openxmlformats.org/officeDocument/2006/math" xmlns:v="urn:schemas-microsoft-com:vml" xmlns:wp14="http://schemas.microsoft.com/office/word/2010/wordprocessingDrawing" xmlns:wp="http://schemas.openxmlformats.org/drawingml/2006/wordprocessingDrawing" xmlns:w="http://schemas.openxmlformats.org/wordprocessingml/2006/main" xmlns:w14="http://schemas.microsoft.com/office/word/2010/wordml" xmlns:w15="http://schemas.microsoft.com/office/word/2012/wordml" xmlns:w10="urn:schemas-microsoft-com:office:word" xmlns:wpg="http://schemas.microsoft.com/office/word/2010/wordprocessingGroup" xmlns:wpi="http://schemas.microsoft.com/office/word/2010/wordprocessingInk" xmlns:wne="http://schemas.microsoft.com/office/word/2006/wordml" xmlns:wps="http://schemas.microsoft.com/office/word/2010/wordprocessingShape" xmlns:wpsCustomData="http://www.wps.cn/officeDocument/2013/wpsCustomData" mc:Ignorable="w14 w15 wp14">
+  <w:footnote w:type="separator" w:id="0">
+    <w:p>
+      <w:pPr>
+        <w:spacing w:line="360" w:lineRule="auto"/>
+      </w:pPr>
+      <w:r>
+        <w:separator/>
+      </w:r>
+    </w:p>
+  </w:footnote>
+  <w:footnote w:type="continuationSeparator" w:id="1">
+    <w:p>
+      <w:pPr>
+        <w:spacing w:line="360" w:lineRule="auto"/>
+      </w:pPr>
+      <w:r>
+        <w:continuationSeparator/>
+      </w:r>
+    </w:p>
+  </w:footnote>
+</w:footnotes>
+</file>
+
 <file path=word/header1.xml><?xml version="1.0" encoding="utf-8"?>
-<w:hdr xmlns:wpc="http://schemas.microsoft.com/office/word/2010/wordprocessingCanvas" xmlns:mc="http://schemas.openxmlformats.org/markup-compatibility/2006" xmlns:o="urn:schemas-microsoft-com:office:office" xmlns:r="http://schemas.openxmlformats.org/officeDocument/2006/relationships" xmlns:m="http://schemas.openxmlformats.org/officeDocument/2006/math" xmlns:v="urn:schemas-microsoft-com:vml" xmlns:wp14="http://schemas.microsoft.com/office/word/2010/wordprocessingDrawing" xmlns:wp="http://schemas.openxmlformats.org/drawingml/2006/wordprocessingDrawing" xmlns:w10="urn:schemas-microsoft-com:office:word" xmlns:w="http://schemas.openxmlformats.org/wordprocessingml/2006/main" xmlns:w14="http://schemas.microsoft.com/office/word/2010/wordml" xmlns:w15="http://schemas.microsoft.com/office/word/2012/wordml" xmlns:wne="http://schemas.microsoft.com/office/word/2006/wordml" xmlns:wpg="http://schemas.microsoft.com/office/word/2010/wordprocessingGroup" xmlns:wpi="http://schemas.microsoft.com/office/word/2010/wordprocessingInk" xmlns:wps="http://schemas.microsoft.com/office/word/2010/wordprocessingShape" mc:Ignorable="w14 w15 wp14">
+<w:hdr xmlns:wpc="http://schemas.microsoft.com/office/word/2010/wordprocessingCanvas" xmlns:mc="http://schemas.openxmlformats.org/markup-compatibility/2006" xmlns:o="urn:schemas-microsoft-com:office:office" xmlns:r="http://schemas.openxmlformats.org/officeDocument/2006/relationships" xmlns:m="http://schemas.openxmlformats.org/officeDocument/2006/math" xmlns:v="urn:schemas-microsoft-com:vml" xmlns:wp14="http://schemas.microsoft.com/office/word/2010/wordprocessingDrawing" xmlns:wp="http://schemas.openxmlformats.org/drawingml/2006/wordprocessingDrawing" xmlns:w10="urn:schemas-microsoft-com:office:word" xmlns:w="http://schemas.openxmlformats.org/wordprocessingml/2006/main" xmlns:w14="http://schemas.microsoft.com/office/word/2010/wordml" xmlns:w15="http://schemas.microsoft.com/office/word/2012/wordml" xmlns:wpg="http://schemas.microsoft.com/office/word/2010/wordprocessingGroup" xmlns:wpi="http://schemas.microsoft.com/office/word/2010/wordprocessingInk" xmlns:wne="http://schemas.microsoft.com/office/word/2006/wordml" xmlns:wps="http://schemas.microsoft.com/office/word/2010/wordprocessingShape" xmlns:wpsCustomData="http://www.wps.cn/officeDocument/2013/wpsCustomData" mc:Ignorable="w14 w15 wp14">
   <w:p>
     <w:pPr>
-      <w:pStyle w:val="Header"/>
+      <w:pStyle w:val="15"/>
       <w:pBdr>
-        <w:bottom w:val="single" w:sz="4" w:space="1" w:color="auto"/>
+        <w:bottom w:val="single" w:color="auto" w:sz="4" w:space="1"/>
       </w:pBdr>
       <w:tabs>
         <w:tab w:val="left" w:pos="335"/>
@@ -2921,27 +2916,27 @@
       </w:tabs>
       <w:jc w:val="right"/>
       <w:rPr>
-        <w:rFonts w:eastAsiaTheme="minorEastAsia" w:hint="eastAsia"/>
+        <w:rFonts w:hint="eastAsia" w:eastAsiaTheme="minorEastAsia"/>
         <w:lang w:eastAsia="zh-CN"/>
       </w:rPr>
     </w:pPr>
     <w:r>
       <w:rPr>
-        <w:rFonts w:eastAsiaTheme="minorEastAsia" w:hint="eastAsia"/>
+        <w:rFonts w:hint="eastAsia" w:eastAsiaTheme="minorEastAsia"/>
         <w:lang w:val="en-US" w:eastAsia="zh-CN"/>
       </w:rPr>
       <w:tab/>
     </w:r>
     <w:r>
       <w:rPr>
-        <w:rFonts w:eastAsiaTheme="minorEastAsia" w:hint="eastAsia"/>
+        <w:rFonts w:hint="eastAsia" w:eastAsiaTheme="minorEastAsia"/>
         <w:lang w:val="en-US" w:eastAsia="zh-CN"/>
       </w:rPr>
       <w:tab/>
     </w:r>
     <w:r>
       <w:rPr>
-        <w:rFonts w:eastAsiaTheme="minorEastAsia" w:hint="eastAsia"/>
+        <w:rFonts w:hint="eastAsia" w:eastAsiaTheme="minorEastAsia"/>
         <w:lang w:val="en-US" w:eastAsia="zh-CN"/>
       </w:rPr>
       <w:t>江西通信产业服务有限公司</w:t>
@@ -2951,15 +2946,15 @@
 </file>
 
 <file path=word/numbering.xml><?xml version="1.0" encoding="utf-8"?>
-<w:numbering xmlns:wpc="http://schemas.microsoft.com/office/word/2010/wordprocessingCanvas" xmlns:mc="http://schemas.openxmlformats.org/markup-compatibility/2006" xmlns:o="urn:schemas-microsoft-com:office:office" xmlns:r="http://schemas.openxmlformats.org/officeDocument/2006/relationships" xmlns:m="http://schemas.openxmlformats.org/officeDocument/2006/math" xmlns:v="urn:schemas-microsoft-com:vml" xmlns:wp14="http://schemas.microsoft.com/office/word/2010/wordprocessingDrawing" xmlns:wp="http://schemas.openxmlformats.org/drawingml/2006/wordprocessingDrawing" xmlns:w10="urn:schemas-microsoft-com:office:word" xmlns:w="http://schemas.openxmlformats.org/wordprocessingml/2006/main" xmlns:w14="http://schemas.microsoft.com/office/word/2010/wordml" xmlns:w15="http://schemas.microsoft.com/office/word/2012/wordml" xmlns:wne="http://schemas.microsoft.com/office/word/2006/wordml" xmlns:wpg="http://schemas.microsoft.com/office/word/2010/wordprocessingGroup" xmlns:wpi="http://schemas.microsoft.com/office/word/2010/wordprocessingInk" xmlns:wps="http://schemas.microsoft.com/office/word/2010/wordprocessingShape" mc:Ignorable="w14 w15 wp14">
+<w:numbering xmlns:wpc="http://schemas.microsoft.com/office/word/2010/wordprocessingCanvas" xmlns:mc="http://schemas.openxmlformats.org/markup-compatibility/2006" xmlns:o="urn:schemas-microsoft-com:office:office" xmlns:r="http://schemas.openxmlformats.org/officeDocument/2006/relationships" xmlns:m="http://schemas.openxmlformats.org/officeDocument/2006/math" xmlns:v="urn:schemas-microsoft-com:vml" xmlns:wp14="http://schemas.microsoft.com/office/word/2010/wordprocessingDrawing" xmlns:wp="http://schemas.openxmlformats.org/drawingml/2006/wordprocessingDrawing" xmlns:w10="urn:schemas-microsoft-com:office:word" xmlns:w="http://schemas.openxmlformats.org/wordprocessingml/2006/main" xmlns:w14="http://schemas.microsoft.com/office/word/2010/wordml" xmlns:wpg="http://schemas.microsoft.com/office/word/2010/wordprocessingGroup" xmlns:wpi="http://schemas.microsoft.com/office/word/2010/wordprocessingInk" xmlns:wne="http://schemas.microsoft.com/office/word/2006/wordml" xmlns:wps="http://schemas.microsoft.com/office/word/2010/wordprocessingShape" xmlns:wpsCustomData="http://www.wps.cn/officeDocument/2013/wpsCustomData" mc:Ignorable="w14 wp14">
   <w:abstractNum w:abstractNumId="0">
     <w:nsid w:val="8E964DCE"/>
     <w:multiLevelType w:val="multilevel"/>
     <w:tmpl w:val="8E964DCE"/>
-    <w:lvl w:ilvl="0">
+    <w:lvl w:ilvl="0" w:tentative="0">
       <w:start w:val="1"/>
       <w:numFmt w:val="decimal"/>
-      <w:pStyle w:val="Heading1"/>
+      <w:pStyle w:val="2"/>
       <w:lvlText w:val="%1."/>
       <w:lvlJc w:val="left"/>
       <w:pPr>
@@ -2969,10 +2964,10 @@
         <w:rFonts w:hint="default"/>
       </w:rPr>
     </w:lvl>
-    <w:lvl w:ilvl="1">
+    <w:lvl w:ilvl="1" w:tentative="0">
       <w:start w:val="1"/>
       <w:numFmt w:val="decimal"/>
-      <w:pStyle w:val="Heading2"/>
+      <w:pStyle w:val="3"/>
       <w:lvlText w:val="%1.%2."/>
       <w:lvlJc w:val="left"/>
       <w:pPr>
@@ -2982,10 +2977,10 @@
         <w:rFonts w:hint="default"/>
       </w:rPr>
     </w:lvl>
-    <w:lvl w:ilvl="2">
+    <w:lvl w:ilvl="2" w:tentative="0">
       <w:start w:val="1"/>
       <w:numFmt w:val="decimal"/>
-      <w:pStyle w:val="Heading3"/>
+      <w:pStyle w:val="4"/>
       <w:lvlText w:val="%1.%2.%3."/>
       <w:lvlJc w:val="left"/>
       <w:pPr>
@@ -2995,10 +2990,10 @@
         <w:rFonts w:hint="default"/>
       </w:rPr>
     </w:lvl>
-    <w:lvl w:ilvl="3">
+    <w:lvl w:ilvl="3" w:tentative="0">
       <w:start w:val="1"/>
       <w:numFmt w:val="decimal"/>
-      <w:pStyle w:val="Heading4"/>
+      <w:pStyle w:val="5"/>
       <w:lvlText w:val="%1.%2.%3.%4."/>
       <w:lvlJc w:val="left"/>
       <w:pPr>
@@ -3008,10 +3003,10 @@
         <w:rFonts w:hint="default"/>
       </w:rPr>
     </w:lvl>
-    <w:lvl w:ilvl="4">
+    <w:lvl w:ilvl="4" w:tentative="0">
       <w:start w:val="1"/>
       <w:numFmt w:val="decimal"/>
-      <w:pStyle w:val="Heading5"/>
+      <w:pStyle w:val="6"/>
       <w:lvlText w:val="%1.%2.%3.%4.%5."/>
       <w:lvlJc w:val="left"/>
       <w:pPr>
@@ -3021,10 +3016,10 @@
         <w:rFonts w:hint="default"/>
       </w:rPr>
     </w:lvl>
-    <w:lvl w:ilvl="5">
+    <w:lvl w:ilvl="5" w:tentative="0">
       <w:start w:val="1"/>
       <w:numFmt w:val="decimal"/>
-      <w:pStyle w:val="Heading6"/>
+      <w:pStyle w:val="7"/>
       <w:lvlText w:val="%1.%2.%3.%4.%5.%6."/>
       <w:lvlJc w:val="left"/>
       <w:pPr>
@@ -3034,10 +3029,10 @@
         <w:rFonts w:hint="default"/>
       </w:rPr>
     </w:lvl>
-    <w:lvl w:ilvl="6">
+    <w:lvl w:ilvl="6" w:tentative="0">
       <w:start w:val="1"/>
       <w:numFmt w:val="decimal"/>
-      <w:pStyle w:val="Heading7"/>
+      <w:pStyle w:val="8"/>
       <w:lvlText w:val="%1.%2.%3.%4.%5.%6.%7."/>
       <w:lvlJc w:val="left"/>
       <w:pPr>
@@ -3047,10 +3042,10 @@
         <w:rFonts w:hint="default"/>
       </w:rPr>
     </w:lvl>
-    <w:lvl w:ilvl="7">
+    <w:lvl w:ilvl="7" w:tentative="0">
       <w:start w:val="1"/>
       <w:numFmt w:val="decimal"/>
-      <w:pStyle w:val="Heading8"/>
+      <w:pStyle w:val="9"/>
       <w:lvlText w:val="%1.%2.%3.%4.%5.%6.%7.%8."/>
       <w:lvlJc w:val="left"/>
       <w:pPr>
@@ -3060,10 +3055,10 @@
         <w:rFonts w:hint="default"/>
       </w:rPr>
     </w:lvl>
-    <w:lvl w:ilvl="8">
+    <w:lvl w:ilvl="8" w:tentative="0">
       <w:start w:val="1"/>
       <w:numFmt w:val="decimal"/>
-      <w:pStyle w:val="Heading9"/>
+      <w:pStyle w:val="10"/>
       <w:lvlText w:val="%1.%2.%3.%4.%5.%6.%7.%8.%9."/>
       <w:lvlJc w:val="left"/>
       <w:pPr>
@@ -3081,267 +3076,269 @@
 </file>
 
 <file path=word/styles.xml><?xml version="1.0" encoding="utf-8"?>
-<w:styles xmlns:mc="http://schemas.openxmlformats.org/markup-compatibility/2006" xmlns:r="http://schemas.openxmlformats.org/officeDocument/2006/relationships" xmlns:w="http://schemas.openxmlformats.org/wordprocessingml/2006/main" xmlns:w14="http://schemas.microsoft.com/office/word/2010/wordml" xmlns:w15="http://schemas.microsoft.com/office/word/2012/wordml" mc:Ignorable="w14 w15">
+<w:styles xmlns:mc="http://schemas.openxmlformats.org/markup-compatibility/2006" xmlns:o="urn:schemas-microsoft-com:office:office" xmlns:r="http://schemas.openxmlformats.org/officeDocument/2006/relationships" xmlns:m="http://schemas.openxmlformats.org/officeDocument/2006/math" xmlns:v="urn:schemas-microsoft-com:vml" xmlns:w="http://schemas.openxmlformats.org/wordprocessingml/2006/main" xmlns:w14="http://schemas.microsoft.com/office/word/2010/wordml" xmlns:w10="urn:schemas-microsoft-com:office:word" xmlns:sl="http://schemas.openxmlformats.org/schemaLibrary/2006/main" xmlns:wpsCustomData="http://www.wps.cn/officeDocument/2013/wpsCustomData" mc:Ignorable="w14">
   <w:docDefaults>
     <w:rPrDefault>
       <w:rPr>
-        <w:rFonts w:ascii="Times New Roman" w:eastAsia="宋体" w:hAnsi="Times New Roman" w:cs="Times New Roman"/>
+        <w:rFonts w:ascii="Times New Roman" w:hAnsi="Times New Roman" w:eastAsia="宋体" w:cs="Times New Roman"/>
       </w:rPr>
     </w:rPrDefault>
     <w:pPrDefault/>
   </w:docDefaults>
-  <w:latentStyles w:defLockedState="0" w:defUIPriority="99" w:defSemiHidden="1" w:defUnhideWhenUsed="1" w:defQFormat="0" w:count="260">
-    <w:lsdException w:name="Normal" w:semiHidden="0" w:uiPriority="0" w:unhideWhenUsed="0" w:qFormat="1"/>
-    <w:lsdException w:name="heading 1" w:semiHidden="0" w:uiPriority="0" w:unhideWhenUsed="0" w:qFormat="1"/>
-    <w:lsdException w:name="heading 2" w:semiHidden="0" w:uiPriority="0" w:qFormat="1"/>
-    <w:lsdException w:name="heading 3" w:uiPriority="0" w:qFormat="1"/>
-    <w:lsdException w:name="heading 4" w:semiHidden="0" w:uiPriority="0" w:qFormat="1"/>
-    <w:lsdException w:name="heading 5" w:uiPriority="0" w:qFormat="1"/>
-    <w:lsdException w:name="heading 6" w:uiPriority="0" w:qFormat="1"/>
-    <w:lsdException w:name="heading 7" w:uiPriority="0" w:qFormat="1"/>
-    <w:lsdException w:name="heading 8" w:uiPriority="0" w:qFormat="1"/>
-    <w:lsdException w:name="heading 9" w:uiPriority="0" w:qFormat="1"/>
-    <w:lsdException w:name="index 1" w:semiHidden="0" w:uiPriority="0" w:unhideWhenUsed="0"/>
-    <w:lsdException w:name="index 2" w:semiHidden="0" w:uiPriority="0" w:unhideWhenUsed="0"/>
-    <w:lsdException w:name="index 3" w:semiHidden="0" w:uiPriority="0" w:unhideWhenUsed="0"/>
-    <w:lsdException w:name="index 4" w:semiHidden="0" w:uiPriority="0" w:unhideWhenUsed="0"/>
-    <w:lsdException w:name="index 5" w:semiHidden="0" w:uiPriority="0" w:unhideWhenUsed="0"/>
-    <w:lsdException w:name="index 6" w:semiHidden="0" w:uiPriority="0" w:unhideWhenUsed="0"/>
-    <w:lsdException w:name="index 7" w:semiHidden="0" w:uiPriority="0" w:unhideWhenUsed="0"/>
-    <w:lsdException w:name="index 8" w:semiHidden="0" w:uiPriority="0" w:unhideWhenUsed="0"/>
-    <w:lsdException w:name="index 9" w:semiHidden="0" w:uiPriority="0" w:unhideWhenUsed="0"/>
-    <w:lsdException w:name="toc 1" w:semiHidden="0" w:uiPriority="0" w:unhideWhenUsed="0" w:qFormat="1"/>
-    <w:lsdException w:name="toc 2" w:semiHidden="0" w:uiPriority="0" w:unhideWhenUsed="0" w:qFormat="1"/>
-    <w:lsdException w:name="toc 3" w:semiHidden="0" w:uiPriority="0" w:unhideWhenUsed="0" w:qFormat="1"/>
-    <w:lsdException w:name="toc 4" w:semiHidden="0" w:uiPriority="0" w:unhideWhenUsed="0"/>
-    <w:lsdException w:name="toc 5" w:semiHidden="0" w:uiPriority="0" w:unhideWhenUsed="0"/>
-    <w:lsdException w:name="toc 6" w:semiHidden="0" w:uiPriority="0" w:unhideWhenUsed="0"/>
-    <w:lsdException w:name="toc 7" w:semiHidden="0" w:uiPriority="0" w:unhideWhenUsed="0"/>
-    <w:lsdException w:name="toc 8" w:semiHidden="0" w:uiPriority="0" w:unhideWhenUsed="0"/>
-    <w:lsdException w:name="toc 9" w:semiHidden="0" w:uiPriority="0" w:unhideWhenUsed="0"/>
-    <w:lsdException w:name="Normal Indent" w:semiHidden="0" w:uiPriority="0" w:unhideWhenUsed="0"/>
-    <w:lsdException w:name="footnote text" w:semiHidden="0" w:uiPriority="0" w:unhideWhenUsed="0"/>
-    <w:lsdException w:name="annotation text" w:semiHidden="0" w:uiPriority="0" w:unhideWhenUsed="0" w:qFormat="1"/>
-    <w:lsdException w:name="header" w:semiHidden="0" w:uiPriority="0" w:unhideWhenUsed="0" w:qFormat="1"/>
-    <w:lsdException w:name="footer" w:semiHidden="0" w:uiPriority="0" w:unhideWhenUsed="0" w:qFormat="1"/>
-    <w:lsdException w:name="index heading" w:semiHidden="0" w:uiPriority="0" w:unhideWhenUsed="0"/>
-    <w:lsdException w:name="caption" w:uiPriority="0" w:qFormat="1"/>
-    <w:lsdException w:name="table of figures" w:semiHidden="0" w:uiPriority="0" w:unhideWhenUsed="0"/>
-    <w:lsdException w:name="envelope address" w:semiHidden="0" w:uiPriority="0" w:unhideWhenUsed="0"/>
-    <w:lsdException w:name="envelope return" w:semiHidden="0" w:uiPriority="0" w:unhideWhenUsed="0"/>
-    <w:lsdException w:name="footnote reference" w:semiHidden="0" w:uiPriority="0" w:unhideWhenUsed="0"/>
-    <w:lsdException w:name="annotation reference" w:semiHidden="0" w:uiPriority="0" w:unhideWhenUsed="0"/>
-    <w:lsdException w:name="line number" w:semiHidden="0" w:uiPriority="0" w:unhideWhenUsed="0"/>
-    <w:lsdException w:name="page number" w:semiHidden="0" w:uiPriority="0" w:unhideWhenUsed="0"/>
-    <w:lsdException w:name="endnote reference" w:semiHidden="0" w:uiPriority="0" w:unhideWhenUsed="0"/>
-    <w:lsdException w:name="endnote text" w:semiHidden="0" w:uiPriority="0" w:unhideWhenUsed="0"/>
-    <w:lsdException w:name="table of authorities" w:semiHidden="0" w:uiPriority="0" w:unhideWhenUsed="0"/>
-    <w:lsdException w:name="macro" w:semiHidden="0" w:uiPriority="0" w:unhideWhenUsed="0"/>
-    <w:lsdException w:name="toa heading" w:semiHidden="0" w:uiPriority="0" w:unhideWhenUsed="0"/>
-    <w:lsdException w:name="List" w:semiHidden="0" w:uiPriority="0" w:unhideWhenUsed="0"/>
-    <w:lsdException w:name="List Bullet" w:semiHidden="0" w:uiPriority="0" w:unhideWhenUsed="0"/>
-    <w:lsdException w:name="List Number" w:semiHidden="0" w:uiPriority="0" w:unhideWhenUsed="0"/>
-    <w:lsdException w:name="List 2" w:semiHidden="0" w:uiPriority="0" w:unhideWhenUsed="0"/>
-    <w:lsdException w:name="List 3" w:semiHidden="0" w:uiPriority="0" w:unhideWhenUsed="0"/>
-    <w:lsdException w:name="List 4" w:semiHidden="0" w:uiPriority="0" w:unhideWhenUsed="0"/>
-    <w:lsdException w:name="List 5" w:semiHidden="0" w:uiPriority="0" w:unhideWhenUsed="0"/>
-    <w:lsdException w:name="List Bullet 2" w:semiHidden="0" w:uiPriority="0" w:unhideWhenUsed="0"/>
-    <w:lsdException w:name="List Bullet 3" w:semiHidden="0" w:uiPriority="0" w:unhideWhenUsed="0"/>
-    <w:lsdException w:name="List Bullet 4" w:semiHidden="0" w:uiPriority="0" w:unhideWhenUsed="0"/>
-    <w:lsdException w:name="List Bullet 5" w:semiHidden="0" w:uiPriority="0" w:unhideWhenUsed="0"/>
-    <w:lsdException w:name="List Number 2" w:semiHidden="0" w:uiPriority="0" w:unhideWhenUsed="0"/>
-    <w:lsdException w:name="List Number 3" w:semiHidden="0" w:uiPriority="0" w:unhideWhenUsed="0"/>
-    <w:lsdException w:name="List Number 4" w:semiHidden="0" w:uiPriority="0" w:unhideWhenUsed="0"/>
-    <w:lsdException w:name="List Number 5" w:semiHidden="0" w:uiPriority="0" w:unhideWhenUsed="0"/>
-    <w:lsdException w:name="Title" w:semiHidden="0" w:uiPriority="0" w:unhideWhenUsed="0" w:qFormat="1"/>
-    <w:lsdException w:name="Closing" w:semiHidden="0" w:uiPriority="0" w:unhideWhenUsed="0"/>
-    <w:lsdException w:name="Signature" w:semiHidden="0" w:uiPriority="0" w:unhideWhenUsed="0"/>
-    <w:lsdException w:name="Default Paragraph Font" w:uiPriority="0" w:unhideWhenUsed="0" w:qFormat="1"/>
-    <w:lsdException w:name="Body Text" w:uiPriority="0" w:unhideWhenUsed="0" w:qFormat="1"/>
-    <w:lsdException w:name="Body Text Indent" w:semiHidden="0" w:uiPriority="0" w:unhideWhenUsed="0"/>
-    <w:lsdException w:name="List Continue" w:semiHidden="0" w:uiPriority="0" w:unhideWhenUsed="0"/>
-    <w:lsdException w:name="List Continue 2" w:semiHidden="0" w:uiPriority="0" w:unhideWhenUsed="0"/>
-    <w:lsdException w:name="List Continue 3" w:semiHidden="0" w:uiPriority="0" w:unhideWhenUsed="0"/>
-    <w:lsdException w:name="List Continue 4" w:semiHidden="0" w:uiPriority="0" w:unhideWhenUsed="0"/>
-    <w:lsdException w:name="List Continue 5" w:semiHidden="0" w:uiPriority="0" w:unhideWhenUsed="0"/>
-    <w:lsdException w:name="Message Header" w:semiHidden="0" w:uiPriority="0" w:unhideWhenUsed="0"/>
-    <w:lsdException w:name="Subtitle" w:semiHidden="0" w:uiPriority="0" w:unhideWhenUsed="0" w:qFormat="1"/>
-    <w:lsdException w:name="Salutation" w:semiHidden="0" w:uiPriority="0" w:unhideWhenUsed="0"/>
-    <w:lsdException w:name="Date" w:semiHidden="0" w:uiPriority="0" w:unhideWhenUsed="0"/>
-    <w:lsdException w:name="Body Text First Indent" w:semiHidden="0" w:uiPriority="0" w:unhideWhenUsed="0"/>
-    <w:lsdException w:name="Body Text First Indent 2" w:semiHidden="0" w:uiPriority="0" w:unhideWhenUsed="0"/>
-    <w:lsdException w:name="Body Text 2" w:semiHidden="0" w:uiPriority="0" w:unhideWhenUsed="0"/>
-    <w:lsdException w:name="Body Text 3" w:semiHidden="0" w:uiPriority="0" w:unhideWhenUsed="0"/>
-    <w:lsdException w:name="Body Text Indent 2" w:semiHidden="0" w:uiPriority="0" w:unhideWhenUsed="0"/>
-    <w:lsdException w:name="Body Text Indent 3" w:semiHidden="0" w:uiPriority="0" w:unhideWhenUsed="0"/>
-    <w:lsdException w:name="Block Text" w:semiHidden="0" w:uiPriority="0" w:unhideWhenUsed="0"/>
-    <w:lsdException w:name="Hyperlink" w:semiHidden="0" w:uiPriority="0" w:unhideWhenUsed="0"/>
-    <w:lsdException w:name="FollowedHyperlink" w:semiHidden="0" w:uiPriority="0" w:unhideWhenUsed="0"/>
-    <w:lsdException w:name="Strong" w:semiHidden="0" w:uiPriority="0" w:unhideWhenUsed="0" w:qFormat="1"/>
-    <w:lsdException w:name="Emphasis" w:semiHidden="0" w:uiPriority="0" w:unhideWhenUsed="0" w:qFormat="1"/>
-    <w:lsdException w:name="Document Map" w:semiHidden="0" w:uiPriority="0" w:unhideWhenUsed="0"/>
-    <w:lsdException w:name="Plain Text" w:semiHidden="0" w:uiPriority="0" w:unhideWhenUsed="0"/>
-    <w:lsdException w:name="E-mail Signature" w:semiHidden="0" w:uiPriority="0" w:unhideWhenUsed="0"/>
-    <w:lsdException w:name="Normal (Web)" w:semiHidden="0" w:uiPriority="0" w:unhideWhenUsed="0" w:qFormat="1"/>
-    <w:lsdException w:name="HTML Acronym" w:semiHidden="0" w:uiPriority="0" w:unhideWhenUsed="0"/>
-    <w:lsdException w:name="HTML Address" w:semiHidden="0" w:uiPriority="0" w:unhideWhenUsed="0"/>
-    <w:lsdException w:name="HTML Cite" w:semiHidden="0" w:uiPriority="0" w:unhideWhenUsed="0"/>
-    <w:lsdException w:name="HTML Code" w:semiHidden="0" w:uiPriority="0" w:unhideWhenUsed="0"/>
-    <w:lsdException w:name="HTML Definition" w:semiHidden="0" w:uiPriority="0" w:unhideWhenUsed="0"/>
-    <w:lsdException w:name="HTML Keyboard" w:semiHidden="0" w:uiPriority="0" w:unhideWhenUsed="0"/>
-    <w:lsdException w:name="HTML Preformatted" w:semiHidden="0" w:uiPriority="0" w:unhideWhenUsed="0"/>
-    <w:lsdException w:name="HTML Sample" w:semiHidden="0" w:uiPriority="0" w:unhideWhenUsed="0"/>
-    <w:lsdException w:name="HTML Typewriter" w:semiHidden="0" w:uiPriority="0" w:unhideWhenUsed="0"/>
-    <w:lsdException w:name="HTML Variable" w:semiHidden="0" w:uiPriority="0" w:unhideWhenUsed="0"/>
-    <w:lsdException w:name="Normal Table" w:uiPriority="0" w:unhideWhenUsed="0" w:qFormat="1"/>
-    <w:lsdException w:name="annotation subject" w:semiHidden="0" w:uiPriority="0" w:unhideWhenUsed="0"/>
-    <w:lsdException w:name="Table Simple 1" w:semiHidden="0" w:uiPriority="0" w:unhideWhenUsed="0"/>
-    <w:lsdException w:name="Table Simple 2" w:semiHidden="0" w:uiPriority="0" w:unhideWhenUsed="0"/>
-    <w:lsdException w:name="Table Simple 3" w:semiHidden="0" w:uiPriority="0" w:unhideWhenUsed="0"/>
-    <w:lsdException w:name="Table Classic 1" w:semiHidden="0" w:uiPriority="0" w:unhideWhenUsed="0"/>
-    <w:lsdException w:name="Table Classic 2" w:semiHidden="0" w:uiPriority="0" w:unhideWhenUsed="0"/>
-    <w:lsdException w:name="Table Classic 3" w:semiHidden="0" w:uiPriority="0" w:unhideWhenUsed="0"/>
-    <w:lsdException w:name="Table Classic 4" w:semiHidden="0" w:uiPriority="0" w:unhideWhenUsed="0"/>
-    <w:lsdException w:name="Table Colorful 1" w:semiHidden="0" w:uiPriority="0" w:unhideWhenUsed="0"/>
-    <w:lsdException w:name="Table Colorful 2" w:semiHidden="0" w:uiPriority="0" w:unhideWhenUsed="0"/>
-    <w:lsdException w:name="Table Colorful 3" w:semiHidden="0" w:uiPriority="0" w:unhideWhenUsed="0"/>
-    <w:lsdException w:name="Table Columns 1" w:semiHidden="0" w:uiPriority="0" w:unhideWhenUsed="0"/>
-    <w:lsdException w:name="Table Columns 2" w:semiHidden="0" w:uiPriority="0" w:unhideWhenUsed="0"/>
-    <w:lsdException w:name="Table Columns 3" w:semiHidden="0" w:uiPriority="0" w:unhideWhenUsed="0"/>
-    <w:lsdException w:name="Table Columns 4" w:semiHidden="0" w:uiPriority="0" w:unhideWhenUsed="0"/>
-    <w:lsdException w:name="Table Columns 5" w:semiHidden="0" w:uiPriority="0" w:unhideWhenUsed="0"/>
-    <w:lsdException w:name="Table Grid 1" w:semiHidden="0" w:uiPriority="0" w:unhideWhenUsed="0"/>
-    <w:lsdException w:name="Table Grid 2" w:semiHidden="0" w:uiPriority="0" w:unhideWhenUsed="0"/>
-    <w:lsdException w:name="Table Grid 3" w:semiHidden="0" w:uiPriority="0" w:unhideWhenUsed="0"/>
-    <w:lsdException w:name="Table Grid 4" w:semiHidden="0" w:uiPriority="0" w:unhideWhenUsed="0"/>
-    <w:lsdException w:name="Table Grid 5" w:semiHidden="0" w:uiPriority="0" w:unhideWhenUsed="0"/>
-    <w:lsdException w:name="Table Grid 6" w:semiHidden="0" w:uiPriority="0" w:unhideWhenUsed="0"/>
-    <w:lsdException w:name="Table Grid 7" w:semiHidden="0" w:uiPriority="0" w:unhideWhenUsed="0"/>
-    <w:lsdException w:name="Table Grid 8" w:semiHidden="0" w:uiPriority="0" w:unhideWhenUsed="0"/>
-    <w:lsdException w:name="Table List 1" w:semiHidden="0" w:uiPriority="0" w:unhideWhenUsed="0"/>
-    <w:lsdException w:name="Table List 2" w:semiHidden="0" w:uiPriority="0" w:unhideWhenUsed="0"/>
-    <w:lsdException w:name="Table List 3" w:semiHidden="0" w:uiPriority="0" w:unhideWhenUsed="0"/>
-    <w:lsdException w:name="Table List 4" w:semiHidden="0" w:uiPriority="0" w:unhideWhenUsed="0"/>
-    <w:lsdException w:name="Table List 5" w:semiHidden="0" w:uiPriority="0" w:unhideWhenUsed="0"/>
-    <w:lsdException w:name="Table List 6" w:semiHidden="0" w:uiPriority="0" w:unhideWhenUsed="0"/>
-    <w:lsdException w:name="Table List 7" w:semiHidden="0" w:uiPriority="0" w:unhideWhenUsed="0"/>
-    <w:lsdException w:name="Table List 8" w:semiHidden="0" w:uiPriority="0" w:unhideWhenUsed="0"/>
-    <w:lsdException w:name="Table 3D effects 1" w:semiHidden="0" w:uiPriority="0" w:unhideWhenUsed="0"/>
-    <w:lsdException w:name="Table 3D effects 2" w:semiHidden="0" w:uiPriority="0" w:unhideWhenUsed="0"/>
-    <w:lsdException w:name="Table 3D effects 3" w:semiHidden="0" w:uiPriority="0" w:unhideWhenUsed="0"/>
-    <w:lsdException w:name="Table Contemporary" w:semiHidden="0" w:uiPriority="0" w:unhideWhenUsed="0"/>
-    <w:lsdException w:name="Table Elegant" w:semiHidden="0" w:uiPriority="0" w:unhideWhenUsed="0"/>
-    <w:lsdException w:name="Table Professional" w:semiHidden="0" w:uiPriority="0" w:unhideWhenUsed="0"/>
-    <w:lsdException w:name="Table Subtle 1" w:semiHidden="0" w:uiPriority="0" w:unhideWhenUsed="0"/>
-    <w:lsdException w:name="Table Subtle 2" w:semiHidden="0" w:uiPriority="0" w:unhideWhenUsed="0"/>
-    <w:lsdException w:name="Table Web 1" w:semiHidden="0" w:uiPriority="0" w:unhideWhenUsed="0"/>
-    <w:lsdException w:name="Table Web 2" w:semiHidden="0" w:uiPriority="0" w:unhideWhenUsed="0"/>
-    <w:lsdException w:name="Table Web 3" w:semiHidden="0" w:uiPriority="0" w:unhideWhenUsed="0"/>
-    <w:lsdException w:name="Balloon Text" w:semiHidden="0" w:uiPriority="0" w:unhideWhenUsed="0"/>
-    <w:lsdException w:name="Table Grid" w:semiHidden="0" w:uiPriority="0" w:unhideWhenUsed="0" w:qFormat="1"/>
-    <w:lsdException w:name="Table Theme" w:semiHidden="0" w:uiPriority="0" w:unhideWhenUsed="0"/>
-    <w:lsdException w:name="Light Shading" w:semiHidden="0" w:uiPriority="60" w:unhideWhenUsed="0"/>
-    <w:lsdException w:name="Light List" w:semiHidden="0" w:uiPriority="61" w:unhideWhenUsed="0"/>
-    <w:lsdException w:name="Light Grid" w:semiHidden="0" w:uiPriority="62" w:unhideWhenUsed="0"/>
-    <w:lsdException w:name="Medium Shading 1" w:semiHidden="0" w:uiPriority="63" w:unhideWhenUsed="0"/>
-    <w:lsdException w:name="Medium Shading 2" w:semiHidden="0" w:uiPriority="64" w:unhideWhenUsed="0"/>
-    <w:lsdException w:name="Medium List 1" w:semiHidden="0" w:uiPriority="65" w:unhideWhenUsed="0"/>
-    <w:lsdException w:name="Medium List 2" w:semiHidden="0" w:uiPriority="66" w:unhideWhenUsed="0"/>
-    <w:lsdException w:name="Medium Grid 1" w:semiHidden="0" w:uiPriority="67" w:unhideWhenUsed="0"/>
-    <w:lsdException w:name="Medium Grid 2" w:semiHidden="0" w:uiPriority="68" w:unhideWhenUsed="0"/>
-    <w:lsdException w:name="Medium Grid 3" w:semiHidden="0" w:uiPriority="69" w:unhideWhenUsed="0"/>
-    <w:lsdException w:name="Dark List" w:semiHidden="0" w:uiPriority="70" w:unhideWhenUsed="0"/>
-    <w:lsdException w:name="Colorful Shading" w:semiHidden="0" w:uiPriority="71" w:unhideWhenUsed="0"/>
-    <w:lsdException w:name="Colorful List" w:semiHidden="0" w:uiPriority="72" w:unhideWhenUsed="0"/>
-    <w:lsdException w:name="Colorful Grid" w:semiHidden="0" w:uiPriority="73" w:unhideWhenUsed="0"/>
-    <w:lsdException w:name="Light Shading Accent 1" w:semiHidden="0" w:uiPriority="60" w:unhideWhenUsed="0"/>
-    <w:lsdException w:name="Light List Accent 1" w:semiHidden="0" w:uiPriority="61" w:unhideWhenUsed="0"/>
-    <w:lsdException w:name="Light Grid Accent 1" w:semiHidden="0" w:uiPriority="62" w:unhideWhenUsed="0"/>
-    <w:lsdException w:name="Medium Shading 1 Accent 1" w:semiHidden="0" w:uiPriority="63" w:unhideWhenUsed="0"/>
-    <w:lsdException w:name="Medium Shading 2 Accent 1" w:semiHidden="0" w:uiPriority="64" w:unhideWhenUsed="0"/>
-    <w:lsdException w:name="Medium List 1 Accent 1" w:semiHidden="0" w:uiPriority="65" w:unhideWhenUsed="0"/>
-    <w:lsdException w:name="Medium List 2 Accent 1" w:semiHidden="0" w:uiPriority="66" w:unhideWhenUsed="0"/>
-    <w:lsdException w:name="Medium Grid 1 Accent 1" w:semiHidden="0" w:uiPriority="67" w:unhideWhenUsed="0"/>
-    <w:lsdException w:name="Medium Grid 2 Accent 1" w:semiHidden="0" w:uiPriority="68" w:unhideWhenUsed="0"/>
-    <w:lsdException w:name="Medium Grid 3 Accent 1" w:semiHidden="0" w:uiPriority="69" w:unhideWhenUsed="0"/>
-    <w:lsdException w:name="Dark List Accent 1" w:semiHidden="0" w:uiPriority="70" w:unhideWhenUsed="0"/>
-    <w:lsdException w:name="Colorful Shading Accent 1" w:semiHidden="0" w:uiPriority="71" w:unhideWhenUsed="0"/>
-    <w:lsdException w:name="Colorful List Accent 1" w:semiHidden="0" w:uiPriority="72" w:unhideWhenUsed="0"/>
-    <w:lsdException w:name="Colorful Grid Accent 1" w:semiHidden="0" w:uiPriority="73" w:unhideWhenUsed="0"/>
-    <w:lsdException w:name="Light Shading Accent 2" w:semiHidden="0" w:uiPriority="60" w:unhideWhenUsed="0"/>
-    <w:lsdException w:name="Light List Accent 2" w:semiHidden="0" w:uiPriority="61" w:unhideWhenUsed="0"/>
-    <w:lsdException w:name="Light Grid Accent 2" w:semiHidden="0" w:uiPriority="62" w:unhideWhenUsed="0"/>
-    <w:lsdException w:name="Medium Shading 1 Accent 2" w:semiHidden="0" w:uiPriority="63" w:unhideWhenUsed="0"/>
-    <w:lsdException w:name="Medium Shading 2 Accent 2" w:semiHidden="0" w:uiPriority="64" w:unhideWhenUsed="0"/>
-    <w:lsdException w:name="Medium List 1 Accent 2" w:semiHidden="0" w:uiPriority="65" w:unhideWhenUsed="0"/>
-    <w:lsdException w:name="Medium List 2 Accent 2" w:semiHidden="0" w:uiPriority="66" w:unhideWhenUsed="0"/>
-    <w:lsdException w:name="Medium Grid 1 Accent 2" w:semiHidden="0" w:uiPriority="67" w:unhideWhenUsed="0"/>
-    <w:lsdException w:name="Medium Grid 2 Accent 2" w:semiHidden="0" w:uiPriority="68" w:unhideWhenUsed="0"/>
-    <w:lsdException w:name="Medium Grid 3 Accent 2" w:semiHidden="0" w:uiPriority="69" w:unhideWhenUsed="0"/>
-    <w:lsdException w:name="Dark List Accent 2" w:semiHidden="0" w:uiPriority="70" w:unhideWhenUsed="0"/>
-    <w:lsdException w:name="Colorful Shading Accent 2" w:semiHidden="0" w:uiPriority="71" w:unhideWhenUsed="0"/>
-    <w:lsdException w:name="Colorful List Accent 2" w:semiHidden="0" w:uiPriority="72" w:unhideWhenUsed="0"/>
-    <w:lsdException w:name="Colorful Grid Accent 2" w:semiHidden="0" w:uiPriority="73" w:unhideWhenUsed="0"/>
-    <w:lsdException w:name="Light Shading Accent 3" w:semiHidden="0" w:uiPriority="60" w:unhideWhenUsed="0"/>
-    <w:lsdException w:name="Light List Accent 3" w:semiHidden="0" w:uiPriority="61" w:unhideWhenUsed="0"/>
-    <w:lsdException w:name="Light Grid Accent 3" w:semiHidden="0" w:uiPriority="62" w:unhideWhenUsed="0"/>
-    <w:lsdException w:name="Medium Shading 1 Accent 3" w:semiHidden="0" w:uiPriority="63" w:unhideWhenUsed="0"/>
-    <w:lsdException w:name="Medium Shading 2 Accent 3" w:semiHidden="0" w:uiPriority="64" w:unhideWhenUsed="0"/>
-    <w:lsdException w:name="Medium List 1 Accent 3" w:semiHidden="0" w:uiPriority="65" w:unhideWhenUsed="0"/>
-    <w:lsdException w:name="Medium List 2 Accent 3" w:semiHidden="0" w:uiPriority="66" w:unhideWhenUsed="0"/>
-    <w:lsdException w:name="Medium Grid 1 Accent 3" w:semiHidden="0" w:uiPriority="67" w:unhideWhenUsed="0"/>
-    <w:lsdException w:name="Medium Grid 2 Accent 3" w:semiHidden="0" w:uiPriority="68" w:unhideWhenUsed="0"/>
-    <w:lsdException w:name="Medium Grid 3 Accent 3" w:semiHidden="0" w:uiPriority="69" w:unhideWhenUsed="0"/>
-    <w:lsdException w:name="Dark List Accent 3" w:semiHidden="0" w:uiPriority="70" w:unhideWhenUsed="0"/>
-    <w:lsdException w:name="Colorful Shading Accent 3" w:semiHidden="0" w:uiPriority="71" w:unhideWhenUsed="0"/>
-    <w:lsdException w:name="Colorful List Accent 3" w:semiHidden="0" w:uiPriority="72" w:unhideWhenUsed="0"/>
-    <w:lsdException w:name="Colorful Grid Accent 3" w:semiHidden="0" w:uiPriority="73" w:unhideWhenUsed="0"/>
-    <w:lsdException w:name="Light Shading Accent 4" w:semiHidden="0" w:uiPriority="60" w:unhideWhenUsed="0"/>
-    <w:lsdException w:name="Light List Accent 4" w:semiHidden="0" w:uiPriority="61" w:unhideWhenUsed="0"/>
-    <w:lsdException w:name="Light Grid Accent 4" w:semiHidden="0" w:uiPriority="62" w:unhideWhenUsed="0"/>
-    <w:lsdException w:name="Medium Shading 1 Accent 4" w:semiHidden="0" w:uiPriority="63" w:unhideWhenUsed="0"/>
-    <w:lsdException w:name="Medium Shading 2 Accent 4" w:semiHidden="0" w:uiPriority="64" w:unhideWhenUsed="0"/>
-    <w:lsdException w:name="Medium List 1 Accent 4" w:semiHidden="0" w:uiPriority="65" w:unhideWhenUsed="0"/>
-    <w:lsdException w:name="Medium List 2 Accent 4" w:semiHidden="0" w:uiPriority="66" w:unhideWhenUsed="0"/>
-    <w:lsdException w:name="Medium Grid 1 Accent 4" w:semiHidden="0" w:uiPriority="67" w:unhideWhenUsed="0"/>
-    <w:lsdException w:name="Medium Grid 2 Accent 4" w:semiHidden="0" w:uiPriority="68" w:unhideWhenUsed="0"/>
-    <w:lsdException w:name="Medium Grid 3 Accent 4" w:semiHidden="0" w:uiPriority="69" w:unhideWhenUsed="0"/>
-    <w:lsdException w:name="Dark List Accent 4" w:semiHidden="0" w:uiPriority="70" w:unhideWhenUsed="0"/>
-    <w:lsdException w:name="Colorful Shading Accent 4" w:semiHidden="0" w:uiPriority="71" w:unhideWhenUsed="0"/>
-    <w:lsdException w:name="Colorful List Accent 4" w:semiHidden="0" w:uiPriority="72" w:unhideWhenUsed="0"/>
-    <w:lsdException w:name="Colorful Grid Accent 4" w:semiHidden="0" w:uiPriority="73" w:unhideWhenUsed="0"/>
-    <w:lsdException w:name="Light Shading Accent 5" w:semiHidden="0" w:uiPriority="60" w:unhideWhenUsed="0"/>
-    <w:lsdException w:name="Light List Accent 5" w:semiHidden="0" w:uiPriority="61" w:unhideWhenUsed="0"/>
-    <w:lsdException w:name="Light Grid Accent 5" w:semiHidden="0" w:uiPriority="62" w:unhideWhenUsed="0"/>
-    <w:lsdException w:name="Medium Shading 1 Accent 5" w:semiHidden="0" w:uiPriority="63" w:unhideWhenUsed="0"/>
-    <w:lsdException w:name="Medium Shading 2 Accent 5" w:semiHidden="0" w:uiPriority="64" w:unhideWhenUsed="0"/>
-    <w:lsdException w:name="Medium List 1 Accent 5" w:semiHidden="0" w:uiPriority="65" w:unhideWhenUsed="0"/>
-    <w:lsdException w:name="Medium List 2 Accent 5" w:semiHidden="0" w:uiPriority="66" w:unhideWhenUsed="0"/>
-    <w:lsdException w:name="Medium Grid 1 Accent 5" w:semiHidden="0" w:uiPriority="67" w:unhideWhenUsed="0"/>
-    <w:lsdException w:name="Medium Grid 2 Accent 5" w:semiHidden="0" w:uiPriority="68" w:unhideWhenUsed="0"/>
-    <w:lsdException w:name="Medium Grid 3 Accent 5" w:semiHidden="0" w:uiPriority="69" w:unhideWhenUsed="0"/>
-    <w:lsdException w:name="Dark List Accent 5" w:semiHidden="0" w:uiPriority="70" w:unhideWhenUsed="0"/>
-    <w:lsdException w:name="Colorful Shading Accent 5" w:semiHidden="0" w:uiPriority="71" w:unhideWhenUsed="0"/>
-    <w:lsdException w:name="Colorful List Accent 5" w:semiHidden="0" w:uiPriority="72" w:unhideWhenUsed="0"/>
-    <w:lsdException w:name="Colorful Grid Accent 5" w:semiHidden="0" w:uiPriority="73" w:unhideWhenUsed="0"/>
-    <w:lsdException w:name="Light Shading Accent 6" w:semiHidden="0" w:uiPriority="60" w:unhideWhenUsed="0"/>
-    <w:lsdException w:name="Light List Accent 6" w:semiHidden="0" w:uiPriority="61" w:unhideWhenUsed="0"/>
-    <w:lsdException w:name="Light Grid Accent 6" w:semiHidden="0" w:uiPriority="62" w:unhideWhenUsed="0"/>
-    <w:lsdException w:name="Medium Shading 1 Accent 6" w:semiHidden="0" w:uiPriority="63" w:unhideWhenUsed="0"/>
-    <w:lsdException w:name="Medium Shading 2 Accent 6" w:semiHidden="0" w:uiPriority="64" w:unhideWhenUsed="0"/>
-    <w:lsdException w:name="Medium List 1 Accent 6" w:semiHidden="0" w:uiPriority="65" w:unhideWhenUsed="0"/>
-    <w:lsdException w:name="Medium List 2 Accent 6" w:semiHidden="0" w:uiPriority="66" w:unhideWhenUsed="0"/>
-    <w:lsdException w:name="Medium Grid 1 Accent 6" w:semiHidden="0" w:uiPriority="67" w:unhideWhenUsed="0"/>
-    <w:lsdException w:name="Medium Grid 2 Accent 6" w:semiHidden="0" w:uiPriority="68" w:unhideWhenUsed="0"/>
-    <w:lsdException w:name="Medium Grid 3 Accent 6" w:semiHidden="0" w:uiPriority="69" w:unhideWhenUsed="0"/>
-    <w:lsdException w:name="Dark List Accent 6" w:semiHidden="0" w:uiPriority="70" w:unhideWhenUsed="0"/>
-    <w:lsdException w:name="Colorful Shading Accent 6" w:semiHidden="0" w:uiPriority="71" w:unhideWhenUsed="0"/>
-    <w:lsdException w:name="Colorful List Accent 6" w:semiHidden="0" w:uiPriority="72" w:unhideWhenUsed="0"/>
-    <w:lsdException w:name="Colorful Grid Accent 6" w:semiHidden="0" w:uiPriority="73" w:unhideWhenUsed="0"/>
+  <w:latentStyles w:count="260" w:defQFormat="0" w:defUnhideWhenUsed="1" w:defSemiHidden="1" w:defUIPriority="99" w:defLockedState="0">
+    <w:lsdException w:qFormat="1" w:unhideWhenUsed="0" w:uiPriority="0" w:semiHidden="0" w:name="Normal"/>
+    <w:lsdException w:qFormat="1" w:unhideWhenUsed="0" w:uiPriority="0" w:semiHidden="0" w:name="heading 1"/>
+    <w:lsdException w:qFormat="1" w:uiPriority="0" w:semiHidden="0" w:name="heading 2"/>
+    <w:lsdException w:qFormat="1" w:uiPriority="0" w:name="heading 3"/>
+    <w:lsdException w:qFormat="1" w:uiPriority="0" w:semiHidden="0" w:name="heading 4"/>
+    <w:lsdException w:qFormat="1" w:uiPriority="0" w:name="heading 5"/>
+    <w:lsdException w:qFormat="1" w:uiPriority="0" w:name="heading 6"/>
+    <w:lsdException w:qFormat="1" w:uiPriority="0" w:name="heading 7"/>
+    <w:lsdException w:qFormat="1" w:uiPriority="0" w:name="heading 8"/>
+    <w:lsdException w:qFormat="1" w:uiPriority="0" w:name="heading 9"/>
+    <w:lsdException w:unhideWhenUsed="0" w:uiPriority="0" w:semiHidden="0" w:name="index 1"/>
+    <w:lsdException w:unhideWhenUsed="0" w:uiPriority="0" w:semiHidden="0" w:name="index 2"/>
+    <w:lsdException w:unhideWhenUsed="0" w:uiPriority="0" w:semiHidden="0" w:name="index 3"/>
+    <w:lsdException w:unhideWhenUsed="0" w:uiPriority="0" w:semiHidden="0" w:name="index 4"/>
+    <w:lsdException w:unhideWhenUsed="0" w:uiPriority="0" w:semiHidden="0" w:name="index 5"/>
+    <w:lsdException w:unhideWhenUsed="0" w:uiPriority="0" w:semiHidden="0" w:name="index 6"/>
+    <w:lsdException w:unhideWhenUsed="0" w:uiPriority="0" w:semiHidden="0" w:name="index 7"/>
+    <w:lsdException w:unhideWhenUsed="0" w:uiPriority="0" w:semiHidden="0" w:name="index 8"/>
+    <w:lsdException w:unhideWhenUsed="0" w:uiPriority="0" w:semiHidden="0" w:name="index 9"/>
+    <w:lsdException w:qFormat="1" w:unhideWhenUsed="0" w:uiPriority="0" w:semiHidden="0" w:name="toc 1"/>
+    <w:lsdException w:qFormat="1" w:unhideWhenUsed="0" w:uiPriority="0" w:semiHidden="0" w:name="toc 2"/>
+    <w:lsdException w:qFormat="1" w:unhideWhenUsed="0" w:uiPriority="0" w:semiHidden="0" w:name="toc 3"/>
+    <w:lsdException w:unhideWhenUsed="0" w:uiPriority="0" w:semiHidden="0" w:name="toc 4"/>
+    <w:lsdException w:unhideWhenUsed="0" w:uiPriority="0" w:semiHidden="0" w:name="toc 5"/>
+    <w:lsdException w:unhideWhenUsed="0" w:uiPriority="0" w:semiHidden="0" w:name="toc 6"/>
+    <w:lsdException w:unhideWhenUsed="0" w:uiPriority="0" w:semiHidden="0" w:name="toc 7"/>
+    <w:lsdException w:unhideWhenUsed="0" w:uiPriority="0" w:semiHidden="0" w:name="toc 8"/>
+    <w:lsdException w:unhideWhenUsed="0" w:uiPriority="0" w:semiHidden="0" w:name="toc 9"/>
+    <w:lsdException w:unhideWhenUsed="0" w:uiPriority="0" w:semiHidden="0" w:name="Normal Indent"/>
+    <w:lsdException w:unhideWhenUsed="0" w:uiPriority="0" w:semiHidden="0" w:name="footnote text"/>
+    <w:lsdException w:qFormat="1" w:unhideWhenUsed="0" w:uiPriority="0" w:semiHidden="0" w:name="annotation text"/>
+    <w:lsdException w:qFormat="1" w:unhideWhenUsed="0" w:uiPriority="0" w:semiHidden="0" w:name="header"/>
+    <w:lsdException w:qFormat="1" w:unhideWhenUsed="0" w:uiPriority="0" w:semiHidden="0" w:name="footer"/>
+    <w:lsdException w:unhideWhenUsed="0" w:uiPriority="0" w:semiHidden="0" w:name="index heading"/>
+    <w:lsdException w:qFormat="1" w:uiPriority="0" w:name="caption"/>
+    <w:lsdException w:unhideWhenUsed="0" w:uiPriority="0" w:semiHidden="0" w:name="table of figures"/>
+    <w:lsdException w:unhideWhenUsed="0" w:uiPriority="0" w:semiHidden="0" w:name="envelope address"/>
+    <w:lsdException w:unhideWhenUsed="0" w:uiPriority="0" w:semiHidden="0" w:name="envelope return"/>
+    <w:lsdException w:unhideWhenUsed="0" w:uiPriority="0" w:semiHidden="0" w:name="footnote reference"/>
+    <w:lsdException w:unhideWhenUsed="0" w:uiPriority="0" w:semiHidden="0" w:name="annotation reference"/>
+    <w:lsdException w:unhideWhenUsed="0" w:uiPriority="0" w:semiHidden="0" w:name="line number"/>
+    <w:lsdException w:unhideWhenUsed="0" w:uiPriority="0" w:semiHidden="0" w:name="page number"/>
+    <w:lsdException w:unhideWhenUsed="0" w:uiPriority="0" w:semiHidden="0" w:name="endnote reference"/>
+    <w:lsdException w:unhideWhenUsed="0" w:uiPriority="0" w:semiHidden="0" w:name="endnote text"/>
+    <w:lsdException w:unhideWhenUsed="0" w:uiPriority="0" w:semiHidden="0" w:name="table of authorities"/>
+    <w:lsdException w:unhideWhenUsed="0" w:uiPriority="0" w:semiHidden="0" w:name="macro"/>
+    <w:lsdException w:unhideWhenUsed="0" w:uiPriority="0" w:semiHidden="0" w:name="toa heading"/>
+    <w:lsdException w:unhideWhenUsed="0" w:uiPriority="0" w:semiHidden="0" w:name="List"/>
+    <w:lsdException w:unhideWhenUsed="0" w:uiPriority="0" w:semiHidden="0" w:name="List Bullet"/>
+    <w:lsdException w:unhideWhenUsed="0" w:uiPriority="0" w:semiHidden="0" w:name="List Number"/>
+    <w:lsdException w:unhideWhenUsed="0" w:uiPriority="0" w:semiHidden="0" w:name="List 2"/>
+    <w:lsdException w:unhideWhenUsed="0" w:uiPriority="0" w:semiHidden="0" w:name="List 3"/>
+    <w:lsdException w:unhideWhenUsed="0" w:uiPriority="0" w:semiHidden="0" w:name="List 4"/>
+    <w:lsdException w:unhideWhenUsed="0" w:uiPriority="0" w:semiHidden="0" w:name="List 5"/>
+    <w:lsdException w:unhideWhenUsed="0" w:uiPriority="0" w:semiHidden="0" w:name="List Bullet 2"/>
+    <w:lsdException w:unhideWhenUsed="0" w:uiPriority="0" w:semiHidden="0" w:name="List Bullet 3"/>
+    <w:lsdException w:unhideWhenUsed="0" w:uiPriority="0" w:semiHidden="0" w:name="List Bullet 4"/>
+    <w:lsdException w:unhideWhenUsed="0" w:uiPriority="0" w:semiHidden="0" w:name="List Bullet 5"/>
+    <w:lsdException w:unhideWhenUsed="0" w:uiPriority="0" w:semiHidden="0" w:name="List Number 2"/>
+    <w:lsdException w:unhideWhenUsed="0" w:uiPriority="0" w:semiHidden="0" w:name="List Number 3"/>
+    <w:lsdException w:unhideWhenUsed="0" w:uiPriority="0" w:semiHidden="0" w:name="List Number 4"/>
+    <w:lsdException w:unhideWhenUsed="0" w:uiPriority="0" w:semiHidden="0" w:name="List Number 5"/>
+    <w:lsdException w:qFormat="1" w:unhideWhenUsed="0" w:uiPriority="0" w:semiHidden="0" w:name="Title"/>
+    <w:lsdException w:unhideWhenUsed="0" w:uiPriority="0" w:semiHidden="0" w:name="Closing"/>
+    <w:lsdException w:unhideWhenUsed="0" w:uiPriority="0" w:semiHidden="0" w:name="Signature"/>
+    <w:lsdException w:qFormat="1" w:unhideWhenUsed="0" w:uiPriority="0" w:name="Default Paragraph Font"/>
+    <w:lsdException w:qFormat="1" w:unhideWhenUsed="0" w:uiPriority="0" w:name="Body Text"/>
+    <w:lsdException w:unhideWhenUsed="0" w:uiPriority="0" w:semiHidden="0" w:name="Body Text Indent"/>
+    <w:lsdException w:unhideWhenUsed="0" w:uiPriority="0" w:semiHidden="0" w:name="List Continue"/>
+    <w:lsdException w:unhideWhenUsed="0" w:uiPriority="0" w:semiHidden="0" w:name="List Continue 2"/>
+    <w:lsdException w:unhideWhenUsed="0" w:uiPriority="0" w:semiHidden="0" w:name="List Continue 3"/>
+    <w:lsdException w:unhideWhenUsed="0" w:uiPriority="0" w:semiHidden="0" w:name="List Continue 4"/>
+    <w:lsdException w:unhideWhenUsed="0" w:uiPriority="0" w:semiHidden="0" w:name="List Continue 5"/>
+    <w:lsdException w:unhideWhenUsed="0" w:uiPriority="0" w:semiHidden="0" w:name="Message Header"/>
+    <w:lsdException w:qFormat="1" w:unhideWhenUsed="0" w:uiPriority="0" w:semiHidden="0" w:name="Subtitle"/>
+    <w:lsdException w:unhideWhenUsed="0" w:uiPriority="0" w:semiHidden="0" w:name="Salutation"/>
+    <w:lsdException w:unhideWhenUsed="0" w:uiPriority="0" w:semiHidden="0" w:name="Date"/>
+    <w:lsdException w:unhideWhenUsed="0" w:uiPriority="0" w:semiHidden="0" w:name="Body Text First Indent"/>
+    <w:lsdException w:unhideWhenUsed="0" w:uiPriority="0" w:semiHidden="0" w:name="Body Text First Indent 2"/>
+    <w:lsdException w:uiPriority="99" w:name="Note Heading"/>
+    <w:lsdException w:unhideWhenUsed="0" w:uiPriority="0" w:semiHidden="0" w:name="Body Text 2"/>
+    <w:lsdException w:unhideWhenUsed="0" w:uiPriority="0" w:semiHidden="0" w:name="Body Text 3"/>
+    <w:lsdException w:unhideWhenUsed="0" w:uiPriority="0" w:semiHidden="0" w:name="Body Text Indent 2"/>
+    <w:lsdException w:unhideWhenUsed="0" w:uiPriority="0" w:semiHidden="0" w:name="Body Text Indent 3"/>
+    <w:lsdException w:unhideWhenUsed="0" w:uiPriority="0" w:semiHidden="0" w:name="Block Text"/>
+    <w:lsdException w:unhideWhenUsed="0" w:uiPriority="0" w:semiHidden="0" w:name="Hyperlink"/>
+    <w:lsdException w:unhideWhenUsed="0" w:uiPriority="0" w:semiHidden="0" w:name="FollowedHyperlink"/>
+    <w:lsdException w:qFormat="1" w:unhideWhenUsed="0" w:uiPriority="0" w:semiHidden="0" w:name="Strong"/>
+    <w:lsdException w:qFormat="1" w:unhideWhenUsed="0" w:uiPriority="0" w:semiHidden="0" w:name="Emphasis"/>
+    <w:lsdException w:unhideWhenUsed="0" w:uiPriority="0" w:semiHidden="0" w:name="Document Map"/>
+    <w:lsdException w:unhideWhenUsed="0" w:uiPriority="0" w:semiHidden="0" w:name="Plain Text"/>
+    <w:lsdException w:unhideWhenUsed="0" w:uiPriority="0" w:semiHidden="0" w:name="E-mail Signature"/>
+    <w:lsdException w:qFormat="1" w:unhideWhenUsed="0" w:uiPriority="0" w:semiHidden="0" w:name="Normal (Web)"/>
+    <w:lsdException w:unhideWhenUsed="0" w:uiPriority="0" w:semiHidden="0" w:name="HTML Acronym"/>
+    <w:lsdException w:unhideWhenUsed="0" w:uiPriority="0" w:semiHidden="0" w:name="HTML Address"/>
+    <w:lsdException w:unhideWhenUsed="0" w:uiPriority="0" w:semiHidden="0" w:name="HTML Cite"/>
+    <w:lsdException w:unhideWhenUsed="0" w:uiPriority="0" w:semiHidden="0" w:name="HTML Code"/>
+    <w:lsdException w:unhideWhenUsed="0" w:uiPriority="0" w:semiHidden="0" w:name="HTML Definition"/>
+    <w:lsdException w:unhideWhenUsed="0" w:uiPriority="0" w:semiHidden="0" w:name="HTML Keyboard"/>
+    <w:lsdException w:unhideWhenUsed="0" w:uiPriority="0" w:semiHidden="0" w:name="HTML Preformatted"/>
+    <w:lsdException w:unhideWhenUsed="0" w:uiPriority="0" w:semiHidden="0" w:name="HTML Sample"/>
+    <w:lsdException w:unhideWhenUsed="0" w:uiPriority="0" w:semiHidden="0" w:name="HTML Typewriter"/>
+    <w:lsdException w:unhideWhenUsed="0" w:uiPriority="0" w:semiHidden="0" w:name="HTML Variable"/>
+    <w:lsdException w:qFormat="1" w:unhideWhenUsed="0" w:uiPriority="0" w:name="Normal Table"/>
+    <w:lsdException w:unhideWhenUsed="0" w:uiPriority="0" w:semiHidden="0" w:name="annotation subject"/>
+    <w:lsdException w:unhideWhenUsed="0" w:uiPriority="0" w:semiHidden="0" w:name="Table Simple 1"/>
+    <w:lsdException w:unhideWhenUsed="0" w:uiPriority="0" w:semiHidden="0" w:name="Table Simple 2"/>
+    <w:lsdException w:unhideWhenUsed="0" w:uiPriority="0" w:semiHidden="0" w:name="Table Simple 3"/>
+    <w:lsdException w:unhideWhenUsed="0" w:uiPriority="0" w:semiHidden="0" w:name="Table Classic 1"/>
+    <w:lsdException w:unhideWhenUsed="0" w:uiPriority="0" w:semiHidden="0" w:name="Table Classic 2"/>
+    <w:lsdException w:unhideWhenUsed="0" w:uiPriority="0" w:semiHidden="0" w:name="Table Classic 3"/>
+    <w:lsdException w:unhideWhenUsed="0" w:uiPriority="0" w:semiHidden="0" w:name="Table Classic 4"/>
+    <w:lsdException w:unhideWhenUsed="0" w:uiPriority="0" w:semiHidden="0" w:name="Table Colorful 1"/>
+    <w:lsdException w:unhideWhenUsed="0" w:uiPriority="0" w:semiHidden="0" w:name="Table Colorful 2"/>
+    <w:lsdException w:unhideWhenUsed="0" w:uiPriority="0" w:semiHidden="0" w:name="Table Colorful 3"/>
+    <w:lsdException w:unhideWhenUsed="0" w:uiPriority="0" w:semiHidden="0" w:name="Table Columns 1"/>
+    <w:lsdException w:unhideWhenUsed="0" w:uiPriority="0" w:semiHidden="0" w:name="Table Columns 2"/>
+    <w:lsdException w:unhideWhenUsed="0" w:uiPriority="0" w:semiHidden="0" w:name="Table Columns 3"/>
+    <w:lsdException w:unhideWhenUsed="0" w:uiPriority="0" w:semiHidden="0" w:name="Table Columns 4"/>
+    <w:lsdException w:unhideWhenUsed="0" w:uiPriority="0" w:semiHidden="0" w:name="Table Columns 5"/>
+    <w:lsdException w:unhideWhenUsed="0" w:uiPriority="0" w:semiHidden="0" w:name="Table Grid 1"/>
+    <w:lsdException w:unhideWhenUsed="0" w:uiPriority="0" w:semiHidden="0" w:name="Table Grid 2"/>
+    <w:lsdException w:unhideWhenUsed="0" w:uiPriority="0" w:semiHidden="0" w:name="Table Grid 3"/>
+    <w:lsdException w:unhideWhenUsed="0" w:uiPriority="0" w:semiHidden="0" w:name="Table Grid 4"/>
+    <w:lsdException w:unhideWhenUsed="0" w:uiPriority="0" w:semiHidden="0" w:name="Table Grid 5"/>
+    <w:lsdException w:unhideWhenUsed="0" w:uiPriority="0" w:semiHidden="0" w:name="Table Grid 6"/>
+    <w:lsdException w:unhideWhenUsed="0" w:uiPriority="0" w:semiHidden="0" w:name="Table Grid 7"/>
+    <w:lsdException w:unhideWhenUsed="0" w:uiPriority="0" w:semiHidden="0" w:name="Table Grid 8"/>
+    <w:lsdException w:unhideWhenUsed="0" w:uiPriority="0" w:semiHidden="0" w:name="Table List 1"/>
+    <w:lsdException w:unhideWhenUsed="0" w:uiPriority="0" w:semiHidden="0" w:name="Table List 2"/>
+    <w:lsdException w:unhideWhenUsed="0" w:uiPriority="0" w:semiHidden="0" w:name="Table List 3"/>
+    <w:lsdException w:unhideWhenUsed="0" w:uiPriority="0" w:semiHidden="0" w:name="Table List 4"/>
+    <w:lsdException w:unhideWhenUsed="0" w:uiPriority="0" w:semiHidden="0" w:name="Table List 5"/>
+    <w:lsdException w:unhideWhenUsed="0" w:uiPriority="0" w:semiHidden="0" w:name="Table List 6"/>
+    <w:lsdException w:unhideWhenUsed="0" w:uiPriority="0" w:semiHidden="0" w:name="Table List 7"/>
+    <w:lsdException w:unhideWhenUsed="0" w:uiPriority="0" w:semiHidden="0" w:name="Table List 8"/>
+    <w:lsdException w:unhideWhenUsed="0" w:uiPriority="0" w:semiHidden="0" w:name="Table 3D effects 1"/>
+    <w:lsdException w:unhideWhenUsed="0" w:uiPriority="0" w:semiHidden="0" w:name="Table 3D effects 2"/>
+    <w:lsdException w:unhideWhenUsed="0" w:uiPriority="0" w:semiHidden="0" w:name="Table 3D effects 3"/>
+    <w:lsdException w:unhideWhenUsed="0" w:uiPriority="0" w:semiHidden="0" w:name="Table Contemporary"/>
+    <w:lsdException w:unhideWhenUsed="0" w:uiPriority="0" w:semiHidden="0" w:name="Table Elegant"/>
+    <w:lsdException w:unhideWhenUsed="0" w:uiPriority="0" w:semiHidden="0" w:name="Table Professional"/>
+    <w:lsdException w:unhideWhenUsed="0" w:uiPriority="0" w:semiHidden="0" w:name="Table Subtle 1"/>
+    <w:lsdException w:unhideWhenUsed="0" w:uiPriority="0" w:semiHidden="0" w:name="Table Subtle 2"/>
+    <w:lsdException w:unhideWhenUsed="0" w:uiPriority="0" w:semiHidden="0" w:name="Table Web 1"/>
+    <w:lsdException w:unhideWhenUsed="0" w:uiPriority="0" w:semiHidden="0" w:name="Table Web 2"/>
+    <w:lsdException w:unhideWhenUsed="0" w:uiPriority="0" w:semiHidden="0" w:name="Table Web 3"/>
+    <w:lsdException w:unhideWhenUsed="0" w:uiPriority="0" w:semiHidden="0" w:name="Balloon Text"/>
+    <w:lsdException w:qFormat="1" w:unhideWhenUsed="0" w:uiPriority="0" w:semiHidden="0" w:name="Table Grid"/>
+    <w:lsdException w:unhideWhenUsed="0" w:uiPriority="0" w:semiHidden="0" w:name="Table Theme"/>
+    <w:lsdException w:unhideWhenUsed="0" w:uiPriority="60" w:semiHidden="0" w:name="Light Shading"/>
+    <w:lsdException w:unhideWhenUsed="0" w:uiPriority="61" w:semiHidden="0" w:name="Light List"/>
+    <w:lsdException w:unhideWhenUsed="0" w:uiPriority="62" w:semiHidden="0" w:name="Light Grid"/>
+    <w:lsdException w:unhideWhenUsed="0" w:uiPriority="63" w:semiHidden="0" w:name="Medium Shading 1"/>
+    <w:lsdException w:unhideWhenUsed="0" w:uiPriority="64" w:semiHidden="0" w:name="Medium Shading 2"/>
+    <w:lsdException w:unhideWhenUsed="0" w:uiPriority="65" w:semiHidden="0" w:name="Medium List 1"/>
+    <w:lsdException w:unhideWhenUsed="0" w:uiPriority="66" w:semiHidden="0" w:name="Medium List 2"/>
+    <w:lsdException w:unhideWhenUsed="0" w:uiPriority="67" w:semiHidden="0" w:name="Medium Grid 1"/>
+    <w:lsdException w:unhideWhenUsed="0" w:uiPriority="68" w:semiHidden="0" w:name="Medium Grid 2"/>
+    <w:lsdException w:unhideWhenUsed="0" w:uiPriority="69" w:semiHidden="0" w:name="Medium Grid 3"/>
+    <w:lsdException w:unhideWhenUsed="0" w:uiPriority="70" w:semiHidden="0" w:name="Dark List"/>
+    <w:lsdException w:unhideWhenUsed="0" w:uiPriority="71" w:semiHidden="0" w:name="Colorful Shading"/>
+    <w:lsdException w:unhideWhenUsed="0" w:uiPriority="72" w:semiHidden="0" w:name="Colorful List"/>
+    <w:lsdException w:unhideWhenUsed="0" w:uiPriority="73" w:semiHidden="0" w:name="Colorful Grid"/>
+    <w:lsdException w:unhideWhenUsed="0" w:uiPriority="60" w:semiHidden="0" w:name="Light Shading Accent 1"/>
+    <w:lsdException w:unhideWhenUsed="0" w:uiPriority="61" w:semiHidden="0" w:name="Light List Accent 1"/>
+    <w:lsdException w:unhideWhenUsed="0" w:uiPriority="62" w:semiHidden="0" w:name="Light Grid Accent 1"/>
+    <w:lsdException w:unhideWhenUsed="0" w:uiPriority="63" w:semiHidden="0" w:name="Medium Shading 1 Accent 1"/>
+    <w:lsdException w:unhideWhenUsed="0" w:uiPriority="64" w:semiHidden="0" w:name="Medium Shading 2 Accent 1"/>
+    <w:lsdException w:unhideWhenUsed="0" w:uiPriority="65" w:semiHidden="0" w:name="Medium List 1 Accent 1"/>
+    <w:lsdException w:unhideWhenUsed="0" w:uiPriority="66" w:semiHidden="0" w:name="Medium List 2 Accent 1"/>
+    <w:lsdException w:unhideWhenUsed="0" w:uiPriority="67" w:semiHidden="0" w:name="Medium Grid 1 Accent 1"/>
+    <w:lsdException w:unhideWhenUsed="0" w:uiPriority="68" w:semiHidden="0" w:name="Medium Grid 2 Accent 1"/>
+    <w:lsdException w:unhideWhenUsed="0" w:uiPriority="69" w:semiHidden="0" w:name="Medium Grid 3 Accent 1"/>
+    <w:lsdException w:unhideWhenUsed="0" w:uiPriority="70" w:semiHidden="0" w:name="Dark List Accent 1"/>
+    <w:lsdException w:unhideWhenUsed="0" w:uiPriority="71" w:semiHidden="0" w:name="Colorful Shading Accent 1"/>
+    <w:lsdException w:unhideWhenUsed="0" w:uiPriority="72" w:semiHidden="0" w:name="Colorful List Accent 1"/>
+    <w:lsdException w:unhideWhenUsed="0" w:uiPriority="73" w:semiHidden="0" w:name="Colorful Grid Accent 1"/>
+    <w:lsdException w:unhideWhenUsed="0" w:uiPriority="60" w:semiHidden="0" w:name="Light Shading Accent 2"/>
+    <w:lsdException w:unhideWhenUsed="0" w:uiPriority="61" w:semiHidden="0" w:name="Light List Accent 2"/>
+    <w:lsdException w:unhideWhenUsed="0" w:uiPriority="62" w:semiHidden="0" w:name="Light Grid Accent 2"/>
+    <w:lsdException w:unhideWhenUsed="0" w:uiPriority="63" w:semiHidden="0" w:name="Medium Shading 1 Accent 2"/>
+    <w:lsdException w:unhideWhenUsed="0" w:uiPriority="64" w:semiHidden="0" w:name="Medium Shading 2 Accent 2"/>
+    <w:lsdException w:unhideWhenUsed="0" w:uiPriority="65" w:semiHidden="0" w:name="Medium List 1 Accent 2"/>
+    <w:lsdException w:unhideWhenUsed="0" w:uiPriority="66" w:semiHidden="0" w:name="Medium List 2 Accent 2"/>
+    <w:lsdException w:unhideWhenUsed="0" w:uiPriority="67" w:semiHidden="0" w:name="Medium Grid 1 Accent 2"/>
+    <w:lsdException w:unhideWhenUsed="0" w:uiPriority="68" w:semiHidden="0" w:name="Medium Grid 2 Accent 2"/>
+    <w:lsdException w:unhideWhenUsed="0" w:uiPriority="69" w:semiHidden="0" w:name="Medium Grid 3 Accent 2"/>
+    <w:lsdException w:unhideWhenUsed="0" w:uiPriority="70" w:semiHidden="0" w:name="Dark List Accent 2"/>
+    <w:lsdException w:unhideWhenUsed="0" w:uiPriority="71" w:semiHidden="0" w:name="Colorful Shading Accent 2"/>
+    <w:lsdException w:unhideWhenUsed="0" w:uiPriority="72" w:semiHidden="0" w:name="Colorful List Accent 2"/>
+    <w:lsdException w:unhideWhenUsed="0" w:uiPriority="73" w:semiHidden="0" w:name="Colorful Grid Accent 2"/>
+    <w:lsdException w:unhideWhenUsed="0" w:uiPriority="60" w:semiHidden="0" w:name="Light Shading Accent 3"/>
+    <w:lsdException w:unhideWhenUsed="0" w:uiPriority="61" w:semiHidden="0" w:name="Light List Accent 3"/>
+    <w:lsdException w:unhideWhenUsed="0" w:uiPriority="62" w:semiHidden="0" w:name="Light Grid Accent 3"/>
+    <w:lsdException w:unhideWhenUsed="0" w:uiPriority="63" w:semiHidden="0" w:name="Medium Shading 1 Accent 3"/>
+    <w:lsdException w:unhideWhenUsed="0" w:uiPriority="64" w:semiHidden="0" w:name="Medium Shading 2 Accent 3"/>
+    <w:lsdException w:unhideWhenUsed="0" w:uiPriority="65" w:semiHidden="0" w:name="Medium List 1 Accent 3"/>
+    <w:lsdException w:unhideWhenUsed="0" w:uiPriority="66" w:semiHidden="0" w:name="Medium List 2 Accent 3"/>
+    <w:lsdException w:unhideWhenUsed="0" w:uiPriority="67" w:semiHidden="0" w:name="Medium Grid 1 Accent 3"/>
+    <w:lsdException w:unhideWhenUsed="0" w:uiPriority="68" w:semiHidden="0" w:name="Medium Grid 2 Accent 3"/>
+    <w:lsdException w:unhideWhenUsed="0" w:uiPriority="69" w:semiHidden="0" w:name="Medium Grid 3 Accent 3"/>
+    <w:lsdException w:unhideWhenUsed="0" w:uiPriority="70" w:semiHidden="0" w:name="Dark List Accent 3"/>
+    <w:lsdException w:unhideWhenUsed="0" w:uiPriority="71" w:semiHidden="0" w:name="Colorful Shading Accent 3"/>
+    <w:lsdException w:unhideWhenUsed="0" w:uiPriority="72" w:semiHidden="0" w:name="Colorful List Accent 3"/>
+    <w:lsdException w:unhideWhenUsed="0" w:uiPriority="73" w:semiHidden="0" w:name="Colorful Grid Accent 3"/>
+    <w:lsdException w:unhideWhenUsed="0" w:uiPriority="60" w:semiHidden="0" w:name="Light Shading Accent 4"/>
+    <w:lsdException w:unhideWhenUsed="0" w:uiPriority="61" w:semiHidden="0" w:name="Light List Accent 4"/>
+    <w:lsdException w:unhideWhenUsed="0" w:uiPriority="62" w:semiHidden="0" w:name="Light Grid Accent 4"/>
+    <w:lsdException w:unhideWhenUsed="0" w:uiPriority="63" w:semiHidden="0" w:name="Medium Shading 1 Accent 4"/>
+    <w:lsdException w:unhideWhenUsed="0" w:uiPriority="64" w:semiHidden="0" w:name="Medium Shading 2 Accent 4"/>
+    <w:lsdException w:unhideWhenUsed="0" w:uiPriority="65" w:semiHidden="0" w:name="Medium List 1 Accent 4"/>
+    <w:lsdException w:unhideWhenUsed="0" w:uiPriority="66" w:semiHidden="0" w:name="Medium List 2 Accent 4"/>
+    <w:lsdException w:unhideWhenUsed="0" w:uiPriority="67" w:semiHidden="0" w:name="Medium Grid 1 Accent 4"/>
+    <w:lsdException w:unhideWhenUsed="0" w:uiPriority="68" w:semiHidden="0" w:name="Medium Grid 2 Accent 4"/>
+    <w:lsdException w:unhideWhenUsed="0" w:uiPriority="69" w:semiHidden="0" w:name="Medium Grid 3 Accent 4"/>
+    <w:lsdException w:unhideWhenUsed="0" w:uiPriority="70" w:semiHidden="0" w:name="Dark List Accent 4"/>
+    <w:lsdException w:unhideWhenUsed="0" w:uiPriority="71" w:semiHidden="0" w:name="Colorful Shading Accent 4"/>
+    <w:lsdException w:unhideWhenUsed="0" w:uiPriority="72" w:semiHidden="0" w:name="Colorful List Accent 4"/>
+    <w:lsdException w:unhideWhenUsed="0" w:uiPriority="73" w:semiHidden="0" w:name="Colorful Grid Accent 4"/>
+    <w:lsdException w:unhideWhenUsed="0" w:uiPriority="60" w:semiHidden="0" w:name="Light Shading Accent 5"/>
+    <w:lsdException w:unhideWhenUsed="0" w:uiPriority="61" w:semiHidden="0" w:name="Light List Accent 5"/>
+    <w:lsdException w:unhideWhenUsed="0" w:uiPriority="62" w:semiHidden="0" w:name="Light Grid Accent 5"/>
+    <w:lsdException w:unhideWhenUsed="0" w:uiPriority="63" w:semiHidden="0" w:name="Medium Shading 1 Accent 5"/>
+    <w:lsdException w:unhideWhenUsed="0" w:uiPriority="64" w:semiHidden="0" w:name="Medium Shading 2 Accent 5"/>
+    <w:lsdException w:unhideWhenUsed="0" w:uiPriority="65" w:semiHidden="0" w:name="Medium List 1 Accent 5"/>
+    <w:lsdException w:unhideWhenUsed="0" w:uiPriority="66" w:semiHidden="0" w:name="Medium List 2 Accent 5"/>
+    <w:lsdException w:unhideWhenUsed="0" w:uiPriority="67" w:semiHidden="0" w:name="Medium Grid 1 Accent 5"/>
+    <w:lsdException w:unhideWhenUsed="0" w:uiPriority="68" w:semiHidden="0" w:name="Medium Grid 2 Accent 5"/>
+    <w:lsdException w:unhideWhenUsed="0" w:uiPriority="69" w:semiHidden="0" w:name="Medium Grid 3 Accent 5"/>
+    <w:lsdException w:unhideWhenUsed="0" w:uiPriority="70" w:semiHidden="0" w:name="Dark List Accent 5"/>
+    <w:lsdException w:unhideWhenUsed="0" w:uiPriority="71" w:semiHidden="0" w:name="Colorful Shading Accent 5"/>
+    <w:lsdException w:unhideWhenUsed="0" w:uiPriority="72" w:semiHidden="0" w:name="Colorful List Accent 5"/>
+    <w:lsdException w:unhideWhenUsed="0" w:uiPriority="73" w:semiHidden="0" w:name="Colorful Grid Accent 5"/>
+    <w:lsdException w:unhideWhenUsed="0" w:uiPriority="60" w:semiHidden="0" w:name="Light Shading Accent 6"/>
+    <w:lsdException w:unhideWhenUsed="0" w:uiPriority="61" w:semiHidden="0" w:name="Light List Accent 6"/>
+    <w:lsdException w:unhideWhenUsed="0" w:uiPriority="62" w:semiHidden="0" w:name="Light Grid Accent 6"/>
+    <w:lsdException w:unhideWhenUsed="0" w:uiPriority="63" w:semiHidden="0" w:name="Medium Shading 1 Accent 6"/>
+    <w:lsdException w:unhideWhenUsed="0" w:uiPriority="64" w:semiHidden="0" w:name="Medium Shading 2 Accent 6"/>
+    <w:lsdException w:unhideWhenUsed="0" w:uiPriority="65" w:semiHidden="0" w:name="Medium List 1 Accent 6"/>
+    <w:lsdException w:unhideWhenUsed="0" w:uiPriority="66" w:semiHidden="0" w:name="Medium List 2 Accent 6"/>
+    <w:lsdException w:unhideWhenUsed="0" w:uiPriority="67" w:semiHidden="0" w:name="Medium Grid 1 Accent 6"/>
+    <w:lsdException w:unhideWhenUsed="0" w:uiPriority="68" w:semiHidden="0" w:name="Medium Grid 2 Accent 6"/>
+    <w:lsdException w:unhideWhenUsed="0" w:uiPriority="69" w:semiHidden="0" w:name="Medium Grid 3 Accent 6"/>
+    <w:lsdException w:unhideWhenUsed="0" w:uiPriority="70" w:semiHidden="0" w:name="Dark List Accent 6"/>
+    <w:lsdException w:unhideWhenUsed="0" w:uiPriority="71" w:semiHidden="0" w:name="Colorful Shading Accent 6"/>
+    <w:lsdException w:unhideWhenUsed="0" w:uiPriority="72" w:semiHidden="0" w:name="Colorful List Accent 6"/>
+    <w:lsdException w:unhideWhenUsed="0" w:uiPriority="73" w:semiHidden="0" w:name="Colorful Grid Accent 6"/>
   </w:latentStyles>
-  <w:style w:type="paragraph" w:default="1" w:styleId="Normal">
+  <w:style w:type="paragraph" w:default="1" w:styleId="1">
     <w:name w:val="Normal"/>
     <w:qFormat/>
+    <w:uiPriority w:val="0"/>
     <w:pPr>
       <w:kinsoku w:val="0"/>
       <w:autoSpaceDE w:val="0"/>
@@ -3353,7 +3350,7 @@
       <w:textAlignment w:val="baseline"/>
     </w:pPr>
     <w:rPr>
-      <w:rFonts w:ascii="Arial" w:eastAsia="宋体" w:hAnsi="Arial" w:cs="Arial"/>
+      <w:rFonts w:ascii="Arial" w:hAnsi="Arial" w:eastAsia="宋体" w:cs="Arial"/>
       <w:snapToGrid w:val="0"/>
       <w:color w:val="000000"/>
       <w:kern w:val="0"/>
@@ -3362,11 +3359,12 @@
       <w:lang w:val="en-US" w:eastAsia="en-US" w:bidi="ar-SA"/>
     </w:rPr>
   </w:style>
-  <w:style w:type="paragraph" w:styleId="Heading1">
+  <w:style w:type="paragraph" w:styleId="2">
     <w:name w:val="heading 1"/>
-    <w:basedOn w:val="Normal"/>
-    <w:next w:val="Normal"/>
+    <w:basedOn w:val="1"/>
+    <w:next w:val="1"/>
     <w:qFormat/>
+    <w:uiPriority w:val="0"/>
     <w:pPr>
       <w:keepNext/>
       <w:keepLines/>
@@ -3384,12 +3382,13 @@
       <w:sz w:val="44"/>
     </w:rPr>
   </w:style>
-  <w:style w:type="paragraph" w:styleId="Heading2">
+  <w:style w:type="paragraph" w:styleId="3">
     <w:name w:val="heading 2"/>
-    <w:basedOn w:val="Normal"/>
-    <w:next w:val="Normal"/>
+    <w:basedOn w:val="1"/>
+    <w:next w:val="1"/>
     <w:unhideWhenUsed/>
     <w:qFormat/>
+    <w:uiPriority w:val="0"/>
     <w:pPr>
       <w:keepNext/>
       <w:keepLines/>
@@ -3402,18 +3401,19 @@
       <w:outlineLvl w:val="1"/>
     </w:pPr>
     <w:rPr>
-      <w:rFonts w:ascii="Arial" w:eastAsia="黑体" w:hAnsi="Arial"/>
+      <w:rFonts w:ascii="Arial" w:hAnsi="Arial" w:eastAsia="黑体"/>
       <w:b/>
       <w:sz w:val="32"/>
     </w:rPr>
   </w:style>
-  <w:style w:type="paragraph" w:styleId="Heading3">
+  <w:style w:type="paragraph" w:styleId="4">
     <w:name w:val="heading 3"/>
-    <w:basedOn w:val="Normal"/>
-    <w:next w:val="Normal"/>
+    <w:basedOn w:val="1"/>
+    <w:next w:val="1"/>
     <w:semiHidden/>
     <w:unhideWhenUsed/>
     <w:qFormat/>
+    <w:uiPriority w:val="0"/>
     <w:pPr>
       <w:keepNext/>
       <w:keepLines/>
@@ -3430,12 +3430,13 @@
       <w:sz w:val="32"/>
     </w:rPr>
   </w:style>
-  <w:style w:type="paragraph" w:styleId="Heading4">
+  <w:style w:type="paragraph" w:styleId="5">
     <w:name w:val="heading 4"/>
-    <w:basedOn w:val="Normal"/>
-    <w:next w:val="Normal"/>
+    <w:basedOn w:val="1"/>
+    <w:next w:val="1"/>
     <w:unhideWhenUsed/>
     <w:qFormat/>
+    <w:uiPriority w:val="0"/>
     <w:pPr>
       <w:keepNext/>
       <w:keepLines/>
@@ -3448,18 +3449,19 @@
       <w:outlineLvl w:val="3"/>
     </w:pPr>
     <w:rPr>
-      <w:rFonts w:ascii="Arial" w:eastAsia="黑体" w:hAnsi="Arial"/>
+      <w:rFonts w:ascii="Arial" w:hAnsi="Arial" w:eastAsia="黑体"/>
       <w:b/>
       <w:sz w:val="28"/>
     </w:rPr>
   </w:style>
-  <w:style w:type="paragraph" w:styleId="Heading5">
+  <w:style w:type="paragraph" w:styleId="6">
     <w:name w:val="heading 5"/>
-    <w:basedOn w:val="Normal"/>
-    <w:next w:val="Normal"/>
+    <w:basedOn w:val="1"/>
+    <w:next w:val="1"/>
     <w:semiHidden/>
     <w:unhideWhenUsed/>
     <w:qFormat/>
+    <w:uiPriority w:val="0"/>
     <w:pPr>
       <w:keepNext/>
       <w:keepLines/>
@@ -3476,13 +3478,14 @@
       <w:sz w:val="28"/>
     </w:rPr>
   </w:style>
-  <w:style w:type="paragraph" w:styleId="Heading6">
+  <w:style w:type="paragraph" w:styleId="7">
     <w:name w:val="heading 6"/>
-    <w:basedOn w:val="Normal"/>
-    <w:next w:val="Normal"/>
+    <w:basedOn w:val="1"/>
+    <w:next w:val="1"/>
     <w:semiHidden/>
     <w:unhideWhenUsed/>
     <w:qFormat/>
+    <w:uiPriority w:val="0"/>
     <w:pPr>
       <w:keepNext/>
       <w:keepLines/>
@@ -3495,18 +3498,19 @@
       <w:outlineLvl w:val="5"/>
     </w:pPr>
     <w:rPr>
-      <w:rFonts w:ascii="Arial" w:eastAsia="黑体" w:hAnsi="Arial"/>
+      <w:rFonts w:ascii="Arial" w:hAnsi="Arial" w:eastAsia="黑体"/>
       <w:b/>
       <w:sz w:val="24"/>
     </w:rPr>
   </w:style>
-  <w:style w:type="paragraph" w:styleId="Heading7">
+  <w:style w:type="paragraph" w:styleId="8">
     <w:name w:val="heading 7"/>
-    <w:basedOn w:val="Normal"/>
-    <w:next w:val="Normal"/>
+    <w:basedOn w:val="1"/>
+    <w:next w:val="1"/>
     <w:semiHidden/>
     <w:unhideWhenUsed/>
     <w:qFormat/>
+    <w:uiPriority w:val="0"/>
     <w:pPr>
       <w:keepNext/>
       <w:keepLines/>
@@ -3523,13 +3527,14 @@
       <w:sz w:val="24"/>
     </w:rPr>
   </w:style>
-  <w:style w:type="paragraph" w:styleId="Heading8">
+  <w:style w:type="paragraph" w:styleId="9">
     <w:name w:val="heading 8"/>
-    <w:basedOn w:val="Normal"/>
-    <w:next w:val="Normal"/>
+    <w:basedOn w:val="1"/>
+    <w:next w:val="1"/>
     <w:semiHidden/>
     <w:unhideWhenUsed/>
     <w:qFormat/>
+    <w:uiPriority w:val="0"/>
     <w:pPr>
       <w:keepNext/>
       <w:keepLines/>
@@ -3542,17 +3547,18 @@
       <w:outlineLvl w:val="7"/>
     </w:pPr>
     <w:rPr>
-      <w:rFonts w:ascii="Arial" w:eastAsia="黑体" w:hAnsi="Arial"/>
+      <w:rFonts w:ascii="Arial" w:hAnsi="Arial" w:eastAsia="黑体"/>
       <w:sz w:val="24"/>
     </w:rPr>
   </w:style>
-  <w:style w:type="paragraph" w:styleId="Heading9">
+  <w:style w:type="paragraph" w:styleId="10">
     <w:name w:val="heading 9"/>
-    <w:basedOn w:val="Normal"/>
-    <w:next w:val="Normal"/>
+    <w:basedOn w:val="1"/>
+    <w:next w:val="1"/>
     <w:semiHidden/>
     <w:unhideWhenUsed/>
     <w:qFormat/>
+    <w:uiPriority w:val="0"/>
     <w:pPr>
       <w:keepNext/>
       <w:keepLines/>
@@ -3565,19 +3571,21 @@
       <w:outlineLvl w:val="8"/>
     </w:pPr>
     <w:rPr>
-      <w:rFonts w:ascii="Arial" w:eastAsia="黑体" w:hAnsi="Arial"/>
+      <w:rFonts w:ascii="Arial" w:hAnsi="Arial" w:eastAsia="黑体"/>
       <w:sz w:val="21"/>
     </w:rPr>
   </w:style>
-  <w:style w:type="character" w:default="1" w:styleId="DefaultParagraphFont">
+  <w:style w:type="character" w:default="1" w:styleId="22">
     <w:name w:val="Default Paragraph Font"/>
     <w:semiHidden/>
     <w:qFormat/>
+    <w:uiPriority w:val="0"/>
   </w:style>
-  <w:style w:type="table" w:default="1" w:styleId="TableNormal">
+  <w:style w:type="table" w:default="1" w:styleId="20">
     <w:name w:val="Normal Table"/>
     <w:semiHidden/>
     <w:qFormat/>
+    <w:uiPriority w:val="0"/>
     <w:tblPr>
       <w:tblCellMar>
         <w:top w:w="0" w:type="dxa"/>
@@ -3587,39 +3595,43 @@
       </w:tblCellMar>
     </w:tblPr>
   </w:style>
-  <w:style w:type="paragraph" w:styleId="CommentText">
+  <w:style w:type="paragraph" w:styleId="11">
     <w:name w:val="annotation text"/>
-    <w:basedOn w:val="Normal"/>
+    <w:basedOn w:val="1"/>
     <w:qFormat/>
+    <w:uiPriority w:val="0"/>
     <w:pPr>
       <w:jc w:val="left"/>
     </w:pPr>
   </w:style>
-  <w:style w:type="paragraph" w:styleId="BodyText">
+  <w:style w:type="paragraph" w:styleId="12">
     <w:name w:val="Body Text"/>
-    <w:basedOn w:val="Normal"/>
+    <w:basedOn w:val="1"/>
     <w:semiHidden/>
     <w:qFormat/>
+    <w:uiPriority w:val="0"/>
     <w:rPr>
-      <w:rFonts w:ascii="Arial" w:eastAsia="Arial" w:hAnsi="Arial" w:cs="Arial"/>
+      <w:rFonts w:ascii="Arial" w:hAnsi="Arial" w:eastAsia="Arial" w:cs="Arial"/>
       <w:sz w:val="21"/>
       <w:szCs w:val="21"/>
       <w:lang w:val="en-US" w:eastAsia="en-US" w:bidi="ar-SA"/>
     </w:rPr>
   </w:style>
-  <w:style w:type="paragraph" w:styleId="TOC3">
+  <w:style w:type="paragraph" w:styleId="13">
     <w:name w:val="toc 3"/>
-    <w:basedOn w:val="Normal"/>
-    <w:next w:val="Normal"/>
+    <w:basedOn w:val="1"/>
+    <w:next w:val="1"/>
     <w:qFormat/>
+    <w:uiPriority w:val="0"/>
     <w:pPr>
       <w:ind w:left="840" w:leftChars="400"/>
     </w:pPr>
   </w:style>
-  <w:style w:type="paragraph" w:styleId="Footer">
+  <w:style w:type="paragraph" w:styleId="14">
     <w:name w:val="footer"/>
-    <w:basedOn w:val="Normal"/>
+    <w:basedOn w:val="1"/>
     <w:qFormat/>
+    <w:uiPriority w:val="0"/>
     <w:pPr>
       <w:tabs>
         <w:tab w:val="center" w:pos="4153"/>
@@ -3632,16 +3644,17 @@
       <w:sz w:val="18"/>
     </w:rPr>
   </w:style>
-  <w:style w:type="paragraph" w:styleId="Header">
+  <w:style w:type="paragraph" w:styleId="15">
     <w:name w:val="header"/>
-    <w:basedOn w:val="Normal"/>
+    <w:basedOn w:val="1"/>
     <w:qFormat/>
+    <w:uiPriority w:val="0"/>
     <w:pPr>
       <w:pBdr>
-        <w:top w:val="nil"/>
-        <w:left w:val="nil"/>
-        <w:bottom w:val="nil"/>
-        <w:right w:val="nil"/>
+        <w:top w:val="none" w:color="auto" w:sz="0" w:space="0"/>
+        <w:left w:val="none" w:color="auto" w:sz="0" w:space="0"/>
+        <w:bottom w:val="none" w:color="auto" w:sz="0" w:space="0"/>
+        <w:right w:val="none" w:color="auto" w:sz="0" w:space="0"/>
       </w:pBdr>
       <w:tabs>
         <w:tab w:val="center" w:pos="4153"/>
@@ -3656,37 +3669,41 @@
       <w:sz w:val="18"/>
     </w:rPr>
   </w:style>
-  <w:style w:type="paragraph" w:styleId="TOC1">
+  <w:style w:type="paragraph" w:styleId="16">
     <w:name w:val="toc 1"/>
-    <w:basedOn w:val="Normal"/>
-    <w:next w:val="Normal"/>
+    <w:basedOn w:val="1"/>
+    <w:next w:val="1"/>
     <w:qFormat/>
+    <w:uiPriority w:val="0"/>
     <w:rPr>
-      <w:rFonts w:ascii="Arial" w:eastAsia="Microsoft JhengHei" w:hAnsi="Arial"/>
+      <w:rFonts w:ascii="Arial" w:hAnsi="Arial" w:eastAsia="Microsoft JhengHei"/>
       <w:sz w:val="24"/>
     </w:rPr>
   </w:style>
-  <w:style w:type="paragraph" w:styleId="TOC2">
+  <w:style w:type="paragraph" w:styleId="17">
     <w:name w:val="toc 2"/>
-    <w:basedOn w:val="Normal"/>
-    <w:next w:val="Normal"/>
+    <w:basedOn w:val="1"/>
+    <w:next w:val="1"/>
     <w:qFormat/>
+    <w:uiPriority w:val="0"/>
     <w:pPr>
       <w:ind w:left="420" w:leftChars="200"/>
     </w:pPr>
   </w:style>
-  <w:style w:type="paragraph" w:styleId="NormalWeb">
+  <w:style w:type="paragraph" w:styleId="18">
     <w:name w:val="Normal (Web)"/>
-    <w:basedOn w:val="Normal"/>
+    <w:basedOn w:val="1"/>
     <w:qFormat/>
+    <w:uiPriority w:val="0"/>
     <w:rPr>
       <w:sz w:val="24"/>
     </w:rPr>
   </w:style>
-  <w:style w:type="paragraph" w:styleId="Title">
+  <w:style w:type="paragraph" w:styleId="19">
     <w:name w:val="Title"/>
-    <w:basedOn w:val="Normal"/>
+    <w:basedOn w:val="1"/>
     <w:qFormat/>
+    <w:uiPriority w:val="0"/>
     <w:pPr>
       <w:spacing w:before="240" w:beforeLines="0" w:beforeAutospacing="0" w:after="60" w:afterLines="0" w:afterAutospacing="0"/>
       <w:jc w:val="center"/>
@@ -3698,68 +3715,73 @@
       <w:sz w:val="32"/>
     </w:rPr>
   </w:style>
-  <w:style w:type="table" w:styleId="TableGrid">
+  <w:style w:type="table" w:styleId="21">
     <w:name w:val="Table Grid"/>
-    <w:basedOn w:val="TableNormal"/>
+    <w:basedOn w:val="20"/>
     <w:qFormat/>
+    <w:uiPriority w:val="0"/>
     <w:pPr>
       <w:widowControl w:val="0"/>
       <w:jc w:val="both"/>
     </w:pPr>
     <w:tblPr>
       <w:tblBorders>
-        <w:top w:val="single" w:sz="4" w:space="0" w:color="auto"/>
-        <w:left w:val="single" w:sz="4" w:space="0" w:color="auto"/>
-        <w:bottom w:val="single" w:sz="4" w:space="0" w:color="auto"/>
-        <w:right w:val="single" w:sz="4" w:space="0" w:color="auto"/>
-        <w:insideH w:val="single" w:sz="4" w:space="0" w:color="auto"/>
-        <w:insideV w:val="single" w:sz="4" w:space="0" w:color="auto"/>
+        <w:top w:val="single" w:color="auto" w:sz="4" w:space="0"/>
+        <w:left w:val="single" w:color="auto" w:sz="4" w:space="0"/>
+        <w:bottom w:val="single" w:color="auto" w:sz="4" w:space="0"/>
+        <w:right w:val="single" w:color="auto" w:sz="4" w:space="0"/>
+        <w:insideH w:val="single" w:color="auto" w:sz="4" w:space="0"/>
+        <w:insideV w:val="single" w:color="auto" w:sz="4" w:space="0"/>
       </w:tblBorders>
     </w:tblPr>
   </w:style>
-  <w:style w:type="character" w:styleId="Strong">
+  <w:style w:type="character" w:styleId="23">
     <w:name w:val="Strong"/>
-    <w:basedOn w:val="DefaultParagraphFont"/>
+    <w:basedOn w:val="22"/>
     <w:qFormat/>
+    <w:uiPriority w:val="0"/>
     <w:rPr>
       <w:b/>
     </w:rPr>
   </w:style>
-  <w:style w:type="paragraph" w:customStyle="1" w:styleId="a">
+  <w:style w:type="paragraph" w:customStyle="1" w:styleId="24">
     <w:name w:val="柴_公司名"/>
-    <w:basedOn w:val="Title"/>
+    <w:basedOn w:val="19"/>
     <w:qFormat/>
+    <w:uiPriority w:val="0"/>
     <w:pPr>
       <w:spacing w:after="600" w:afterLines="600"/>
     </w:pPr>
     <w:rPr>
-      <w:rFonts w:ascii="宋体" w:eastAsia="宋体" w:hAnsi="宋体" w:cs="宋体" w:hint="eastAsia"/>
+      <w:rFonts w:hint="eastAsia" w:ascii="宋体" w:hAnsi="宋体" w:eastAsia="宋体" w:cs="宋体"/>
       <w:bCs/>
       <w:spacing w:val="-6"/>
       <w:sz w:val="52"/>
       <w:szCs w:val="52"/>
     </w:rPr>
   </w:style>
-  <w:style w:type="paragraph" w:customStyle="1" w:styleId="a0">
+  <w:style w:type="paragraph" w:customStyle="1" w:styleId="25">
     <w:name w:val="柴_文档名"/>
-    <w:basedOn w:val="Title"/>
+    <w:basedOn w:val="19"/>
     <w:qFormat/>
+    <w:uiPriority w:val="0"/>
     <w:pPr>
       <w:spacing w:after="900" w:afterLines="900"/>
     </w:pPr>
     <w:rPr>
-      <w:rFonts w:ascii="黑体" w:eastAsia="黑体" w:hAnsi="黑体" w:cs="黑体"/>
+      <w:rFonts w:ascii="黑体" w:hAnsi="黑体" w:eastAsia="黑体" w:cs="黑体"/>
       <w:bCs/>
       <w:spacing w:val="-7"/>
       <w:sz w:val="52"/>
       <w:szCs w:val="52"/>
     </w:rPr>
   </w:style>
-  <w:style w:type="table" w:customStyle="1" w:styleId="TableNormal0">
+  <w:style w:type="table" w:customStyle="1" w:styleId="26">
     <w:name w:val="Table Normal_0"/>
     <w:semiHidden/>
     <w:unhideWhenUsed/>
     <w:qFormat/>
+    <w:uiPriority w:val="0"/>
     <w:tblPr>
       <w:tblCellMar>
         <w:top w:w="0" w:type="dxa"/>
@@ -3769,81 +3791,87 @@
       </w:tblCellMar>
     </w:tblPr>
   </w:style>
-  <w:style w:type="paragraph" w:customStyle="1" w:styleId="TableText">
+  <w:style w:type="paragraph" w:customStyle="1" w:styleId="27">
     <w:name w:val="Table Text"/>
-    <w:basedOn w:val="Normal"/>
+    <w:basedOn w:val="1"/>
     <w:semiHidden/>
     <w:qFormat/>
+    <w:uiPriority w:val="0"/>
     <w:rPr>
-      <w:rFonts w:ascii="宋体" w:eastAsia="宋体" w:hAnsi="宋体" w:cs="宋体"/>
+      <w:rFonts w:ascii="宋体" w:hAnsi="宋体" w:eastAsia="宋体" w:cs="宋体"/>
       <w:sz w:val="21"/>
       <w:szCs w:val="21"/>
       <w:lang w:val="en-US" w:eastAsia="en-US" w:bidi="ar-SA"/>
     </w:rPr>
   </w:style>
-  <w:style w:type="paragraph" w:customStyle="1" w:styleId="1">
+  <w:style w:type="paragraph" w:customStyle="1" w:styleId="28">
     <w:name w:val="柴_标题1"/>
-    <w:basedOn w:val="Heading1"/>
-    <w:next w:val="a1"/>
-    <w:link w:val="1Char"/>
+    <w:basedOn w:val="2"/>
+    <w:next w:val="29"/>
+    <w:link w:val="38"/>
     <w:qFormat/>
+    <w:uiPriority w:val="0"/>
     <w:pPr>
       <w:spacing w:before="100" w:after="90" w:line="360" w:lineRule="auto"/>
     </w:pPr>
     <w:rPr>
-      <w:rFonts w:ascii="Arial" w:eastAsia="宋体" w:hAnsi="Arial"/>
+      <w:rFonts w:ascii="Arial" w:hAnsi="Arial" w:eastAsia="宋体"/>
       <w:sz w:val="32"/>
     </w:rPr>
   </w:style>
-  <w:style w:type="paragraph" w:customStyle="1" w:styleId="a1">
+  <w:style w:type="paragraph" w:customStyle="1" w:styleId="29">
     <w:name w:val="柴_正文"/>
-    <w:basedOn w:val="BodyText"/>
-    <w:link w:val="Char"/>
+    <w:basedOn w:val="12"/>
+    <w:link w:val="42"/>
     <w:qFormat/>
+    <w:uiPriority w:val="0"/>
     <w:pPr>
       <w:spacing w:line="360" w:lineRule="auto"/>
       <w:ind w:firstLine="470" w:firstLineChars="200"/>
     </w:pPr>
     <w:rPr>
-      <w:rFonts w:ascii="Arial" w:eastAsia="宋体" w:hAnsi="Arial"/>
+      <w:rFonts w:ascii="Arial" w:hAnsi="Arial" w:eastAsia="宋体"/>
       <w:sz w:val="24"/>
       <w:lang w:eastAsia="zh-CN"/>
     </w:rPr>
   </w:style>
-  <w:style w:type="paragraph" w:customStyle="1" w:styleId="2">
+  <w:style w:type="paragraph" w:customStyle="1" w:styleId="30">
     <w:name w:val="柴_标题2"/>
-    <w:basedOn w:val="Heading2"/>
-    <w:next w:val="a1"/>
+    <w:basedOn w:val="3"/>
+    <w:next w:val="29"/>
     <w:qFormat/>
+    <w:uiPriority w:val="0"/>
     <w:pPr>
       <w:spacing w:line="360" w:lineRule="auto"/>
     </w:pPr>
     <w:rPr>
-      <w:rFonts w:ascii="Arial" w:eastAsia="宋体" w:hAnsi="Arial"/>
+      <w:rFonts w:ascii="Arial" w:hAnsi="Arial" w:eastAsia="宋体"/>
       <w:sz w:val="28"/>
     </w:rPr>
   </w:style>
-  <w:style w:type="paragraph" w:customStyle="1" w:styleId="3">
+  <w:style w:type="paragraph" w:customStyle="1" w:styleId="31">
     <w:name w:val="柴_标题3"/>
-    <w:basedOn w:val="Heading3"/>
-    <w:next w:val="a1"/>
+    <w:basedOn w:val="4"/>
+    <w:next w:val="29"/>
     <w:qFormat/>
+    <w:uiPriority w:val="0"/>
     <w:pPr>
       <w:spacing w:line="360" w:lineRule="auto"/>
       <w:ind w:left="0" w:firstLine="472" w:firstLineChars="200"/>
     </w:pPr>
     <w:rPr>
-      <w:rFonts w:ascii="宋体" w:eastAsia="宋体" w:hAnsi="宋体" w:cs="宋体"/>
+      <w:rFonts w:ascii="宋体" w:hAnsi="宋体" w:eastAsia="宋体" w:cs="宋体"/>
       <w:spacing w:val="-2"/>
       <w:sz w:val="24"/>
       <w:szCs w:val="24"/>
     </w:rPr>
   </w:style>
-  <w:style w:type="paragraph" w:customStyle="1" w:styleId="a2">
+  <w:style w:type="paragraph" w:customStyle="1" w:styleId="32">
     <w:name w:val="柴_目录"/>
-    <w:basedOn w:val="Normal"/>
-    <w:next w:val="BodyText"/>
+    <w:basedOn w:val="1"/>
+    <w:next w:val="12"/>
     <w:qFormat/>
+    <w:uiPriority w:val="0"/>
     <w:pPr>
       <w:tabs>
         <w:tab w:val="right" w:leader="dot" w:pos="8442"/>
@@ -3851,59 +3879,64 @@
       <w:ind w:left="0" w:leftChars="0"/>
     </w:pPr>
     <w:rPr>
-      <w:rFonts w:ascii="Arial" w:eastAsia="Microsoft JhengHei" w:hAnsi="Arial"/>
+      <w:rFonts w:ascii="Arial" w:hAnsi="Arial" w:eastAsia="Microsoft JhengHei"/>
       <w:sz w:val="24"/>
     </w:rPr>
   </w:style>
-  <w:style w:type="paragraph" w:customStyle="1" w:styleId="WPSOffice1">
+  <w:style w:type="paragraph" w:customStyle="1" w:styleId="33">
     <w:name w:val="WPSOffice手动目录 1"/>
     <w:qFormat/>
+    <w:uiPriority w:val="0"/>
     <w:pPr>
       <w:ind w:leftChars="0"/>
     </w:pPr>
     <w:rPr>
-      <w:rFonts w:ascii="Times New Roman" w:eastAsia="宋体" w:hAnsi="Times New Roman" w:cs="Times New Roman"/>
+      <w:rFonts w:ascii="Times New Roman" w:hAnsi="Times New Roman" w:eastAsia="宋体" w:cs="Times New Roman"/>
       <w:sz w:val="20"/>
       <w:szCs w:val="20"/>
     </w:rPr>
   </w:style>
-  <w:style w:type="paragraph" w:customStyle="1" w:styleId="WPSOffice2">
+  <w:style w:type="paragraph" w:customStyle="1" w:styleId="34">
     <w:name w:val="WPSOffice手动目录 2"/>
     <w:qFormat/>
+    <w:uiPriority w:val="0"/>
     <w:pPr>
       <w:ind w:leftChars="200"/>
     </w:pPr>
     <w:rPr>
-      <w:rFonts w:ascii="Times New Roman" w:eastAsia="宋体" w:hAnsi="Times New Roman" w:cs="Times New Roman"/>
+      <w:rFonts w:ascii="Times New Roman" w:hAnsi="Times New Roman" w:eastAsia="宋体" w:cs="Times New Roman"/>
       <w:sz w:val="20"/>
       <w:szCs w:val="20"/>
     </w:rPr>
   </w:style>
-  <w:style w:type="paragraph" w:customStyle="1" w:styleId="WPSOffice3">
+  <w:style w:type="paragraph" w:customStyle="1" w:styleId="35">
     <w:name w:val="WPSOffice手动目录 3"/>
     <w:qFormat/>
+    <w:uiPriority w:val="0"/>
     <w:pPr>
       <w:ind w:leftChars="400"/>
     </w:pPr>
     <w:rPr>
-      <w:rFonts w:ascii="Times New Roman" w:eastAsia="宋体" w:hAnsi="Times New Roman" w:cs="Times New Roman"/>
+      <w:rFonts w:ascii="Times New Roman" w:hAnsi="Times New Roman" w:eastAsia="宋体" w:cs="Times New Roman"/>
       <w:sz w:val="20"/>
       <w:szCs w:val="20"/>
     </w:rPr>
   </w:style>
-  <w:style w:type="paragraph" w:customStyle="1" w:styleId="Compact">
+  <w:style w:type="paragraph" w:customStyle="1" w:styleId="36">
     <w:name w:val="Compact"/>
-    <w:basedOn w:val="BodyText"/>
+    <w:basedOn w:val="12"/>
     <w:qFormat/>
+    <w:uiPriority w:val="0"/>
     <w:pPr>
       <w:spacing w:before="36" w:after="36"/>
     </w:pPr>
   </w:style>
-  <w:style w:type="table" w:customStyle="1" w:styleId="Table">
+  <w:style w:type="table" w:customStyle="1" w:styleId="37">
     <w:name w:val="Table"/>
     <w:semiHidden/>
     <w:unhideWhenUsed/>
     <w:qFormat/>
+    <w:uiPriority w:val="0"/>
     <w:tblPr>
       <w:tblCellMar>
         <w:top w:w="0" w:type="dxa"/>
@@ -3915,26 +3948,28 @@
     <w:tblStylePr w:type="firstRow">
       <w:tcPr>
         <w:tcBorders>
-          <w:bottom w:val="single" w:sz="0" w:space="0" w:color="auto"/>
+          <w:bottom w:val="single" w:color="auto" w:sz="0" w:space="0"/>
         </w:tcBorders>
         <w:vAlign w:val="bottom"/>
       </w:tcPr>
     </w:tblStylePr>
   </w:style>
-  <w:style w:type="character" w:customStyle="1" w:styleId="1Char">
+  <w:style w:type="character" w:customStyle="1" w:styleId="38">
     <w:name w:val="柴_标题1 Char"/>
-    <w:link w:val="1"/>
+    <w:link w:val="28"/>
     <w:qFormat/>
+    <w:uiPriority w:val="0"/>
     <w:rPr>
-      <w:rFonts w:ascii="Arial" w:eastAsia="宋体" w:hAnsi="Arial"/>
+      <w:rFonts w:ascii="Arial" w:hAnsi="Arial" w:eastAsia="宋体"/>
       <w:sz w:val="32"/>
     </w:rPr>
   </w:style>
-  <w:style w:type="table" w:customStyle="1" w:styleId="TableNormal1">
+  <w:style w:type="table" w:customStyle="1" w:styleId="39">
     <w:name w:val="Table Normal_1"/>
     <w:semiHidden/>
     <w:unhideWhenUsed/>
     <w:qFormat/>
+    <w:uiPriority w:val="0"/>
     <w:tblPr>
       <w:tblCellMar>
         <w:top w:w="0" w:type="dxa"/>
@@ -3944,10 +3979,11 @@
       </w:tblCellMar>
     </w:tblPr>
   </w:style>
-  <w:style w:type="paragraph" w:customStyle="1" w:styleId="a3">
+  <w:style w:type="paragraph" w:customStyle="1" w:styleId="40">
     <w:name w:val="柴_正文_无缩进"/>
-    <w:basedOn w:val="Normal"/>
+    <w:basedOn w:val="1"/>
     <w:qFormat/>
+    <w:uiPriority w:val="0"/>
     <w:pPr>
       <w:ind w:firstLine="0" w:firstLineChars="0"/>
     </w:pPr>
@@ -3957,29 +3993,31 @@
       <w:lang w:eastAsia="zh-CN"/>
     </w:rPr>
   </w:style>
-  <w:style w:type="paragraph" w:customStyle="1" w:styleId="4">
+  <w:style w:type="paragraph" w:customStyle="1" w:styleId="41">
     <w:name w:val="柴_标题4"/>
-    <w:basedOn w:val="Heading4"/>
-    <w:next w:val="Normal"/>
+    <w:basedOn w:val="5"/>
+    <w:next w:val="1"/>
     <w:qFormat/>
+    <w:uiPriority w:val="0"/>
     <w:pPr>
       <w:widowControl w:val="0"/>
       <w:spacing w:before="160" w:line="360" w:lineRule="auto"/>
-      <w:ind w:left="981" w:hanging="862" w:leftChars="300"/>
+      <w:ind w:left="981" w:leftChars="300" w:hanging="862"/>
     </w:pPr>
     <w:rPr>
-      <w:rFonts w:ascii="Calibri" w:eastAsia="宋体" w:hAnsi="Calibri" w:cs="宋体" w:hint="eastAsia"/>
+      <w:rFonts w:hint="eastAsia" w:ascii="Calibri" w:hAnsi="Calibri" w:eastAsia="宋体" w:cs="宋体"/>
       <w:sz w:val="24"/>
       <w:szCs w:val="24"/>
       <w:lang w:eastAsia="zh-CN" w:bidi="zh-CN"/>
     </w:rPr>
   </w:style>
-  <w:style w:type="character" w:customStyle="1" w:styleId="Char">
+  <w:style w:type="character" w:customStyle="1" w:styleId="42">
     <w:name w:val="柴_正文 Char"/>
-    <w:link w:val="a1"/>
+    <w:link w:val="29"/>
     <w:qFormat/>
+    <w:uiPriority w:val="0"/>
     <w:rPr>
-      <w:rFonts w:ascii="Arial" w:eastAsia="宋体" w:hAnsi="Arial"/>
+      <w:rFonts w:ascii="Arial" w:hAnsi="Arial" w:eastAsia="宋体"/>
       <w:sz w:val="24"/>
       <w:lang w:eastAsia="zh-CN"/>
     </w:rPr>
